--- a/SBOM_Fixer_Rule_Book_And_Installation_guide.docx
+++ b/SBOM_Fixer_Rule_Book_And_Installation_guide.docx
@@ -27,22 +27,7 @@
         <w:rPr>
           <w:rFonts w:ascii="Calibri" w:cs="Calibri" w:eastAsia="Calibri" w:hAnsi="Calibri"/>
         </w:rPr>
-        <w:t xml:space="preserve">Installation, daily use and rule reference for </w:t>
-      </w:r>
-      <w:r>
-        <w:rPr>
-          <w:rFonts w:ascii="Consolas" w:cs="Consolas" w:eastAsia="Consolas" w:hAnsi="Consolas"/>
-          <w:color w:val="7A2E2E"/>
-          <w:sz w:val="19"/>
-          <w:szCs w:val="19"/>
-        </w:rPr>
-        <w:t xml:space="preserve">sbom-fixer</w:t>
-      </w:r>
-      <w:r>
-        <w:rPr>
-          <w:rFonts w:ascii="Calibri" w:cs="Calibri" w:eastAsia="Calibri" w:hAnsi="Calibri"/>
-        </w:rPr>
-        <w:t xml:space="preserve"> 1.0.0. Follow the steps in order on a new machine; after that, Step 08 is the everyday workflow.</w:t>
+        <w:t xml:space="preserve">Installation, daily use and rule reference for sbom-fixer 1.0.0 (with the Checkmarx version and purl rules and the bundled sbomqs 2.1.2). Follow the steps in order on a new machine; after that, Step 08 is the everyday workflow.</w:t>
       </w:r>
     </w:p>
     <w:tbl>
@@ -398,7 +383,7 @@
                 <w:sz w:val="18"/>
                 <w:szCs w:val="18"/>
               </w:rPr>
-              <w:t xml:space="preserve">Python 3.11 or newer (3.12 recommended); internet only for installing packages</w:t>
+              <w:t xml:space="preserve">Python 3.11 or newer (3.12 recommended); internet only for installing packages. sbomqs is in the repository (tools\sbomqs), nothing to download for the quality score</w:t>
             </w:r>
           </w:p>
         </w:tc>
@@ -838,7 +823,7 @@
                 <w:sz w:val="18"/>
                 <w:szCs w:val="18"/>
               </w:rPr>
-              <w:t xml:space="preserve">The file is valid, but Checkmarx does not import that version (for example CycloneDX 1.6)</w:t>
+              <w:t xml:space="preserve">The file is valid, but the consumer does not read that version (for example CycloneDX 1.8, or 1.7 for the cx CLI)</w:t>
             </w:r>
           </w:p>
         </w:tc>
@@ -933,7 +918,7 @@
                 <w:sz w:val="18"/>
                 <w:szCs w:val="18"/>
               </w:rPr>
-              <w:t xml:space="preserve">The file is valid and supported but still fails or imports nothing (no purls, duplicate refs, UTF-16)</w:t>
+              <w:t xml:space="preserve">The file is valid and supported but still fails or imports nothing (no purls, purl types Checkmarx does not scan, duplicate refs, UTF-16)</w:t>
             </w:r>
           </w:p>
         </w:tc>
@@ -963,7 +948,7 @@
                 <w:sz w:val="18"/>
                 <w:szCs w:val="18"/>
               </w:rPr>
-              <w:t xml:space="preserve">Applies Checkmarx-specific clean-ups</w:t>
+              <w:t xml:space="preserve">Applies Checkmarx-specific clean-ups and reports every component Checkmarx will skip</w:t>
             </w:r>
           </w:p>
         </w:tc>
@@ -1046,7 +1031,7 @@
         <w:rPr>
           <w:rFonts w:ascii="Calibri" w:cs="Calibri" w:eastAsia="Calibri" w:hAnsi="Calibri"/>
         </w:rPr>
-        <w:t xml:space="preserve">If not, go one version lower (for example 1.6 to 1.5), convert the fields that changed between those versions, and go back to step 2.</w:t>
+        <w:t xml:space="preserve">If not, go one version lower (for example 1.7 to 1.6), convert the fields that changed between those versions, and go back to step 2.</w:t>
       </w:r>
     </w:p>
     <w:p>
@@ -1925,7 +1910,7 @@
                 <w:sz w:val="18"/>
                 <w:szCs w:val="18"/>
               </w:rPr>
-              <w:t xml:space="preserve">sbomqs (optional, Step 13)</w:t>
+              <w:t xml:space="preserve">sbomqs (bundled, Step 13)</w:t>
             </w:r>
           </w:p>
         </w:tc>
@@ -1956,7 +1941,7 @@
                 <w:sz w:val="16"/>
                 <w:szCs w:val="16"/>
               </w:rPr>
-              <w:t xml:space="preserve">sbomqs version</w:t>
+              <w:t xml:space="preserve">tools\sbomqs\windows-amd64\sbomqs.exe version</w:t>
             </w:r>
           </w:p>
         </w:tc>
@@ -1986,7 +1971,7 @@
                 <w:sz w:val="18"/>
                 <w:szCs w:val="18"/>
               </w:rPr>
-              <w:t xml:space="preserve">A sbomqs version is printed</w:t>
+              <w:t xml:space="preserve">GitVersion: v2.1.2</w:t>
             </w:r>
           </w:p>
         </w:tc>
@@ -2492,7 +2477,37 @@
         <w:rPr>
           <w:rFonts w:ascii="Calibri" w:cs="Calibri" w:eastAsia="Calibri" w:hAnsi="Calibri"/>
         </w:rPr>
-        <w:t xml:space="preserve">.</w:t>
+        <w:t xml:space="preserve">, and </w:t>
+      </w:r>
+      <w:r>
+        <w:rPr>
+          <w:rFonts w:ascii="Consolas" w:cs="Consolas" w:eastAsia="Consolas" w:hAnsi="Consolas"/>
+          <w:color w:val="7A2E2E"/>
+          <w:sz w:val="19"/>
+          <w:szCs w:val="19"/>
+        </w:rPr>
+        <w:t xml:space="preserve">tools\sbomqs\</w:t>
+      </w:r>
+      <w:r>
+        <w:rPr>
+          <w:rFonts w:ascii="Calibri" w:cs="Calibri" w:eastAsia="Calibri" w:hAnsi="Calibri"/>
+        </w:rPr>
+        <w:t xml:space="preserve"> for the offline quality score. When you copy the folder as a zip (Option B), keep the </w:t>
+      </w:r>
+      <w:r>
+        <w:rPr>
+          <w:rFonts w:ascii="Consolas" w:cs="Consolas" w:eastAsia="Consolas" w:hAnsi="Consolas"/>
+          <w:color w:val="7A2E2E"/>
+          <w:sz w:val="19"/>
+          <w:szCs w:val="19"/>
+        </w:rPr>
+        <w:t xml:space="preserve">tools</w:t>
+      </w:r>
+      <w:r>
+        <w:rPr>
+          <w:rFonts w:ascii="Calibri" w:cs="Calibri" w:eastAsia="Calibri" w:hAnsi="Calibri"/>
+        </w:rPr>
+        <w:t xml:space="preserve"> folder.</w:t>
       </w:r>
     </w:p>
     <w:p>
@@ -3364,6 +3379,32 @@
     </w:p>
     <w:p>
       <w:pPr>
+        <w:spacing w:after="120" w:line="288"/>
+      </w:pPr>
+      <w:r>
+        <w:rPr>
+          <w:rFonts w:ascii="Calibri" w:cs="Calibri" w:eastAsia="Calibri" w:hAnsi="Calibri"/>
+        </w:rPr>
+        <w:t xml:space="preserve">The quality score needs no extra download on the offline machine: sbomqs is already in </w:t>
+      </w:r>
+      <w:r>
+        <w:rPr>
+          <w:rFonts w:ascii="Consolas" w:cs="Consolas" w:eastAsia="Consolas" w:hAnsi="Consolas"/>
+          <w:color w:val="7A2E2E"/>
+          <w:sz w:val="19"/>
+          <w:szCs w:val="19"/>
+        </w:rPr>
+        <w:t xml:space="preserve">tools\sbomqs\windows-amd64\sbomqs.exe</w:t>
+      </w:r>
+      <w:r>
+        <w:rPr>
+          <w:rFonts w:ascii="Calibri" w:cs="Calibri" w:eastAsia="Calibri" w:hAnsi="Calibri"/>
+        </w:rPr>
+        <w:t xml:space="preserve"> and sbom-fixer finds it automatically (Step 13).</w:t>
+      </w:r>
+    </w:p>
+    <w:p>
+      <w:pPr>
         <w:pStyle w:val="Heading2"/>
       </w:pPr>
       <w:r>
@@ -3816,7 +3857,7 @@
         <w:rPr>
           <w:rFonts w:ascii="Calibri" w:cs="Calibri" w:eastAsia="Calibri" w:hAnsi="Calibri"/>
         </w:rPr>
-        <w:t xml:space="preserve">The image also contains </w:t>
+        <w:t xml:space="preserve">The image also contains sbomqs 2.1.2 for the quality score. The build does not download it: it copies the Linux archive from </w:t>
       </w:r>
       <w:r>
         <w:rPr>
@@ -3825,13 +3866,13 @@
           <w:sz w:val="19"/>
           <w:szCs w:val="19"/>
         </w:rPr>
-        <w:t xml:space="preserve">sbomqs</w:t>
+        <w:t xml:space="preserve">tools\sbomqs\linux-amd64\</w:t>
       </w:r>
       <w:r>
         <w:rPr>
           <w:rFonts w:ascii="Calibri" w:cs="Calibri" w:eastAsia="Calibri" w:hAnsi="Calibri"/>
         </w:rPr>
-        <w:t xml:space="preserve"> for the quality score. Confirm the sbomqs download URL in the </w:t>
+        <w:t xml:space="preserve">, checks it against </w:t>
       </w:r>
       <w:r>
         <w:rPr>
@@ -3840,13 +3881,73 @@
           <w:sz w:val="19"/>
           <w:szCs w:val="19"/>
         </w:rPr>
+        <w:t xml:space="preserve">tools\sbomqs\SHA256SUMS</w:t>
+      </w:r>
+      <w:r>
+        <w:rPr>
+          <w:rFonts w:ascii="Calibri" w:cs="Calibri" w:eastAsia="Calibri" w:hAnsi="Calibri"/>
+        </w:rPr>
+        <w:t xml:space="preserve"> and extracts it to </w:t>
+      </w:r>
+      <w:r>
+        <w:rPr>
+          <w:rFonts w:ascii="Consolas" w:cs="Consolas" w:eastAsia="Consolas" w:hAnsi="Consolas"/>
+          <w:color w:val="7A2E2E"/>
+          <w:sz w:val="19"/>
+          <w:szCs w:val="19"/>
+        </w:rPr>
+        <w:t xml:space="preserve">/usr/local/bin/sbomqs</w:t>
+      </w:r>
+      <w:r>
+        <w:rPr>
+          <w:rFonts w:ascii="Calibri" w:cs="Calibri" w:eastAsia="Calibri" w:hAnsi="Calibri"/>
+        </w:rPr>
+        <w:t xml:space="preserve">. Keep </w:t>
+      </w:r>
+      <w:r>
+        <w:rPr>
+          <w:rFonts w:ascii="Consolas" w:cs="Consolas" w:eastAsia="Consolas" w:hAnsi="Consolas"/>
+          <w:color w:val="7A2E2E"/>
+          <w:sz w:val="19"/>
+          <w:szCs w:val="19"/>
+        </w:rPr>
+        <w:t xml:space="preserve">ARG SBOMQS_VERSION</w:t>
+      </w:r>
+      <w:r>
+        <w:rPr>
+          <w:rFonts w:ascii="Calibri" w:cs="Calibri" w:eastAsia="Calibri" w:hAnsi="Calibri"/>
+        </w:rPr>
+        <w:t xml:space="preserve"> in the </w:t>
+      </w:r>
+      <w:r>
+        <w:rPr>
+          <w:rFonts w:ascii="Consolas" w:cs="Consolas" w:eastAsia="Consolas" w:hAnsi="Consolas"/>
+          <w:color w:val="7A2E2E"/>
+          <w:sz w:val="19"/>
+          <w:szCs w:val="19"/>
+        </w:rPr>
         <w:t xml:space="preserve">Dockerfile</w:t>
       </w:r>
       <w:r>
         <w:rPr>
           <w:rFonts w:ascii="Calibri" w:cs="Calibri" w:eastAsia="Calibri" w:hAnsi="Calibri"/>
         </w:rPr>
-        <w:t xml:space="preserve"> for the version you pin before the first build.</w:t>
+        <w:t xml:space="preserve"> equal to </w:t>
+      </w:r>
+      <w:r>
+        <w:rPr>
+          <w:rFonts w:ascii="Consolas" w:cs="Consolas" w:eastAsia="Consolas" w:hAnsi="Consolas"/>
+          <w:color w:val="7A2E2E"/>
+          <w:sz w:val="19"/>
+          <w:szCs w:val="19"/>
+        </w:rPr>
+        <w:t xml:space="preserve">tools\sbomqs\VERSION</w:t>
+      </w:r>
+      <w:r>
+        <w:rPr>
+          <w:rFonts w:ascii="Calibri" w:cs="Calibri" w:eastAsia="Calibri" w:hAnsi="Calibri"/>
+        </w:rPr>
+        <w:t xml:space="preserve"> (a test checks this).</w:t>
       </w:r>
     </w:p>
     <w:p>
@@ -4070,7 +4171,7 @@
           <w:sz w:val="19"/>
           <w:szCs w:val="19"/>
         </w:rPr>
-        <w:t xml:space="preserve">level 1.6 : not accepted</w:t>
+        <w:t xml:space="preserve">level 1.6 : ACCEPTED</w:t>
       </w:r>
       <w:r>
         <w:rPr>
@@ -4085,13 +4186,13 @@
           <w:sz w:val="19"/>
           <w:szCs w:val="19"/>
         </w:rPr>
-        <w:t xml:space="preserve">level 1.5 : ACCEPTED</w:t>
+        <w:t xml:space="preserve">exit code : 1</w:t>
       </w:r>
       <w:r>
         <w:rPr>
           <w:rFonts w:ascii="Calibri" w:cs="Calibri" w:eastAsia="Calibri" w:hAnsi="Calibri"/>
         </w:rPr>
-        <w:t xml:space="preserve">, </w:t>
+        <w:t xml:space="preserve">, and seven files in </w:t>
       </w:r>
       <w:r>
         <w:rPr>
@@ -4100,13 +4201,13 @@
           <w:sz w:val="19"/>
           <w:szCs w:val="19"/>
         </w:rPr>
-        <w:t xml:space="preserve">exit code : 1</w:t>
+        <w:t xml:space="preserve">examples\out</w:t>
       </w:r>
       <w:r>
         <w:rPr>
           <w:rFonts w:ascii="Calibri" w:cs="Calibri" w:eastAsia="Calibri" w:hAnsi="Calibri"/>
         </w:rPr>
-        <w:t xml:space="preserve">, and six files in </w:t>
+        <w:t xml:space="preserve"> (the six reports plus </w:t>
       </w:r>
       <w:r>
         <w:rPr>
@@ -4115,13 +4216,13 @@
           <w:sz w:val="19"/>
           <w:szCs w:val="19"/>
         </w:rPr>
-        <w:t xml:space="preserve">examples\out</w:t>
+        <w:t xml:space="preserve">demo-broken.checkmarx.purl-coverage.csv</w:t>
       </w:r>
       <w:r>
         <w:rPr>
           <w:rFonts w:ascii="Calibri" w:cs="Calibri" w:eastAsia="Calibri" w:hAnsi="Calibri"/>
         </w:rPr>
-        <w:t xml:space="preserve">.</w:t>
+        <w:t xml:space="preserve">). CycloneDX 1.6 is kept at 1.6 by the checkmarx profile.</w:t>
       </w:r>
     </w:p>
     <w:p>
@@ -4168,7 +4269,54 @@
         <w:rPr>
           <w:rFonts w:ascii="Calibri" w:cs="Calibri" w:eastAsia="Calibri" w:hAnsi="Calibri"/>
         </w:rPr>
-        <w:t xml:space="preserve">Expected: </w:t>
+        <w:t xml:space="preserve">Expected: 248 passed.</w:t>
+      </w:r>
+    </w:p>
+    <w:p>
+      <w:pPr>
+        <w:spacing w:after="120" w:line="288"/>
+      </w:pPr>
+      <w:r>
+        <w:rPr>
+          <w:rFonts w:ascii="Calibri" w:cs="Calibri" w:eastAsia="Calibri" w:hAnsi="Calibri"/>
+          <w:b/>
+          <w:bCs/>
+        </w:rPr>
+        <w:t xml:space="preserve">Check 5 - The quality score works offline:</w:t>
+      </w:r>
+    </w:p>
+    <w:p>
+      <w:pPr>
+        <w:keepLines/>
+        <w:pBdr>
+          <w:top w:val="single" w:color="C9D1DC" w:sz="4" w:space="6"/>
+          <w:left w:val="single" w:color="C9D1DC" w:sz="4" w:space="6"/>
+          <w:bottom w:val="single" w:color="C9D1DC" w:sz="4" w:space="6"/>
+          <w:right w:val="single" w:color="C9D1DC" w:sz="4" w:space="6"/>
+        </w:pBdr>
+        <w:shd w:fill="F1F4F8" w:color="auto" w:val="clear"/>
+        <w:spacing w:after="200" w:before="0" w:line="240"/>
+        <w:ind w:left="120" w:right="120"/>
+      </w:pPr>
+      <w:r>
+        <w:rPr>
+          <w:rFonts w:ascii="Consolas" w:cs="Consolas" w:eastAsia="Consolas" w:hAnsi="Consolas"/>
+          <w:color w:val="1B2230"/>
+          <w:sz w:val="17"/>
+          <w:szCs w:val="17"/>
+        </w:rPr>
+        <w:t xml:space="preserve">sbom-fixer audit corpus\minimal\min-cdx-1.6.json</w:t>
+      </w:r>
+    </w:p>
+    <w:p>
+      <w:pPr>
+        <w:spacing w:after="120" w:line="288"/>
+      </w:pPr>
+      <w:r>
+        <w:rPr>
+          <w:rFonts w:ascii="Calibri" w:cs="Calibri" w:eastAsia="Calibri" w:hAnsi="Calibri"/>
+        </w:rPr>
+        <w:t xml:space="preserve">Expected: the last two lines are </w:t>
       </w:r>
       <w:r>
         <w:rPr>
@@ -4177,13 +4325,28 @@
           <w:sz w:val="19"/>
           <w:szCs w:val="19"/>
         </w:rPr>
-        <w:t xml:space="preserve">124 passed</w:t>
+        <w:t xml:space="preserve">sbomqs score: 5.11 (grade D)</w:t>
       </w:r>
       <w:r>
         <w:rPr>
           <w:rFonts w:ascii="Calibri" w:cs="Calibri" w:eastAsia="Calibri" w:hAnsi="Calibri"/>
         </w:rPr>
-        <w:t xml:space="preserve">.</w:t>
+        <w:t xml:space="preserve"> and </w:t>
+      </w:r>
+      <w:r>
+        <w:rPr>
+          <w:rFonts w:ascii="Consolas" w:cs="Consolas" w:eastAsia="Consolas" w:hAnsi="Consolas"/>
+          <w:color w:val="7A2E2E"/>
+          <w:sz w:val="19"/>
+          <w:szCs w:val="19"/>
+        </w:rPr>
+        <w:t xml:space="preserve">sbomqs binary: ...\tools\sbomqs\windows-amd64\sbomqs.exe</w:t>
+      </w:r>
+      <w:r>
+        <w:rPr>
+          <w:rFonts w:ascii="Calibri" w:cs="Calibri" w:eastAsia="Calibri" w:hAnsi="Calibri"/>
+        </w:rPr>
+        <w:t xml:space="preserve">. If the score shows n/a, see Step 13.6.</w:t>
       </w:r>
     </w:p>
     <w:p>
@@ -4867,7 +5030,7 @@
         <w:rPr>
           <w:rFonts w:ascii="Calibri" w:cs="Calibri" w:eastAsia="Calibri" w:hAnsi="Calibri"/>
         </w:rPr>
-        <w:t xml:space="preserve">, never the original. Use the portal, or the </w:t>
+        <w:t xml:space="preserve">, never the original, through the portal. For an upload with the cx CLI (Jenkins, GitHub Action), fix with </w:t>
       </w:r>
       <w:r>
         <w:rPr>
@@ -4876,13 +5039,13 @@
           <w:sz w:val="19"/>
           <w:szCs w:val="19"/>
         </w:rPr>
-        <w:t xml:space="preserve">cx</w:t>
+        <w:t xml:space="preserve">-p checkmarx-cli</w:t>
       </w:r>
       <w:r>
         <w:rPr>
           <w:rFonts w:ascii="Calibri" w:cs="Calibri" w:eastAsia="Calibri" w:hAnsi="Calibri"/>
         </w:rPr>
-        <w:t xml:space="preserve"> CLI with the SBOM flag your CLI version documents (</w:t>
+        <w:t xml:space="preserve"> and upload </w:t>
       </w:r>
       <w:r>
         <w:rPr>
@@ -4891,6 +5054,21 @@
           <w:sz w:val="19"/>
           <w:szCs w:val="19"/>
         </w:rPr>
+        <w:t xml:space="preserve">sbom.checkmarx-cli.cdx.json</w:t>
+      </w:r>
+      <w:r>
+        <w:rPr>
+          <w:rFonts w:ascii="Calibri" w:cs="Calibri" w:eastAsia="Calibri" w:hAnsi="Calibri"/>
+        </w:rPr>
+        <w:t xml:space="preserve">, because the CLI reads CycloneDX only up to 1.6. Use the SBOM flag your CLI version documents (</w:t>
+      </w:r>
+      <w:r>
+        <w:rPr>
+          <w:rFonts w:ascii="Consolas" w:cs="Consolas" w:eastAsia="Consolas" w:hAnsi="Consolas"/>
+          <w:color w:val="7A2E2E"/>
+          <w:sz w:val="19"/>
+          <w:szCs w:val="19"/>
+        </w:rPr>
         <w:t xml:space="preserve">cx scan create --help</w:t>
       </w:r>
       <w:r>
@@ -4898,6 +5076,17 @@
           <w:rFonts w:ascii="Calibri" w:cs="Calibri" w:eastAsia="Calibri" w:hAnsi="Calibri"/>
         </w:rPr>
         <w:t xml:space="preserve">).</w:t>
+      </w:r>
+    </w:p>
+    <w:p>
+      <w:pPr>
+        <w:spacing w:after="120" w:line="288"/>
+      </w:pPr>
+      <w:r>
+        <w:rPr>
+          <w:rFonts w:ascii="Calibri" w:cs="Calibri" w:eastAsia="Calibri" w:hAnsi="Calibri"/>
+        </w:rPr>
+        <w:t xml:space="preserve">Exit code 7 means the file is fixed but has no component with a purl type Checkmarx supports; Checkmarx would fail the scan, so do not upload it (Step 10).</w:t>
       </w:r>
     </w:p>
     <w:p>
@@ -5652,7 +5841,7 @@
                 <w:sz w:val="18"/>
                 <w:szCs w:val="18"/>
               </w:rPr>
-              <w:t xml:space="preserve">NTIA coverage and sbomqs score before and after</w:t>
+              <w:t xml:space="preserve">NTIA coverage and sbomqs score (0-10) before and after</w:t>
             </w:r>
           </w:p>
         </w:tc>
@@ -5683,6 +5872,102 @@
                 <w:szCs w:val="18"/>
               </w:rPr>
               <w:t xml:space="preserve">Compliance</w:t>
+            </w:r>
+          </w:p>
+        </w:tc>
+      </w:tr>
+      <w:tr>
+        <w:trPr>
+          <w:cantSplit/>
+        </w:trPr>
+        <w:tc>
+          <w:tcPr>
+            <w:tcW w:type="dxa" w:w="2496"/>
+            <w:tcBorders>
+              <w:top w:val="single" w:color="C9D1DC" w:sz="4"/>
+              <w:left w:val="single" w:color="C9D1DC" w:sz="4"/>
+              <w:bottom w:val="single" w:color="C9D1DC" w:sz="4"/>
+              <w:right w:val="single" w:color="C9D1DC" w:sz="4"/>
+            </w:tcBorders>
+            <w:tcMar>
+              <w:top w:type="dxa" w:w="60"/>
+              <w:left w:type="dxa" w:w="100"/>
+              <w:bottom w:type="dxa" w:w="60"/>
+              <w:right w:type="dxa" w:w="100"/>
+            </w:tcMar>
+          </w:tcPr>
+          <w:p>
+            <w:pPr>
+              <w:spacing w:after="0" w:line="260"/>
+            </w:pPr>
+            <w:r>
+              <w:rPr>
+                <w:rFonts w:ascii="Consolas" w:cs="Consolas" w:eastAsia="Consolas" w:hAnsi="Consolas"/>
+                <w:color w:val="7A2E2E"/>
+                <w:sz w:val="16"/>
+                <w:szCs w:val="16"/>
+              </w:rPr>
+              <w:t xml:space="preserve">sbom.checkmarx.purl-coverage.csv</w:t>
+            </w:r>
+          </w:p>
+        </w:tc>
+        <w:tc>
+          <w:tcPr>
+            <w:tcW w:type="dxa" w:w="4576"/>
+            <w:tcBorders>
+              <w:top w:val="single" w:color="C9D1DC" w:sz="4"/>
+              <w:left w:val="single" w:color="C9D1DC" w:sz="4"/>
+              <w:bottom w:val="single" w:color="C9D1DC" w:sz="4"/>
+              <w:right w:val="single" w:color="C9D1DC" w:sz="4"/>
+            </w:tcBorders>
+            <w:tcMar>
+              <w:top w:type="dxa" w:w="60"/>
+              <w:left w:type="dxa" w:w="100"/>
+              <w:bottom w:type="dxa" w:w="60"/>
+              <w:right w:type="dxa" w:w="100"/>
+            </w:tcMar>
+          </w:tcPr>
+          <w:p>
+            <w:pPr>
+              <w:spacing w:after="0" w:line="260"/>
+            </w:pPr>
+            <w:r>
+              <w:rPr>
+                <w:rFonts w:ascii="Calibri" w:cs="Calibri" w:eastAsia="Calibri" w:hAnsi="Calibri"/>
+                <w:sz w:val="18"/>
+                <w:szCs w:val="18"/>
+              </w:rPr>
+              <w:t xml:space="preserve">One row per component: original and final purl, Checkmarx package manager, status (supported, fixed, remapped, versionless, unsupported, os-package, missing, malformed), rule IDs, reason</w:t>
+            </w:r>
+          </w:p>
+        </w:tc>
+        <w:tc>
+          <w:tcPr>
+            <w:tcW w:type="dxa" w:w="2566"/>
+            <w:tcBorders>
+              <w:top w:val="single" w:color="C9D1DC" w:sz="4"/>
+              <w:left w:val="single" w:color="C9D1DC" w:sz="4"/>
+              <w:bottom w:val="single" w:color="C9D1DC" w:sz="4"/>
+              <w:right w:val="single" w:color="C9D1DC" w:sz="4"/>
+            </w:tcBorders>
+            <w:tcMar>
+              <w:top w:type="dxa" w:w="60"/>
+              <w:left w:type="dxa" w:w="100"/>
+              <w:bottom w:type="dxa" w:w="60"/>
+              <w:right w:type="dxa" w:w="100"/>
+            </w:tcMar>
+          </w:tcPr>
+          <w:p>
+            <w:pPr>
+              <w:spacing w:after="0" w:line="260"/>
+            </w:pPr>
+            <w:r>
+              <w:rPr>
+                <w:rFonts w:ascii="Calibri" w:cs="Calibri" w:eastAsia="Calibri" w:hAnsi="Calibri"/>
+                <w:sz w:val="18"/>
+                <w:szCs w:val="18"/>
+              </w:rPr>
+              <w:t xml:space="preserve">SBOM owner; compare with the Checkmarx package count</w:t>
             </w:r>
           </w:p>
         </w:tc>
@@ -6113,7 +6398,7 @@
                 <w:sz w:val="18"/>
                 <w:szCs w:val="18"/>
               </w:rPr>
-              <w:t xml:space="preserve">Components in total, with a valid purl (scannable), without purl</w:t>
+              <w:t xml:space="preserve">Components in total and how many Checkmarx will scan, by status and by purl type, the score before the fix, and the expected package count in the Checkmarx results</w:t>
             </w:r>
           </w:p>
         </w:tc>
@@ -6213,7 +6498,7 @@
                 <w:sz w:val="18"/>
                 <w:szCs w:val="18"/>
               </w:rPr>
-              <w:t xml:space="preserve">6. Components without purl</w:t>
+              <w:t xml:space="preserve">6. Components Checkmarx will skip</w:t>
             </w:r>
           </w:p>
         </w:tc>
@@ -6243,7 +6528,7 @@
                 <w:sz w:val="18"/>
                 <w:szCs w:val="18"/>
               </w:rPr>
-              <w:t xml:space="preserve">The exact components Checkmarx will not scan</w:t>
+              <w:t xml:space="preserve">Every component Checkmarx will not scan, with the reason (no purl, unsupported type, OS package). The compliance profile shows the components without purl instead</w:t>
             </w:r>
           </w:p>
         </w:tc>
@@ -6308,7 +6593,7 @@
                 <w:sz w:val="18"/>
                 <w:szCs w:val="18"/>
               </w:rPr>
-              <w:t xml:space="preserve">NTIA minimum elements and sbomqs score, before and after</w:t>
+              <w:t xml:space="preserve">NTIA minimum elements and the sbomqs score, before and after (n/a when sbomqs cannot read the original, for example a broken or CycloneDX 1.8 file)</w:t>
             </w:r>
           </w:p>
         </w:tc>
@@ -7320,7 +7605,7 @@
                 <w:sz w:val="18"/>
                 <w:szCs w:val="18"/>
               </w:rPr>
-              <w:t xml:space="preserve">Read the notes header: unsupported format (XML, SPDX 3.0, tag-value), version below the floor, or no version down to the floor was OK</w:t>
+              <w:t xml:space="preserve">Read the notes header: unsupported format (XML, SPDX 3.0, tag-value), version below the floor, CycloneDX 2.x, or no version down to the floor was OK</w:t>
             </w:r>
           </w:p>
         </w:tc>
@@ -7727,6 +8012,101 @@
                 <w:szCs w:val="18"/>
               </w:rPr>
               <w:t xml:space="preserve"> or send the file to the platform team</w:t>
+            </w:r>
+          </w:p>
+        </w:tc>
+      </w:tr>
+      <w:tr>
+        <w:trPr>
+          <w:cantSplit/>
+        </w:trPr>
+        <w:tc>
+          <w:tcPr>
+            <w:tcW w:type="dxa" w:w="758"/>
+            <w:tcBorders>
+              <w:top w:val="single" w:color="C9D1DC" w:sz="4"/>
+              <w:left w:val="single" w:color="C9D1DC" w:sz="4"/>
+              <w:bottom w:val="single" w:color="C9D1DC" w:sz="4"/>
+              <w:right w:val="single" w:color="C9D1DC" w:sz="4"/>
+            </w:tcBorders>
+            <w:tcMar>
+              <w:top w:type="dxa" w:w="60"/>
+              <w:left w:type="dxa" w:w="100"/>
+              <w:bottom w:type="dxa" w:w="60"/>
+              <w:right w:type="dxa" w:w="100"/>
+            </w:tcMar>
+          </w:tcPr>
+          <w:p>
+            <w:pPr>
+              <w:spacing w:after="0" w:line="260"/>
+            </w:pPr>
+            <w:r>
+              <w:rPr>
+                <w:rFonts w:ascii="Calibri" w:cs="Calibri" w:eastAsia="Calibri" w:hAnsi="Calibri"/>
+                <w:sz w:val="18"/>
+                <w:szCs w:val="18"/>
+              </w:rPr>
+              <w:t xml:space="preserve">7</w:t>
+            </w:r>
+          </w:p>
+        </w:tc>
+        <w:tc>
+          <w:tcPr>
+            <w:tcW w:type="dxa" w:w="3870"/>
+            <w:tcBorders>
+              <w:top w:val="single" w:color="C9D1DC" w:sz="4"/>
+              <w:left w:val="single" w:color="C9D1DC" w:sz="4"/>
+              <w:bottom w:val="single" w:color="C9D1DC" w:sz="4"/>
+              <w:right w:val="single" w:color="C9D1DC" w:sz="4"/>
+            </w:tcBorders>
+            <w:tcMar>
+              <w:top w:type="dxa" w:w="60"/>
+              <w:left w:type="dxa" w:w="100"/>
+              <w:bottom w:type="dxa" w:w="60"/>
+              <w:right w:type="dxa" w:w="100"/>
+            </w:tcMar>
+          </w:tcPr>
+          <w:p>
+            <w:pPr>
+              <w:spacing w:after="0" w:line="260"/>
+            </w:pPr>
+            <w:r>
+              <w:rPr>
+                <w:rFonts w:ascii="Calibri" w:cs="Calibri" w:eastAsia="Calibri" w:hAnsi="Calibri"/>
+                <w:sz w:val="18"/>
+                <w:szCs w:val="18"/>
+              </w:rPr>
+              <w:t xml:space="preserve">Fixed, but no component has a purl type Checkmarx supports</w:t>
+            </w:r>
+          </w:p>
+        </w:tc>
+        <w:tc>
+          <w:tcPr>
+            <w:tcW w:type="dxa" w:w="5010"/>
+            <w:tcBorders>
+              <w:top w:val="single" w:color="C9D1DC" w:sz="4"/>
+              <w:left w:val="single" w:color="C9D1DC" w:sz="4"/>
+              <w:bottom w:val="single" w:color="C9D1DC" w:sz="4"/>
+              <w:right w:val="single" w:color="C9D1DC" w:sz="4"/>
+            </w:tcBorders>
+            <w:tcMar>
+              <w:top w:type="dxa" w:w="60"/>
+              <w:left w:type="dxa" w:w="100"/>
+              <w:bottom w:type="dxa" w:w="60"/>
+              <w:right w:type="dxa" w:w="100"/>
+            </w:tcMar>
+          </w:tcPr>
+          <w:p>
+            <w:pPr>
+              <w:spacing w:after="0" w:line="260"/>
+            </w:pPr>
+            <w:r>
+              <w:rPr>
+                <w:rFonts w:ascii="Calibri" w:cs="Calibri" w:eastAsia="Calibri" w:hAnsi="Calibri"/>
+                <w:sz w:val="18"/>
+                <w:szCs w:val="18"/>
+              </w:rPr>
+              <w:t xml:space="preserve">Do not upload: Checkmarx would fail the scan ('no valid PURLs'). Read sections 4 and 6 of the notes and regenerate the SBOM with ecosystem purls</w:t>
             </w:r>
           </w:p>
         </w:tc>
@@ -7769,7 +8149,7 @@
         <w:rPr>
           <w:rFonts w:ascii="Calibri" w:cs="Calibri" w:eastAsia="Calibri" w:hAnsi="Calibri"/>
         </w:rPr>
-        <w:t xml:space="preserve">A profile says what the consumer accepts. Two are built in:</w:t>
+        <w:t xml:space="preserve">A profile says what the consumer accepts. Three are built in:</w:t>
       </w:r>
     </w:p>
     <w:tbl>
@@ -7957,7 +8337,7 @@
                 <w:sz w:val="18"/>
                 <w:szCs w:val="18"/>
               </w:rPr>
-              <w:t xml:space="preserve">File to upload to Checkmarx</w:t>
+              <w:t xml:space="preserve">File to upload to Checkmarx through the portal</w:t>
             </w:r>
           </w:p>
         </w:tc>
@@ -7987,7 +8367,103 @@
                 <w:sz w:val="18"/>
                 <w:szCs w:val="18"/>
               </w:rPr>
-              <w:t xml:space="preserve">Steps down until an accepted version (provisional list 1.3, 1.4, 1.5)</w:t>
+              <w:t xml:space="preserve">Keeps CycloneDX 1.3-1.7 at their own version (1.7 provisional); brings 1.8 and newer down to 1.7; Checkmarx purl rules, coverage CSV and exit 7</w:t>
+            </w:r>
+          </w:p>
+        </w:tc>
+      </w:tr>
+      <w:tr>
+        <w:trPr>
+          <w:cantSplit/>
+        </w:trPr>
+        <w:tc>
+          <w:tcPr>
+            <w:tcW w:type="dxa" w:w="1295"/>
+            <w:tcBorders>
+              <w:top w:val="single" w:color="C9D1DC" w:sz="4"/>
+              <w:left w:val="single" w:color="C9D1DC" w:sz="4"/>
+              <w:bottom w:val="single" w:color="C9D1DC" w:sz="4"/>
+              <w:right w:val="single" w:color="C9D1DC" w:sz="4"/>
+            </w:tcBorders>
+            <w:tcMar>
+              <w:top w:type="dxa" w:w="60"/>
+              <w:left w:type="dxa" w:w="100"/>
+              <w:bottom w:type="dxa" w:w="60"/>
+              <w:right w:type="dxa" w:w="100"/>
+            </w:tcMar>
+          </w:tcPr>
+          <w:p>
+            <w:pPr>
+              <w:spacing w:after="0" w:line="260"/>
+            </w:pPr>
+            <w:r>
+              <w:rPr>
+                <w:rFonts w:ascii="Consolas" w:cs="Consolas" w:eastAsia="Consolas" w:hAnsi="Consolas"/>
+                <w:color w:val="7A2E2E"/>
+                <w:sz w:val="16"/>
+                <w:szCs w:val="16"/>
+              </w:rPr>
+              <w:t xml:space="preserve">checkmarx-cli</w:t>
+            </w:r>
+          </w:p>
+        </w:tc>
+        <w:tc>
+          <w:tcPr>
+            <w:tcW w:type="dxa" w:w="2996"/>
+            <w:tcBorders>
+              <w:top w:val="single" w:color="C9D1DC" w:sz="4"/>
+              <w:left w:val="single" w:color="C9D1DC" w:sz="4"/>
+              <w:bottom w:val="single" w:color="C9D1DC" w:sz="4"/>
+              <w:right w:val="single" w:color="C9D1DC" w:sz="4"/>
+            </w:tcBorders>
+            <w:tcMar>
+              <w:top w:type="dxa" w:w="60"/>
+              <w:left w:type="dxa" w:w="100"/>
+              <w:bottom w:type="dxa" w:w="60"/>
+              <w:right w:type="dxa" w:w="100"/>
+            </w:tcMar>
+          </w:tcPr>
+          <w:p>
+            <w:pPr>
+              <w:spacing w:after="0" w:line="260"/>
+            </w:pPr>
+            <w:r>
+              <w:rPr>
+                <w:rFonts w:ascii="Calibri" w:cs="Calibri" w:eastAsia="Calibri" w:hAnsi="Calibri"/>
+                <w:sz w:val="18"/>
+                <w:szCs w:val="18"/>
+              </w:rPr>
+              <w:t xml:space="preserve">File to upload with the cx CLI (Jenkins)</w:t>
+            </w:r>
+          </w:p>
+        </w:tc>
+        <w:tc>
+          <w:tcPr>
+            <w:tcW w:type="dxa" w:w="5347"/>
+            <w:tcBorders>
+              <w:top w:val="single" w:color="C9D1DC" w:sz="4"/>
+              <w:left w:val="single" w:color="C9D1DC" w:sz="4"/>
+              <w:bottom w:val="single" w:color="C9D1DC" w:sz="4"/>
+              <w:right w:val="single" w:color="C9D1DC" w:sz="4"/>
+            </w:tcBorders>
+            <w:tcMar>
+              <w:top w:type="dxa" w:w="60"/>
+              <w:left w:type="dxa" w:w="100"/>
+              <w:bottom w:type="dxa" w:w="60"/>
+              <w:right w:type="dxa" w:w="100"/>
+            </w:tcMar>
+          </w:tcPr>
+          <w:p>
+            <w:pPr>
+              <w:spacing w:after="0" w:line="260"/>
+            </w:pPr>
+            <w:r>
+              <w:rPr>
+                <w:rFonts w:ascii="Calibri" w:cs="Calibri" w:eastAsia="Calibri" w:hAnsi="Calibri"/>
+                <w:sz w:val="18"/>
+                <w:szCs w:val="18"/>
+              </w:rPr>
+              <w:t xml:space="preserve">Same as checkmarx, but CycloneDX 1.7 goes down to 1.6</w:t>
             </w:r>
           </w:p>
         </w:tc>
@@ -8557,6 +9033,793 @@
                 <w:sz w:val="16"/>
                 <w:szCs w:val="16"/>
               </w:rPr>
+              <w:t xml:space="preserve">cyclonedx.max_version</w:t>
+            </w:r>
+          </w:p>
+        </w:tc>
+        <w:tc>
+          <w:tcPr>
+            <w:tcW w:type="dxa" w:w="2409"/>
+            <w:tcBorders>
+              <w:top w:val="single" w:color="C9D1DC" w:sz="4"/>
+              <w:left w:val="single" w:color="C9D1DC" w:sz="4"/>
+              <w:bottom w:val="single" w:color="C9D1DC" w:sz="4"/>
+              <w:right w:val="single" w:color="C9D1DC" w:sz="4"/>
+            </w:tcBorders>
+            <w:tcMar>
+              <w:top w:type="dxa" w:w="60"/>
+              <w:left w:type="dxa" w:w="100"/>
+              <w:bottom w:type="dxa" w:w="60"/>
+              <w:right w:type="dxa" w:w="100"/>
+            </w:tcMar>
+          </w:tcPr>
+          <w:p>
+            <w:pPr>
+              <w:spacing w:after="0" w:line="260"/>
+            </w:pPr>
+            <w:r>
+              <w:rPr>
+                <w:rFonts w:ascii="Calibri" w:cs="Calibri" w:eastAsia="Calibri" w:hAnsi="Calibri"/>
+                <w:sz w:val="18"/>
+                <w:szCs w:val="18"/>
+              </w:rPr>
+              <w:t xml:space="preserve">a version, for example </w:t>
+            </w:r>
+            <w:r>
+              <w:rPr>
+                <w:rFonts w:ascii="Consolas" w:cs="Consolas" w:eastAsia="Consolas" w:hAnsi="Consolas"/>
+                <w:color w:val="7A2E2E"/>
+                <w:sz w:val="16"/>
+                <w:szCs w:val="16"/>
+              </w:rPr>
+              <w:t xml:space="preserve">"1.7"</w:t>
+            </w:r>
+          </w:p>
+        </w:tc>
+        <w:tc>
+          <w:tcPr>
+            <w:tcW w:type="dxa" w:w="4186"/>
+            <w:tcBorders>
+              <w:top w:val="single" w:color="C9D1DC" w:sz="4"/>
+              <w:left w:val="single" w:color="C9D1DC" w:sz="4"/>
+              <w:bottom w:val="single" w:color="C9D1DC" w:sz="4"/>
+              <w:right w:val="single" w:color="C9D1DC" w:sz="4"/>
+            </w:tcBorders>
+            <w:tcMar>
+              <w:top w:type="dxa" w:w="60"/>
+              <w:left w:type="dxa" w:w="100"/>
+              <w:bottom w:type="dxa" w:w="60"/>
+              <w:right w:type="dxa" w:w="100"/>
+            </w:tcMar>
+          </w:tcPr>
+          <w:p>
+            <w:pPr>
+              <w:spacing w:after="0" w:line="260"/>
+            </w:pPr>
+            <w:r>
+              <w:rPr>
+                <w:rFonts w:ascii="Calibri" w:cs="Calibri" w:eastAsia="Calibri" w:hAnsi="Calibri"/>
+                <w:sz w:val="18"/>
+                <w:szCs w:val="18"/>
+              </w:rPr>
+              <w:t xml:space="preserve">Newer declared versions (1.8, 1.9, ...) are brought down to this one</w:t>
+            </w:r>
+          </w:p>
+        </w:tc>
+      </w:tr>
+      <w:tr>
+        <w:trPr>
+          <w:cantSplit/>
+        </w:trPr>
+        <w:tc>
+          <w:tcPr>
+            <w:tcW w:type="dxa" w:w="3043"/>
+            <w:tcBorders>
+              <w:top w:val="single" w:color="C9D1DC" w:sz="4"/>
+              <w:left w:val="single" w:color="C9D1DC" w:sz="4"/>
+              <w:bottom w:val="single" w:color="C9D1DC" w:sz="4"/>
+              <w:right w:val="single" w:color="C9D1DC" w:sz="4"/>
+            </w:tcBorders>
+            <w:tcMar>
+              <w:top w:type="dxa" w:w="60"/>
+              <w:left w:type="dxa" w:w="100"/>
+              <w:bottom w:type="dxa" w:w="60"/>
+              <w:right w:type="dxa" w:w="100"/>
+            </w:tcMar>
+          </w:tcPr>
+          <w:p>
+            <w:pPr>
+              <w:spacing w:after="0" w:line="260"/>
+            </w:pPr>
+            <w:r>
+              <w:rPr>
+                <w:rFonts w:ascii="Consolas" w:cs="Consolas" w:eastAsia="Consolas" w:hAnsi="Consolas"/>
+                <w:color w:val="7A2E2E"/>
+                <w:sz w:val="16"/>
+                <w:szCs w:val="16"/>
+              </w:rPr>
+              <w:t xml:space="preserve">cyclonedx.future_versions</w:t>
+            </w:r>
+          </w:p>
+        </w:tc>
+        <w:tc>
+          <w:tcPr>
+            <w:tcW w:type="dxa" w:w="2409"/>
+            <w:tcBorders>
+              <w:top w:val="single" w:color="C9D1DC" w:sz="4"/>
+              <w:left w:val="single" w:color="C9D1DC" w:sz="4"/>
+              <w:bottom w:val="single" w:color="C9D1DC" w:sz="4"/>
+              <w:right w:val="single" w:color="C9D1DC" w:sz="4"/>
+            </w:tcBorders>
+            <w:tcMar>
+              <w:top w:type="dxa" w:w="60"/>
+              <w:left w:type="dxa" w:w="100"/>
+              <w:bottom w:type="dxa" w:w="60"/>
+              <w:right w:type="dxa" w:w="100"/>
+            </w:tcMar>
+          </w:tcPr>
+          <w:p>
+            <w:pPr>
+              <w:spacing w:after="0" w:line="260"/>
+            </w:pPr>
+            <w:r>
+              <w:rPr>
+                <w:rFonts w:ascii="Consolas" w:cs="Consolas" w:eastAsia="Consolas" w:hAnsi="Consolas"/>
+                <w:color w:val="7A2E2E"/>
+                <w:sz w:val="16"/>
+                <w:szCs w:val="16"/>
+              </w:rPr>
+              <w:t xml:space="preserve">downgrade</w:t>
+            </w:r>
+            <w:r>
+              <w:rPr>
+                <w:rFonts w:ascii="Calibri" w:cs="Calibri" w:eastAsia="Calibri" w:hAnsi="Calibri"/>
+                <w:sz w:val="18"/>
+                <w:szCs w:val="18"/>
+              </w:rPr>
+              <w:t xml:space="preserve"> / </w:t>
+            </w:r>
+            <w:r>
+              <w:rPr>
+                <w:rFonts w:ascii="Consolas" w:cs="Consolas" w:eastAsia="Consolas" w:hAnsi="Consolas"/>
+                <w:color w:val="7A2E2E"/>
+                <w:sz w:val="16"/>
+                <w:szCs w:val="16"/>
+              </w:rPr>
+              <w:t xml:space="preserve">reject</w:t>
+            </w:r>
+          </w:p>
+        </w:tc>
+        <w:tc>
+          <w:tcPr>
+            <w:tcW w:type="dxa" w:w="4186"/>
+            <w:tcBorders>
+              <w:top w:val="single" w:color="C9D1DC" w:sz="4"/>
+              <w:left w:val="single" w:color="C9D1DC" w:sz="4"/>
+              <w:bottom w:val="single" w:color="C9D1DC" w:sz="4"/>
+              <w:right w:val="single" w:color="C9D1DC" w:sz="4"/>
+            </w:tcBorders>
+            <w:tcMar>
+              <w:top w:type="dxa" w:w="60"/>
+              <w:left w:type="dxa" w:w="100"/>
+              <w:bottom w:type="dxa" w:w="60"/>
+              <w:right w:type="dxa" w:w="100"/>
+            </w:tcMar>
+          </w:tcPr>
+          <w:p>
+            <w:pPr>
+              <w:spacing w:after="0" w:line="260"/>
+            </w:pPr>
+            <w:r>
+              <w:rPr>
+                <w:rFonts w:ascii="Calibri" w:cs="Calibri" w:eastAsia="Calibri" w:hAnsi="Calibri"/>
+                <w:sz w:val="18"/>
+                <w:szCs w:val="18"/>
+              </w:rPr>
+              <w:t xml:space="preserve">reject (default) gives exit 2 for a version newer than the tool knows</w:t>
+            </w:r>
+          </w:p>
+        </w:tc>
+      </w:tr>
+      <w:tr>
+        <w:trPr>
+          <w:cantSplit/>
+        </w:trPr>
+        <w:tc>
+          <w:tcPr>
+            <w:tcW w:type="dxa" w:w="3043"/>
+            <w:tcBorders>
+              <w:top w:val="single" w:color="C9D1DC" w:sz="4"/>
+              <w:left w:val="single" w:color="C9D1DC" w:sz="4"/>
+              <w:bottom w:val="single" w:color="C9D1DC" w:sz="4"/>
+              <w:right w:val="single" w:color="C9D1DC" w:sz="4"/>
+            </w:tcBorders>
+            <w:tcMar>
+              <w:top w:type="dxa" w:w="60"/>
+              <w:left w:type="dxa" w:w="100"/>
+              <w:bottom w:type="dxa" w:w="60"/>
+              <w:right w:type="dxa" w:w="100"/>
+            </w:tcMar>
+          </w:tcPr>
+          <w:p>
+            <w:pPr>
+              <w:spacing w:after="0" w:line="260"/>
+            </w:pPr>
+            <w:r>
+              <w:rPr>
+                <w:rFonts w:ascii="Consolas" w:cs="Consolas" w:eastAsia="Consolas" w:hAnsi="Consolas"/>
+                <w:color w:val="7A2E2E"/>
+                <w:sz w:val="16"/>
+                <w:szCs w:val="16"/>
+              </w:rPr>
+              <w:t xml:space="preserve">ensure_tools</w:t>
+            </w:r>
+          </w:p>
+        </w:tc>
+        <w:tc>
+          <w:tcPr>
+            <w:tcW w:type="dxa" w:w="2409"/>
+            <w:tcBorders>
+              <w:top w:val="single" w:color="C9D1DC" w:sz="4"/>
+              <w:left w:val="single" w:color="C9D1DC" w:sz="4"/>
+              <w:bottom w:val="single" w:color="C9D1DC" w:sz="4"/>
+              <w:right w:val="single" w:color="C9D1DC" w:sz="4"/>
+            </w:tcBorders>
+            <w:tcMar>
+              <w:top w:type="dxa" w:w="60"/>
+              <w:left w:type="dxa" w:w="100"/>
+              <w:bottom w:type="dxa" w:w="60"/>
+              <w:right w:type="dxa" w:w="100"/>
+            </w:tcMar>
+          </w:tcPr>
+          <w:p>
+            <w:pPr>
+              <w:spacing w:after="0" w:line="260"/>
+            </w:pPr>
+            <w:r>
+              <w:rPr>
+                <w:rFonts w:ascii="Consolas" w:cs="Consolas" w:eastAsia="Consolas" w:hAnsi="Consolas"/>
+                <w:color w:val="7A2E2E"/>
+                <w:sz w:val="16"/>
+                <w:szCs w:val="16"/>
+              </w:rPr>
+              <w:t xml:space="preserve">true</w:t>
+            </w:r>
+            <w:r>
+              <w:rPr>
+                <w:rFonts w:ascii="Calibri" w:cs="Calibri" w:eastAsia="Calibri" w:hAnsi="Calibri"/>
+                <w:sz w:val="18"/>
+                <w:szCs w:val="18"/>
+              </w:rPr>
+              <w:t xml:space="preserve"> / </w:t>
+            </w:r>
+            <w:r>
+              <w:rPr>
+                <w:rFonts w:ascii="Consolas" w:cs="Consolas" w:eastAsia="Consolas" w:hAnsi="Consolas"/>
+                <w:color w:val="7A2E2E"/>
+                <w:sz w:val="16"/>
+                <w:szCs w:val="16"/>
+              </w:rPr>
+              <w:t xml:space="preserve">false</w:t>
+            </w:r>
+          </w:p>
+        </w:tc>
+        <w:tc>
+          <w:tcPr>
+            <w:tcW w:type="dxa" w:w="4186"/>
+            <w:tcBorders>
+              <w:top w:val="single" w:color="C9D1DC" w:sz="4"/>
+              <w:left w:val="single" w:color="C9D1DC" w:sz="4"/>
+              <w:bottom w:val="single" w:color="C9D1DC" w:sz="4"/>
+              <w:right w:val="single" w:color="C9D1DC" w:sz="4"/>
+            </w:tcBorders>
+            <w:tcMar>
+              <w:top w:type="dxa" w:w="60"/>
+              <w:left w:type="dxa" w:w="100"/>
+              <w:bottom w:type="dxa" w:w="60"/>
+              <w:right w:type="dxa" w:w="100"/>
+            </w:tcMar>
+          </w:tcPr>
+          <w:p>
+            <w:pPr>
+              <w:spacing w:after="0" w:line="260"/>
+            </w:pPr>
+            <w:r>
+              <w:rPr>
+                <w:rFonts w:ascii="Calibri" w:cs="Calibri" w:eastAsia="Calibri" w:hAnsi="Calibri"/>
+                <w:sz w:val="18"/>
+                <w:szCs w:val="18"/>
+              </w:rPr>
+              <w:t xml:space="preserve">Add sbom-fixer to metadata.tools (SPDX: creators) when the SBOM names no tool</w:t>
+            </w:r>
+          </w:p>
+        </w:tc>
+      </w:tr>
+      <w:tr>
+        <w:trPr>
+          <w:cantSplit/>
+        </w:trPr>
+        <w:tc>
+          <w:tcPr>
+            <w:tcW w:type="dxa" w:w="3043"/>
+            <w:tcBorders>
+              <w:top w:val="single" w:color="C9D1DC" w:sz="4"/>
+              <w:left w:val="single" w:color="C9D1DC" w:sz="4"/>
+              <w:bottom w:val="single" w:color="C9D1DC" w:sz="4"/>
+              <w:right w:val="single" w:color="C9D1DC" w:sz="4"/>
+            </w:tcBorders>
+            <w:tcMar>
+              <w:top w:type="dxa" w:w="60"/>
+              <w:left w:type="dxa" w:w="100"/>
+              <w:bottom w:type="dxa" w:w="60"/>
+              <w:right w:type="dxa" w:w="100"/>
+            </w:tcMar>
+          </w:tcPr>
+          <w:p>
+            <w:pPr>
+              <w:spacing w:after="0" w:line="260"/>
+            </w:pPr>
+            <w:r>
+              <w:rPr>
+                <w:rFonts w:ascii="Consolas" w:cs="Consolas" w:eastAsia="Consolas" w:hAnsi="Consolas"/>
+                <w:color w:val="7A2E2E"/>
+                <w:sz w:val="16"/>
+                <w:szCs w:val="16"/>
+              </w:rPr>
+              <w:t xml:space="preserve">purl.supported_types</w:t>
+            </w:r>
+          </w:p>
+        </w:tc>
+        <w:tc>
+          <w:tcPr>
+            <w:tcW w:type="dxa" w:w="2409"/>
+            <w:tcBorders>
+              <w:top w:val="single" w:color="C9D1DC" w:sz="4"/>
+              <w:left w:val="single" w:color="C9D1DC" w:sz="4"/>
+              <w:bottom w:val="single" w:color="C9D1DC" w:sz="4"/>
+              <w:right w:val="single" w:color="C9D1DC" w:sz="4"/>
+            </w:tcBorders>
+            <w:tcMar>
+              <w:top w:type="dxa" w:w="60"/>
+              <w:left w:type="dxa" w:w="100"/>
+              <w:bottom w:type="dxa" w:w="60"/>
+              <w:right w:type="dxa" w:w="100"/>
+            </w:tcMar>
+          </w:tcPr>
+          <w:p>
+            <w:pPr>
+              <w:spacing w:after="0" w:line="260"/>
+            </w:pPr>
+            <w:r>
+              <w:rPr>
+                <w:rFonts w:ascii="Calibri" w:cs="Calibri" w:eastAsia="Calibri" w:hAnsi="Calibri"/>
+                <w:sz w:val="18"/>
+                <w:szCs w:val="18"/>
+              </w:rPr>
+              <w:t xml:space="preserve">package manager: list of purl types</w:t>
+            </w:r>
+          </w:p>
+        </w:tc>
+        <w:tc>
+          <w:tcPr>
+            <w:tcW w:type="dxa" w:w="4186"/>
+            <w:tcBorders>
+              <w:top w:val="single" w:color="C9D1DC" w:sz="4"/>
+              <w:left w:val="single" w:color="C9D1DC" w:sz="4"/>
+              <w:bottom w:val="single" w:color="C9D1DC" w:sz="4"/>
+              <w:right w:val="single" w:color="C9D1DC" w:sz="4"/>
+            </w:tcBorders>
+            <w:tcMar>
+              <w:top w:type="dxa" w:w="60"/>
+              <w:left w:type="dxa" w:w="100"/>
+              <w:bottom w:type="dxa" w:w="60"/>
+              <w:right w:type="dxa" w:w="100"/>
+            </w:tcMar>
+          </w:tcPr>
+          <w:p>
+            <w:pPr>
+              <w:spacing w:after="0" w:line="260"/>
+            </w:pPr>
+            <w:r>
+              <w:rPr>
+                <w:rFonts w:ascii="Calibri" w:cs="Calibri" w:eastAsia="Calibri" w:hAnsi="Calibri"/>
+                <w:sz w:val="18"/>
+                <w:szCs w:val="18"/>
+              </w:rPr>
+              <w:t xml:space="preserve">The purl types the consumer scans; enables the CXP rules</w:t>
+            </w:r>
+          </w:p>
+        </w:tc>
+      </w:tr>
+      <w:tr>
+        <w:trPr>
+          <w:cantSplit/>
+        </w:trPr>
+        <w:tc>
+          <w:tcPr>
+            <w:tcW w:type="dxa" w:w="3043"/>
+            <w:tcBorders>
+              <w:top w:val="single" w:color="C9D1DC" w:sz="4"/>
+              <w:left w:val="single" w:color="C9D1DC" w:sz="4"/>
+              <w:bottom w:val="single" w:color="C9D1DC" w:sz="4"/>
+              <w:right w:val="single" w:color="C9D1DC" w:sz="4"/>
+            </w:tcBorders>
+            <w:tcMar>
+              <w:top w:type="dxa" w:w="60"/>
+              <w:left w:type="dxa" w:w="100"/>
+              <w:bottom w:type="dxa" w:w="60"/>
+              <w:right w:type="dxa" w:w="100"/>
+            </w:tcMar>
+          </w:tcPr>
+          <w:p>
+            <w:pPr>
+              <w:spacing w:after="0" w:line="260"/>
+            </w:pPr>
+            <w:r>
+              <w:rPr>
+                <w:rFonts w:ascii="Consolas" w:cs="Consolas" w:eastAsia="Consolas" w:hAnsi="Consolas"/>
+                <w:color w:val="7A2E2E"/>
+                <w:sz w:val="16"/>
+                <w:szCs w:val="16"/>
+              </w:rPr>
+              <w:t xml:space="preserve">purl.remap</w:t>
+            </w:r>
+            <w:r>
+              <w:rPr>
+                <w:rFonts w:ascii="Calibri" w:cs="Calibri" w:eastAsia="Calibri" w:hAnsi="Calibri"/>
+                <w:sz w:val="18"/>
+                <w:szCs w:val="18"/>
+              </w:rPr>
+              <w:t xml:space="preserve">, </w:t>
+            </w:r>
+            <w:r>
+              <w:rPr>
+                <w:rFonts w:ascii="Consolas" w:cs="Consolas" w:eastAsia="Consolas" w:hAnsi="Consolas"/>
+                <w:color w:val="7A2E2E"/>
+                <w:sz w:val="16"/>
+                <w:szCs w:val="16"/>
+              </w:rPr>
+              <w:t xml:space="preserve">purl.strip_url_qualifiers</w:t>
+            </w:r>
+          </w:p>
+        </w:tc>
+        <w:tc>
+          <w:tcPr>
+            <w:tcW w:type="dxa" w:w="2409"/>
+            <w:tcBorders>
+              <w:top w:val="single" w:color="C9D1DC" w:sz="4"/>
+              <w:left w:val="single" w:color="C9D1DC" w:sz="4"/>
+              <w:bottom w:val="single" w:color="C9D1DC" w:sz="4"/>
+              <w:right w:val="single" w:color="C9D1DC" w:sz="4"/>
+            </w:tcBorders>
+            <w:tcMar>
+              <w:top w:type="dxa" w:w="60"/>
+              <w:left w:type="dxa" w:w="100"/>
+              <w:bottom w:type="dxa" w:w="60"/>
+              <w:right w:type="dxa" w:w="100"/>
+            </w:tcMar>
+          </w:tcPr>
+          <w:p>
+            <w:pPr>
+              <w:spacing w:after="0" w:line="260"/>
+            </w:pPr>
+            <w:r>
+              <w:rPr>
+                <w:rFonts w:ascii="Consolas" w:cs="Consolas" w:eastAsia="Consolas" w:hAnsi="Consolas"/>
+                <w:color w:val="7A2E2E"/>
+                <w:sz w:val="16"/>
+                <w:szCs w:val="16"/>
+              </w:rPr>
+              <w:t xml:space="preserve">true</w:t>
+            </w:r>
+            <w:r>
+              <w:rPr>
+                <w:rFonts w:ascii="Calibri" w:cs="Calibri" w:eastAsia="Calibri" w:hAnsi="Calibri"/>
+                <w:sz w:val="18"/>
+                <w:szCs w:val="18"/>
+              </w:rPr>
+              <w:t xml:space="preserve"> / </w:t>
+            </w:r>
+            <w:r>
+              <w:rPr>
+                <w:rFonts w:ascii="Consolas" w:cs="Consolas" w:eastAsia="Consolas" w:hAnsi="Consolas"/>
+                <w:color w:val="7A2E2E"/>
+                <w:sz w:val="16"/>
+                <w:szCs w:val="16"/>
+              </w:rPr>
+              <w:t xml:space="preserve">false</w:t>
+            </w:r>
+          </w:p>
+        </w:tc>
+        <w:tc>
+          <w:tcPr>
+            <w:tcW w:type="dxa" w:w="4186"/>
+            <w:tcBorders>
+              <w:top w:val="single" w:color="C9D1DC" w:sz="4"/>
+              <w:left w:val="single" w:color="C9D1DC" w:sz="4"/>
+              <w:bottom w:val="single" w:color="C9D1DC" w:sz="4"/>
+              <w:right w:val="single" w:color="C9D1DC" w:sz="4"/>
+            </w:tcBorders>
+            <w:tcMar>
+              <w:top w:type="dxa" w:w="60"/>
+              <w:left w:type="dxa" w:w="100"/>
+              <w:bottom w:type="dxa" w:w="60"/>
+              <w:right w:type="dxa" w:w="100"/>
+            </w:tcMar>
+          </w:tcPr>
+          <w:p>
+            <w:pPr>
+              <w:spacing w:after="0" w:line="260"/>
+            </w:pPr>
+            <w:r>
+              <w:rPr>
+                <w:rFonts w:ascii="Calibri" w:cs="Calibri" w:eastAsia="Calibri" w:hAnsi="Calibri"/>
+                <w:sz w:val="18"/>
+                <w:szCs w:val="18"/>
+              </w:rPr>
+              <w:t xml:space="preserve">Remap unsupported types on evidence; remove URL qualifiers</w:t>
+            </w:r>
+          </w:p>
+        </w:tc>
+      </w:tr>
+      <w:tr>
+        <w:trPr>
+          <w:cantSplit/>
+        </w:trPr>
+        <w:tc>
+          <w:tcPr>
+            <w:tcW w:type="dxa" w:w="3043"/>
+            <w:tcBorders>
+              <w:top w:val="single" w:color="C9D1DC" w:sz="4"/>
+              <w:left w:val="single" w:color="C9D1DC" w:sz="4"/>
+              <w:bottom w:val="single" w:color="C9D1DC" w:sz="4"/>
+              <w:right w:val="single" w:color="C9D1DC" w:sz="4"/>
+            </w:tcBorders>
+            <w:tcMar>
+              <w:top w:type="dxa" w:w="60"/>
+              <w:left w:type="dxa" w:w="100"/>
+              <w:bottom w:type="dxa" w:w="60"/>
+              <w:right w:type="dxa" w:w="100"/>
+            </w:tcMar>
+          </w:tcPr>
+          <w:p>
+            <w:pPr>
+              <w:spacing w:after="0" w:line="260"/>
+            </w:pPr>
+            <w:r>
+              <w:rPr>
+                <w:rFonts w:ascii="Consolas" w:cs="Consolas" w:eastAsia="Consolas" w:hAnsi="Consolas"/>
+                <w:color w:val="7A2E2E"/>
+                <w:sz w:val="16"/>
+                <w:szCs w:val="16"/>
+              </w:rPr>
+              <w:t xml:space="preserve">purl.unsupported_action</w:t>
+            </w:r>
+            <w:r>
+              <w:rPr>
+                <w:rFonts w:ascii="Calibri" w:cs="Calibri" w:eastAsia="Calibri" w:hAnsi="Calibri"/>
+                <w:sz w:val="18"/>
+                <w:szCs w:val="18"/>
+              </w:rPr>
+              <w:t xml:space="preserve">, </w:t>
+            </w:r>
+            <w:r>
+              <w:rPr>
+                <w:rFonts w:ascii="Consolas" w:cs="Consolas" w:eastAsia="Consolas" w:hAnsi="Consolas"/>
+                <w:color w:val="7A2E2E"/>
+                <w:sz w:val="16"/>
+                <w:szCs w:val="16"/>
+              </w:rPr>
+              <w:t xml:space="preserve">purl.os_package_action</w:t>
+            </w:r>
+          </w:p>
+        </w:tc>
+        <w:tc>
+          <w:tcPr>
+            <w:tcW w:type="dxa" w:w="2409"/>
+            <w:tcBorders>
+              <w:top w:val="single" w:color="C9D1DC" w:sz="4"/>
+              <w:left w:val="single" w:color="C9D1DC" w:sz="4"/>
+              <w:bottom w:val="single" w:color="C9D1DC" w:sz="4"/>
+              <w:right w:val="single" w:color="C9D1DC" w:sz="4"/>
+            </w:tcBorders>
+            <w:tcMar>
+              <w:top w:type="dxa" w:w="60"/>
+              <w:left w:type="dxa" w:w="100"/>
+              <w:bottom w:type="dxa" w:w="60"/>
+              <w:right w:type="dxa" w:w="100"/>
+            </w:tcMar>
+          </w:tcPr>
+          <w:p>
+            <w:pPr>
+              <w:spacing w:after="0" w:line="260"/>
+            </w:pPr>
+            <w:r>
+              <w:rPr>
+                <w:rFonts w:ascii="Consolas" w:cs="Consolas" w:eastAsia="Consolas" w:hAnsi="Consolas"/>
+                <w:color w:val="7A2E2E"/>
+                <w:sz w:val="16"/>
+                <w:szCs w:val="16"/>
+              </w:rPr>
+              <w:t xml:space="preserve">keep</w:t>
+            </w:r>
+            <w:r>
+              <w:rPr>
+                <w:rFonts w:ascii="Calibri" w:cs="Calibri" w:eastAsia="Calibri" w:hAnsi="Calibri"/>
+                <w:sz w:val="18"/>
+                <w:szCs w:val="18"/>
+              </w:rPr>
+              <w:t xml:space="preserve"> / </w:t>
+            </w:r>
+            <w:r>
+              <w:rPr>
+                <w:rFonts w:ascii="Consolas" w:cs="Consolas" w:eastAsia="Consolas" w:hAnsi="Consolas"/>
+                <w:color w:val="7A2E2E"/>
+                <w:sz w:val="16"/>
+                <w:szCs w:val="16"/>
+              </w:rPr>
+              <w:t xml:space="preserve">remove</w:t>
+            </w:r>
+          </w:p>
+        </w:tc>
+        <w:tc>
+          <w:tcPr>
+            <w:tcW w:type="dxa" w:w="4186"/>
+            <w:tcBorders>
+              <w:top w:val="single" w:color="C9D1DC" w:sz="4"/>
+              <w:left w:val="single" w:color="C9D1DC" w:sz="4"/>
+              <w:bottom w:val="single" w:color="C9D1DC" w:sz="4"/>
+              <w:right w:val="single" w:color="C9D1DC" w:sz="4"/>
+            </w:tcBorders>
+            <w:tcMar>
+              <w:top w:type="dxa" w:w="60"/>
+              <w:left w:type="dxa" w:w="100"/>
+              <w:bottom w:type="dxa" w:w="60"/>
+              <w:right w:type="dxa" w:w="100"/>
+            </w:tcMar>
+          </w:tcPr>
+          <w:p>
+            <w:pPr>
+              <w:spacing w:after="0" w:line="260"/>
+            </w:pPr>
+            <w:r>
+              <w:rPr>
+                <w:rFonts w:ascii="Calibri" w:cs="Calibri" w:eastAsia="Calibri" w:hAnsi="Calibri"/>
+                <w:sz w:val="18"/>
+                <w:szCs w:val="18"/>
+              </w:rPr>
+              <w:t xml:space="preserve">What to do with components Checkmarx skips</w:t>
+            </w:r>
+          </w:p>
+        </w:tc>
+      </w:tr>
+      <w:tr>
+        <w:trPr>
+          <w:cantSplit/>
+        </w:trPr>
+        <w:tc>
+          <w:tcPr>
+            <w:tcW w:type="dxa" w:w="3043"/>
+            <w:tcBorders>
+              <w:top w:val="single" w:color="C9D1DC" w:sz="4"/>
+              <w:left w:val="single" w:color="C9D1DC" w:sz="4"/>
+              <w:bottom w:val="single" w:color="C9D1DC" w:sz="4"/>
+              <w:right w:val="single" w:color="C9D1DC" w:sz="4"/>
+            </w:tcBorders>
+            <w:tcMar>
+              <w:top w:type="dxa" w:w="60"/>
+              <w:left w:type="dxa" w:w="100"/>
+              <w:bottom w:type="dxa" w:w="60"/>
+              <w:right w:type="dxa" w:w="100"/>
+            </w:tcMar>
+          </w:tcPr>
+          <w:p>
+            <w:pPr>
+              <w:spacing w:after="0" w:line="260"/>
+            </w:pPr>
+            <w:r>
+              <w:rPr>
+                <w:rFonts w:ascii="Consolas" w:cs="Consolas" w:eastAsia="Consolas" w:hAnsi="Consolas"/>
+                <w:color w:val="7A2E2E"/>
+                <w:sz w:val="16"/>
+                <w:szCs w:val="16"/>
+              </w:rPr>
+              <w:t xml:space="preserve">purl.min_supported</w:t>
+            </w:r>
+          </w:p>
+        </w:tc>
+        <w:tc>
+          <w:tcPr>
+            <w:tcW w:type="dxa" w:w="2409"/>
+            <w:tcBorders>
+              <w:top w:val="single" w:color="C9D1DC" w:sz="4"/>
+              <w:left w:val="single" w:color="C9D1DC" w:sz="4"/>
+              <w:bottom w:val="single" w:color="C9D1DC" w:sz="4"/>
+              <w:right w:val="single" w:color="C9D1DC" w:sz="4"/>
+            </w:tcBorders>
+            <w:tcMar>
+              <w:top w:type="dxa" w:w="60"/>
+              <w:left w:type="dxa" w:w="100"/>
+              <w:bottom w:type="dxa" w:w="60"/>
+              <w:right w:type="dxa" w:w="100"/>
+            </w:tcMar>
+          </w:tcPr>
+          <w:p>
+            <w:pPr>
+              <w:spacing w:after="0" w:line="260"/>
+            </w:pPr>
+            <w:r>
+              <w:rPr>
+                <w:rFonts w:ascii="Calibri" w:cs="Calibri" w:eastAsia="Calibri" w:hAnsi="Calibri"/>
+                <w:sz w:val="18"/>
+                <w:szCs w:val="18"/>
+              </w:rPr>
+              <w:t xml:space="preserve">number (default 1)</w:t>
+            </w:r>
+          </w:p>
+        </w:tc>
+        <w:tc>
+          <w:tcPr>
+            <w:tcW w:type="dxa" w:w="4186"/>
+            <w:tcBorders>
+              <w:top w:val="single" w:color="C9D1DC" w:sz="4"/>
+              <w:left w:val="single" w:color="C9D1DC" w:sz="4"/>
+              <w:bottom w:val="single" w:color="C9D1DC" w:sz="4"/>
+              <w:right w:val="single" w:color="C9D1DC" w:sz="4"/>
+            </w:tcBorders>
+            <w:tcMar>
+              <w:top w:type="dxa" w:w="60"/>
+              <w:left w:type="dxa" w:w="100"/>
+              <w:bottom w:type="dxa" w:w="60"/>
+              <w:right w:type="dxa" w:w="100"/>
+            </w:tcMar>
+          </w:tcPr>
+          <w:p>
+            <w:pPr>
+              <w:spacing w:after="0" w:line="260"/>
+            </w:pPr>
+            <w:r>
+              <w:rPr>
+                <w:rFonts w:ascii="Calibri" w:cs="Calibri" w:eastAsia="Calibri" w:hAnsi="Calibri"/>
+                <w:sz w:val="18"/>
+                <w:szCs w:val="18"/>
+              </w:rPr>
+              <w:t xml:space="preserve">Fewer supported components give exit 7</w:t>
+            </w:r>
+          </w:p>
+        </w:tc>
+      </w:tr>
+      <w:tr>
+        <w:trPr>
+          <w:cantSplit/>
+        </w:trPr>
+        <w:tc>
+          <w:tcPr>
+            <w:tcW w:type="dxa" w:w="3043"/>
+            <w:tcBorders>
+              <w:top w:val="single" w:color="C9D1DC" w:sz="4"/>
+              <w:left w:val="single" w:color="C9D1DC" w:sz="4"/>
+              <w:bottom w:val="single" w:color="C9D1DC" w:sz="4"/>
+              <w:right w:val="single" w:color="C9D1DC" w:sz="4"/>
+            </w:tcBorders>
+            <w:tcMar>
+              <w:top w:type="dxa" w:w="60"/>
+              <w:left w:type="dxa" w:w="100"/>
+              <w:bottom w:type="dxa" w:w="60"/>
+              <w:right w:type="dxa" w:w="100"/>
+            </w:tcMar>
+          </w:tcPr>
+          <w:p>
+            <w:pPr>
+              <w:spacing w:after="0" w:line="260"/>
+            </w:pPr>
+            <w:r>
+              <w:rPr>
+                <w:rFonts w:ascii="Consolas" w:cs="Consolas" w:eastAsia="Consolas" w:hAnsi="Consolas"/>
+                <w:color w:val="7A2E2E"/>
+                <w:sz w:val="16"/>
+                <w:szCs w:val="16"/>
+              </w:rPr>
               <w:t xml:space="preserve">spdx.accepted_versions</w:t>
             </w:r>
             <w:r>
@@ -9833,7 +11096,7 @@
           <w:sz w:val="20"/>
           <w:szCs w:val="20"/>
         </w:rPr>
-        <w:t xml:space="preserve">Provisional values:</w:t>
+        <w:t xml:space="preserve">Provisional value:</w:t>
       </w:r>
       <w:r>
         <w:rPr>
@@ -9841,7 +11104,7 @@
           <w:sz w:val="20"/>
           <w:szCs w:val="20"/>
         </w:rPr>
-        <w:t xml:space="preserve"> The accepted versions in the </w:t>
+        <w:t xml:space="preserve"> CycloneDX 1.7 in the checkmarx profile is an assumption: the Checkmarx Scanning SBOMs page lists 1.0-1.6, another Checkmarx page says the portal reads 1.7. Upload the files in </w:t>
       </w:r>
       <w:r>
         <w:rPr>
@@ -9850,7 +11113,7 @@
           <w:sz w:val="18"/>
           <w:szCs w:val="18"/>
         </w:rPr>
-        <w:t xml:space="preserve">checkmarx</w:t>
+        <w:t xml:space="preserve">corpus\minimal\</w:t>
       </w:r>
       <w:r>
         <w:rPr>
@@ -9858,7 +11121,7 @@
           <w:sz w:val="20"/>
           <w:szCs w:val="20"/>
         </w:rPr>
-        <w:t xml:space="preserve"> profile are an assumption until someone uploads the files in </w:t>
+        <w:t xml:space="preserve"> to your tenant once, fill in </w:t>
       </w:r>
       <w:r>
         <w:rPr>
@@ -9867,7 +11130,7 @@
           <w:sz w:val="18"/>
           <w:szCs w:val="18"/>
         </w:rPr>
-        <w:t xml:space="preserve">corpus\minimal\</w:t>
+        <w:t xml:space="preserve">docs\checkmarx-matrix.md</w:t>
       </w:r>
       <w:r>
         <w:rPr>
@@ -9875,24 +11138,7 @@
           <w:sz w:val="20"/>
           <w:szCs w:val="20"/>
         </w:rPr>
-        <w:t xml:space="preserve"> to your Checkmarx tenant and fills in </w:t>
-      </w:r>
-      <w:r>
-        <w:rPr>
-          <w:rFonts w:ascii="Consolas" w:cs="Consolas" w:eastAsia="Consolas" w:hAnsi="Consolas"/>
-          <w:color w:val="7A2E2E"/>
-          <w:sz w:val="18"/>
-          <w:szCs w:val="18"/>
-        </w:rPr>
-        <w:t xml:space="preserve">docs\checkmarx-matrix.md</w:t>
-      </w:r>
-      <w:r>
-        <w:rPr>
-          <w:rFonts w:ascii="Calibri" w:cs="Calibri" w:eastAsia="Calibri" w:hAnsi="Calibri"/>
-          <w:sz w:val="20"/>
-          <w:szCs w:val="20"/>
-        </w:rPr>
-        <w:t xml:space="preserve">. Do this once per tenant and update the profile.</w:t>
+        <w:t xml:space="preserve">, and remove 1.7 from the profile if the portal rejects it.</w:t>
       </w:r>
     </w:p>
     <w:p>
@@ -9948,7 +11194,37 @@
         <w:rPr>
           <w:rFonts w:ascii="Calibri" w:cs="Calibri" w:eastAsia="Calibri" w:hAnsi="Calibri"/>
         </w:rPr>
-        <w:t xml:space="preserve">).</w:t>
+        <w:t xml:space="preserve">, </w:t>
+      </w:r>
+      <w:r>
+        <w:rPr>
+          <w:rFonts w:ascii="Consolas" w:cs="Consolas" w:eastAsia="Consolas" w:hAnsi="Consolas"/>
+          <w:color w:val="7A2E2E"/>
+          <w:sz w:val="19"/>
+          <w:szCs w:val="19"/>
+        </w:rPr>
+        <w:t xml:space="preserve">ensure_tools</w:t>
+      </w:r>
+      <w:r>
+        <w:rPr>
+          <w:rFonts w:ascii="Calibri" w:cs="Calibri" w:eastAsia="Calibri" w:hAnsi="Calibri"/>
+        </w:rPr>
+        <w:t xml:space="preserve">, the </w:t>
+      </w:r>
+      <w:r>
+        <w:rPr>
+          <w:rFonts w:ascii="Consolas" w:cs="Consolas" w:eastAsia="Consolas" w:hAnsi="Consolas"/>
+          <w:color w:val="7A2E2E"/>
+          <w:sz w:val="19"/>
+          <w:szCs w:val="19"/>
+        </w:rPr>
+        <w:t xml:space="preserve">purl</w:t>
+      </w:r>
+      <w:r>
+        <w:rPr>
+          <w:rFonts w:ascii="Calibri" w:cs="Calibri" w:eastAsia="Calibri" w:hAnsi="Calibri"/>
+        </w:rPr>
+        <w:t xml:space="preserve"> section).</w:t>
       </w:r>
     </w:p>
     <w:p>
@@ -11105,22 +12381,7 @@
         <w:rPr>
           <w:rFonts w:ascii="Calibri" w:cs="Calibri" w:eastAsia="Calibri" w:hAnsi="Calibri"/>
         </w:rPr>
-        <w:t xml:space="preserve">For the sbomqs score, install sbomqs (it is already in the Docker image) and either put it on PATH or set </w:t>
-      </w:r>
-      <w:r>
-        <w:rPr>
-          <w:rFonts w:ascii="Consolas" w:cs="Consolas" w:eastAsia="Consolas" w:hAnsi="Consolas"/>
-          <w:color w:val="7A2E2E"/>
-          <w:sz w:val="19"/>
-          <w:szCs w:val="19"/>
-        </w:rPr>
-        <w:t xml:space="preserve">SBOMQS_BIN</w:t>
-      </w:r>
-      <w:r>
-        <w:rPr>
-          <w:rFonts w:ascii="Calibri" w:cs="Calibri" w:eastAsia="Calibri" w:hAnsi="Calibri"/>
-        </w:rPr>
-        <w:t xml:space="preserve"> to its full path. Without sbomqs the audit still runs and shows the score as "n/a".</w:t>
+        <w:t xml:space="preserve">Fixes and audits also print the sbomqs score (0 to 10, with a grade A to F). sbomqs is in the repository, so this works offline with nothing to install (13.1).</w:t>
       </w:r>
     </w:p>
     <w:p>
@@ -11196,6 +12457,2003 @@
         </w:rPr>
         <w:t xml:space="preserve"> use a generator that reads package metadata.</w:t>
       </w:r>
+    </w:p>
+    <w:p>
+      <w:pPr>
+        <w:pStyle w:val="Heading2"/>
+      </w:pPr>
+      <w:r>
+        <w:rPr>
+          <w:rFonts w:ascii="Calibri" w:cs="Calibri" w:eastAsia="Calibri" w:hAnsi="Calibri"/>
+        </w:rPr>
+        <w:t xml:space="preserve">13.1 sbomqs is bundled in the repository</w:t>
+      </w:r>
+    </w:p>
+    <w:p>
+      <w:pPr>
+        <w:spacing w:after="120" w:line="288"/>
+      </w:pPr>
+      <w:r>
+        <w:rPr>
+          <w:rFonts w:ascii="Calibri" w:cs="Calibri" w:eastAsia="Calibri" w:hAnsi="Calibri"/>
+        </w:rPr>
+        <w:t xml:space="preserve">The folder </w:t>
+      </w:r>
+      <w:r>
+        <w:rPr>
+          <w:rFonts w:ascii="Consolas" w:cs="Consolas" w:eastAsia="Consolas" w:hAnsi="Consolas"/>
+          <w:color w:val="7A2E2E"/>
+          <w:sz w:val="19"/>
+          <w:szCs w:val="19"/>
+        </w:rPr>
+        <w:t xml:space="preserve">tools\sbomqs\</w:t>
+      </w:r>
+      <w:r>
+        <w:rPr>
+          <w:rFonts w:ascii="Calibri" w:cs="Calibri" w:eastAsia="Calibri" w:hAnsi="Calibri"/>
+        </w:rPr>
+        <w:t xml:space="preserve"> holds sbomqs 2.1.2 by Interlynk (Apache-2.0 licence, </w:t>
+      </w:r>
+      <w:r>
+        <w:rPr>
+          <w:rFonts w:ascii="Consolas" w:cs="Consolas" w:eastAsia="Consolas" w:hAnsi="Consolas"/>
+          <w:color w:val="7A2E2E"/>
+          <w:sz w:val="19"/>
+          <w:szCs w:val="19"/>
+        </w:rPr>
+        <w:t xml:space="preserve">tools\sbomqs\LICENSE</w:t>
+      </w:r>
+      <w:r>
+        <w:rPr>
+          <w:rFonts w:ascii="Calibri" w:cs="Calibri" w:eastAsia="Calibri" w:hAnsi="Calibri"/>
+        </w:rPr>
+        <w:t xml:space="preserve">):</w:t>
+      </w:r>
+    </w:p>
+    <w:tbl>
+      <w:tblPr>
+        <w:tblW w:type="dxa" w:w="9638"/>
+        <w:tblBorders>
+          <w:top w:val="single" w:color="auto" w:sz="4"/>
+          <w:left w:val="single" w:color="auto" w:sz="4"/>
+          <w:bottom w:val="single" w:color="auto" w:sz="4"/>
+          <w:right w:val="single" w:color="auto" w:sz="4"/>
+          <w:insideH w:val="single" w:color="auto" w:sz="4"/>
+          <w:insideV w:val="single" w:color="auto" w:sz="4"/>
+        </w:tblBorders>
+      </w:tblPr>
+      <w:tblGrid>
+        <w:gridCol w:w="3800"/>
+        <w:gridCol w:w="5838"/>
+      </w:tblGrid>
+      <w:tr>
+        <w:trPr>
+          <w:tblHeader/>
+        </w:trPr>
+        <w:tc>
+          <w:tcPr>
+            <w:tcW w:type="dxa" w:w="3800"/>
+            <w:tcBorders>
+              <w:top w:val="single" w:color="C9D1DC" w:sz="4"/>
+              <w:left w:val="single" w:color="C9D1DC" w:sz="4"/>
+              <w:bottom w:val="single" w:color="C9D1DC" w:sz="4"/>
+              <w:right w:val="single" w:color="C9D1DC" w:sz="4"/>
+            </w:tcBorders>
+            <w:shd w:fill="E3EEF7" w:color="auto" w:val="clear"/>
+            <w:tcMar>
+              <w:top w:type="dxa" w:w="60"/>
+              <w:left w:type="dxa" w:w="100"/>
+              <w:bottom w:type="dxa" w:w="60"/>
+              <w:right w:type="dxa" w:w="100"/>
+            </w:tcMar>
+          </w:tcPr>
+          <w:p>
+            <w:pPr>
+              <w:spacing w:after="0" w:line="260"/>
+            </w:pPr>
+            <w:r>
+              <w:rPr>
+                <w:rFonts w:ascii="Calibri" w:cs="Calibri" w:eastAsia="Calibri" w:hAnsi="Calibri"/>
+                <w:b/>
+                <w:bCs/>
+                <w:color w:val="1F5D8A"/>
+                <w:sz w:val="18"/>
+                <w:szCs w:val="18"/>
+              </w:rPr>
+              <w:t xml:space="preserve">File</w:t>
+            </w:r>
+          </w:p>
+        </w:tc>
+        <w:tc>
+          <w:tcPr>
+            <w:tcW w:type="dxa" w:w="5838"/>
+            <w:tcBorders>
+              <w:top w:val="single" w:color="C9D1DC" w:sz="4"/>
+              <w:left w:val="single" w:color="C9D1DC" w:sz="4"/>
+              <w:bottom w:val="single" w:color="C9D1DC" w:sz="4"/>
+              <w:right w:val="single" w:color="C9D1DC" w:sz="4"/>
+            </w:tcBorders>
+            <w:shd w:fill="E3EEF7" w:color="auto" w:val="clear"/>
+            <w:tcMar>
+              <w:top w:type="dxa" w:w="60"/>
+              <w:left w:type="dxa" w:w="100"/>
+              <w:bottom w:type="dxa" w:w="60"/>
+              <w:right w:type="dxa" w:w="100"/>
+            </w:tcMar>
+          </w:tcPr>
+          <w:p>
+            <w:pPr>
+              <w:spacing w:after="0" w:line="260"/>
+            </w:pPr>
+            <w:r>
+              <w:rPr>
+                <w:rFonts w:ascii="Calibri" w:cs="Calibri" w:eastAsia="Calibri" w:hAnsi="Calibri"/>
+                <w:b/>
+                <w:bCs/>
+                <w:color w:val="1F5D8A"/>
+                <w:sz w:val="18"/>
+                <w:szCs w:val="18"/>
+              </w:rPr>
+              <w:t xml:space="preserve">Content</w:t>
+            </w:r>
+          </w:p>
+        </w:tc>
+      </w:tr>
+      <w:tr>
+        <w:trPr>
+          <w:cantSplit/>
+        </w:trPr>
+        <w:tc>
+          <w:tcPr>
+            <w:tcW w:type="dxa" w:w="3800"/>
+            <w:tcBorders>
+              <w:top w:val="single" w:color="C9D1DC" w:sz="4"/>
+              <w:left w:val="single" w:color="C9D1DC" w:sz="4"/>
+              <w:bottom w:val="single" w:color="C9D1DC" w:sz="4"/>
+              <w:right w:val="single" w:color="C9D1DC" w:sz="4"/>
+            </w:tcBorders>
+            <w:tcMar>
+              <w:top w:type="dxa" w:w="60"/>
+              <w:left w:type="dxa" w:w="100"/>
+              <w:bottom w:type="dxa" w:w="60"/>
+              <w:right w:type="dxa" w:w="100"/>
+            </w:tcMar>
+          </w:tcPr>
+          <w:p>
+            <w:pPr>
+              <w:spacing w:after="0" w:line="260"/>
+            </w:pPr>
+            <w:r>
+              <w:rPr>
+                <w:rFonts w:ascii="Consolas" w:cs="Consolas" w:eastAsia="Consolas" w:hAnsi="Consolas"/>
+                <w:color w:val="7A2E2E"/>
+                <w:sz w:val="16"/>
+                <w:szCs w:val="16"/>
+              </w:rPr>
+              <w:t xml:space="preserve">windows-amd64\sbomqs.exe</w:t>
+            </w:r>
+          </w:p>
+        </w:tc>
+        <w:tc>
+          <w:tcPr>
+            <w:tcW w:type="dxa" w:w="5838"/>
+            <w:tcBorders>
+              <w:top w:val="single" w:color="C9D1DC" w:sz="4"/>
+              <w:left w:val="single" w:color="C9D1DC" w:sz="4"/>
+              <w:bottom w:val="single" w:color="C9D1DC" w:sz="4"/>
+              <w:right w:val="single" w:color="C9D1DC" w:sz="4"/>
+            </w:tcBorders>
+            <w:tcMar>
+              <w:top w:type="dxa" w:w="60"/>
+              <w:left w:type="dxa" w:w="100"/>
+              <w:bottom w:type="dxa" w:w="60"/>
+              <w:right w:type="dxa" w:w="100"/>
+            </w:tcMar>
+          </w:tcPr>
+          <w:p>
+            <w:pPr>
+              <w:spacing w:after="0" w:line="260"/>
+            </w:pPr>
+            <w:r>
+              <w:rPr>
+                <w:rFonts w:ascii="Calibri" w:cs="Calibri" w:eastAsia="Calibri" w:hAnsi="Calibri"/>
+                <w:sz w:val="18"/>
+                <w:szCs w:val="18"/>
+              </w:rPr>
+              <w:t xml:space="preserve">Windows x64 binary, runs as is</w:t>
+            </w:r>
+          </w:p>
+        </w:tc>
+      </w:tr>
+      <w:tr>
+        <w:trPr>
+          <w:cantSplit/>
+        </w:trPr>
+        <w:tc>
+          <w:tcPr>
+            <w:tcW w:type="dxa" w:w="3800"/>
+            <w:tcBorders>
+              <w:top w:val="single" w:color="C9D1DC" w:sz="4"/>
+              <w:left w:val="single" w:color="C9D1DC" w:sz="4"/>
+              <w:bottom w:val="single" w:color="C9D1DC" w:sz="4"/>
+              <w:right w:val="single" w:color="C9D1DC" w:sz="4"/>
+            </w:tcBorders>
+            <w:tcMar>
+              <w:top w:type="dxa" w:w="60"/>
+              <w:left w:type="dxa" w:w="100"/>
+              <w:bottom w:type="dxa" w:w="60"/>
+              <w:right w:type="dxa" w:w="100"/>
+            </w:tcMar>
+          </w:tcPr>
+          <w:p>
+            <w:pPr>
+              <w:spacing w:after="0" w:line="260"/>
+            </w:pPr>
+            <w:r>
+              <w:rPr>
+                <w:rFonts w:ascii="Consolas" w:cs="Consolas" w:eastAsia="Consolas" w:hAnsi="Consolas"/>
+                <w:color w:val="7A2E2E"/>
+                <w:sz w:val="16"/>
+                <w:szCs w:val="16"/>
+              </w:rPr>
+              <w:t xml:space="preserve">linux-amd64\sbomqs_2.1.2_Linux_x86_64.tar.gz</w:t>
+            </w:r>
+          </w:p>
+        </w:tc>
+        <w:tc>
+          <w:tcPr>
+            <w:tcW w:type="dxa" w:w="5838"/>
+            <w:tcBorders>
+              <w:top w:val="single" w:color="C9D1DC" w:sz="4"/>
+              <w:left w:val="single" w:color="C9D1DC" w:sz="4"/>
+              <w:bottom w:val="single" w:color="C9D1DC" w:sz="4"/>
+              <w:right w:val="single" w:color="C9D1DC" w:sz="4"/>
+            </w:tcBorders>
+            <w:tcMar>
+              <w:top w:type="dxa" w:w="60"/>
+              <w:left w:type="dxa" w:w="100"/>
+              <w:bottom w:type="dxa" w:w="60"/>
+              <w:right w:type="dxa" w:w="100"/>
+            </w:tcMar>
+          </w:tcPr>
+          <w:p>
+            <w:pPr>
+              <w:spacing w:after="0" w:line="260"/>
+            </w:pPr>
+            <w:r>
+              <w:rPr>
+                <w:rFonts w:ascii="Calibri" w:cs="Calibri" w:eastAsia="Calibri" w:hAnsi="Calibri"/>
+                <w:sz w:val="18"/>
+                <w:szCs w:val="18"/>
+              </w:rPr>
+              <w:t xml:space="preserve">Linux x64 release archive (extract once, see 13.4; Docker extracts it)</w:t>
+            </w:r>
+          </w:p>
+        </w:tc>
+      </w:tr>
+      <w:tr>
+        <w:trPr>
+          <w:cantSplit/>
+        </w:trPr>
+        <w:tc>
+          <w:tcPr>
+            <w:tcW w:type="dxa" w:w="3800"/>
+            <w:tcBorders>
+              <w:top w:val="single" w:color="C9D1DC" w:sz="4"/>
+              <w:left w:val="single" w:color="C9D1DC" w:sz="4"/>
+              <w:bottom w:val="single" w:color="C9D1DC" w:sz="4"/>
+              <w:right w:val="single" w:color="C9D1DC" w:sz="4"/>
+            </w:tcBorders>
+            <w:tcMar>
+              <w:top w:type="dxa" w:w="60"/>
+              <w:left w:type="dxa" w:w="100"/>
+              <w:bottom w:type="dxa" w:w="60"/>
+              <w:right w:type="dxa" w:w="100"/>
+            </w:tcMar>
+          </w:tcPr>
+          <w:p>
+            <w:pPr>
+              <w:spacing w:after="0" w:line="260"/>
+            </w:pPr>
+            <w:r>
+              <w:rPr>
+                <w:rFonts w:ascii="Consolas" w:cs="Consolas" w:eastAsia="Consolas" w:hAnsi="Consolas"/>
+                <w:color w:val="7A2E2E"/>
+                <w:sz w:val="16"/>
+                <w:szCs w:val="16"/>
+              </w:rPr>
+              <w:t xml:space="preserve">VERSION</w:t>
+            </w:r>
+          </w:p>
+        </w:tc>
+        <w:tc>
+          <w:tcPr>
+            <w:tcW w:type="dxa" w:w="5838"/>
+            <w:tcBorders>
+              <w:top w:val="single" w:color="C9D1DC" w:sz="4"/>
+              <w:left w:val="single" w:color="C9D1DC" w:sz="4"/>
+              <w:bottom w:val="single" w:color="C9D1DC" w:sz="4"/>
+              <w:right w:val="single" w:color="C9D1DC" w:sz="4"/>
+            </w:tcBorders>
+            <w:tcMar>
+              <w:top w:type="dxa" w:w="60"/>
+              <w:left w:type="dxa" w:w="100"/>
+              <w:bottom w:type="dxa" w:w="60"/>
+              <w:right w:type="dxa" w:w="100"/>
+            </w:tcMar>
+          </w:tcPr>
+          <w:p>
+            <w:pPr>
+              <w:spacing w:after="0" w:line="260"/>
+            </w:pPr>
+            <w:r>
+              <w:rPr>
+                <w:rFonts w:ascii="Calibri" w:cs="Calibri" w:eastAsia="Calibri" w:hAnsi="Calibri"/>
+                <w:sz w:val="18"/>
+                <w:szCs w:val="18"/>
+              </w:rPr>
+              <w:t xml:space="preserve">Pinned version, 2.1.2</w:t>
+            </w:r>
+          </w:p>
+        </w:tc>
+      </w:tr>
+      <w:tr>
+        <w:trPr>
+          <w:cantSplit/>
+        </w:trPr>
+        <w:tc>
+          <w:tcPr>
+            <w:tcW w:type="dxa" w:w="3800"/>
+            <w:tcBorders>
+              <w:top w:val="single" w:color="C9D1DC" w:sz="4"/>
+              <w:left w:val="single" w:color="C9D1DC" w:sz="4"/>
+              <w:bottom w:val="single" w:color="C9D1DC" w:sz="4"/>
+              <w:right w:val="single" w:color="C9D1DC" w:sz="4"/>
+            </w:tcBorders>
+            <w:tcMar>
+              <w:top w:type="dxa" w:w="60"/>
+              <w:left w:type="dxa" w:w="100"/>
+              <w:bottom w:type="dxa" w:w="60"/>
+              <w:right w:type="dxa" w:w="100"/>
+            </w:tcMar>
+          </w:tcPr>
+          <w:p>
+            <w:pPr>
+              <w:spacing w:after="0" w:line="260"/>
+            </w:pPr>
+            <w:r>
+              <w:rPr>
+                <w:rFonts w:ascii="Consolas" w:cs="Consolas" w:eastAsia="Consolas" w:hAnsi="Consolas"/>
+                <w:color w:val="7A2E2E"/>
+                <w:sz w:val="16"/>
+                <w:szCs w:val="16"/>
+              </w:rPr>
+              <w:t xml:space="preserve">checksums.txt</w:t>
+            </w:r>
+          </w:p>
+        </w:tc>
+        <w:tc>
+          <w:tcPr>
+            <w:tcW w:type="dxa" w:w="5838"/>
+            <w:tcBorders>
+              <w:top w:val="single" w:color="C9D1DC" w:sz="4"/>
+              <w:left w:val="single" w:color="C9D1DC" w:sz="4"/>
+              <w:bottom w:val="single" w:color="C9D1DC" w:sz="4"/>
+              <w:right w:val="single" w:color="C9D1DC" w:sz="4"/>
+            </w:tcBorders>
+            <w:tcMar>
+              <w:top w:type="dxa" w:w="60"/>
+              <w:left w:type="dxa" w:w="100"/>
+              <w:bottom w:type="dxa" w:w="60"/>
+              <w:right w:type="dxa" w:w="100"/>
+            </w:tcMar>
+          </w:tcPr>
+          <w:p>
+            <w:pPr>
+              <w:spacing w:after="0" w:line="260"/>
+            </w:pPr>
+            <w:r>
+              <w:rPr>
+                <w:rFonts w:ascii="Calibri" w:cs="Calibri" w:eastAsia="Calibri" w:hAnsi="Calibri"/>
+                <w:sz w:val="18"/>
+                <w:szCs w:val="18"/>
+              </w:rPr>
+              <w:t xml:space="preserve">Checksums of the release archives, as published by Interlynk</w:t>
+            </w:r>
+          </w:p>
+        </w:tc>
+      </w:tr>
+      <w:tr>
+        <w:trPr>
+          <w:cantSplit/>
+        </w:trPr>
+        <w:tc>
+          <w:tcPr>
+            <w:tcW w:type="dxa" w:w="3800"/>
+            <w:tcBorders>
+              <w:top w:val="single" w:color="C9D1DC" w:sz="4"/>
+              <w:left w:val="single" w:color="C9D1DC" w:sz="4"/>
+              <w:bottom w:val="single" w:color="C9D1DC" w:sz="4"/>
+              <w:right w:val="single" w:color="C9D1DC" w:sz="4"/>
+            </w:tcBorders>
+            <w:tcMar>
+              <w:top w:type="dxa" w:w="60"/>
+              <w:left w:type="dxa" w:w="100"/>
+              <w:bottom w:type="dxa" w:w="60"/>
+              <w:right w:type="dxa" w:w="100"/>
+            </w:tcMar>
+          </w:tcPr>
+          <w:p>
+            <w:pPr>
+              <w:spacing w:after="0" w:line="260"/>
+            </w:pPr>
+            <w:r>
+              <w:rPr>
+                <w:rFonts w:ascii="Consolas" w:cs="Consolas" w:eastAsia="Consolas" w:hAnsi="Consolas"/>
+                <w:color w:val="7A2E2E"/>
+                <w:sz w:val="16"/>
+                <w:szCs w:val="16"/>
+              </w:rPr>
+              <w:t xml:space="preserve">SHA256SUMS</w:t>
+            </w:r>
+          </w:p>
+        </w:tc>
+        <w:tc>
+          <w:tcPr>
+            <w:tcW w:type="dxa" w:w="5838"/>
+            <w:tcBorders>
+              <w:top w:val="single" w:color="C9D1DC" w:sz="4"/>
+              <w:left w:val="single" w:color="C9D1DC" w:sz="4"/>
+              <w:bottom w:val="single" w:color="C9D1DC" w:sz="4"/>
+              <w:right w:val="single" w:color="C9D1DC" w:sz="4"/>
+            </w:tcBorders>
+            <w:tcMar>
+              <w:top w:type="dxa" w:w="60"/>
+              <w:left w:type="dxa" w:w="100"/>
+              <w:bottom w:type="dxa" w:w="60"/>
+              <w:right w:type="dxa" w:w="100"/>
+            </w:tcMar>
+          </w:tcPr>
+          <w:p>
+            <w:pPr>
+              <w:spacing w:after="0" w:line="260"/>
+            </w:pPr>
+            <w:r>
+              <w:rPr>
+                <w:rFonts w:ascii="Calibri" w:cs="Calibri" w:eastAsia="Calibri" w:hAnsi="Calibri"/>
+                <w:sz w:val="18"/>
+                <w:szCs w:val="18"/>
+              </w:rPr>
+              <w:t xml:space="preserve">sha256 of every file in the folder (checked by the tests and the Docker build)</w:t>
+            </w:r>
+          </w:p>
+        </w:tc>
+      </w:tr>
+      <w:tr>
+        <w:trPr>
+          <w:cantSplit/>
+        </w:trPr>
+        <w:tc>
+          <w:tcPr>
+            <w:tcW w:type="dxa" w:w="3800"/>
+            <w:tcBorders>
+              <w:top w:val="single" w:color="C9D1DC" w:sz="4"/>
+              <w:left w:val="single" w:color="C9D1DC" w:sz="4"/>
+              <w:bottom w:val="single" w:color="C9D1DC" w:sz="4"/>
+              <w:right w:val="single" w:color="C9D1DC" w:sz="4"/>
+            </w:tcBorders>
+            <w:tcMar>
+              <w:top w:type="dxa" w:w="60"/>
+              <w:left w:type="dxa" w:w="100"/>
+              <w:bottom w:type="dxa" w:w="60"/>
+              <w:right w:type="dxa" w:w="100"/>
+            </w:tcMar>
+          </w:tcPr>
+          <w:p>
+            <w:pPr>
+              <w:spacing w:after="0" w:line="260"/>
+            </w:pPr>
+            <w:r>
+              <w:rPr>
+                <w:rFonts w:ascii="Consolas" w:cs="Consolas" w:eastAsia="Consolas" w:hAnsi="Consolas"/>
+                <w:color w:val="7A2E2E"/>
+                <w:sz w:val="16"/>
+                <w:szCs w:val="16"/>
+              </w:rPr>
+              <w:t xml:space="preserve">README.md</w:t>
+            </w:r>
+          </w:p>
+        </w:tc>
+        <w:tc>
+          <w:tcPr>
+            <w:tcW w:type="dxa" w:w="5838"/>
+            <w:tcBorders>
+              <w:top w:val="single" w:color="C9D1DC" w:sz="4"/>
+              <w:left w:val="single" w:color="C9D1DC" w:sz="4"/>
+              <w:bottom w:val="single" w:color="C9D1DC" w:sz="4"/>
+              <w:right w:val="single" w:color="C9D1DC" w:sz="4"/>
+            </w:tcBorders>
+            <w:tcMar>
+              <w:top w:type="dxa" w:w="60"/>
+              <w:left w:type="dxa" w:w="100"/>
+              <w:bottom w:type="dxa" w:w="60"/>
+              <w:right w:type="dxa" w:w="100"/>
+            </w:tcMar>
+          </w:tcPr>
+          <w:p>
+            <w:pPr>
+              <w:spacing w:after="0" w:line="260"/>
+            </w:pPr>
+            <w:r>
+              <w:rPr>
+                <w:rFonts w:ascii="Calibri" w:cs="Calibri" w:eastAsia="Calibri" w:hAnsi="Calibri"/>
+                <w:sz w:val="18"/>
+                <w:szCs w:val="18"/>
+              </w:rPr>
+              <w:t xml:space="preserve">The same instructions in short</w:t>
+            </w:r>
+          </w:p>
+        </w:tc>
+      </w:tr>
+    </w:tbl>
+    <w:p>
+      <w:pPr>
+        <w:spacing w:after="120"/>
+      </w:pPr>
+    </w:p>
+    <w:p>
+      <w:pPr>
+        <w:spacing w:after="120" w:line="288"/>
+      </w:pPr>
+      <w:r>
+        <w:rPr>
+          <w:rFonts w:ascii="Calibri" w:cs="Calibri" w:eastAsia="Calibri" w:hAnsi="Calibri"/>
+        </w:rPr>
+        <w:t xml:space="preserve">sbomqs scores the file locally and does not need the network. This was tested with every proxy pointed at a closed port (</w:t>
+      </w:r>
+      <w:r>
+        <w:rPr>
+          <w:rFonts w:ascii="Consolas" w:cs="Consolas" w:eastAsia="Consolas" w:hAnsi="Consolas"/>
+          <w:color w:val="7A2E2E"/>
+          <w:sz w:val="19"/>
+          <w:szCs w:val="19"/>
+        </w:rPr>
+        <w:t xml:space="preserve">tests\test_sbomqs_vendored.py</w:t>
+      </w:r>
+      <w:r>
+        <w:rPr>
+          <w:rFonts w:ascii="Calibri" w:cs="Calibri" w:eastAsia="Calibri" w:hAnsi="Calibri"/>
+        </w:rPr>
+        <w:t xml:space="preserve">).</w:t>
+      </w:r>
+    </w:p>
+    <w:p>
+      <w:pPr>
+        <w:pStyle w:val="Heading2"/>
+      </w:pPr>
+      <w:r>
+        <w:rPr>
+          <w:rFonts w:ascii="Calibri" w:cs="Calibri" w:eastAsia="Calibri" w:hAnsi="Calibri"/>
+        </w:rPr>
+        <w:t xml:space="preserve">13.2 How sbom-fixer finds sbomqs</w:t>
+      </w:r>
+    </w:p>
+    <w:tbl>
+      <w:tblPr>
+        <w:tblW w:type="dxa" w:w="9638"/>
+        <w:tblBorders>
+          <w:top w:val="single" w:color="auto" w:sz="4"/>
+          <w:left w:val="single" w:color="auto" w:sz="4"/>
+          <w:bottom w:val="single" w:color="auto" w:sz="4"/>
+          <w:right w:val="single" w:color="auto" w:sz="4"/>
+          <w:insideH w:val="single" w:color="auto" w:sz="4"/>
+          <w:insideV w:val="single" w:color="auto" w:sz="4"/>
+        </w:tblBorders>
+      </w:tblPr>
+      <w:tblGrid>
+        <w:gridCol w:w="900"/>
+        <w:gridCol w:w="3200"/>
+        <w:gridCol w:w="5538"/>
+      </w:tblGrid>
+      <w:tr>
+        <w:trPr>
+          <w:tblHeader/>
+        </w:trPr>
+        <w:tc>
+          <w:tcPr>
+            <w:tcW w:type="dxa" w:w="900"/>
+            <w:tcBorders>
+              <w:top w:val="single" w:color="C9D1DC" w:sz="4"/>
+              <w:left w:val="single" w:color="C9D1DC" w:sz="4"/>
+              <w:bottom w:val="single" w:color="C9D1DC" w:sz="4"/>
+              <w:right w:val="single" w:color="C9D1DC" w:sz="4"/>
+            </w:tcBorders>
+            <w:shd w:fill="E3EEF7" w:color="auto" w:val="clear"/>
+            <w:tcMar>
+              <w:top w:type="dxa" w:w="60"/>
+              <w:left w:type="dxa" w:w="100"/>
+              <w:bottom w:type="dxa" w:w="60"/>
+              <w:right w:type="dxa" w:w="100"/>
+            </w:tcMar>
+          </w:tcPr>
+          <w:p>
+            <w:pPr>
+              <w:spacing w:after="0" w:line="260"/>
+            </w:pPr>
+            <w:r>
+              <w:rPr>
+                <w:rFonts w:ascii="Calibri" w:cs="Calibri" w:eastAsia="Calibri" w:hAnsi="Calibri"/>
+                <w:b/>
+                <w:bCs/>
+                <w:color w:val="1F5D8A"/>
+                <w:sz w:val="18"/>
+                <w:szCs w:val="18"/>
+              </w:rPr>
+              <w:t xml:space="preserve">Order</w:t>
+            </w:r>
+          </w:p>
+        </w:tc>
+        <w:tc>
+          <w:tcPr>
+            <w:tcW w:type="dxa" w:w="3200"/>
+            <w:tcBorders>
+              <w:top w:val="single" w:color="C9D1DC" w:sz="4"/>
+              <w:left w:val="single" w:color="C9D1DC" w:sz="4"/>
+              <w:bottom w:val="single" w:color="C9D1DC" w:sz="4"/>
+              <w:right w:val="single" w:color="C9D1DC" w:sz="4"/>
+            </w:tcBorders>
+            <w:shd w:fill="E3EEF7" w:color="auto" w:val="clear"/>
+            <w:tcMar>
+              <w:top w:type="dxa" w:w="60"/>
+              <w:left w:type="dxa" w:w="100"/>
+              <w:bottom w:type="dxa" w:w="60"/>
+              <w:right w:type="dxa" w:w="100"/>
+            </w:tcMar>
+          </w:tcPr>
+          <w:p>
+            <w:pPr>
+              <w:spacing w:after="0" w:line="260"/>
+            </w:pPr>
+            <w:r>
+              <w:rPr>
+                <w:rFonts w:ascii="Calibri" w:cs="Calibri" w:eastAsia="Calibri" w:hAnsi="Calibri"/>
+                <w:b/>
+                <w:bCs/>
+                <w:color w:val="1F5D8A"/>
+                <w:sz w:val="18"/>
+                <w:szCs w:val="18"/>
+              </w:rPr>
+              <w:t xml:space="preserve">Source</w:t>
+            </w:r>
+          </w:p>
+        </w:tc>
+        <w:tc>
+          <w:tcPr>
+            <w:tcW w:type="dxa" w:w="5538"/>
+            <w:tcBorders>
+              <w:top w:val="single" w:color="C9D1DC" w:sz="4"/>
+              <w:left w:val="single" w:color="C9D1DC" w:sz="4"/>
+              <w:bottom w:val="single" w:color="C9D1DC" w:sz="4"/>
+              <w:right w:val="single" w:color="C9D1DC" w:sz="4"/>
+            </w:tcBorders>
+            <w:shd w:fill="E3EEF7" w:color="auto" w:val="clear"/>
+            <w:tcMar>
+              <w:top w:type="dxa" w:w="60"/>
+              <w:left w:type="dxa" w:w="100"/>
+              <w:bottom w:type="dxa" w:w="60"/>
+              <w:right w:type="dxa" w:w="100"/>
+            </w:tcMar>
+          </w:tcPr>
+          <w:p>
+            <w:pPr>
+              <w:spacing w:after="0" w:line="260"/>
+            </w:pPr>
+            <w:r>
+              <w:rPr>
+                <w:rFonts w:ascii="Calibri" w:cs="Calibri" w:eastAsia="Calibri" w:hAnsi="Calibri"/>
+                <w:b/>
+                <w:bCs/>
+                <w:color w:val="1F5D8A"/>
+                <w:sz w:val="18"/>
+                <w:szCs w:val="18"/>
+              </w:rPr>
+              <w:t xml:space="preserve">When it is used</w:t>
+            </w:r>
+          </w:p>
+        </w:tc>
+      </w:tr>
+      <w:tr>
+        <w:trPr>
+          <w:cantSplit/>
+        </w:trPr>
+        <w:tc>
+          <w:tcPr>
+            <w:tcW w:type="dxa" w:w="900"/>
+            <w:tcBorders>
+              <w:top w:val="single" w:color="C9D1DC" w:sz="4"/>
+              <w:left w:val="single" w:color="C9D1DC" w:sz="4"/>
+              <w:bottom w:val="single" w:color="C9D1DC" w:sz="4"/>
+              <w:right w:val="single" w:color="C9D1DC" w:sz="4"/>
+            </w:tcBorders>
+            <w:tcMar>
+              <w:top w:type="dxa" w:w="60"/>
+              <w:left w:type="dxa" w:w="100"/>
+              <w:bottom w:type="dxa" w:w="60"/>
+              <w:right w:type="dxa" w:w="100"/>
+            </w:tcMar>
+          </w:tcPr>
+          <w:p>
+            <w:pPr>
+              <w:spacing w:after="0" w:line="260"/>
+            </w:pPr>
+            <w:r>
+              <w:rPr>
+                <w:rFonts w:ascii="Calibri" w:cs="Calibri" w:eastAsia="Calibri" w:hAnsi="Calibri"/>
+                <w:sz w:val="18"/>
+                <w:szCs w:val="18"/>
+              </w:rPr>
+              <w:t xml:space="preserve">1</w:t>
+            </w:r>
+          </w:p>
+        </w:tc>
+        <w:tc>
+          <w:tcPr>
+            <w:tcW w:type="dxa" w:w="3200"/>
+            <w:tcBorders>
+              <w:top w:val="single" w:color="C9D1DC" w:sz="4"/>
+              <w:left w:val="single" w:color="C9D1DC" w:sz="4"/>
+              <w:bottom w:val="single" w:color="C9D1DC" w:sz="4"/>
+              <w:right w:val="single" w:color="C9D1DC" w:sz="4"/>
+            </w:tcBorders>
+            <w:tcMar>
+              <w:top w:type="dxa" w:w="60"/>
+              <w:left w:type="dxa" w:w="100"/>
+              <w:bottom w:type="dxa" w:w="60"/>
+              <w:right w:type="dxa" w:w="100"/>
+            </w:tcMar>
+          </w:tcPr>
+          <w:p>
+            <w:pPr>
+              <w:spacing w:after="0" w:line="260"/>
+            </w:pPr>
+            <w:r>
+              <w:rPr>
+                <w:rFonts w:ascii="Consolas" w:cs="Consolas" w:eastAsia="Consolas" w:hAnsi="Consolas"/>
+                <w:color w:val="7A2E2E"/>
+                <w:sz w:val="16"/>
+                <w:szCs w:val="16"/>
+              </w:rPr>
+              <w:t xml:space="preserve">SBOMQS_BIN</w:t>
+            </w:r>
+          </w:p>
+        </w:tc>
+        <w:tc>
+          <w:tcPr>
+            <w:tcW w:type="dxa" w:w="5538"/>
+            <w:tcBorders>
+              <w:top w:val="single" w:color="C9D1DC" w:sz="4"/>
+              <w:left w:val="single" w:color="C9D1DC" w:sz="4"/>
+              <w:bottom w:val="single" w:color="C9D1DC" w:sz="4"/>
+              <w:right w:val="single" w:color="C9D1DC" w:sz="4"/>
+            </w:tcBorders>
+            <w:tcMar>
+              <w:top w:type="dxa" w:w="60"/>
+              <w:left w:type="dxa" w:w="100"/>
+              <w:bottom w:type="dxa" w:w="60"/>
+              <w:right w:type="dxa" w:w="100"/>
+            </w:tcMar>
+          </w:tcPr>
+          <w:p>
+            <w:pPr>
+              <w:spacing w:after="0" w:line="260"/>
+            </w:pPr>
+            <w:r>
+              <w:rPr>
+                <w:rFonts w:ascii="Calibri" w:cs="Calibri" w:eastAsia="Calibri" w:hAnsi="Calibri"/>
+                <w:sz w:val="18"/>
+                <w:szCs w:val="18"/>
+              </w:rPr>
+              <w:t xml:space="preserve">The environment variable is set to the full path of a sbomqs executable</w:t>
+            </w:r>
+          </w:p>
+        </w:tc>
+      </w:tr>
+      <w:tr>
+        <w:trPr>
+          <w:cantSplit/>
+        </w:trPr>
+        <w:tc>
+          <w:tcPr>
+            <w:tcW w:type="dxa" w:w="900"/>
+            <w:tcBorders>
+              <w:top w:val="single" w:color="C9D1DC" w:sz="4"/>
+              <w:left w:val="single" w:color="C9D1DC" w:sz="4"/>
+              <w:bottom w:val="single" w:color="C9D1DC" w:sz="4"/>
+              <w:right w:val="single" w:color="C9D1DC" w:sz="4"/>
+            </w:tcBorders>
+            <w:tcMar>
+              <w:top w:type="dxa" w:w="60"/>
+              <w:left w:type="dxa" w:w="100"/>
+              <w:bottom w:type="dxa" w:w="60"/>
+              <w:right w:type="dxa" w:w="100"/>
+            </w:tcMar>
+          </w:tcPr>
+          <w:p>
+            <w:pPr>
+              <w:spacing w:after="0" w:line="260"/>
+            </w:pPr>
+            <w:r>
+              <w:rPr>
+                <w:rFonts w:ascii="Calibri" w:cs="Calibri" w:eastAsia="Calibri" w:hAnsi="Calibri"/>
+                <w:sz w:val="18"/>
+                <w:szCs w:val="18"/>
+              </w:rPr>
+              <w:t xml:space="preserve">2</w:t>
+            </w:r>
+          </w:p>
+        </w:tc>
+        <w:tc>
+          <w:tcPr>
+            <w:tcW w:type="dxa" w:w="3200"/>
+            <w:tcBorders>
+              <w:top w:val="single" w:color="C9D1DC" w:sz="4"/>
+              <w:left w:val="single" w:color="C9D1DC" w:sz="4"/>
+              <w:bottom w:val="single" w:color="C9D1DC" w:sz="4"/>
+              <w:right w:val="single" w:color="C9D1DC" w:sz="4"/>
+            </w:tcBorders>
+            <w:tcMar>
+              <w:top w:type="dxa" w:w="60"/>
+              <w:left w:type="dxa" w:w="100"/>
+              <w:bottom w:type="dxa" w:w="60"/>
+              <w:right w:type="dxa" w:w="100"/>
+            </w:tcMar>
+          </w:tcPr>
+          <w:p>
+            <w:pPr>
+              <w:spacing w:after="0" w:line="260"/>
+            </w:pPr>
+            <w:r>
+              <w:rPr>
+                <w:rFonts w:ascii="Consolas" w:cs="Consolas" w:eastAsia="Consolas" w:hAnsi="Consolas"/>
+                <w:color w:val="7A2E2E"/>
+                <w:sz w:val="16"/>
+                <w:szCs w:val="16"/>
+              </w:rPr>
+              <w:t xml:space="preserve">tools\sbomqs\</w:t>
+            </w:r>
+            <w:r>
+              <w:rPr>
+                <w:rFonts w:ascii="Calibri" w:cs="Calibri" w:eastAsia="Calibri" w:hAnsi="Calibri"/>
+                <w:sz w:val="18"/>
+                <w:szCs w:val="18"/>
+              </w:rPr>
+              <w:t xml:space="preserve"> in the repository</w:t>
+            </w:r>
+          </w:p>
+        </w:tc>
+        <w:tc>
+          <w:tcPr>
+            <w:tcW w:type="dxa" w:w="5538"/>
+            <w:tcBorders>
+              <w:top w:val="single" w:color="C9D1DC" w:sz="4"/>
+              <w:left w:val="single" w:color="C9D1DC" w:sz="4"/>
+              <w:bottom w:val="single" w:color="C9D1DC" w:sz="4"/>
+              <w:right w:val="single" w:color="C9D1DC" w:sz="4"/>
+            </w:tcBorders>
+            <w:tcMar>
+              <w:top w:type="dxa" w:w="60"/>
+              <w:left w:type="dxa" w:w="100"/>
+              <w:bottom w:type="dxa" w:w="60"/>
+              <w:right w:type="dxa" w:w="100"/>
+            </w:tcMar>
+          </w:tcPr>
+          <w:p>
+            <w:pPr>
+              <w:spacing w:after="0" w:line="260"/>
+            </w:pPr>
+            <w:r>
+              <w:rPr>
+                <w:rFonts w:ascii="Calibri" w:cs="Calibri" w:eastAsia="Calibri" w:hAnsi="Calibri"/>
+                <w:sz w:val="18"/>
+                <w:szCs w:val="18"/>
+              </w:rPr>
+              <w:t xml:space="preserve">Windows x64: </w:t>
+            </w:r>
+            <w:r>
+              <w:rPr>
+                <w:rFonts w:ascii="Consolas" w:cs="Consolas" w:eastAsia="Consolas" w:hAnsi="Consolas"/>
+                <w:color w:val="7A2E2E"/>
+                <w:sz w:val="16"/>
+                <w:szCs w:val="16"/>
+              </w:rPr>
+              <w:t xml:space="preserve">windows-amd64\sbomqs.exe</w:t>
+            </w:r>
+            <w:r>
+              <w:rPr>
+                <w:rFonts w:ascii="Calibri" w:cs="Calibri" w:eastAsia="Calibri" w:hAnsi="Calibri"/>
+                <w:sz w:val="18"/>
+                <w:szCs w:val="18"/>
+              </w:rPr>
+              <w:t xml:space="preserve">. Linux x64: </w:t>
+            </w:r>
+            <w:r>
+              <w:rPr>
+                <w:rFonts w:ascii="Consolas" w:cs="Consolas" w:eastAsia="Consolas" w:hAnsi="Consolas"/>
+                <w:color w:val="7A2E2E"/>
+                <w:sz w:val="16"/>
+                <w:szCs w:val="16"/>
+              </w:rPr>
+              <w:t xml:space="preserve">linux-amd64/sbomqs</w:t>
+            </w:r>
+            <w:r>
+              <w:rPr>
+                <w:rFonts w:ascii="Calibri" w:cs="Calibri" w:eastAsia="Calibri" w:hAnsi="Calibri"/>
+                <w:sz w:val="18"/>
+                <w:szCs w:val="18"/>
+              </w:rPr>
+              <w:t xml:space="preserve"> after extracting the archive</w:t>
+            </w:r>
+          </w:p>
+        </w:tc>
+      </w:tr>
+      <w:tr>
+        <w:trPr>
+          <w:cantSplit/>
+        </w:trPr>
+        <w:tc>
+          <w:tcPr>
+            <w:tcW w:type="dxa" w:w="900"/>
+            <w:tcBorders>
+              <w:top w:val="single" w:color="C9D1DC" w:sz="4"/>
+              <w:left w:val="single" w:color="C9D1DC" w:sz="4"/>
+              <w:bottom w:val="single" w:color="C9D1DC" w:sz="4"/>
+              <w:right w:val="single" w:color="C9D1DC" w:sz="4"/>
+            </w:tcBorders>
+            <w:tcMar>
+              <w:top w:type="dxa" w:w="60"/>
+              <w:left w:type="dxa" w:w="100"/>
+              <w:bottom w:type="dxa" w:w="60"/>
+              <w:right w:type="dxa" w:w="100"/>
+            </w:tcMar>
+          </w:tcPr>
+          <w:p>
+            <w:pPr>
+              <w:spacing w:after="0" w:line="260"/>
+            </w:pPr>
+            <w:r>
+              <w:rPr>
+                <w:rFonts w:ascii="Calibri" w:cs="Calibri" w:eastAsia="Calibri" w:hAnsi="Calibri"/>
+                <w:sz w:val="18"/>
+                <w:szCs w:val="18"/>
+              </w:rPr>
+              <w:t xml:space="preserve">3</w:t>
+            </w:r>
+          </w:p>
+        </w:tc>
+        <w:tc>
+          <w:tcPr>
+            <w:tcW w:type="dxa" w:w="3200"/>
+            <w:tcBorders>
+              <w:top w:val="single" w:color="C9D1DC" w:sz="4"/>
+              <w:left w:val="single" w:color="C9D1DC" w:sz="4"/>
+              <w:bottom w:val="single" w:color="C9D1DC" w:sz="4"/>
+              <w:right w:val="single" w:color="C9D1DC" w:sz="4"/>
+            </w:tcBorders>
+            <w:tcMar>
+              <w:top w:type="dxa" w:w="60"/>
+              <w:left w:type="dxa" w:w="100"/>
+              <w:bottom w:type="dxa" w:w="60"/>
+              <w:right w:type="dxa" w:w="100"/>
+            </w:tcMar>
+          </w:tcPr>
+          <w:p>
+            <w:pPr>
+              <w:spacing w:after="0" w:line="260"/>
+            </w:pPr>
+            <w:r>
+              <w:rPr>
+                <w:rFonts w:ascii="Consolas" w:cs="Consolas" w:eastAsia="Consolas" w:hAnsi="Consolas"/>
+                <w:color w:val="7A2E2E"/>
+                <w:sz w:val="16"/>
+                <w:szCs w:val="16"/>
+              </w:rPr>
+              <w:t xml:space="preserve">sbomqs</w:t>
+            </w:r>
+            <w:r>
+              <w:rPr>
+                <w:rFonts w:ascii="Calibri" w:cs="Calibri" w:eastAsia="Calibri" w:hAnsi="Calibri"/>
+                <w:sz w:val="18"/>
+                <w:szCs w:val="18"/>
+              </w:rPr>
+              <w:t xml:space="preserve"> on </w:t>
+            </w:r>
+            <w:r>
+              <w:rPr>
+                <w:rFonts w:ascii="Consolas" w:cs="Consolas" w:eastAsia="Consolas" w:hAnsi="Consolas"/>
+                <w:color w:val="7A2E2E"/>
+                <w:sz w:val="16"/>
+                <w:szCs w:val="16"/>
+              </w:rPr>
+              <w:t xml:space="preserve">PATH</w:t>
+            </w:r>
+          </w:p>
+        </w:tc>
+        <w:tc>
+          <w:tcPr>
+            <w:tcW w:type="dxa" w:w="5538"/>
+            <w:tcBorders>
+              <w:top w:val="single" w:color="C9D1DC" w:sz="4"/>
+              <w:left w:val="single" w:color="C9D1DC" w:sz="4"/>
+              <w:bottom w:val="single" w:color="C9D1DC" w:sz="4"/>
+              <w:right w:val="single" w:color="C9D1DC" w:sz="4"/>
+            </w:tcBorders>
+            <w:tcMar>
+              <w:top w:type="dxa" w:w="60"/>
+              <w:left w:type="dxa" w:w="100"/>
+              <w:bottom w:type="dxa" w:w="60"/>
+              <w:right w:type="dxa" w:w="100"/>
+            </w:tcMar>
+          </w:tcPr>
+          <w:p>
+            <w:pPr>
+              <w:spacing w:after="0" w:line="260"/>
+            </w:pPr>
+            <w:r>
+              <w:rPr>
+                <w:rFonts w:ascii="Calibri" w:cs="Calibri" w:eastAsia="Calibri" w:hAnsi="Calibri"/>
+                <w:sz w:val="18"/>
+                <w:szCs w:val="18"/>
+              </w:rPr>
+              <w:t xml:space="preserve">For example </w:t>
+            </w:r>
+            <w:r>
+              <w:rPr>
+                <w:rFonts w:ascii="Consolas" w:cs="Consolas" w:eastAsia="Consolas" w:hAnsi="Consolas"/>
+                <w:color w:val="7A2E2E"/>
+                <w:sz w:val="16"/>
+                <w:szCs w:val="16"/>
+              </w:rPr>
+              <w:t xml:space="preserve">/usr/local/bin/sbomqs</w:t>
+            </w:r>
+            <w:r>
+              <w:rPr>
+                <w:rFonts w:ascii="Calibri" w:cs="Calibri" w:eastAsia="Calibri" w:hAnsi="Calibri"/>
+                <w:sz w:val="18"/>
+                <w:szCs w:val="18"/>
+              </w:rPr>
+              <w:t xml:space="preserve"> in the Docker image</w:t>
+            </w:r>
+          </w:p>
+        </w:tc>
+      </w:tr>
+    </w:tbl>
+    <w:p>
+      <w:pPr>
+        <w:spacing w:after="120"/>
+      </w:pPr>
+    </w:p>
+    <w:p>
+      <w:pPr>
+        <w:spacing w:after="120" w:line="288"/>
+      </w:pPr>
+      <w:r>
+        <w:rPr>
+          <w:rFonts w:ascii="Consolas" w:cs="Consolas" w:eastAsia="Consolas" w:hAnsi="Consolas"/>
+          <w:color w:val="7A2E2E"/>
+          <w:sz w:val="19"/>
+          <w:szCs w:val="19"/>
+        </w:rPr>
+        <w:t xml:space="preserve">sbom-fixer audit &lt;file&gt;</w:t>
+      </w:r>
+      <w:r>
+        <w:rPr>
+          <w:rFonts w:ascii="Calibri" w:cs="Calibri" w:eastAsia="Calibri" w:hAnsi="Calibri"/>
+        </w:rPr>
+        <w:t xml:space="preserve"> shows which one is used in its last line, </w:t>
+      </w:r>
+      <w:r>
+        <w:rPr>
+          <w:rFonts w:ascii="Consolas" w:cs="Consolas" w:eastAsia="Consolas" w:hAnsi="Consolas"/>
+          <w:color w:val="7A2E2E"/>
+          <w:sz w:val="19"/>
+          <w:szCs w:val="19"/>
+        </w:rPr>
+        <w:t xml:space="preserve">sbomqs binary: &lt;path&gt;</w:t>
+      </w:r>
+      <w:r>
+        <w:rPr>
+          <w:rFonts w:ascii="Calibri" w:cs="Calibri" w:eastAsia="Calibri" w:hAnsi="Calibri"/>
+        </w:rPr>
+        <w:t xml:space="preserve">. Without any of them the audit still runs and the score shows n/a.</w:t>
+      </w:r>
+    </w:p>
+    <w:p>
+      <w:pPr>
+        <w:pStyle w:val="Heading2"/>
+      </w:pPr>
+      <w:r>
+        <w:rPr>
+          <w:rFonts w:ascii="Calibri" w:cs="Calibri" w:eastAsia="Calibri" w:hAnsi="Calibri"/>
+        </w:rPr>
+        <w:t xml:space="preserve">13.3 Where the score appears</w:t>
+      </w:r>
+    </w:p>
+    <w:p>
+      <w:pPr>
+        <w:pStyle w:val="ListParagraph"/>
+        <w:numPr>
+          <w:ilvl w:val="0"/>
+          <w:numId w:val="5"/>
+        </w:numPr>
+        <w:spacing w:after="80" w:line="276"/>
+      </w:pPr>
+      <w:r>
+        <w:rPr>
+          <w:rFonts w:ascii="Consolas" w:cs="Consolas" w:eastAsia="Consolas" w:hAnsi="Consolas"/>
+          <w:color w:val="7A2E2E"/>
+          <w:sz w:val="19"/>
+          <w:szCs w:val="19"/>
+        </w:rPr>
+        <w:t xml:space="preserve">sbom-fixer audit &lt;file&gt;</w:t>
+      </w:r>
+      <w:r>
+        <w:rPr>
+          <w:rFonts w:ascii="Calibri" w:cs="Calibri" w:eastAsia="Calibri" w:hAnsi="Calibri"/>
+        </w:rPr>
+        <w:t xml:space="preserve">: </w:t>
+      </w:r>
+      <w:r>
+        <w:rPr>
+          <w:rFonts w:ascii="Consolas" w:cs="Consolas" w:eastAsia="Consolas" w:hAnsi="Consolas"/>
+          <w:color w:val="7A2E2E"/>
+          <w:sz w:val="19"/>
+          <w:szCs w:val="19"/>
+        </w:rPr>
+        <w:t xml:space="preserve">sbomqs score: 5.11 (grade D)</w:t>
+      </w:r>
+      <w:r>
+        <w:rPr>
+          <w:rFonts w:ascii="Calibri" w:cs="Calibri" w:eastAsia="Calibri" w:hAnsi="Calibri"/>
+        </w:rPr>
+        <w:t xml:space="preserve">; with </w:t>
+      </w:r>
+      <w:r>
+        <w:rPr>
+          <w:rFonts w:ascii="Consolas" w:cs="Consolas" w:eastAsia="Consolas" w:hAnsi="Consolas"/>
+          <w:color w:val="7A2E2E"/>
+          <w:sz w:val="19"/>
+          <w:szCs w:val="19"/>
+        </w:rPr>
+        <w:t xml:space="preserve">--json</w:t>
+      </w:r>
+      <w:r>
+        <w:rPr>
+          <w:rFonts w:ascii="Calibri" w:cs="Calibri" w:eastAsia="Calibri" w:hAnsi="Calibri"/>
+        </w:rPr>
+        <w:t xml:space="preserve"> also the grade and the binary path.</w:t>
+      </w:r>
+    </w:p>
+    <w:p>
+      <w:pPr>
+        <w:pStyle w:val="ListParagraph"/>
+        <w:numPr>
+          <w:ilvl w:val="0"/>
+          <w:numId w:val="5"/>
+        </w:numPr>
+        <w:spacing w:after="80" w:line="276"/>
+      </w:pPr>
+      <w:r>
+        <w:rPr>
+          <w:rFonts w:ascii="Calibri" w:cs="Calibri" w:eastAsia="Calibri" w:hAnsi="Calibri"/>
+        </w:rPr>
+        <w:t xml:space="preserve">Notes section 7 and </w:t>
+      </w:r>
+      <w:r>
+        <w:rPr>
+          <w:rFonts w:ascii="Consolas" w:cs="Consolas" w:eastAsia="Consolas" w:hAnsi="Consolas"/>
+          <w:color w:val="7A2E2E"/>
+          <w:sz w:val="19"/>
+          <w:szCs w:val="19"/>
+        </w:rPr>
+        <w:t xml:space="preserve">quality.json</w:t>
+      </w:r>
+      <w:r>
+        <w:rPr>
+          <w:rFonts w:ascii="Calibri" w:cs="Calibri" w:eastAsia="Calibri" w:hAnsi="Calibri"/>
+        </w:rPr>
+        <w:t xml:space="preserve">: the score of the original and of the fixed file.</w:t>
+      </w:r>
+    </w:p>
+    <w:p>
+      <w:pPr>
+        <w:pStyle w:val="ListParagraph"/>
+        <w:numPr>
+          <w:ilvl w:val="0"/>
+          <w:numId w:val="5"/>
+        </w:numPr>
+        <w:spacing w:after="80" w:line="276"/>
+      </w:pPr>
+      <w:r>
+        <w:rPr>
+          <w:rFonts w:ascii="Calibri" w:cs="Calibri" w:eastAsia="Calibri" w:hAnsi="Calibri"/>
+        </w:rPr>
+        <w:t xml:space="preserve">Quality gate (</w:t>
+      </w:r>
+      <w:r>
+        <w:rPr>
+          <w:rFonts w:ascii="Consolas" w:cs="Consolas" w:eastAsia="Consolas" w:hAnsi="Consolas"/>
+          <w:color w:val="7A2E2E"/>
+          <w:sz w:val="19"/>
+          <w:szCs w:val="19"/>
+        </w:rPr>
+        <w:t xml:space="preserve">quality.audit: gate</w:t>
+      </w:r>
+      <w:r>
+        <w:rPr>
+          <w:rFonts w:ascii="Calibri" w:cs="Calibri" w:eastAsia="Calibri" w:hAnsi="Calibri"/>
+        </w:rPr>
+        <w:t xml:space="preserve">): </w:t>
+      </w:r>
+      <w:r>
+        <w:rPr>
+          <w:rFonts w:ascii="Consolas" w:cs="Consolas" w:eastAsia="Consolas" w:hAnsi="Consolas"/>
+          <w:color w:val="7A2E2E"/>
+          <w:sz w:val="19"/>
+          <w:szCs w:val="19"/>
+        </w:rPr>
+        <w:t xml:space="preserve">quality.min_score</w:t>
+      </w:r>
+      <w:r>
+        <w:rPr>
+          <w:rFonts w:ascii="Calibri" w:cs="Calibri" w:eastAsia="Calibri" w:hAnsi="Calibri"/>
+        </w:rPr>
+        <w:t xml:space="preserve"> and </w:t>
+      </w:r>
+      <w:r>
+        <w:rPr>
+          <w:rFonts w:ascii="Consolas" w:cs="Consolas" w:eastAsia="Consolas" w:hAnsi="Consolas"/>
+          <w:color w:val="7A2E2E"/>
+          <w:sz w:val="19"/>
+          <w:szCs w:val="19"/>
+        </w:rPr>
+        <w:t xml:space="preserve">quality.score_tolerance</w:t>
+      </w:r>
+      <w:r>
+        <w:rPr>
+          <w:rFonts w:ascii="Calibri" w:cs="Calibri" w:eastAsia="Calibri" w:hAnsi="Calibri"/>
+        </w:rPr>
+        <w:t xml:space="preserve"> turn a low or dropping score into exit 4.</w:t>
+      </w:r>
+    </w:p>
+    <w:p>
+      <w:pPr>
+        <w:spacing w:after="120"/>
+      </w:pPr>
+    </w:p>
+    <w:p>
+      <w:pPr>
+        <w:spacing w:after="120" w:line="288"/>
+      </w:pPr>
+      <w:r>
+        <w:rPr>
+          <w:rFonts w:ascii="Calibri" w:cs="Calibri" w:eastAsia="Calibri" w:hAnsi="Calibri"/>
+        </w:rPr>
+        <w:t xml:space="preserve">The original shows n/a when sbomqs cannot read it, for example a broken file (</w:t>
+      </w:r>
+      <w:r>
+        <w:rPr>
+          <w:rFonts w:ascii="Consolas" w:cs="Consolas" w:eastAsia="Consolas" w:hAnsi="Consolas"/>
+          <w:color w:val="7A2E2E"/>
+          <w:sz w:val="19"/>
+          <w:szCs w:val="19"/>
+        </w:rPr>
+        <w:t xml:space="preserve">no valid SBOM files processed</w:t>
+      </w:r>
+      <w:r>
+        <w:rPr>
+          <w:rFonts w:ascii="Calibri" w:cs="Calibri" w:eastAsia="Calibri" w:hAnsi="Calibri"/>
+        </w:rPr>
+        <w:t xml:space="preserve">), a UTF-16 file or CycloneDX 1.8. The fixed file then still gets a score; this is expected.</w:t>
+      </w:r>
+    </w:p>
+    <w:p>
+      <w:pPr>
+        <w:pStyle w:val="Heading2"/>
+      </w:pPr>
+      <w:r>
+        <w:rPr>
+          <w:rFonts w:ascii="Calibri" w:cs="Calibri" w:eastAsia="Calibri" w:hAnsi="Calibri"/>
+        </w:rPr>
+        <w:t xml:space="preserve">13.4 Use sbomqs directly</w:t>
+      </w:r>
+    </w:p>
+    <w:p>
+      <w:pPr>
+        <w:spacing w:after="120" w:line="288"/>
+      </w:pPr>
+      <w:r>
+        <w:rPr>
+          <w:rFonts w:ascii="Calibri" w:cs="Calibri" w:eastAsia="Calibri" w:hAnsi="Calibri"/>
+        </w:rPr>
+        <w:t xml:space="preserve">Windows (cmd or PowerShell, from the repository folder):</w:t>
+      </w:r>
+    </w:p>
+    <w:p>
+      <w:pPr>
+        <w:keepLines/>
+        <w:pBdr>
+          <w:top w:val="single" w:color="C9D1DC" w:sz="4" w:space="6"/>
+          <w:left w:val="single" w:color="C9D1DC" w:sz="4" w:space="6"/>
+          <w:right w:val="single" w:color="C9D1DC" w:sz="4" w:space="6"/>
+        </w:pBdr>
+        <w:shd w:fill="F1F4F8" w:color="auto" w:val="clear"/>
+        <w:spacing w:after="0" w:before="0" w:line="240"/>
+        <w:ind w:left="120" w:right="120"/>
+      </w:pPr>
+      <w:r>
+        <w:rPr>
+          <w:rFonts w:ascii="Consolas" w:cs="Consolas" w:eastAsia="Consolas" w:hAnsi="Consolas"/>
+          <w:color w:val="1B2230"/>
+          <w:sz w:val="17"/>
+          <w:szCs w:val="17"/>
+        </w:rPr>
+        <w:t xml:space="preserve">tools\sbomqs\windows-amd64\sbomqs.exe version</w:t>
+      </w:r>
+    </w:p>
+    <w:p>
+      <w:pPr>
+        <w:keepLines/>
+        <w:pBdr>
+          <w:left w:val="single" w:color="C9D1DC" w:sz="4" w:space="6"/>
+          <w:right w:val="single" w:color="C9D1DC" w:sz="4" w:space="6"/>
+        </w:pBdr>
+        <w:shd w:fill="F1F4F8" w:color="auto" w:val="clear"/>
+        <w:spacing w:after="0" w:before="0" w:line="240"/>
+        <w:ind w:left="120" w:right="120"/>
+      </w:pPr>
+      <w:r>
+        <w:rPr>
+          <w:rFonts w:ascii="Consolas" w:cs="Consolas" w:eastAsia="Consolas" w:hAnsi="Consolas"/>
+          <w:color w:val="1B2230"/>
+          <w:sz w:val="17"/>
+          <w:szCs w:val="17"/>
+        </w:rPr>
+        <w:t xml:space="preserve">tools\sbomqs\windows-amd64\sbomqs.exe score build\sbom.json</w:t>
+      </w:r>
+    </w:p>
+    <w:p>
+      <w:pPr>
+        <w:keepLines/>
+        <w:pBdr>
+          <w:left w:val="single" w:color="C9D1DC" w:sz="4" w:space="6"/>
+          <w:bottom w:val="single" w:color="C9D1DC" w:sz="4" w:space="6"/>
+          <w:right w:val="single" w:color="C9D1DC" w:sz="4" w:space="6"/>
+        </w:pBdr>
+        <w:shd w:fill="F1F4F8" w:color="auto" w:val="clear"/>
+        <w:spacing w:after="200" w:before="0" w:line="240"/>
+        <w:ind w:left="120" w:right="120"/>
+      </w:pPr>
+      <w:r>
+        <w:rPr>
+          <w:rFonts w:ascii="Consolas" w:cs="Consolas" w:eastAsia="Consolas" w:hAnsi="Consolas"/>
+          <w:color w:val="1B2230"/>
+          <w:sz w:val="17"/>
+          <w:szCs w:val="17"/>
+        </w:rPr>
+        <w:t xml:space="preserve">tools\sbomqs\windows-amd64\sbomqs.exe score build\sbom.json --json</w:t>
+      </w:r>
+    </w:p>
+    <w:p>
+      <w:pPr>
+        <w:spacing w:after="120" w:line="288"/>
+      </w:pPr>
+      <w:r>
+        <w:rPr>
+          <w:rFonts w:ascii="Calibri" w:cs="Calibri" w:eastAsia="Calibri" w:hAnsi="Calibri"/>
+        </w:rPr>
+        <w:t xml:space="preserve">The plain </w:t>
+      </w:r>
+      <w:r>
+        <w:rPr>
+          <w:rFonts w:ascii="Consolas" w:cs="Consolas" w:eastAsia="Consolas" w:hAnsi="Consolas"/>
+          <w:color w:val="7A2E2E"/>
+          <w:sz w:val="19"/>
+          <w:szCs w:val="19"/>
+        </w:rPr>
+        <w:t xml:space="preserve">score</w:t>
+      </w:r>
+      <w:r>
+        <w:rPr>
+          <w:rFonts w:ascii="Calibri" w:cs="Calibri" w:eastAsia="Calibri" w:hAnsi="Calibri"/>
+        </w:rPr>
+        <w:t xml:space="preserve"> output also shows the scores for industry profiles (Interlynk, NTIA, BSI TR-03183-2, OpenChain Telco) and a breakdown by category.</w:t>
+      </w:r>
+    </w:p>
+    <w:p>
+      <w:pPr>
+        <w:spacing w:after="120" w:line="288"/>
+      </w:pPr>
+      <w:r>
+        <w:rPr>
+          <w:rFonts w:ascii="Calibri" w:cs="Calibri" w:eastAsia="Calibri" w:hAnsi="Calibri"/>
+        </w:rPr>
+        <w:t xml:space="preserve">Linux x64 - extract once next to the archive; sbom-fixer then finds it automatically:</w:t>
+      </w:r>
+    </w:p>
+    <w:p>
+      <w:pPr>
+        <w:keepLines/>
+        <w:pBdr>
+          <w:top w:val="single" w:color="C9D1DC" w:sz="4" w:space="6"/>
+          <w:left w:val="single" w:color="C9D1DC" w:sz="4" w:space="6"/>
+          <w:right w:val="single" w:color="C9D1DC" w:sz="4" w:space="6"/>
+        </w:pBdr>
+        <w:shd w:fill="F1F4F8" w:color="auto" w:val="clear"/>
+        <w:spacing w:after="0" w:before="0" w:line="240"/>
+        <w:ind w:left="120" w:right="120"/>
+      </w:pPr>
+      <w:r>
+        <w:rPr>
+          <w:rFonts w:ascii="Consolas" w:cs="Consolas" w:eastAsia="Consolas" w:hAnsi="Consolas"/>
+          <w:color w:val="1B2230"/>
+          <w:sz w:val="17"/>
+          <w:szCs w:val="17"/>
+        </w:rPr>
+        <w:t xml:space="preserve">tar -xzf tools/sbomqs/linux-amd64/sbomqs_2.1.2_Linux_x86_64.tar.gz -C tools/sbomqs/linux-amd64 sbomqs</w:t>
+      </w:r>
+    </w:p>
+    <w:p>
+      <w:pPr>
+        <w:keepLines/>
+        <w:pBdr>
+          <w:left w:val="single" w:color="C9D1DC" w:sz="4" w:space="6"/>
+          <w:bottom w:val="single" w:color="C9D1DC" w:sz="4" w:space="6"/>
+          <w:right w:val="single" w:color="C9D1DC" w:sz="4" w:space="6"/>
+        </w:pBdr>
+        <w:shd w:fill="F1F4F8" w:color="auto" w:val="clear"/>
+        <w:spacing w:after="200" w:before="0" w:line="240"/>
+        <w:ind w:left="120" w:right="120"/>
+      </w:pPr>
+      <w:r>
+        <w:rPr>
+          <w:rFonts w:ascii="Consolas" w:cs="Consolas" w:eastAsia="Consolas" w:hAnsi="Consolas"/>
+          <w:color w:val="1B2230"/>
+          <w:sz w:val="17"/>
+          <w:szCs w:val="17"/>
+        </w:rPr>
+        <w:t xml:space="preserve">tools/sbomqs/linux-amd64/sbomqs score build/sbom.json</w:t>
+      </w:r>
+    </w:p>
+    <w:p>
+      <w:pPr>
+        <w:spacing w:after="120" w:line="288"/>
+      </w:pPr>
+      <w:r>
+        <w:rPr>
+          <w:rFonts w:ascii="Calibri" w:cs="Calibri" w:eastAsia="Calibri" w:hAnsi="Calibri"/>
+        </w:rPr>
+        <w:t xml:space="preserve">macOS and ARM machines: install sbomqs from github.com/interlynk-io/sbomqs/releases and set </w:t>
+      </w:r>
+      <w:r>
+        <w:rPr>
+          <w:rFonts w:ascii="Consolas" w:cs="Consolas" w:eastAsia="Consolas" w:hAnsi="Consolas"/>
+          <w:color w:val="7A2E2E"/>
+          <w:sz w:val="19"/>
+          <w:szCs w:val="19"/>
+        </w:rPr>
+        <w:t xml:space="preserve">SBOMQS_BIN</w:t>
+      </w:r>
+      <w:r>
+        <w:rPr>
+          <w:rFonts w:ascii="Calibri" w:cs="Calibri" w:eastAsia="Calibri" w:hAnsi="Calibri"/>
+        </w:rPr>
+        <w:t xml:space="preserve">.</w:t>
+      </w:r>
+    </w:p>
+    <w:p>
+      <w:pPr>
+        <w:pStyle w:val="Heading2"/>
+      </w:pPr>
+      <w:r>
+        <w:rPr>
+          <w:rFonts w:ascii="Calibri" w:cs="Calibri" w:eastAsia="Calibri" w:hAnsi="Calibri"/>
+        </w:rPr>
+        <w:t xml:space="preserve">13.5 Check that the bundled copy is genuine</w:t>
+      </w:r>
+    </w:p>
+    <w:p>
+      <w:pPr>
+        <w:keepLines/>
+        <w:pBdr>
+          <w:top w:val="single" w:color="C9D1DC" w:sz="4" w:space="6"/>
+          <w:left w:val="single" w:color="C9D1DC" w:sz="4" w:space="6"/>
+          <w:right w:val="single" w:color="C9D1DC" w:sz="4" w:space="6"/>
+        </w:pBdr>
+        <w:shd w:fill="F1F4F8" w:color="auto" w:val="clear"/>
+        <w:spacing w:after="0" w:before="0" w:line="240"/>
+        <w:ind w:left="120" w:right="120"/>
+      </w:pPr>
+      <w:r>
+        <w:rPr>
+          <w:rFonts w:ascii="Consolas" w:cs="Consolas" w:eastAsia="Consolas" w:hAnsi="Consolas"/>
+          <w:color w:val="1B2230"/>
+          <w:sz w:val="17"/>
+          <w:szCs w:val="17"/>
+        </w:rPr>
+        <w:t xml:space="preserve">cd tools\sbomqs</w:t>
+      </w:r>
+    </w:p>
+    <w:p>
+      <w:pPr>
+        <w:keepLines/>
+        <w:pBdr>
+          <w:left w:val="single" w:color="C9D1DC" w:sz="4" w:space="6"/>
+          <w:bottom w:val="single" w:color="C9D1DC" w:sz="4" w:space="6"/>
+          <w:right w:val="single" w:color="C9D1DC" w:sz="4" w:space="6"/>
+        </w:pBdr>
+        <w:shd w:fill="F1F4F8" w:color="auto" w:val="clear"/>
+        <w:spacing w:after="200" w:before="0" w:line="240"/>
+        <w:ind w:left="120" w:right="120"/>
+      </w:pPr>
+      <w:r>
+        <w:rPr>
+          <w:rFonts w:ascii="Consolas" w:cs="Consolas" w:eastAsia="Consolas" w:hAnsi="Consolas"/>
+          <w:color w:val="1B2230"/>
+          <w:sz w:val="17"/>
+          <w:szCs w:val="17"/>
+        </w:rPr>
+        <w:t xml:space="preserve">certutil -hashfile windows-amd64\sbomqs.exe SHA256</w:t>
+      </w:r>
+    </w:p>
+    <w:p>
+      <w:pPr>
+        <w:spacing w:after="120" w:line="288"/>
+      </w:pPr>
+      <w:r>
+        <w:rPr>
+          <w:rFonts w:ascii="Calibri" w:cs="Calibri" w:eastAsia="Calibri" w:hAnsi="Calibri"/>
+        </w:rPr>
+        <w:t xml:space="preserve">The hash must be the one on the </w:t>
+      </w:r>
+      <w:r>
+        <w:rPr>
+          <w:rFonts w:ascii="Consolas" w:cs="Consolas" w:eastAsia="Consolas" w:hAnsi="Consolas"/>
+          <w:color w:val="7A2E2E"/>
+          <w:sz w:val="19"/>
+          <w:szCs w:val="19"/>
+        </w:rPr>
+        <w:t xml:space="preserve">windows-amd64/sbomqs.exe</w:t>
+      </w:r>
+      <w:r>
+        <w:rPr>
+          <w:rFonts w:ascii="Calibri" w:cs="Calibri" w:eastAsia="Calibri" w:hAnsi="Calibri"/>
+        </w:rPr>
+        <w:t xml:space="preserve"> line of </w:t>
+      </w:r>
+      <w:r>
+        <w:rPr>
+          <w:rFonts w:ascii="Consolas" w:cs="Consolas" w:eastAsia="Consolas" w:hAnsi="Consolas"/>
+          <w:color w:val="7A2E2E"/>
+          <w:sz w:val="19"/>
+          <w:szCs w:val="19"/>
+        </w:rPr>
+        <w:t xml:space="preserve">SHA256SUMS</w:t>
+      </w:r>
+      <w:r>
+        <w:rPr>
+          <w:rFonts w:ascii="Calibri" w:cs="Calibri" w:eastAsia="Calibri" w:hAnsi="Calibri"/>
+        </w:rPr>
+        <w:t xml:space="preserve">. In Git Bash or Linux: </w:t>
+      </w:r>
+      <w:r>
+        <w:rPr>
+          <w:rFonts w:ascii="Consolas" w:cs="Consolas" w:eastAsia="Consolas" w:hAnsi="Consolas"/>
+          <w:color w:val="7A2E2E"/>
+          <w:sz w:val="19"/>
+          <w:szCs w:val="19"/>
+        </w:rPr>
+        <w:t xml:space="preserve">cd tools/sbomqs &amp;&amp; sha256sum -c SHA256SUMS</w:t>
+      </w:r>
+      <w:r>
+        <w:rPr>
+          <w:rFonts w:ascii="Calibri" w:cs="Calibri" w:eastAsia="Calibri" w:hAnsi="Calibri"/>
+        </w:rPr>
+        <w:t xml:space="preserve">. The repository's </w:t>
+      </w:r>
+      <w:r>
+        <w:rPr>
+          <w:rFonts w:ascii="Consolas" w:cs="Consolas" w:eastAsia="Consolas" w:hAnsi="Consolas"/>
+          <w:color w:val="7A2E2E"/>
+          <w:sz w:val="19"/>
+          <w:szCs w:val="19"/>
+        </w:rPr>
+        <w:t xml:space="preserve">.gitattributes</w:t>
+      </w:r>
+      <w:r>
+        <w:rPr>
+          <w:rFonts w:ascii="Calibri" w:cs="Calibri" w:eastAsia="Calibri" w:hAnsi="Calibri"/>
+        </w:rPr>
+        <w:t xml:space="preserve"> stops Git from changing line endings in this folder, so the check also passes on Windows.</w:t>
+      </w:r>
+    </w:p>
+    <w:p>
+      <w:pPr>
+        <w:pStyle w:val="Heading2"/>
+      </w:pPr>
+      <w:r>
+        <w:rPr>
+          <w:rFonts w:ascii="Calibri" w:cs="Calibri" w:eastAsia="Calibri" w:hAnsi="Calibri"/>
+        </w:rPr>
+        <w:t xml:space="preserve">13.6 When the score shows n/a</w:t>
+      </w:r>
+    </w:p>
+    <w:tbl>
+      <w:tblPr>
+        <w:tblW w:type="dxa" w:w="9638"/>
+        <w:tblBorders>
+          <w:top w:val="single" w:color="auto" w:sz="4"/>
+          <w:left w:val="single" w:color="auto" w:sz="4"/>
+          <w:bottom w:val="single" w:color="auto" w:sz="4"/>
+          <w:right w:val="single" w:color="auto" w:sz="4"/>
+          <w:insideH w:val="single" w:color="auto" w:sz="4"/>
+          <w:insideV w:val="single" w:color="auto" w:sz="4"/>
+        </w:tblBorders>
+      </w:tblPr>
+      <w:tblGrid>
+        <w:gridCol w:w="4200"/>
+        <w:gridCol w:w="5438"/>
+      </w:tblGrid>
+      <w:tr>
+        <w:trPr>
+          <w:tblHeader/>
+        </w:trPr>
+        <w:tc>
+          <w:tcPr>
+            <w:tcW w:type="dxa" w:w="4200"/>
+            <w:tcBorders>
+              <w:top w:val="single" w:color="C9D1DC" w:sz="4"/>
+              <w:left w:val="single" w:color="C9D1DC" w:sz="4"/>
+              <w:bottom w:val="single" w:color="C9D1DC" w:sz="4"/>
+              <w:right w:val="single" w:color="C9D1DC" w:sz="4"/>
+            </w:tcBorders>
+            <w:shd w:fill="E3EEF7" w:color="auto" w:val="clear"/>
+            <w:tcMar>
+              <w:top w:type="dxa" w:w="60"/>
+              <w:left w:type="dxa" w:w="100"/>
+              <w:bottom w:type="dxa" w:w="60"/>
+              <w:right w:type="dxa" w:w="100"/>
+            </w:tcMar>
+          </w:tcPr>
+          <w:p>
+            <w:pPr>
+              <w:spacing w:after="0" w:line="260"/>
+            </w:pPr>
+            <w:r>
+              <w:rPr>
+                <w:rFonts w:ascii="Calibri" w:cs="Calibri" w:eastAsia="Calibri" w:hAnsi="Calibri"/>
+                <w:b/>
+                <w:bCs/>
+                <w:color w:val="1F5D8A"/>
+                <w:sz w:val="18"/>
+                <w:szCs w:val="18"/>
+              </w:rPr>
+              <w:t xml:space="preserve">Cause</w:t>
+            </w:r>
+          </w:p>
+        </w:tc>
+        <w:tc>
+          <w:tcPr>
+            <w:tcW w:type="dxa" w:w="5438"/>
+            <w:tcBorders>
+              <w:top w:val="single" w:color="C9D1DC" w:sz="4"/>
+              <w:left w:val="single" w:color="C9D1DC" w:sz="4"/>
+              <w:bottom w:val="single" w:color="C9D1DC" w:sz="4"/>
+              <w:right w:val="single" w:color="C9D1DC" w:sz="4"/>
+            </w:tcBorders>
+            <w:shd w:fill="E3EEF7" w:color="auto" w:val="clear"/>
+            <w:tcMar>
+              <w:top w:type="dxa" w:w="60"/>
+              <w:left w:type="dxa" w:w="100"/>
+              <w:bottom w:type="dxa" w:w="60"/>
+              <w:right w:type="dxa" w:w="100"/>
+            </w:tcMar>
+          </w:tcPr>
+          <w:p>
+            <w:pPr>
+              <w:spacing w:after="0" w:line="260"/>
+            </w:pPr>
+            <w:r>
+              <w:rPr>
+                <w:rFonts w:ascii="Calibri" w:cs="Calibri" w:eastAsia="Calibri" w:hAnsi="Calibri"/>
+                <w:b/>
+                <w:bCs/>
+                <w:color w:val="1F5D8A"/>
+                <w:sz w:val="18"/>
+                <w:szCs w:val="18"/>
+              </w:rPr>
+              <w:t xml:space="preserve">Fix</w:t>
+            </w:r>
+          </w:p>
+        </w:tc>
+      </w:tr>
+      <w:tr>
+        <w:trPr>
+          <w:cantSplit/>
+        </w:trPr>
+        <w:tc>
+          <w:tcPr>
+            <w:tcW w:type="dxa" w:w="4200"/>
+            <w:tcBorders>
+              <w:top w:val="single" w:color="C9D1DC" w:sz="4"/>
+              <w:left w:val="single" w:color="C9D1DC" w:sz="4"/>
+              <w:bottom w:val="single" w:color="C9D1DC" w:sz="4"/>
+              <w:right w:val="single" w:color="C9D1DC" w:sz="4"/>
+            </w:tcBorders>
+            <w:tcMar>
+              <w:top w:type="dxa" w:w="60"/>
+              <w:left w:type="dxa" w:w="100"/>
+              <w:bottom w:type="dxa" w:w="60"/>
+              <w:right w:type="dxa" w:w="100"/>
+            </w:tcMar>
+          </w:tcPr>
+          <w:p>
+            <w:pPr>
+              <w:spacing w:after="0" w:line="260"/>
+            </w:pPr>
+            <w:r>
+              <w:rPr>
+                <w:rFonts w:ascii="Calibri" w:cs="Calibri" w:eastAsia="Calibri" w:hAnsi="Calibri"/>
+                <w:sz w:val="18"/>
+                <w:szCs w:val="18"/>
+              </w:rPr>
+              <w:t xml:space="preserve">sbomqs not found (not Windows x64, Linux archive not extracted, or the tools folder was not copied)</w:t>
+            </w:r>
+          </w:p>
+        </w:tc>
+        <w:tc>
+          <w:tcPr>
+            <w:tcW w:type="dxa" w:w="5438"/>
+            <w:tcBorders>
+              <w:top w:val="single" w:color="C9D1DC" w:sz="4"/>
+              <w:left w:val="single" w:color="C9D1DC" w:sz="4"/>
+              <w:bottom w:val="single" w:color="C9D1DC" w:sz="4"/>
+              <w:right w:val="single" w:color="C9D1DC" w:sz="4"/>
+            </w:tcBorders>
+            <w:tcMar>
+              <w:top w:type="dxa" w:w="60"/>
+              <w:left w:type="dxa" w:w="100"/>
+              <w:bottom w:type="dxa" w:w="60"/>
+              <w:right w:type="dxa" w:w="100"/>
+            </w:tcMar>
+          </w:tcPr>
+          <w:p>
+            <w:pPr>
+              <w:spacing w:after="0" w:line="260"/>
+            </w:pPr>
+            <w:r>
+              <w:rPr>
+                <w:rFonts w:ascii="Calibri" w:cs="Calibri" w:eastAsia="Calibri" w:hAnsi="Calibri"/>
+                <w:sz w:val="18"/>
+                <w:szCs w:val="18"/>
+              </w:rPr>
+              <w:t xml:space="preserve">Run </w:t>
+            </w:r>
+            <w:r>
+              <w:rPr>
+                <w:rFonts w:ascii="Consolas" w:cs="Consolas" w:eastAsia="Consolas" w:hAnsi="Consolas"/>
+                <w:color w:val="7A2E2E"/>
+                <w:sz w:val="16"/>
+                <w:szCs w:val="16"/>
+              </w:rPr>
+              <w:t xml:space="preserve">sbom-fixer audit &lt;file&gt;</w:t>
+            </w:r>
+            <w:r>
+              <w:rPr>
+                <w:rFonts w:ascii="Calibri" w:cs="Calibri" w:eastAsia="Calibri" w:hAnsi="Calibri"/>
+                <w:sz w:val="18"/>
+                <w:szCs w:val="18"/>
+              </w:rPr>
+              <w:t xml:space="preserve"> to see the error; extract the Linux archive (13.4), copy </w:t>
+            </w:r>
+            <w:r>
+              <w:rPr>
+                <w:rFonts w:ascii="Consolas" w:cs="Consolas" w:eastAsia="Consolas" w:hAnsi="Consolas"/>
+                <w:color w:val="7A2E2E"/>
+                <w:sz w:val="16"/>
+                <w:szCs w:val="16"/>
+              </w:rPr>
+              <w:t xml:space="preserve">tools\sbomqs\</w:t>
+            </w:r>
+            <w:r>
+              <w:rPr>
+                <w:rFonts w:ascii="Calibri" w:cs="Calibri" w:eastAsia="Calibri" w:hAnsi="Calibri"/>
+                <w:sz w:val="18"/>
+                <w:szCs w:val="18"/>
+              </w:rPr>
+              <w:t xml:space="preserve">, or set </w:t>
+            </w:r>
+            <w:r>
+              <w:rPr>
+                <w:rFonts w:ascii="Consolas" w:cs="Consolas" w:eastAsia="Consolas" w:hAnsi="Consolas"/>
+                <w:color w:val="7A2E2E"/>
+                <w:sz w:val="16"/>
+                <w:szCs w:val="16"/>
+              </w:rPr>
+              <w:t xml:space="preserve">SBOMQS_BIN</w:t>
+            </w:r>
+          </w:p>
+        </w:tc>
+      </w:tr>
+      <w:tr>
+        <w:trPr>
+          <w:cantSplit/>
+        </w:trPr>
+        <w:tc>
+          <w:tcPr>
+            <w:tcW w:type="dxa" w:w="4200"/>
+            <w:tcBorders>
+              <w:top w:val="single" w:color="C9D1DC" w:sz="4"/>
+              <w:left w:val="single" w:color="C9D1DC" w:sz="4"/>
+              <w:bottom w:val="single" w:color="C9D1DC" w:sz="4"/>
+              <w:right w:val="single" w:color="C9D1DC" w:sz="4"/>
+            </w:tcBorders>
+            <w:tcMar>
+              <w:top w:type="dxa" w:w="60"/>
+              <w:left w:type="dxa" w:w="100"/>
+              <w:bottom w:type="dxa" w:w="60"/>
+              <w:right w:type="dxa" w:w="100"/>
+            </w:tcMar>
+          </w:tcPr>
+          <w:p>
+            <w:pPr>
+              <w:spacing w:after="0" w:line="260"/>
+            </w:pPr>
+            <w:r>
+              <w:rPr>
+                <w:rFonts w:ascii="Calibri" w:cs="Calibri" w:eastAsia="Calibri" w:hAnsi="Calibri"/>
+                <w:sz w:val="18"/>
+                <w:szCs w:val="18"/>
+              </w:rPr>
+              <w:t xml:space="preserve">sbomqs cannot read the original</w:t>
+            </w:r>
+          </w:p>
+        </w:tc>
+        <w:tc>
+          <w:tcPr>
+            <w:tcW w:type="dxa" w:w="5438"/>
+            <w:tcBorders>
+              <w:top w:val="single" w:color="C9D1DC" w:sz="4"/>
+              <w:left w:val="single" w:color="C9D1DC" w:sz="4"/>
+              <w:bottom w:val="single" w:color="C9D1DC" w:sz="4"/>
+              <w:right w:val="single" w:color="C9D1DC" w:sz="4"/>
+            </w:tcBorders>
+            <w:tcMar>
+              <w:top w:type="dxa" w:w="60"/>
+              <w:left w:type="dxa" w:w="100"/>
+              <w:bottom w:type="dxa" w:w="60"/>
+              <w:right w:type="dxa" w:w="100"/>
+            </w:tcMar>
+          </w:tcPr>
+          <w:p>
+            <w:pPr>
+              <w:spacing w:after="0" w:line="260"/>
+            </w:pPr>
+            <w:r>
+              <w:rPr>
+                <w:rFonts w:ascii="Calibri" w:cs="Calibri" w:eastAsia="Calibri" w:hAnsi="Calibri"/>
+                <w:sz w:val="18"/>
+                <w:szCs w:val="18"/>
+              </w:rPr>
+              <w:t xml:space="preserve">Normal for broken, UTF-16 or CycloneDX 1.8 files; the fixed file has a score</w:t>
+            </w:r>
+          </w:p>
+        </w:tc>
+      </w:tr>
+      <w:tr>
+        <w:trPr>
+          <w:cantSplit/>
+        </w:trPr>
+        <w:tc>
+          <w:tcPr>
+            <w:tcW w:type="dxa" w:w="4200"/>
+            <w:tcBorders>
+              <w:top w:val="single" w:color="C9D1DC" w:sz="4"/>
+              <w:left w:val="single" w:color="C9D1DC" w:sz="4"/>
+              <w:bottom w:val="single" w:color="C9D1DC" w:sz="4"/>
+              <w:right w:val="single" w:color="C9D1DC" w:sz="4"/>
+            </w:tcBorders>
+            <w:tcMar>
+              <w:top w:type="dxa" w:w="60"/>
+              <w:left w:type="dxa" w:w="100"/>
+              <w:bottom w:type="dxa" w:w="60"/>
+              <w:right w:type="dxa" w:w="100"/>
+            </w:tcMar>
+          </w:tcPr>
+          <w:p>
+            <w:pPr>
+              <w:spacing w:after="0" w:line="260"/>
+            </w:pPr>
+            <w:r>
+              <w:rPr>
+                <w:rFonts w:ascii="Calibri" w:cs="Calibri" w:eastAsia="Calibri" w:hAnsi="Calibri"/>
+                <w:sz w:val="18"/>
+                <w:szCs w:val="18"/>
+              </w:rPr>
+              <w:t xml:space="preserve">Windows or the antivirus blocks </w:t>
+            </w:r>
+            <w:r>
+              <w:rPr>
+                <w:rFonts w:ascii="Consolas" w:cs="Consolas" w:eastAsia="Consolas" w:hAnsi="Consolas"/>
+                <w:color w:val="7A2E2E"/>
+                <w:sz w:val="16"/>
+                <w:szCs w:val="16"/>
+              </w:rPr>
+              <w:t xml:space="preserve">sbomqs.exe</w:t>
+            </w:r>
+          </w:p>
+        </w:tc>
+        <w:tc>
+          <w:tcPr>
+            <w:tcW w:type="dxa" w:w="5438"/>
+            <w:tcBorders>
+              <w:top w:val="single" w:color="C9D1DC" w:sz="4"/>
+              <w:left w:val="single" w:color="C9D1DC" w:sz="4"/>
+              <w:bottom w:val="single" w:color="C9D1DC" w:sz="4"/>
+              <w:right w:val="single" w:color="C9D1DC" w:sz="4"/>
+            </w:tcBorders>
+            <w:tcMar>
+              <w:top w:type="dxa" w:w="60"/>
+              <w:left w:type="dxa" w:w="100"/>
+              <w:bottom w:type="dxa" w:w="60"/>
+              <w:right w:type="dxa" w:w="100"/>
+            </w:tcMar>
+          </w:tcPr>
+          <w:p>
+            <w:pPr>
+              <w:spacing w:after="0" w:line="260"/>
+            </w:pPr>
+            <w:r>
+              <w:rPr>
+                <w:rFonts w:ascii="Calibri" w:cs="Calibri" w:eastAsia="Calibri" w:hAnsi="Calibri"/>
+                <w:sz w:val="18"/>
+                <w:szCs w:val="18"/>
+              </w:rPr>
+              <w:t xml:space="preserve">Unblock it once: </w:t>
+            </w:r>
+            <w:r>
+              <w:rPr>
+                <w:rFonts w:ascii="Consolas" w:cs="Consolas" w:eastAsia="Consolas" w:hAnsi="Consolas"/>
+                <w:color w:val="7A2E2E"/>
+                <w:sz w:val="16"/>
+                <w:szCs w:val="16"/>
+              </w:rPr>
+              <w:t xml:space="preserve">Unblock-File tools\sbomqs\windows-amd64\sbomqs.exe</w:t>
+            </w:r>
+            <w:r>
+              <w:rPr>
+                <w:rFonts w:ascii="Calibri" w:cs="Calibri" w:eastAsia="Calibri" w:hAnsi="Calibri"/>
+                <w:sz w:val="18"/>
+                <w:szCs w:val="18"/>
+              </w:rPr>
+              <w:t xml:space="preserve"> in PowerShell; ask IT to allow the file, using its sha256 from </w:t>
+            </w:r>
+            <w:r>
+              <w:rPr>
+                <w:rFonts w:ascii="Consolas" w:cs="Consolas" w:eastAsia="Consolas" w:hAnsi="Consolas"/>
+                <w:color w:val="7A2E2E"/>
+                <w:sz w:val="16"/>
+                <w:szCs w:val="16"/>
+              </w:rPr>
+              <w:t xml:space="preserve">SHA256SUMS</w:t>
+            </w:r>
+          </w:p>
+        </w:tc>
+      </w:tr>
+    </w:tbl>
+    <w:p>
+      <w:pPr>
+        <w:spacing w:after="120"/>
+      </w:pPr>
     </w:p>
     <w:p>
       <w:pPr>
@@ -11289,7 +14547,7 @@
           <w:sz w:val="19"/>
           <w:szCs w:val="19"/>
         </w:rPr>
-        <w:t xml:space="preserve">checkmarx</w:t>
+        <w:t xml:space="preserve">checkmarx-cli</w:t>
       </w:r>
       <w:r>
         <w:rPr>
@@ -11310,7 +14568,22 @@
         <w:rPr>
           <w:rFonts w:ascii="Calibri" w:cs="Calibri" w:eastAsia="Calibri" w:hAnsi="Calibri"/>
         </w:rPr>
-        <w:t xml:space="preserve"> profiles.</w:t>
+        <w:t xml:space="preserve"> profiles and uploads </w:t>
+      </w:r>
+      <w:r>
+        <w:rPr>
+          <w:rFonts w:ascii="Consolas" w:cs="Consolas" w:eastAsia="Consolas" w:hAnsi="Consolas"/>
+          <w:color w:val="7A2E2E"/>
+          <w:sz w:val="19"/>
+          <w:szCs w:val="19"/>
+        </w:rPr>
+        <w:t xml:space="preserve">sbom.checkmarx-cli.cdx.json</w:t>
+      </w:r>
+      <w:r>
+        <w:rPr>
+          <w:rFonts w:ascii="Calibri" w:cs="Calibri" w:eastAsia="Calibri" w:hAnsi="Calibri"/>
+        </w:rPr>
+        <w:t xml:space="preserve"> with the cx CLI (which reads CycloneDX up to 1.6). The quality score comes from the sbomqs in the Docker image.</w:t>
       </w:r>
     </w:p>
     <w:p>
@@ -11326,7 +14599,7 @@
         <w:rPr>
           <w:rFonts w:ascii="Calibri" w:cs="Calibri" w:eastAsia="Calibri" w:hAnsi="Calibri"/>
         </w:rPr>
-        <w:t xml:space="preserve">Fails the build only for exit code 2 or higher.</w:t>
+        <w:t xml:space="preserve">Fails the build only for exit code 2 or higher (7 = nothing Checkmarx can scan).</w:t>
       </w:r>
     </w:p>
     <w:p>
@@ -11931,10 +15204,9 @@
             </w:pPr>
             <w:r>
               <w:rPr>
-                <w:rFonts w:ascii="Consolas" w:cs="Consolas" w:eastAsia="Consolas" w:hAnsi="Consolas"/>
-                <w:color w:val="7A2E2E"/>
-                <w:sz w:val="16"/>
-                <w:szCs w:val="16"/>
+                <w:rFonts w:ascii="Calibri" w:cs="Calibri" w:eastAsia="Calibri" w:hAnsi="Calibri"/>
+                <w:sz w:val="18"/>
+                <w:szCs w:val="18"/>
               </w:rPr>
               <w:t xml:space="preserve">SAN-</w:t>
             </w:r>
@@ -12026,7 +15298,257 @@
                 <w:sz w:val="18"/>
                 <w:szCs w:val="18"/>
               </w:rPr>
-              <w:t xml:space="preserve">Checkmarx clean-ups</w:t>
+              <w:t xml:space="preserve">Clean-ups for the importer (purl URLs, default tool, refs, licences, ...)</w:t>
+            </w:r>
+          </w:p>
+        </w:tc>
+      </w:tr>
+      <w:tr>
+        <w:trPr>
+          <w:cantSplit/>
+        </w:trPr>
+        <w:tc>
+          <w:tcPr>
+            <w:tcW w:type="dxa" w:w="2319"/>
+            <w:tcBorders>
+              <w:top w:val="single" w:color="C9D1DC" w:sz="4"/>
+              <w:left w:val="single" w:color="C9D1DC" w:sz="4"/>
+              <w:bottom w:val="single" w:color="C9D1DC" w:sz="4"/>
+              <w:right w:val="single" w:color="C9D1DC" w:sz="4"/>
+            </w:tcBorders>
+            <w:tcMar>
+              <w:top w:type="dxa" w:w="60"/>
+              <w:left w:type="dxa" w:w="100"/>
+              <w:bottom w:type="dxa" w:w="60"/>
+              <w:right w:type="dxa" w:w="100"/>
+            </w:tcMar>
+          </w:tcPr>
+          <w:p>
+            <w:pPr>
+              <w:spacing w:after="0" w:line="260"/>
+            </w:pPr>
+            <w:r>
+              <w:rPr>
+                <w:rFonts w:ascii="Calibri" w:cs="Calibri" w:eastAsia="Calibri" w:hAnsi="Calibri"/>
+                <w:sz w:val="18"/>
+                <w:szCs w:val="18"/>
+              </w:rPr>
+              <w:t xml:space="preserve">CXP-</w:t>
+            </w:r>
+          </w:p>
+        </w:tc>
+        <w:tc>
+          <w:tcPr>
+            <w:tcW w:type="dxa" w:w="515"/>
+            <w:tcBorders>
+              <w:top w:val="single" w:color="C9D1DC" w:sz="4"/>
+              <w:left w:val="single" w:color="C9D1DC" w:sz="4"/>
+              <w:bottom w:val="single" w:color="C9D1DC" w:sz="4"/>
+              <w:right w:val="single" w:color="C9D1DC" w:sz="4"/>
+            </w:tcBorders>
+            <w:tcMar>
+              <w:top w:type="dxa" w:w="60"/>
+              <w:left w:type="dxa" w:w="100"/>
+              <w:bottom w:type="dxa" w:w="60"/>
+              <w:right w:type="dxa" w:w="100"/>
+            </w:tcMar>
+          </w:tcPr>
+          <w:p>
+            <w:pPr>
+              <w:spacing w:after="0" w:line="260"/>
+            </w:pPr>
+            <w:r>
+              <w:rPr>
+                <w:rFonts w:ascii="Calibri" w:cs="Calibri" w:eastAsia="Calibri" w:hAnsi="Calibri"/>
+                <w:sz w:val="18"/>
+                <w:szCs w:val="18"/>
+              </w:rPr>
+              <w:t xml:space="preserve">C</w:t>
+            </w:r>
+          </w:p>
+        </w:tc>
+        <w:tc>
+          <w:tcPr>
+            <w:tcW w:type="dxa" w:w="3401"/>
+            <w:tcBorders>
+              <w:top w:val="single" w:color="C9D1DC" w:sz="4"/>
+              <w:left w:val="single" w:color="C9D1DC" w:sz="4"/>
+              <w:bottom w:val="single" w:color="C9D1DC" w:sz="4"/>
+              <w:right w:val="single" w:color="C9D1DC" w:sz="4"/>
+            </w:tcBorders>
+            <w:tcMar>
+              <w:top w:type="dxa" w:w="60"/>
+              <w:left w:type="dxa" w:w="100"/>
+              <w:bottom w:type="dxa" w:w="60"/>
+              <w:right w:type="dxa" w:w="100"/>
+            </w:tcMar>
+          </w:tcPr>
+          <w:p>
+            <w:pPr>
+              <w:spacing w:after="0" w:line="260"/>
+            </w:pPr>
+            <w:r>
+              <w:rPr>
+                <w:rFonts w:ascii="Calibri" w:cs="Calibri" w:eastAsia="Calibri" w:hAnsi="Calibri"/>
+                <w:sz w:val="18"/>
+                <w:szCs w:val="18"/>
+              </w:rPr>
+              <w:t xml:space="preserve">At every version level, only in profiles with a purl section</w:t>
+            </w:r>
+          </w:p>
+        </w:tc>
+        <w:tc>
+          <w:tcPr>
+            <w:tcW w:type="dxa" w:w="3403"/>
+            <w:tcBorders>
+              <w:top w:val="single" w:color="C9D1DC" w:sz="4"/>
+              <w:left w:val="single" w:color="C9D1DC" w:sz="4"/>
+              <w:bottom w:val="single" w:color="C9D1DC" w:sz="4"/>
+              <w:right w:val="single" w:color="C9D1DC" w:sz="4"/>
+            </w:tcBorders>
+            <w:tcMar>
+              <w:top w:type="dxa" w:w="60"/>
+              <w:left w:type="dxa" w:w="100"/>
+              <w:bottom w:type="dxa" w:w="60"/>
+              <w:right w:type="dxa" w:w="100"/>
+            </w:tcMar>
+          </w:tcPr>
+          <w:p>
+            <w:pPr>
+              <w:spacing w:after="0" w:line="260"/>
+            </w:pPr>
+            <w:r>
+              <w:rPr>
+                <w:rFonts w:ascii="Calibri" w:cs="Calibri" w:eastAsia="Calibri" w:hAnsi="Calibri"/>
+                <w:sz w:val="18"/>
+                <w:szCs w:val="18"/>
+              </w:rPr>
+              <w:t xml:space="preserve">Checkmarx purl rules: keep supported types, repair their format, remap unsupported types on evidence, report the rest</w:t>
+            </w:r>
+          </w:p>
+        </w:tc>
+      </w:tr>
+      <w:tr>
+        <w:trPr>
+          <w:cantSplit/>
+        </w:trPr>
+        <w:tc>
+          <w:tcPr>
+            <w:tcW w:type="dxa" w:w="2319"/>
+            <w:tcBorders>
+              <w:top w:val="single" w:color="C9D1DC" w:sz="4"/>
+              <w:left w:val="single" w:color="C9D1DC" w:sz="4"/>
+              <w:bottom w:val="single" w:color="C9D1DC" w:sz="4"/>
+              <w:right w:val="single" w:color="C9D1DC" w:sz="4"/>
+            </w:tcBorders>
+            <w:tcMar>
+              <w:top w:type="dxa" w:w="60"/>
+              <w:left w:type="dxa" w:w="100"/>
+              <w:bottom w:type="dxa" w:w="60"/>
+              <w:right w:type="dxa" w:w="100"/>
+            </w:tcMar>
+          </w:tcPr>
+          <w:p>
+            <w:pPr>
+              <w:spacing w:after="0" w:line="260"/>
+            </w:pPr>
+            <w:r>
+              <w:rPr>
+                <w:rFonts w:ascii="Calibri" w:cs="Calibri" w:eastAsia="Calibri" w:hAnsi="Calibri"/>
+                <w:sz w:val="18"/>
+                <w:szCs w:val="18"/>
+              </w:rPr>
+              <w:t xml:space="preserve">CDX-FWD-</w:t>
+            </w:r>
+          </w:p>
+        </w:tc>
+        <w:tc>
+          <w:tcPr>
+            <w:tcW w:type="dxa" w:w="515"/>
+            <w:tcBorders>
+              <w:top w:val="single" w:color="C9D1DC" w:sz="4"/>
+              <w:left w:val="single" w:color="C9D1DC" w:sz="4"/>
+              <w:bottom w:val="single" w:color="C9D1DC" w:sz="4"/>
+              <w:right w:val="single" w:color="C9D1DC" w:sz="4"/>
+            </w:tcBorders>
+            <w:tcMar>
+              <w:top w:type="dxa" w:w="60"/>
+              <w:left w:type="dxa" w:w="100"/>
+              <w:bottom w:type="dxa" w:w="60"/>
+              <w:right w:type="dxa" w:w="100"/>
+            </w:tcMar>
+          </w:tcPr>
+          <w:p>
+            <w:pPr>
+              <w:spacing w:after="0" w:line="260"/>
+            </w:pPr>
+            <w:r>
+              <w:rPr>
+                <w:rFonts w:ascii="Calibri" w:cs="Calibri" w:eastAsia="Calibri" w:hAnsi="Calibri"/>
+                <w:sz w:val="18"/>
+                <w:szCs w:val="18"/>
+              </w:rPr>
+              <w:t xml:space="preserve">B</w:t>
+            </w:r>
+          </w:p>
+        </w:tc>
+        <w:tc>
+          <w:tcPr>
+            <w:tcW w:type="dxa" w:w="3401"/>
+            <w:tcBorders>
+              <w:top w:val="single" w:color="C9D1DC" w:sz="4"/>
+              <w:left w:val="single" w:color="C9D1DC" w:sz="4"/>
+              <w:bottom w:val="single" w:color="C9D1DC" w:sz="4"/>
+              <w:right w:val="single" w:color="C9D1DC" w:sz="4"/>
+            </w:tcBorders>
+            <w:tcMar>
+              <w:top w:type="dxa" w:w="60"/>
+              <w:left w:type="dxa" w:w="100"/>
+              <w:bottom w:type="dxa" w:w="60"/>
+              <w:right w:type="dxa" w:w="100"/>
+            </w:tcMar>
+          </w:tcPr>
+          <w:p>
+            <w:pPr>
+              <w:spacing w:after="0" w:line="260"/>
+            </w:pPr>
+            <w:r>
+              <w:rPr>
+                <w:rFonts w:ascii="Calibri" w:cs="Calibri" w:eastAsia="Calibri" w:hAnsi="Calibri"/>
+                <w:sz w:val="18"/>
+                <w:szCs w:val="18"/>
+              </w:rPr>
+              <w:t xml:space="preserve">Once, for a CycloneDX version newer than the tool knows (1.8+)</w:t>
+            </w:r>
+          </w:p>
+        </w:tc>
+        <w:tc>
+          <w:tcPr>
+            <w:tcW w:type="dxa" w:w="3403"/>
+            <w:tcBorders>
+              <w:top w:val="single" w:color="C9D1DC" w:sz="4"/>
+              <w:left w:val="single" w:color="C9D1DC" w:sz="4"/>
+              <w:bottom w:val="single" w:color="C9D1DC" w:sz="4"/>
+              <w:right w:val="single" w:color="C9D1DC" w:sz="4"/>
+            </w:tcBorders>
+            <w:tcMar>
+              <w:top w:type="dxa" w:w="60"/>
+              <w:left w:type="dxa" w:w="100"/>
+              <w:bottom w:type="dxa" w:w="60"/>
+              <w:right w:type="dxa" w:w="100"/>
+            </w:tcMar>
+          </w:tcPr>
+          <w:p>
+            <w:pPr>
+              <w:spacing w:after="0" w:line="260"/>
+            </w:pPr>
+            <w:r>
+              <w:rPr>
+                <w:rFonts w:ascii="Calibri" w:cs="Calibri" w:eastAsia="Calibri" w:hAnsi="Calibri"/>
+                <w:sz w:val="18"/>
+                <w:szCs w:val="18"/>
+              </w:rPr>
+              <w:t xml:space="preserve">Generic step down to max_version</w:t>
             </w:r>
           </w:p>
         </w:tc>
@@ -13171,7 +16693,7 @@
                 <w:sz w:val="18"/>
                 <w:szCs w:val="18"/>
               </w:rPr>
-              <w:t xml:space="preserve">CDX14-001</w:t>
+              <w:t xml:space="preserve">CDX-FWD-001</w:t>
             </w:r>
           </w:p>
         </w:tc>
@@ -13255,14 +16777,6 @@
             <w:pPr>
               <w:spacing w:after="0" w:line="260"/>
             </w:pPr>
-            <w:r>
-              <w:rPr>
-                <w:rFonts w:ascii="Calibri" w:cs="Calibri" w:eastAsia="Calibri" w:hAnsi="Calibri"/>
-                <w:sz w:val="18"/>
-                <w:szCs w:val="18"/>
-              </w:rPr>
-              <w:t xml:space="preserve">1.4 -&gt; 1.3</w:t>
-            </w:r>
           </w:p>
         </w:tc>
         <w:tc>
@@ -13291,7 +16805,7 @@
                 <w:sz w:val="18"/>
                 <w:szCs w:val="18"/>
               </w:rPr>
-              <w:t xml:space="preserve">CycloneDX 1.3 requires a component version; it was taken from the purl, or set to 'unknown' and reported.</w:t>
+              <w:t xml:space="preserve">The SBOM declared a CycloneDX version newer than this tool knows (for example 1.8); specVersion was set to the profile's max_version and the document was checked against that schema (generic future hop).</w:t>
             </w:r>
           </w:p>
         </w:tc>
@@ -13326,7 +16840,7 @@
                 <w:sz w:val="18"/>
                 <w:szCs w:val="18"/>
               </w:rPr>
-              <w:t xml:space="preserve">CDX14-002</w:t>
+              <w:t xml:space="preserve">CDX-FWD-002</w:t>
             </w:r>
           </w:p>
         </w:tc>
@@ -13410,14 +16924,6 @@
             <w:pPr>
               <w:spacing w:after="0" w:line="260"/>
             </w:pPr>
-            <w:r>
-              <w:rPr>
-                <w:rFonts w:ascii="Calibri" w:cs="Calibri" w:eastAsia="Calibri" w:hAnsi="Calibri"/>
-                <w:sz w:val="18"/>
-                <w:szCs w:val="18"/>
-              </w:rPr>
-              <w:t xml:space="preserve">1.4 -&gt; 1.3</w:t>
-            </w:r>
           </w:p>
         </w:tc>
         <w:tc>
@@ -13446,7 +16952,7 @@
                 <w:sz w:val="18"/>
                 <w:szCs w:val="18"/>
               </w:rPr>
-              <w:t xml:space="preserve">CycloneDX 1.3 has no vulnerabilities section; it was removed (the scanner computes its own findings).</w:t>
+              <w:t xml:space="preserve">A field that the target CycloneDX version does not define was moved into a property sbom-fixer:cdxNN:&lt;field&gt; where the object allows properties; otherwise it was removed (DATA_LOSS).</w:t>
             </w:r>
           </w:p>
         </w:tc>
@@ -13481,7 +16987,7 @@
                 <w:sz w:val="18"/>
                 <w:szCs w:val="18"/>
               </w:rPr>
-              <w:t xml:space="preserve">CDX14-003</w:t>
+              <w:t xml:space="preserve">CDX-FWD-003</w:t>
             </w:r>
           </w:p>
         </w:tc>
@@ -13565,14 +17071,6 @@
             <w:pPr>
               <w:spacing w:after="0" w:line="260"/>
             </w:pPr>
-            <w:r>
-              <w:rPr>
-                <w:rFonts w:ascii="Calibri" w:cs="Calibri" w:eastAsia="Calibri" w:hAnsi="Calibri"/>
-                <w:sz w:val="18"/>
-                <w:szCs w:val="18"/>
-              </w:rPr>
-              <w:t xml:space="preserve">1.4 -&gt; 1.3</w:t>
-            </w:r>
           </w:p>
         </w:tc>
         <w:tc>
@@ -13601,7 +17099,7 @@
                 <w:sz w:val="18"/>
                 <w:szCs w:val="18"/>
               </w:rPr>
-              <w:t xml:space="preserve">signature and releaseNotes (1.4) do not exist in 1.3 and were removed.</w:t>
+              <w:t xml:space="preserve">A value that the target CycloneDX version does not allow (a new enum value) became 'other' where the schema allows it, with the original value kept; otherwise the value was removed (DATA_LOSS).</w:t>
             </w:r>
           </w:p>
         </w:tc>
@@ -13636,7 +17134,7 @@
                 <w:sz w:val="18"/>
                 <w:szCs w:val="18"/>
               </w:rPr>
-              <w:t xml:space="preserve">CDX14-004</w:t>
+              <w:t xml:space="preserve">CDX14-001</w:t>
             </w:r>
           </w:p>
         </w:tc>
@@ -13756,7 +17254,7 @@
                 <w:sz w:val="18"/>
                 <w:szCs w:val="18"/>
               </w:rPr>
-              <w:t xml:space="preserve">Values added in 1.4 were mapped: the external reference type release-notes became other; tool externalReferences were removed.</w:t>
+              <w:t xml:space="preserve">CycloneDX 1.3 requires a component version; it was taken from the purl, or set to 'unknown' and reported.</w:t>
             </w:r>
           </w:p>
         </w:tc>
@@ -13791,7 +17289,7 @@
                 <w:sz w:val="18"/>
                 <w:szCs w:val="18"/>
               </w:rPr>
-              <w:t xml:space="preserve">CDX15-001</w:t>
+              <w:t xml:space="preserve">CDX14-002</w:t>
             </w:r>
           </w:p>
         </w:tc>
@@ -13881,7 +17379,7 @@
                 <w:sz w:val="18"/>
                 <w:szCs w:val="18"/>
               </w:rPr>
-              <w:t xml:space="preserve">1.5 -&gt; 1.4</w:t>
+              <w:t xml:space="preserve">1.4 -&gt; 1.3</w:t>
             </w:r>
           </w:p>
         </w:tc>
@@ -13911,7 +17409,7 @@
                 <w:sz w:val="18"/>
                 <w:szCs w:val="18"/>
               </w:rPr>
-              <w:t xml:space="preserve">metadata.tools (and vulnerabilities[].tools) in the 1.5 object form {components, services} were converted to the 1.4 array of {vendor, name, version}.</w:t>
+              <w:t xml:space="preserve">CycloneDX 1.3 has no vulnerabilities section; it was removed (the scanner computes its own findings).</w:t>
             </w:r>
           </w:p>
         </w:tc>
@@ -13946,7 +17444,7 @@
                 <w:sz w:val="18"/>
                 <w:szCs w:val="18"/>
               </w:rPr>
-              <w:t xml:space="preserve">CDX15-001P</w:t>
+              <w:t xml:space="preserve">CDX14-003</w:t>
             </w:r>
           </w:p>
         </w:tc>
@@ -13976,7 +17474,7 @@
                 <w:sz w:val="18"/>
                 <w:szCs w:val="18"/>
               </w:rPr>
-              <w:t xml:space="preserve">C</w:t>
+              <w:t xml:space="preserve">B</w:t>
             </w:r>
           </w:p>
         </w:tc>
@@ -14006,7 +17504,7 @@
                 <w:sz w:val="18"/>
                 <w:szCs w:val="18"/>
               </w:rPr>
-              <w:t xml:space="preserve">sanitize</w:t>
+              <w:t xml:space="preserve">hop</w:t>
             </w:r>
           </w:p>
         </w:tc>
@@ -14030,6 +17528,14 @@
             <w:pPr>
               <w:spacing w:after="0" w:line="260"/>
             </w:pPr>
+            <w:r>
+              <w:rPr>
+                <w:rFonts w:ascii="Calibri" w:cs="Calibri" w:eastAsia="Calibri" w:hAnsi="Calibri"/>
+                <w:sz w:val="18"/>
+                <w:szCs w:val="18"/>
+              </w:rPr>
+              <w:t xml:space="preserve">1.4 -&gt; 1.3</w:t>
+            </w:r>
           </w:p>
         </w:tc>
         <w:tc>
@@ -14058,7 +17564,7 @@
                 <w:sz w:val="18"/>
                 <w:szCs w:val="18"/>
               </w:rPr>
-              <w:t xml:space="preserve">The profile sets tools_form: legacy-array, so metadata.tools was written in the legacy array form even though this version also accepts the object form.</w:t>
+              <w:t xml:space="preserve">signature and releaseNotes (1.4) do not exist in 1.3 and were removed.</w:t>
             </w:r>
           </w:p>
         </w:tc>
@@ -14093,7 +17599,7 @@
                 <w:sz w:val="18"/>
                 <w:szCs w:val="18"/>
               </w:rPr>
-              <w:t xml:space="preserve">CDX15-002</w:t>
+              <w:t xml:space="preserve">CDX14-004</w:t>
             </w:r>
           </w:p>
         </w:tc>
@@ -14183,7 +17689,7 @@
                 <w:sz w:val="18"/>
                 <w:szCs w:val="18"/>
               </w:rPr>
-              <w:t xml:space="preserve">1.5 -&gt; 1.4</w:t>
+              <w:t xml:space="preserve">1.4 -&gt; 1.3</w:t>
             </w:r>
           </w:p>
         </w:tc>
@@ -14213,7 +17719,7 @@
                 <w:sz w:val="18"/>
                 <w:szCs w:val="18"/>
               </w:rPr>
-              <w:t xml:space="preserve">metadata.lifecycles (1.5) was kept as the property sbom-fixer:lifecycles.</w:t>
+              <w:t xml:space="preserve">Values added in 1.4 were mapped: the external reference type release-notes became other; tool externalReferences were removed.</w:t>
             </w:r>
           </w:p>
         </w:tc>
@@ -14248,7 +17754,7 @@
                 <w:sz w:val="18"/>
                 <w:szCs w:val="18"/>
               </w:rPr>
-              <w:t xml:space="preserve">CDX15-003</w:t>
+              <w:t xml:space="preserve">CDX15-001</w:t>
             </w:r>
           </w:p>
         </w:tc>
@@ -14368,7 +17874,7 @@
                 <w:sz w:val="18"/>
                 <w:szCs w:val="18"/>
               </w:rPr>
-              <w:t xml:space="preserve">Top-level formulation and annotations (1.5) have no 1.4 equivalent and were removed.</w:t>
+              <w:t xml:space="preserve">metadata.tools (and vulnerabilities[].tools) in the 1.5 object form {components, services} were converted to the 1.4 array of {vendor, name, version}.</w:t>
             </w:r>
           </w:p>
         </w:tc>
@@ -14403,7 +17909,7 @@
                 <w:sz w:val="18"/>
                 <w:szCs w:val="18"/>
               </w:rPr>
-              <w:t xml:space="preserve">CDX15-004</w:t>
+              <w:t xml:space="preserve">CDX15-001P</w:t>
             </w:r>
           </w:p>
         </w:tc>
@@ -14433,7 +17939,7 @@
                 <w:sz w:val="18"/>
                 <w:szCs w:val="18"/>
               </w:rPr>
-              <w:t xml:space="preserve">B</w:t>
+              <w:t xml:space="preserve">C</w:t>
             </w:r>
           </w:p>
         </w:tc>
@@ -14463,7 +17969,7 @@
                 <w:sz w:val="18"/>
                 <w:szCs w:val="18"/>
               </w:rPr>
-              <w:t xml:space="preserve">hop</w:t>
+              <w:t xml:space="preserve">sanitize</w:t>
             </w:r>
           </w:p>
         </w:tc>
@@ -14487,14 +17993,6 @@
             <w:pPr>
               <w:spacing w:after="0" w:line="260"/>
             </w:pPr>
-            <w:r>
-              <w:rPr>
-                <w:rFonts w:ascii="Calibri" w:cs="Calibri" w:eastAsia="Calibri" w:hAnsi="Calibri"/>
-                <w:sz w:val="18"/>
-                <w:szCs w:val="18"/>
-              </w:rPr>
-              <w:t xml:space="preserve">1.5 -&gt; 1.4</w:t>
-            </w:r>
           </w:p>
         </w:tc>
         <w:tc>
@@ -14523,7 +18021,7 @@
                 <w:sz w:val="18"/>
                 <w:szCs w:val="18"/>
               </w:rPr>
-              <w:t xml:space="preserve">Component types added in 1.5 were mapped to their nearest 1.4 type (device-driver to device, data to file, platform and machine-learning-model to application); the original type is kept in a property.</w:t>
+              <w:t xml:space="preserve">The profile sets tools_form: legacy-array, so metadata.tools was written in the legacy array form even though this version also accepts the object form.</w:t>
             </w:r>
           </w:p>
         </w:tc>
@@ -14558,7 +18056,7 @@
                 <w:sz w:val="18"/>
                 <w:szCs w:val="18"/>
               </w:rPr>
-              <w:t xml:space="preserve">CDX15-005</w:t>
+              <w:t xml:space="preserve">CDX15-002</w:t>
             </w:r>
           </w:p>
         </w:tc>
@@ -14678,7 +18176,7 @@
                 <w:sz w:val="18"/>
                 <w:szCs w:val="18"/>
               </w:rPr>
-              <w:t xml:space="preserve">component.modelCard and component.data (1.5) were removed.</w:t>
+              <w:t xml:space="preserve">metadata.lifecycles (1.5) was kept as the property sbom-fixer:lifecycles.</w:t>
             </w:r>
           </w:p>
         </w:tc>
@@ -14713,7 +18211,7 @@
                 <w:sz w:val="18"/>
                 <w:szCs w:val="18"/>
               </w:rPr>
-              <w:t xml:space="preserve">CDX15-006</w:t>
+              <w:t xml:space="preserve">CDX15-003</w:t>
             </w:r>
           </w:p>
         </w:tc>
@@ -14833,7 +18331,7 @@
                 <w:sz w:val="18"/>
                 <w:szCs w:val="18"/>
               </w:rPr>
-              <w:t xml:space="preserve">evidence.identity, occurrences and callstack (1.5) were removed; evidence.licenses and copyright were kept.</w:t>
+              <w:t xml:space="preserve">Top-level formulation and annotations (1.5) have no 1.4 equivalent and were removed.</w:t>
             </w:r>
           </w:p>
         </w:tc>
@@ -14868,7 +18366,7 @@
                 <w:sz w:val="18"/>
                 <w:szCs w:val="18"/>
               </w:rPr>
-              <w:t xml:space="preserve">CDX15-007</w:t>
+              <w:t xml:space="preserve">CDX15-004</w:t>
             </w:r>
           </w:p>
         </w:tc>
@@ -14988,7 +18486,7 @@
                 <w:sz w:val="18"/>
                 <w:szCs w:val="18"/>
               </w:rPr>
-              <w:t xml:space="preserve">Vulnerability fields rejected, proofOfConcept and workaround (1.5) were removed.</w:t>
+              <w:t xml:space="preserve">Component types added in 1.5 were mapped to their nearest 1.4 type (device-driver to device, data to file, platform and machine-learning-model to application); the original type is kept in a property.</w:t>
             </w:r>
           </w:p>
         </w:tc>
@@ -15023,7 +18521,7 @@
                 <w:sz w:val="18"/>
                 <w:szCs w:val="18"/>
               </w:rPr>
-              <w:t xml:space="preserve">CDX15-008</w:t>
+              <w:t xml:space="preserve">CDX15-005</w:t>
             </w:r>
           </w:p>
         </w:tc>
@@ -15143,7 +18641,7 @@
                 <w:sz w:val="18"/>
                 <w:szCs w:val="18"/>
               </w:rPr>
-              <w:t xml:space="preserve">External reference types added in 1.5 became 'other'; the original type is kept in comment.</w:t>
+              <w:t xml:space="preserve">component.modelCard and component.data (1.5) were removed.</w:t>
             </w:r>
           </w:p>
         </w:tc>
@@ -15178,7 +18676,7 @@
                 <w:sz w:val="18"/>
                 <w:szCs w:val="18"/>
               </w:rPr>
-              <w:t xml:space="preserve">CDX15-009</w:t>
+              <w:t xml:space="preserve">CDX15-006</w:t>
             </w:r>
           </w:p>
         </w:tc>
@@ -15298,7 +18796,7 @@
                 <w:sz w:val="18"/>
                 <w:szCs w:val="18"/>
               </w:rPr>
-              <w:t xml:space="preserve">CycloneDX 1.4 has no root-level properties; they were moved to metadata.properties.</w:t>
+              <w:t xml:space="preserve">evidence.identity, occurrences and callstack (1.5) were removed; evidence.licenses and copyright were kept.</w:t>
             </w:r>
           </w:p>
         </w:tc>
@@ -15333,7 +18831,7 @@
                 <w:sz w:val="18"/>
                 <w:szCs w:val="18"/>
               </w:rPr>
-              <w:t xml:space="preserve">CDX15-010</w:t>
+              <w:t xml:space="preserve">CDX15-007</w:t>
             </w:r>
           </w:p>
         </w:tc>
@@ -15453,7 +18951,7 @@
                 <w:sz w:val="18"/>
                 <w:szCs w:val="18"/>
               </w:rPr>
-              <w:t xml:space="preserve">CycloneDX 1.4 and older require the root field version (the BOM revision); it was set to 1.</w:t>
+              <w:t xml:space="preserve">Vulnerability fields rejected, proofOfConcept and workaround (1.5) were removed.</w:t>
             </w:r>
           </w:p>
         </w:tc>
@@ -15488,7 +18986,7 @@
                 <w:sz w:val="18"/>
                 <w:szCs w:val="18"/>
               </w:rPr>
-              <w:t xml:space="preserve">CDX15-011</w:t>
+              <w:t xml:space="preserve">CDX15-008</w:t>
             </w:r>
           </w:p>
         </w:tc>
@@ -15608,7 +19106,7 @@
                 <w:sz w:val="18"/>
                 <w:szCs w:val="18"/>
               </w:rPr>
-              <w:t xml:space="preserve">Enum values added in 1.5 were mapped: composition aggregate incomplete_* became incomplete, rating methods CVSSv4 and SSVC became other.</w:t>
+              <w:t xml:space="preserve">External reference types added in 1.5 became 'other'; the original type is kept in comment.</w:t>
             </w:r>
           </w:p>
         </w:tc>
@@ -15643,7 +19141,7 @@
                 <w:sz w:val="18"/>
                 <w:szCs w:val="18"/>
               </w:rPr>
-              <w:t xml:space="preserve">CDX16-001</w:t>
+              <w:t xml:space="preserve">CDX15-009</w:t>
             </w:r>
           </w:p>
         </w:tc>
@@ -15733,7 +19231,7 @@
                 <w:sz w:val="18"/>
                 <w:szCs w:val="18"/>
               </w:rPr>
-              <w:t xml:space="preserve">1.6 -&gt; 1.5</w:t>
+              <w:t xml:space="preserve">1.5 -&gt; 1.4</w:t>
             </w:r>
           </w:p>
         </w:tc>
@@ -15763,7 +19261,7 @@
                 <w:sz w:val="18"/>
                 <w:szCs w:val="18"/>
               </w:rPr>
-              <w:t xml:space="preserve">metadata.manufacturer (1.6) was renamed to metadata.manufacture, its 1.5 equivalent.</w:t>
+              <w:t xml:space="preserve">CycloneDX 1.4 has no root-level properties; they were moved to metadata.properties.</w:t>
             </w:r>
           </w:p>
         </w:tc>
@@ -15798,7 +19296,7 @@
                 <w:sz w:val="18"/>
                 <w:szCs w:val="18"/>
               </w:rPr>
-              <w:t xml:space="preserve">CDX16-002</w:t>
+              <w:t xml:space="preserve">CDX15-010</w:t>
             </w:r>
           </w:p>
         </w:tc>
@@ -15888,7 +19386,7 @@
                 <w:sz w:val="18"/>
                 <w:szCs w:val="18"/>
               </w:rPr>
-              <w:t xml:space="preserve">1.6 -&gt; 1.5</w:t>
+              <w:t xml:space="preserve">1.5 -&gt; 1.4</w:t>
             </w:r>
           </w:p>
         </w:tc>
@@ -15918,7 +19416,7 @@
                 <w:sz w:val="18"/>
                 <w:szCs w:val="18"/>
               </w:rPr>
-              <w:t xml:space="preserve">component.manufacturer (1.6) was moved to supplier when supplier was empty, otherwise dropped.</w:t>
+              <w:t xml:space="preserve">CycloneDX 1.4 and older require the root field version (the BOM revision); it was set to 1.</w:t>
             </w:r>
           </w:p>
         </w:tc>
@@ -15953,7 +19451,7 @@
                 <w:sz w:val="18"/>
                 <w:szCs w:val="18"/>
               </w:rPr>
-              <w:t xml:space="preserve">CDX16-003</w:t>
+              <w:t xml:space="preserve">CDX15-011</w:t>
             </w:r>
           </w:p>
         </w:tc>
@@ -16043,7 +19541,7 @@
                 <w:sz w:val="18"/>
                 <w:szCs w:val="18"/>
               </w:rPr>
-              <w:t xml:space="preserve">1.6 -&gt; 1.5</w:t>
+              <w:t xml:space="preserve">1.5 -&gt; 1.4</w:t>
             </w:r>
           </w:p>
         </w:tc>
@@ -16073,7 +19571,7 @@
                 <w:sz w:val="18"/>
                 <w:szCs w:val="18"/>
               </w:rPr>
-              <w:t xml:space="preserve">component.authors (1.6, a list of contacts) was joined into the 1.5 string field author.</w:t>
+              <w:t xml:space="preserve">Enum values added in 1.5 were mapped: composition aggregate incomplete_* became incomplete, rating methods CVSSv4 and SSVC became other.</w:t>
             </w:r>
           </w:p>
         </w:tc>
@@ -16108,7 +19606,7 @@
                 <w:sz w:val="18"/>
                 <w:szCs w:val="18"/>
               </w:rPr>
-              <w:t xml:space="preserve">CDX16-004</w:t>
+              <w:t xml:space="preserve">CDX16-001</w:t>
             </w:r>
           </w:p>
         </w:tc>
@@ -16228,7 +19726,7 @@
                 <w:sz w:val="18"/>
                 <w:szCs w:val="18"/>
               </w:rPr>
-              <w:t xml:space="preserve">evidence.identity was an array (1.6 form); the entry with the highest confidence was kept as the single 1.5 object.</w:t>
+              <w:t xml:space="preserve">metadata.manufacturer (1.6) was renamed to metadata.manufacture, its 1.5 equivalent.</w:t>
             </w:r>
           </w:p>
         </w:tc>
@@ -16263,7 +19761,7 @@
                 <w:sz w:val="18"/>
                 <w:szCs w:val="18"/>
               </w:rPr>
-              <w:t xml:space="preserve">CDX16-005</w:t>
+              <w:t xml:space="preserve">CDX16-002</w:t>
             </w:r>
           </w:p>
         </w:tc>
@@ -16383,7 +19881,7 @@
                 <w:sz w:val="18"/>
                 <w:szCs w:val="18"/>
               </w:rPr>
-              <w:t xml:space="preserve">license acknowledgement (declared/concluded, 1.6) does not exist in 1.5 and was removed.</w:t>
+              <w:t xml:space="preserve">component.manufacturer (1.6) was moved to supplier when supplier was empty, otherwise dropped.</w:t>
             </w:r>
           </w:p>
         </w:tc>
@@ -16418,7 +19916,7 @@
                 <w:sz w:val="18"/>
                 <w:szCs w:val="18"/>
               </w:rPr>
-              <w:t xml:space="preserve">CDX16-006</w:t>
+              <w:t xml:space="preserve">CDX16-003</w:t>
             </w:r>
           </w:p>
         </w:tc>
@@ -16538,7 +20036,7 @@
                 <w:sz w:val="18"/>
                 <w:szCs w:val="18"/>
               </w:rPr>
-              <w:t xml:space="preserve">component.omniborId and swhid (1.6) were kept as properties sbom-fixer:omniborId / sbom-fixer:swhid.</w:t>
+              <w:t xml:space="preserve">component.authors (1.6, a list of contacts) was joined into the 1.5 string field author.</w:t>
             </w:r>
           </w:p>
         </w:tc>
@@ -16573,7 +20071,7 @@
                 <w:sz w:val="18"/>
                 <w:szCs w:val="18"/>
               </w:rPr>
-              <w:t xml:space="preserve">CDX16-007</w:t>
+              <w:t xml:space="preserve">CDX16-004</w:t>
             </w:r>
           </w:p>
         </w:tc>
@@ -16693,7 +20191,7 @@
                 <w:sz w:val="18"/>
                 <w:szCs w:val="18"/>
               </w:rPr>
-              <w:t xml:space="preserve">tags (1.6) on components and services were kept as one property sbom-fixer:tags.</w:t>
+              <w:t xml:space="preserve">evidence.identity was an array (1.6 form); the entry with the highest confidence was kept as the single 1.5 object.</w:t>
             </w:r>
           </w:p>
         </w:tc>
@@ -16728,7 +20226,7 @@
                 <w:sz w:val="18"/>
                 <w:szCs w:val="18"/>
               </w:rPr>
-              <w:t xml:space="preserve">CDX16-008</w:t>
+              <w:t xml:space="preserve">CDX16-005</w:t>
             </w:r>
           </w:p>
         </w:tc>
@@ -16848,7 +20346,7 @@
                 <w:sz w:val="18"/>
                 <w:szCs w:val="18"/>
               </w:rPr>
-              <w:t xml:space="preserve">Top-level declarations and definitions (1.6 attestations and standards) have no 1.5 equivalent and were removed.</w:t>
+              <w:t xml:space="preserve">license acknowledgement (declared/concluded, 1.6) does not exist in 1.5 and was removed.</w:t>
             </w:r>
           </w:p>
         </w:tc>
@@ -16883,7 +20381,7 @@
                 <w:sz w:val="18"/>
                 <w:szCs w:val="18"/>
               </w:rPr>
-              <w:t xml:space="preserve">CDX16-009</w:t>
+              <w:t xml:space="preserve">CDX16-006</w:t>
             </w:r>
           </w:p>
         </w:tc>
@@ -17003,7 +20501,7 @@
                 <w:sz w:val="18"/>
                 <w:szCs w:val="18"/>
               </w:rPr>
-              <w:t xml:space="preserve">dependencies[].provides (1.6) does not exist in 1.5 and was removed.</w:t>
+              <w:t xml:space="preserve">component.omniborId and swhid (1.6) were kept as properties sbom-fixer:omniborId / sbom-fixer:swhid.</w:t>
             </w:r>
           </w:p>
         </w:tc>
@@ -17038,7 +20536,7 @@
                 <w:sz w:val="18"/>
                 <w:szCs w:val="18"/>
               </w:rPr>
-              <w:t xml:space="preserve">CDX16-010</w:t>
+              <w:t xml:space="preserve">CDX16-007</w:t>
             </w:r>
           </w:p>
         </w:tc>
@@ -17158,7 +20656,7 @@
                 <w:sz w:val="18"/>
                 <w:szCs w:val="18"/>
               </w:rPr>
-              <w:t xml:space="preserve">Components of type cryptographic-asset (1.6) are not packages a scanner can match and were removed with their dependency edges.</w:t>
+              <w:t xml:space="preserve">tags (1.6) on components and services were kept as one property sbom-fixer:tags.</w:t>
             </w:r>
           </w:p>
         </w:tc>
@@ -17193,7 +20691,7 @@
                 <w:sz w:val="18"/>
                 <w:szCs w:val="18"/>
               </w:rPr>
-              <w:t xml:space="preserve">CDX16-011</w:t>
+              <w:t xml:space="preserve">CDX16-008</w:t>
             </w:r>
           </w:p>
         </w:tc>
@@ -17313,7 +20811,7 @@
                 <w:sz w:val="18"/>
                 <w:szCs w:val="18"/>
               </w:rPr>
-              <w:t xml:space="preserve">External reference types added in 1.6 (source-distribution, digital-signature, electronic-signature, rfc-9116) became 'other'; the original type is kept in comment.</w:t>
+              <w:t xml:space="preserve">Top-level declarations and definitions (1.6 attestations and standards) have no 1.5 equivalent and were removed.</w:t>
             </w:r>
           </w:p>
         </w:tc>
@@ -17348,7 +20846,7 @@
                 <w:sz w:val="18"/>
                 <w:szCs w:val="18"/>
               </w:rPr>
-              <w:t xml:space="preserve">CDX17-001</w:t>
+              <w:t xml:space="preserve">CDX16-009</w:t>
             </w:r>
           </w:p>
         </w:tc>
@@ -17438,7 +20936,7 @@
                 <w:sz w:val="18"/>
                 <w:szCs w:val="18"/>
               </w:rPr>
-              <w:t xml:space="preserve">1.7 -&gt; 1.6</w:t>
+              <w:t xml:space="preserve">1.6 -&gt; 1.5</w:t>
             </w:r>
           </w:p>
         </w:tc>
@@ -17468,7 +20966,7 @@
                 <w:sz w:val="18"/>
                 <w:szCs w:val="18"/>
               </w:rPr>
-              <w:t xml:space="preserve">CycloneDX 1.7 component fields versionRange and isExternal do not exist in 1.6; they were kept as properties.</w:t>
+              <w:t xml:space="preserve">dependencies[].provides (1.6) does not exist in 1.5 and was removed.</w:t>
             </w:r>
           </w:p>
         </w:tc>
@@ -17503,7 +21001,7 @@
                 <w:sz w:val="18"/>
                 <w:szCs w:val="18"/>
               </w:rPr>
-              <w:t xml:space="preserve">CDX17-002</w:t>
+              <w:t xml:space="preserve">CDX16-010</w:t>
             </w:r>
           </w:p>
         </w:tc>
@@ -17593,7 +21091,7 @@
                 <w:sz w:val="18"/>
                 <w:szCs w:val="18"/>
               </w:rPr>
-              <w:t xml:space="preserve">1.7 -&gt; 1.6</w:t>
+              <w:t xml:space="preserve">1.6 -&gt; 1.5</w:t>
             </w:r>
           </w:p>
         </w:tc>
@@ -17623,7 +21121,7 @@
                 <w:sz w:val="18"/>
                 <w:szCs w:val="18"/>
               </w:rPr>
-              <w:t xml:space="preserve">CycloneDX 1.7 patent assertions, citations and metadata.distributionConstraints have no 1.6 equivalent and were removed.</w:t>
+              <w:t xml:space="preserve">Components of type cryptographic-asset (1.6) are not packages a scanner can match and were removed with their dependency edges.</w:t>
             </w:r>
           </w:p>
         </w:tc>
@@ -17658,7 +21156,7 @@
                 <w:sz w:val="18"/>
                 <w:szCs w:val="18"/>
               </w:rPr>
-              <w:t xml:space="preserve">CDX17-ENUM</w:t>
+              <w:t xml:space="preserve">CDX16-011</w:t>
             </w:r>
           </w:p>
         </w:tc>
@@ -17748,7 +21246,7 @@
                 <w:sz w:val="18"/>
                 <w:szCs w:val="18"/>
               </w:rPr>
-              <w:t xml:space="preserve">1.7 -&gt; 1.6</w:t>
+              <w:t xml:space="preserve">1.6 -&gt; 1.5</w:t>
             </w:r>
           </w:p>
         </w:tc>
@@ -17778,7 +21276,7 @@
                 <w:sz w:val="18"/>
                 <w:szCs w:val="18"/>
               </w:rPr>
-              <w:t xml:space="preserve">Enum values that exist only in CycloneDX 1.7 were mapped: new external reference types became 'other' (original kept in comment); Streebog hashes were removed.</w:t>
+              <w:t xml:space="preserve">External reference types added in 1.6 (source-distribution, digital-signature, electronic-signature, rfc-9116) became 'other'; the original type is kept in comment.</w:t>
             </w:r>
           </w:p>
         </w:tc>
@@ -17813,7 +21311,7 @@
                 <w:sz w:val="18"/>
                 <w:szCs w:val="18"/>
               </w:rPr>
-              <w:t xml:space="preserve">REP-001</w:t>
+              <w:t xml:space="preserve">CDX17-001</w:t>
             </w:r>
           </w:p>
         </w:tc>
@@ -17843,7 +21341,7 @@
                 <w:sz w:val="18"/>
                 <w:szCs w:val="18"/>
               </w:rPr>
-              <w:t xml:space="preserve">A</w:t>
+              <w:t xml:space="preserve">B</w:t>
             </w:r>
           </w:p>
         </w:tc>
@@ -17873,7 +21371,7 @@
                 <w:sz w:val="18"/>
                 <w:szCs w:val="18"/>
               </w:rPr>
-              <w:t xml:space="preserve">repair</w:t>
+              <w:t xml:space="preserve">hop</w:t>
             </w:r>
           </w:p>
         </w:tc>
@@ -17897,6 +21395,14 @@
             <w:pPr>
               <w:spacing w:after="0" w:line="260"/>
             </w:pPr>
+            <w:r>
+              <w:rPr>
+                <w:rFonts w:ascii="Calibri" w:cs="Calibri" w:eastAsia="Calibri" w:hAnsi="Calibri"/>
+                <w:sz w:val="18"/>
+                <w:szCs w:val="18"/>
+              </w:rPr>
+              <w:t xml:space="preserve">1.7 -&gt; 1.6</w:t>
+            </w:r>
           </w:p>
         </w:tc>
         <w:tc>
@@ -17925,7 +21431,7 @@
                 <w:sz w:val="18"/>
                 <w:szCs w:val="18"/>
               </w:rPr>
-              <w:t xml:space="preserve">$schema pointed to a different CycloneDX version than specVersion; $schema was corrected.</w:t>
+              <w:t xml:space="preserve">CycloneDX 1.7 component fields versionRange and isExternal do not exist in 1.6; they were kept as properties.</w:t>
             </w:r>
           </w:p>
         </w:tc>
@@ -17960,7 +21466,7 @@
                 <w:sz w:val="18"/>
                 <w:szCs w:val="18"/>
               </w:rPr>
-              <w:t xml:space="preserve">REP-002</w:t>
+              <w:t xml:space="preserve">CDX17-002</w:t>
             </w:r>
           </w:p>
         </w:tc>
@@ -17990,7 +21496,7 @@
                 <w:sz w:val="18"/>
                 <w:szCs w:val="18"/>
               </w:rPr>
-              <w:t xml:space="preserve">A</w:t>
+              <w:t xml:space="preserve">B</w:t>
             </w:r>
           </w:p>
         </w:tc>
@@ -18020,7 +21526,7 @@
                 <w:sz w:val="18"/>
                 <w:szCs w:val="18"/>
               </w:rPr>
-              <w:t xml:space="preserve">repair</w:t>
+              <w:t xml:space="preserve">hop</w:t>
             </w:r>
           </w:p>
         </w:tc>
@@ -18044,6 +21550,14 @@
             <w:pPr>
               <w:spacing w:after="0" w:line="260"/>
             </w:pPr>
+            <w:r>
+              <w:rPr>
+                <w:rFonts w:ascii="Calibri" w:cs="Calibri" w:eastAsia="Calibri" w:hAnsi="Calibri"/>
+                <w:sz w:val="18"/>
+                <w:szCs w:val="18"/>
+              </w:rPr>
+              <w:t xml:space="preserve">1.7 -&gt; 1.6</w:t>
+            </w:r>
           </w:p>
         </w:tc>
         <w:tc>
@@ -18072,7 +21586,7 @@
                 <w:sz w:val="18"/>
                 <w:szCs w:val="18"/>
               </w:rPr>
-              <w:t xml:space="preserve">specVersion was written as a number; it must be a string such as "1.5".</w:t>
+              <w:t xml:space="preserve">CycloneDX 1.7 patent assertions, citations and metadata.distributionConstraints have no 1.6 equivalent and were removed.</w:t>
             </w:r>
           </w:p>
         </w:tc>
@@ -18107,7 +21621,7 @@
                 <w:sz w:val="18"/>
                 <w:szCs w:val="18"/>
               </w:rPr>
-              <w:t xml:space="preserve">REP-003</w:t>
+              <w:t xml:space="preserve">CDX17-ENUM</w:t>
             </w:r>
           </w:p>
         </w:tc>
@@ -18137,7 +21651,7 @@
                 <w:sz w:val="18"/>
                 <w:szCs w:val="18"/>
               </w:rPr>
-              <w:t xml:space="preserve">A</w:t>
+              <w:t xml:space="preserve">B</w:t>
             </w:r>
           </w:p>
         </w:tc>
@@ -18167,7 +21681,7 @@
                 <w:sz w:val="18"/>
                 <w:szCs w:val="18"/>
               </w:rPr>
-              <w:t xml:space="preserve">repair</w:t>
+              <w:t xml:space="preserve">hop</w:t>
             </w:r>
           </w:p>
         </w:tc>
@@ -18191,6 +21705,14 @@
             <w:pPr>
               <w:spacing w:after="0" w:line="260"/>
             </w:pPr>
+            <w:r>
+              <w:rPr>
+                <w:rFonts w:ascii="Calibri" w:cs="Calibri" w:eastAsia="Calibri" w:hAnsi="Calibri"/>
+                <w:sz w:val="18"/>
+                <w:szCs w:val="18"/>
+              </w:rPr>
+              <w:t xml:space="preserve">1.7 -&gt; 1.6</w:t>
+            </w:r>
           </w:p>
         </w:tc>
         <w:tc>
@@ -18219,7 +21741,7 @@
                 <w:sz w:val="18"/>
                 <w:szCs w:val="18"/>
               </w:rPr>
-              <w:t xml:space="preserve">A value was written in the wrong case or spelling (for example 'Library' or 'sha256'); it was mapped to the one allowed value it matches.</w:t>
+              <w:t xml:space="preserve">Enum values that exist only in CycloneDX 1.7 were mapped: new external reference types became 'other' (original kept in comment); Streebog hashes were removed.</w:t>
             </w:r>
           </w:p>
         </w:tc>
@@ -18254,7 +21776,7 @@
                 <w:sz w:val="18"/>
                 <w:szCs w:val="18"/>
               </w:rPr>
-              <w:t xml:space="preserve">REP-004</w:t>
+              <w:t xml:space="preserve">CXP-001</w:t>
             </w:r>
           </w:p>
         </w:tc>
@@ -18284,7 +21806,7 @@
                 <w:sz w:val="18"/>
                 <w:szCs w:val="18"/>
               </w:rPr>
-              <w:t xml:space="preserve">A</w:t>
+              <w:t xml:space="preserve">C</w:t>
             </w:r>
           </w:p>
         </w:tc>
@@ -18314,7 +21836,7 @@
                 <w:sz w:val="18"/>
                 <w:szCs w:val="18"/>
               </w:rPr>
-              <w:t xml:space="preserve">repair</w:t>
+              <w:t xml:space="preserve">sanitize</w:t>
             </w:r>
           </w:p>
         </w:tc>
@@ -18366,7 +21888,7 @@
                 <w:sz w:val="18"/>
                 <w:szCs w:val="18"/>
               </w:rPr>
-              <w:t xml:space="preserve">A number or boolean was written where the schema expects a string (or the reverse); it was converted without changing its meaning.</w:t>
+              <w:t xml:space="preserve">The purl type (or the 'pkg:' prefix) was not lower case; it was lower-cased as the purl specification requires.</w:t>
             </w:r>
           </w:p>
         </w:tc>
@@ -18401,7 +21923,7 @@
                 <w:sz w:val="18"/>
                 <w:szCs w:val="18"/>
               </w:rPr>
-              <w:t xml:space="preserve">REP-005</w:t>
+              <w:t xml:space="preserve">CXP-002</w:t>
             </w:r>
           </w:p>
         </w:tc>
@@ -18431,7 +21953,7 @@
                 <w:sz w:val="18"/>
                 <w:szCs w:val="18"/>
               </w:rPr>
-              <w:t xml:space="preserve">A</w:t>
+              <w:t xml:space="preserve">C</w:t>
             </w:r>
           </w:p>
         </w:tc>
@@ -18461,7 +21983,7 @@
                 <w:sz w:val="18"/>
                 <w:szCs w:val="18"/>
               </w:rPr>
-              <w:t xml:space="preserve">repair</w:t>
+              <w:t xml:space="preserve">sanitize</w:t>
             </w:r>
           </w:p>
         </w:tc>
@@ -18513,7 +22035,7 @@
                 <w:sz w:val="18"/>
                 <w:szCs w:val="18"/>
               </w:rPr>
-              <w:t xml:space="preserve">A field was null or empty where the schema requires content; the field was removed.</w:t>
+              <w:t xml:space="preserve">An npm scope was written as '@scope'; Checkmarx only matches the encoded form '%40scope', so '@' was percent-encoded.</w:t>
             </w:r>
           </w:p>
         </w:tc>
@@ -18548,7 +22070,7 @@
                 <w:sz w:val="18"/>
                 <w:szCs w:val="18"/>
               </w:rPr>
-              <w:t xml:space="preserve">REP-006</w:t>
+              <w:t xml:space="preserve">CXP-003</w:t>
             </w:r>
           </w:p>
         </w:tc>
@@ -18578,7 +22100,7 @@
                 <w:sz w:val="18"/>
                 <w:szCs w:val="18"/>
               </w:rPr>
-              <w:t xml:space="preserve">A</w:t>
+              <w:t xml:space="preserve">C</w:t>
             </w:r>
           </w:p>
         </w:tc>
@@ -18608,7 +22130,7 @@
                 <w:sz w:val="18"/>
                 <w:szCs w:val="18"/>
               </w:rPr>
-              <w:t xml:space="preserve">repair</w:t>
+              <w:t xml:space="preserve">sanitize</w:t>
             </w:r>
           </w:p>
         </w:tc>
@@ -18660,7 +22182,7 @@
                 <w:sz w:val="18"/>
                 <w:szCs w:val="18"/>
               </w:rPr>
-              <w:t xml:space="preserve">An entry missed a required field. It was filled only when the value is unambiguous (for example a name taken from the purl); otherwise the entry was removed or reported.</w:t>
+              <w:t xml:space="preserve">A supported purl had no version, which makes Checkmarx check the latest version instead; the component's own version was added. Without any version the component is reported (results may not match the version in use).</w:t>
             </w:r>
           </w:p>
         </w:tc>
@@ -18695,7 +22217,7 @@
                 <w:sz w:val="18"/>
                 <w:szCs w:val="18"/>
               </w:rPr>
-              <w:t xml:space="preserve">REP-007</w:t>
+              <w:t xml:space="preserve">CXP-004</w:t>
             </w:r>
           </w:p>
         </w:tc>
@@ -18725,7 +22247,7 @@
                 <w:sz w:val="18"/>
                 <w:szCs w:val="18"/>
               </w:rPr>
-              <w:t xml:space="preserve">A</w:t>
+              <w:t xml:space="preserve">C</w:t>
             </w:r>
           </w:p>
         </w:tc>
@@ -18755,7 +22277,7 @@
                 <w:sz w:val="18"/>
                 <w:szCs w:val="18"/>
               </w:rPr>
-              <w:t xml:space="preserve">repair</w:t>
+              <w:t xml:space="preserve">sanitize</w:t>
             </w:r>
           </w:p>
         </w:tc>
@@ -18807,7 +22329,7 @@
                 <w:sz w:val="18"/>
                 <w:szCs w:val="18"/>
               </w:rPr>
-              <w:t xml:space="preserve">serialNumber was not in urn:uuid form; a deterministic UUID was written and the old value kept in metadata.properties.</w:t>
+              <w:t xml:space="preserve">A Maven-family purl (maven, gradle, sbt, ivy) had no namespace (groupId), so Checkmarx cannot look it up; the component's group was used. Without a group the component is reported.</w:t>
             </w:r>
           </w:p>
         </w:tc>
@@ -18842,7 +22364,7 @@
                 <w:sz w:val="18"/>
                 <w:szCs w:val="18"/>
               </w:rPr>
-              <w:t xml:space="preserve">REP-008</w:t>
+              <w:t xml:space="preserve">CXP-005</w:t>
             </w:r>
           </w:p>
         </w:tc>
@@ -18872,7 +22394,7 @@
                 <w:sz w:val="18"/>
                 <w:szCs w:val="18"/>
               </w:rPr>
-              <w:t xml:space="preserve">A</w:t>
+              <w:t xml:space="preserve">C</w:t>
             </w:r>
           </w:p>
         </w:tc>
@@ -18902,7 +22424,7 @@
                 <w:sz w:val="18"/>
                 <w:szCs w:val="18"/>
               </w:rPr>
-              <w:t xml:space="preserve">repair</w:t>
+              <w:t xml:space="preserve">sanitize</w:t>
             </w:r>
           </w:p>
         </w:tc>
@@ -18954,7 +22476,7 @@
                 <w:sz w:val="18"/>
                 <w:szCs w:val="18"/>
               </w:rPr>
-              <w:t xml:space="preserve">A timestamp was not a valid ISO 8601 date-time; it was rewritten in UTC (a missing timezone is assumed to be UTC and reported).</w:t>
+              <w:t xml:space="preserve">A supported purl carried URL-valued qualifiers or subpath (for example repository_url=https://...). Checkmarx documents purls as pkg:type/[namespace/]name@version and matches by name and version, so they were removed; the original purl is kept in sbom-fixer:original-purl.</w:t>
             </w:r>
           </w:p>
         </w:tc>
@@ -18989,7 +22511,7 @@
                 <w:sz w:val="18"/>
                 <w:szCs w:val="18"/>
               </w:rPr>
-              <w:t xml:space="preserve">REP-009</w:t>
+              <w:t xml:space="preserve">CXP-010</w:t>
             </w:r>
           </w:p>
         </w:tc>
@@ -19019,7 +22541,7 @@
                 <w:sz w:val="18"/>
                 <w:szCs w:val="18"/>
               </w:rPr>
-              <w:t xml:space="preserve">A</w:t>
+              <w:t xml:space="preserve">C</w:t>
             </w:r>
           </w:p>
         </w:tc>
@@ -19049,7 +22571,7 @@
                 <w:sz w:val="18"/>
                 <w:szCs w:val="18"/>
               </w:rPr>
-              <w:t xml:space="preserve">repair</w:t>
+              <w:t xml:space="preserve">sanitize</w:t>
             </w:r>
           </w:p>
         </w:tc>
@@ -19101,7 +22623,7 @@
                 <w:sz w:val="18"/>
                 <w:szCs w:val="18"/>
               </w:rPr>
-              <w:t xml:space="preserve">A URL contained characters that are not allowed (for example spaces); they were percent-encoded. External references whose URL could not be repaired were removed.</w:t>
+              <w:t xml:space="preserve">A Go module was identified as pkg:github (not scanned by Checkmarx); the generator marks it as a Go module, so it was rewritten to pkg:golang/github.com/... The original purl is kept in sbom-fixer:original-purl.</w:t>
             </w:r>
           </w:p>
         </w:tc>
@@ -19136,7 +22658,7 @@
                 <w:sz w:val="18"/>
                 <w:szCs w:val="18"/>
               </w:rPr>
-              <w:t xml:space="preserve">REP-010</w:t>
+              <w:t xml:space="preserve">CXP-011</w:t>
             </w:r>
           </w:p>
         </w:tc>
@@ -19166,7 +22688,7 @@
                 <w:sz w:val="18"/>
                 <w:szCs w:val="18"/>
               </w:rPr>
-              <w:t xml:space="preserve">A</w:t>
+              <w:t xml:space="preserve">C</w:t>
             </w:r>
           </w:p>
         </w:tc>
@@ -19196,7 +22718,7 @@
                 <w:sz w:val="18"/>
                 <w:szCs w:val="18"/>
               </w:rPr>
-              <w:t xml:space="preserve">repair</w:t>
+              <w:t xml:space="preserve">sanitize</w:t>
             </w:r>
           </w:p>
         </w:tc>
@@ -19248,7 +22770,7 @@
                 <w:sz w:val="18"/>
                 <w:szCs w:val="18"/>
               </w:rPr>
-              <w:t xml:space="preserve">A licenses array was malformed (plain strings, unwrapped objects, id and name together, non-SPDX IDs, or expressions mixed with license objects); it was restructured without dropping license text.</w:t>
+              <w:t xml:space="preserve">A pkg:generic purl (not scanned by Checkmarx) belonged to a component whose generator property names the ecosystem; it was rebuilt as that ecosystem's purl from the component's name, group and version.</w:t>
             </w:r>
           </w:p>
         </w:tc>
@@ -19283,7 +22805,7 @@
                 <w:sz w:val="18"/>
                 <w:szCs w:val="18"/>
               </w:rPr>
-              <w:t xml:space="preserve">REP-011</w:t>
+              <w:t xml:space="preserve">CXP-012</w:t>
             </w:r>
           </w:p>
         </w:tc>
@@ -19313,7 +22835,7 @@
                 <w:sz w:val="18"/>
                 <w:szCs w:val="18"/>
               </w:rPr>
-              <w:t xml:space="preserve">A</w:t>
+              <w:t xml:space="preserve">C</w:t>
             </w:r>
           </w:p>
         </w:tc>
@@ -19343,7 +22865,7 @@
                 <w:sz w:val="18"/>
                 <w:szCs w:val="18"/>
               </w:rPr>
-              <w:t xml:space="preserve">repair</w:t>
+              <w:t xml:space="preserve">sanitize</w:t>
             </w:r>
           </w:p>
         </w:tc>
@@ -19395,7 +22917,7 @@
                 <w:sz w:val="18"/>
                 <w:szCs w:val="18"/>
               </w:rPr>
-              <w:t xml:space="preserve">A hash value did not match its algorithm (wrong length or characters) or used an unknown algorithm; that hash was removed.</w:t>
+              <w:t xml:space="preserve">A pkg:generic purl carried a download_url / repository_url / vcs_url on a known package registry (Maven Central, npm, PyPI, NuGet, RubyGems, Go proxy, pub.dev); it was rewritten to that registry's purl.</w:t>
             </w:r>
           </w:p>
         </w:tc>
@@ -19430,7 +22952,7 @@
                 <w:sz w:val="18"/>
                 <w:szCs w:val="18"/>
               </w:rPr>
-              <w:t xml:space="preserve">REP-012</w:t>
+              <w:t xml:space="preserve">CXP-013</w:t>
             </w:r>
           </w:p>
         </w:tc>
@@ -19460,7 +22982,7 @@
                 <w:sz w:val="18"/>
                 <w:szCs w:val="18"/>
               </w:rPr>
-              <w:t xml:space="preserve">A</w:t>
+              <w:t xml:space="preserve">C</w:t>
             </w:r>
           </w:p>
         </w:tc>
@@ -19490,7 +23012,7 @@
                 <w:sz w:val="18"/>
                 <w:szCs w:val="18"/>
               </w:rPr>
-              <w:t xml:space="preserve">repair</w:t>
+              <w:t xml:space="preserve">sanitize</w:t>
             </w:r>
           </w:p>
         </w:tc>
@@ -19542,7 +23064,7 @@
                 <w:sz w:val="18"/>
                 <w:szCs w:val="18"/>
               </w:rPr>
-              <w:t xml:space="preserve">A single value was written where the schema expects an array; it was wrapped in an array.</w:t>
+              <w:t xml:space="preserve">The purl used a type that is not in the purl specification but has exactly one meaning (nodejs/node -&gt; npm, dotnet/nupkg -&gt; nuget, jar -&gt; maven when a groupId is present); the type was replaced.</w:t>
             </w:r>
           </w:p>
         </w:tc>
@@ -19577,7 +23099,7 @@
                 <w:sz w:val="18"/>
                 <w:szCs w:val="18"/>
               </w:rPr>
-              <w:t xml:space="preserve">SAN-001</w:t>
+              <w:t xml:space="preserve">CXP-020</w:t>
             </w:r>
           </w:p>
         </w:tc>
@@ -19689,7 +23211,7 @@
                 <w:sz w:val="18"/>
                 <w:szCs w:val="18"/>
               </w:rPr>
-              <w:t xml:space="preserve">null values are invalid in every SBOM schema; they were removed.</w:t>
+              <w:t xml:space="preserve">The component's purl type is not in the Checkmarx supported list (for example cargo, hex, generic, docker, github); Checkmarx skips it silently. It is kept and listed (or removed when unsupported_action: remove).</w:t>
             </w:r>
           </w:p>
         </w:tc>
@@ -19724,7 +23246,7 @@
                 <w:sz w:val="18"/>
                 <w:szCs w:val="18"/>
               </w:rPr>
-              <w:t xml:space="preserve">SAN-002</w:t>
+              <w:t xml:space="preserve">CXP-021</w:t>
             </w:r>
           </w:p>
         </w:tc>
@@ -19836,7 +23358,7 @@
                 <w:sz w:val="18"/>
                 <w:szCs w:val="18"/>
               </w:rPr>
-              <w:t xml:space="preserve">Empty arrays and objects in optional fields were removed (dependsOn is kept, because an empty dependsOn means 'no dependencies').</w:t>
+              <w:t xml:space="preserve">The component is an operating-system package (rpm, apk, alpm, or deb from a Linux distribution). Checkmarx does not scan OS packages and reads deb as a C++ (Conan) package, so results for it may be wrong. It is kept and listed (or removed when os_package_action: remove).</w:t>
             </w:r>
           </w:p>
         </w:tc>
@@ -19871,7 +23393,7 @@
                 <w:sz w:val="18"/>
                 <w:szCs w:val="18"/>
               </w:rPr>
-              <w:t xml:space="preserve">SAN-003</w:t>
+              <w:t xml:space="preserve">CXP-030</w:t>
             </w:r>
           </w:p>
         </w:tc>
@@ -19983,7 +23505,7 @@
                 <w:sz w:val="18"/>
                 <w:szCs w:val="18"/>
               </w:rPr>
-              <w:t xml:space="preserve">The BOM had no serialNumber; a deterministic urn:uuid derived from the input was added.</w:t>
+              <w:t xml:space="preserve">The component has no purl, only a CPE, SWID or hash; Checkmarx skips such components silently. A purl is never derived from a CPE, because the mapping is not reliable.</w:t>
             </w:r>
           </w:p>
         </w:tc>
@@ -20018,7 +23540,7 @@
                 <w:sz w:val="18"/>
                 <w:szCs w:val="18"/>
               </w:rPr>
-              <w:t xml:space="preserve">SAN-004</w:t>
+              <w:t xml:space="preserve">CXP-051</w:t>
             </w:r>
           </w:p>
         </w:tc>
@@ -20130,7 +23652,7 @@
                 <w:sz w:val="18"/>
                 <w:szCs w:val="18"/>
               </w:rPr>
-              <w:t xml:space="preserve">metadata.timestamp had a timezone offset; it was normalized to UTC 'Z' form. A missing timestamp is reported, never invented.</w:t>
+              <w:t xml:space="preserve">The SPDX document has no DESCRIBES or DEPENDS_ON relationship; Checkmarx then treats every package as a direct dependency. Relationships are never invented.</w:t>
             </w:r>
           </w:p>
         </w:tc>
@@ -20165,7 +23687,7 @@
                 <w:sz w:val="18"/>
                 <w:szCs w:val="18"/>
               </w:rPr>
-              <w:t xml:space="preserve">SAN-010</w:t>
+              <w:t xml:space="preserve">REP-001</w:t>
             </w:r>
           </w:p>
         </w:tc>
@@ -20195,7 +23717,7 @@
                 <w:sz w:val="18"/>
                 <w:szCs w:val="18"/>
               </w:rPr>
-              <w:t xml:space="preserve">C</w:t>
+              <w:t xml:space="preserve">A</w:t>
             </w:r>
           </w:p>
         </w:tc>
@@ -20225,7 +23747,7 @@
                 <w:sz w:val="18"/>
                 <w:szCs w:val="18"/>
               </w:rPr>
-              <w:t xml:space="preserve">sanitize</w:t>
+              <w:t xml:space="preserve">repair</w:t>
             </w:r>
           </w:p>
         </w:tc>
@@ -20277,7 +23799,7 @@
                 <w:sz w:val="18"/>
                 <w:szCs w:val="18"/>
               </w:rPr>
-              <w:t xml:space="preserve">A purl did not parse; characters were percent-encoded where that made it valid, otherwise the purl was removed and the component reported as not scannable.</w:t>
+              <w:t xml:space="preserve">$schema pointed to a different CycloneDX version than specVersion; $schema was corrected.</w:t>
             </w:r>
           </w:p>
         </w:tc>
@@ -20312,7 +23834,7 @@
                 <w:sz w:val="18"/>
                 <w:szCs w:val="18"/>
               </w:rPr>
-              <w:t xml:space="preserve">SAN-011</w:t>
+              <w:t xml:space="preserve">REP-002</w:t>
             </w:r>
           </w:p>
         </w:tc>
@@ -20342,7 +23864,7 @@
                 <w:sz w:val="18"/>
                 <w:szCs w:val="18"/>
               </w:rPr>
-              <w:t xml:space="preserve">C</w:t>
+              <w:t xml:space="preserve">A</w:t>
             </w:r>
           </w:p>
         </w:tc>
@@ -20372,7 +23894,7 @@
                 <w:sz w:val="18"/>
                 <w:szCs w:val="18"/>
               </w:rPr>
-              <w:t xml:space="preserve">sanitize</w:t>
+              <w:t xml:space="preserve">repair</w:t>
             </w:r>
           </w:p>
         </w:tc>
@@ -20424,7 +23946,7 @@
                 <w:sz w:val="18"/>
                 <w:szCs w:val="18"/>
               </w:rPr>
-              <w:t xml:space="preserve">A component had no purl. One was built when the ecosystem was certain (bom-ref is a purl, or a generator property names the package type); otherwise the component is reported as not scannable.</w:t>
+              <w:t xml:space="preserve">specVersion was written as a number; it must be a string such as "1.5".</w:t>
             </w:r>
           </w:p>
         </w:tc>
@@ -20459,6 +23981,2505 @@
                 <w:sz w:val="18"/>
                 <w:szCs w:val="18"/>
               </w:rPr>
+              <w:t xml:space="preserve">REP-003</w:t>
+            </w:r>
+          </w:p>
+        </w:tc>
+        <w:tc>
+          <w:tcPr>
+            <w:tcW w:type="dxa" w:w="789"/>
+            <w:tcBorders>
+              <w:top w:val="single" w:color="C9D1DC" w:sz="4"/>
+              <w:left w:val="single" w:color="C9D1DC" w:sz="4"/>
+              <w:bottom w:val="single" w:color="C9D1DC" w:sz="4"/>
+              <w:right w:val="single" w:color="C9D1DC" w:sz="4"/>
+            </w:tcBorders>
+            <w:tcMar>
+              <w:top w:type="dxa" w:w="60"/>
+              <w:left w:type="dxa" w:w="100"/>
+              <w:bottom w:type="dxa" w:w="60"/>
+              <w:right w:type="dxa" w:w="100"/>
+            </w:tcMar>
+          </w:tcPr>
+          <w:p>
+            <w:pPr>
+              <w:spacing w:after="0" w:line="260"/>
+            </w:pPr>
+            <w:r>
+              <w:rPr>
+                <w:rFonts w:ascii="Calibri" w:cs="Calibri" w:eastAsia="Calibri" w:hAnsi="Calibri"/>
+                <w:sz w:val="18"/>
+                <w:szCs w:val="18"/>
+              </w:rPr>
+              <w:t xml:space="preserve">A</w:t>
+            </w:r>
+          </w:p>
+        </w:tc>
+        <w:tc>
+          <w:tcPr>
+            <w:tcW w:type="dxa" w:w="1106"/>
+            <w:tcBorders>
+              <w:top w:val="single" w:color="C9D1DC" w:sz="4"/>
+              <w:left w:val="single" w:color="C9D1DC" w:sz="4"/>
+              <w:bottom w:val="single" w:color="C9D1DC" w:sz="4"/>
+              <w:right w:val="single" w:color="C9D1DC" w:sz="4"/>
+            </w:tcBorders>
+            <w:tcMar>
+              <w:top w:type="dxa" w:w="60"/>
+              <w:left w:type="dxa" w:w="100"/>
+              <w:bottom w:type="dxa" w:w="60"/>
+              <w:right w:type="dxa" w:w="100"/>
+            </w:tcMar>
+          </w:tcPr>
+          <w:p>
+            <w:pPr>
+              <w:spacing w:after="0" w:line="260"/>
+            </w:pPr>
+            <w:r>
+              <w:rPr>
+                <w:rFonts w:ascii="Calibri" w:cs="Calibri" w:eastAsia="Calibri" w:hAnsi="Calibri"/>
+                <w:sz w:val="18"/>
+                <w:szCs w:val="18"/>
+              </w:rPr>
+              <w:t xml:space="preserve">repair</w:t>
+            </w:r>
+          </w:p>
+        </w:tc>
+        <w:tc>
+          <w:tcPr>
+            <w:tcW w:type="dxa" w:w="1264"/>
+            <w:tcBorders>
+              <w:top w:val="single" w:color="C9D1DC" w:sz="4"/>
+              <w:left w:val="single" w:color="C9D1DC" w:sz="4"/>
+              <w:bottom w:val="single" w:color="C9D1DC" w:sz="4"/>
+              <w:right w:val="single" w:color="C9D1DC" w:sz="4"/>
+            </w:tcBorders>
+            <w:tcMar>
+              <w:top w:type="dxa" w:w="60"/>
+              <w:left w:type="dxa" w:w="100"/>
+              <w:bottom w:type="dxa" w:w="60"/>
+              <w:right w:type="dxa" w:w="100"/>
+            </w:tcMar>
+          </w:tcPr>
+          <w:p>
+            <w:pPr>
+              <w:spacing w:after="0" w:line="260"/>
+            </w:pPr>
+          </w:p>
+        </w:tc>
+        <w:tc>
+          <w:tcPr>
+            <w:tcW w:type="dxa" w:w="5215"/>
+            <w:tcBorders>
+              <w:top w:val="single" w:color="C9D1DC" w:sz="4"/>
+              <w:left w:val="single" w:color="C9D1DC" w:sz="4"/>
+              <w:bottom w:val="single" w:color="C9D1DC" w:sz="4"/>
+              <w:right w:val="single" w:color="C9D1DC" w:sz="4"/>
+            </w:tcBorders>
+            <w:tcMar>
+              <w:top w:type="dxa" w:w="60"/>
+              <w:left w:type="dxa" w:w="100"/>
+              <w:bottom w:type="dxa" w:w="60"/>
+              <w:right w:type="dxa" w:w="100"/>
+            </w:tcMar>
+          </w:tcPr>
+          <w:p>
+            <w:pPr>
+              <w:spacing w:after="0" w:line="260"/>
+            </w:pPr>
+            <w:r>
+              <w:rPr>
+                <w:rFonts w:ascii="Calibri" w:cs="Calibri" w:eastAsia="Calibri" w:hAnsi="Calibri"/>
+                <w:sz w:val="18"/>
+                <w:szCs w:val="18"/>
+              </w:rPr>
+              <w:t xml:space="preserve">A value was written in the wrong case or spelling (for example 'Library' or 'sha256'); it was mapped to the one allowed value it matches.</w:t>
+            </w:r>
+          </w:p>
+        </w:tc>
+      </w:tr>
+      <w:tr>
+        <w:trPr>
+          <w:cantSplit/>
+        </w:trPr>
+        <w:tc>
+          <w:tcPr>
+            <w:tcW w:type="dxa" w:w="1264"/>
+            <w:tcBorders>
+              <w:top w:val="single" w:color="C9D1DC" w:sz="4"/>
+              <w:left w:val="single" w:color="C9D1DC" w:sz="4"/>
+              <w:bottom w:val="single" w:color="C9D1DC" w:sz="4"/>
+              <w:right w:val="single" w:color="C9D1DC" w:sz="4"/>
+            </w:tcBorders>
+            <w:tcMar>
+              <w:top w:type="dxa" w:w="60"/>
+              <w:left w:type="dxa" w:w="100"/>
+              <w:bottom w:type="dxa" w:w="60"/>
+              <w:right w:type="dxa" w:w="100"/>
+            </w:tcMar>
+          </w:tcPr>
+          <w:p>
+            <w:pPr>
+              <w:spacing w:after="0" w:line="260"/>
+            </w:pPr>
+            <w:r>
+              <w:rPr>
+                <w:rFonts w:ascii="Calibri" w:cs="Calibri" w:eastAsia="Calibri" w:hAnsi="Calibri"/>
+                <w:sz w:val="18"/>
+                <w:szCs w:val="18"/>
+              </w:rPr>
+              <w:t xml:space="preserve">REP-004</w:t>
+            </w:r>
+          </w:p>
+        </w:tc>
+        <w:tc>
+          <w:tcPr>
+            <w:tcW w:type="dxa" w:w="789"/>
+            <w:tcBorders>
+              <w:top w:val="single" w:color="C9D1DC" w:sz="4"/>
+              <w:left w:val="single" w:color="C9D1DC" w:sz="4"/>
+              <w:bottom w:val="single" w:color="C9D1DC" w:sz="4"/>
+              <w:right w:val="single" w:color="C9D1DC" w:sz="4"/>
+            </w:tcBorders>
+            <w:tcMar>
+              <w:top w:type="dxa" w:w="60"/>
+              <w:left w:type="dxa" w:w="100"/>
+              <w:bottom w:type="dxa" w:w="60"/>
+              <w:right w:type="dxa" w:w="100"/>
+            </w:tcMar>
+          </w:tcPr>
+          <w:p>
+            <w:pPr>
+              <w:spacing w:after="0" w:line="260"/>
+            </w:pPr>
+            <w:r>
+              <w:rPr>
+                <w:rFonts w:ascii="Calibri" w:cs="Calibri" w:eastAsia="Calibri" w:hAnsi="Calibri"/>
+                <w:sz w:val="18"/>
+                <w:szCs w:val="18"/>
+              </w:rPr>
+              <w:t xml:space="preserve">A</w:t>
+            </w:r>
+          </w:p>
+        </w:tc>
+        <w:tc>
+          <w:tcPr>
+            <w:tcW w:type="dxa" w:w="1106"/>
+            <w:tcBorders>
+              <w:top w:val="single" w:color="C9D1DC" w:sz="4"/>
+              <w:left w:val="single" w:color="C9D1DC" w:sz="4"/>
+              <w:bottom w:val="single" w:color="C9D1DC" w:sz="4"/>
+              <w:right w:val="single" w:color="C9D1DC" w:sz="4"/>
+            </w:tcBorders>
+            <w:tcMar>
+              <w:top w:type="dxa" w:w="60"/>
+              <w:left w:type="dxa" w:w="100"/>
+              <w:bottom w:type="dxa" w:w="60"/>
+              <w:right w:type="dxa" w:w="100"/>
+            </w:tcMar>
+          </w:tcPr>
+          <w:p>
+            <w:pPr>
+              <w:spacing w:after="0" w:line="260"/>
+            </w:pPr>
+            <w:r>
+              <w:rPr>
+                <w:rFonts w:ascii="Calibri" w:cs="Calibri" w:eastAsia="Calibri" w:hAnsi="Calibri"/>
+                <w:sz w:val="18"/>
+                <w:szCs w:val="18"/>
+              </w:rPr>
+              <w:t xml:space="preserve">repair</w:t>
+            </w:r>
+          </w:p>
+        </w:tc>
+        <w:tc>
+          <w:tcPr>
+            <w:tcW w:type="dxa" w:w="1264"/>
+            <w:tcBorders>
+              <w:top w:val="single" w:color="C9D1DC" w:sz="4"/>
+              <w:left w:val="single" w:color="C9D1DC" w:sz="4"/>
+              <w:bottom w:val="single" w:color="C9D1DC" w:sz="4"/>
+              <w:right w:val="single" w:color="C9D1DC" w:sz="4"/>
+            </w:tcBorders>
+            <w:tcMar>
+              <w:top w:type="dxa" w:w="60"/>
+              <w:left w:type="dxa" w:w="100"/>
+              <w:bottom w:type="dxa" w:w="60"/>
+              <w:right w:type="dxa" w:w="100"/>
+            </w:tcMar>
+          </w:tcPr>
+          <w:p>
+            <w:pPr>
+              <w:spacing w:after="0" w:line="260"/>
+            </w:pPr>
+          </w:p>
+        </w:tc>
+        <w:tc>
+          <w:tcPr>
+            <w:tcW w:type="dxa" w:w="5215"/>
+            <w:tcBorders>
+              <w:top w:val="single" w:color="C9D1DC" w:sz="4"/>
+              <w:left w:val="single" w:color="C9D1DC" w:sz="4"/>
+              <w:bottom w:val="single" w:color="C9D1DC" w:sz="4"/>
+              <w:right w:val="single" w:color="C9D1DC" w:sz="4"/>
+            </w:tcBorders>
+            <w:tcMar>
+              <w:top w:type="dxa" w:w="60"/>
+              <w:left w:type="dxa" w:w="100"/>
+              <w:bottom w:type="dxa" w:w="60"/>
+              <w:right w:type="dxa" w:w="100"/>
+            </w:tcMar>
+          </w:tcPr>
+          <w:p>
+            <w:pPr>
+              <w:spacing w:after="0" w:line="260"/>
+            </w:pPr>
+            <w:r>
+              <w:rPr>
+                <w:rFonts w:ascii="Calibri" w:cs="Calibri" w:eastAsia="Calibri" w:hAnsi="Calibri"/>
+                <w:sz w:val="18"/>
+                <w:szCs w:val="18"/>
+              </w:rPr>
+              <w:t xml:space="preserve">A number or boolean was written where the schema expects a string (or the reverse); it was converted without changing its meaning.</w:t>
+            </w:r>
+          </w:p>
+        </w:tc>
+      </w:tr>
+      <w:tr>
+        <w:trPr>
+          <w:cantSplit/>
+        </w:trPr>
+        <w:tc>
+          <w:tcPr>
+            <w:tcW w:type="dxa" w:w="1264"/>
+            <w:tcBorders>
+              <w:top w:val="single" w:color="C9D1DC" w:sz="4"/>
+              <w:left w:val="single" w:color="C9D1DC" w:sz="4"/>
+              <w:bottom w:val="single" w:color="C9D1DC" w:sz="4"/>
+              <w:right w:val="single" w:color="C9D1DC" w:sz="4"/>
+            </w:tcBorders>
+            <w:tcMar>
+              <w:top w:type="dxa" w:w="60"/>
+              <w:left w:type="dxa" w:w="100"/>
+              <w:bottom w:type="dxa" w:w="60"/>
+              <w:right w:type="dxa" w:w="100"/>
+            </w:tcMar>
+          </w:tcPr>
+          <w:p>
+            <w:pPr>
+              <w:spacing w:after="0" w:line="260"/>
+            </w:pPr>
+            <w:r>
+              <w:rPr>
+                <w:rFonts w:ascii="Calibri" w:cs="Calibri" w:eastAsia="Calibri" w:hAnsi="Calibri"/>
+                <w:sz w:val="18"/>
+                <w:szCs w:val="18"/>
+              </w:rPr>
+              <w:t xml:space="preserve">REP-005</w:t>
+            </w:r>
+          </w:p>
+        </w:tc>
+        <w:tc>
+          <w:tcPr>
+            <w:tcW w:type="dxa" w:w="789"/>
+            <w:tcBorders>
+              <w:top w:val="single" w:color="C9D1DC" w:sz="4"/>
+              <w:left w:val="single" w:color="C9D1DC" w:sz="4"/>
+              <w:bottom w:val="single" w:color="C9D1DC" w:sz="4"/>
+              <w:right w:val="single" w:color="C9D1DC" w:sz="4"/>
+            </w:tcBorders>
+            <w:tcMar>
+              <w:top w:type="dxa" w:w="60"/>
+              <w:left w:type="dxa" w:w="100"/>
+              <w:bottom w:type="dxa" w:w="60"/>
+              <w:right w:type="dxa" w:w="100"/>
+            </w:tcMar>
+          </w:tcPr>
+          <w:p>
+            <w:pPr>
+              <w:spacing w:after="0" w:line="260"/>
+            </w:pPr>
+            <w:r>
+              <w:rPr>
+                <w:rFonts w:ascii="Calibri" w:cs="Calibri" w:eastAsia="Calibri" w:hAnsi="Calibri"/>
+                <w:sz w:val="18"/>
+                <w:szCs w:val="18"/>
+              </w:rPr>
+              <w:t xml:space="preserve">A</w:t>
+            </w:r>
+          </w:p>
+        </w:tc>
+        <w:tc>
+          <w:tcPr>
+            <w:tcW w:type="dxa" w:w="1106"/>
+            <w:tcBorders>
+              <w:top w:val="single" w:color="C9D1DC" w:sz="4"/>
+              <w:left w:val="single" w:color="C9D1DC" w:sz="4"/>
+              <w:bottom w:val="single" w:color="C9D1DC" w:sz="4"/>
+              <w:right w:val="single" w:color="C9D1DC" w:sz="4"/>
+            </w:tcBorders>
+            <w:tcMar>
+              <w:top w:type="dxa" w:w="60"/>
+              <w:left w:type="dxa" w:w="100"/>
+              <w:bottom w:type="dxa" w:w="60"/>
+              <w:right w:type="dxa" w:w="100"/>
+            </w:tcMar>
+          </w:tcPr>
+          <w:p>
+            <w:pPr>
+              <w:spacing w:after="0" w:line="260"/>
+            </w:pPr>
+            <w:r>
+              <w:rPr>
+                <w:rFonts w:ascii="Calibri" w:cs="Calibri" w:eastAsia="Calibri" w:hAnsi="Calibri"/>
+                <w:sz w:val="18"/>
+                <w:szCs w:val="18"/>
+              </w:rPr>
+              <w:t xml:space="preserve">repair</w:t>
+            </w:r>
+          </w:p>
+        </w:tc>
+        <w:tc>
+          <w:tcPr>
+            <w:tcW w:type="dxa" w:w="1264"/>
+            <w:tcBorders>
+              <w:top w:val="single" w:color="C9D1DC" w:sz="4"/>
+              <w:left w:val="single" w:color="C9D1DC" w:sz="4"/>
+              <w:bottom w:val="single" w:color="C9D1DC" w:sz="4"/>
+              <w:right w:val="single" w:color="C9D1DC" w:sz="4"/>
+            </w:tcBorders>
+            <w:tcMar>
+              <w:top w:type="dxa" w:w="60"/>
+              <w:left w:type="dxa" w:w="100"/>
+              <w:bottom w:type="dxa" w:w="60"/>
+              <w:right w:type="dxa" w:w="100"/>
+            </w:tcMar>
+          </w:tcPr>
+          <w:p>
+            <w:pPr>
+              <w:spacing w:after="0" w:line="260"/>
+            </w:pPr>
+          </w:p>
+        </w:tc>
+        <w:tc>
+          <w:tcPr>
+            <w:tcW w:type="dxa" w:w="5215"/>
+            <w:tcBorders>
+              <w:top w:val="single" w:color="C9D1DC" w:sz="4"/>
+              <w:left w:val="single" w:color="C9D1DC" w:sz="4"/>
+              <w:bottom w:val="single" w:color="C9D1DC" w:sz="4"/>
+              <w:right w:val="single" w:color="C9D1DC" w:sz="4"/>
+            </w:tcBorders>
+            <w:tcMar>
+              <w:top w:type="dxa" w:w="60"/>
+              <w:left w:type="dxa" w:w="100"/>
+              <w:bottom w:type="dxa" w:w="60"/>
+              <w:right w:type="dxa" w:w="100"/>
+            </w:tcMar>
+          </w:tcPr>
+          <w:p>
+            <w:pPr>
+              <w:spacing w:after="0" w:line="260"/>
+            </w:pPr>
+            <w:r>
+              <w:rPr>
+                <w:rFonts w:ascii="Calibri" w:cs="Calibri" w:eastAsia="Calibri" w:hAnsi="Calibri"/>
+                <w:sz w:val="18"/>
+                <w:szCs w:val="18"/>
+              </w:rPr>
+              <w:t xml:space="preserve">A field was null or empty where the schema requires content; the field was removed.</w:t>
+            </w:r>
+          </w:p>
+        </w:tc>
+      </w:tr>
+      <w:tr>
+        <w:trPr>
+          <w:cantSplit/>
+        </w:trPr>
+        <w:tc>
+          <w:tcPr>
+            <w:tcW w:type="dxa" w:w="1264"/>
+            <w:tcBorders>
+              <w:top w:val="single" w:color="C9D1DC" w:sz="4"/>
+              <w:left w:val="single" w:color="C9D1DC" w:sz="4"/>
+              <w:bottom w:val="single" w:color="C9D1DC" w:sz="4"/>
+              <w:right w:val="single" w:color="C9D1DC" w:sz="4"/>
+            </w:tcBorders>
+            <w:tcMar>
+              <w:top w:type="dxa" w:w="60"/>
+              <w:left w:type="dxa" w:w="100"/>
+              <w:bottom w:type="dxa" w:w="60"/>
+              <w:right w:type="dxa" w:w="100"/>
+            </w:tcMar>
+          </w:tcPr>
+          <w:p>
+            <w:pPr>
+              <w:spacing w:after="0" w:line="260"/>
+            </w:pPr>
+            <w:r>
+              <w:rPr>
+                <w:rFonts w:ascii="Calibri" w:cs="Calibri" w:eastAsia="Calibri" w:hAnsi="Calibri"/>
+                <w:sz w:val="18"/>
+                <w:szCs w:val="18"/>
+              </w:rPr>
+              <w:t xml:space="preserve">REP-006</w:t>
+            </w:r>
+          </w:p>
+        </w:tc>
+        <w:tc>
+          <w:tcPr>
+            <w:tcW w:type="dxa" w:w="789"/>
+            <w:tcBorders>
+              <w:top w:val="single" w:color="C9D1DC" w:sz="4"/>
+              <w:left w:val="single" w:color="C9D1DC" w:sz="4"/>
+              <w:bottom w:val="single" w:color="C9D1DC" w:sz="4"/>
+              <w:right w:val="single" w:color="C9D1DC" w:sz="4"/>
+            </w:tcBorders>
+            <w:tcMar>
+              <w:top w:type="dxa" w:w="60"/>
+              <w:left w:type="dxa" w:w="100"/>
+              <w:bottom w:type="dxa" w:w="60"/>
+              <w:right w:type="dxa" w:w="100"/>
+            </w:tcMar>
+          </w:tcPr>
+          <w:p>
+            <w:pPr>
+              <w:spacing w:after="0" w:line="260"/>
+            </w:pPr>
+            <w:r>
+              <w:rPr>
+                <w:rFonts w:ascii="Calibri" w:cs="Calibri" w:eastAsia="Calibri" w:hAnsi="Calibri"/>
+                <w:sz w:val="18"/>
+                <w:szCs w:val="18"/>
+              </w:rPr>
+              <w:t xml:space="preserve">A</w:t>
+            </w:r>
+          </w:p>
+        </w:tc>
+        <w:tc>
+          <w:tcPr>
+            <w:tcW w:type="dxa" w:w="1106"/>
+            <w:tcBorders>
+              <w:top w:val="single" w:color="C9D1DC" w:sz="4"/>
+              <w:left w:val="single" w:color="C9D1DC" w:sz="4"/>
+              <w:bottom w:val="single" w:color="C9D1DC" w:sz="4"/>
+              <w:right w:val="single" w:color="C9D1DC" w:sz="4"/>
+            </w:tcBorders>
+            <w:tcMar>
+              <w:top w:type="dxa" w:w="60"/>
+              <w:left w:type="dxa" w:w="100"/>
+              <w:bottom w:type="dxa" w:w="60"/>
+              <w:right w:type="dxa" w:w="100"/>
+            </w:tcMar>
+          </w:tcPr>
+          <w:p>
+            <w:pPr>
+              <w:spacing w:after="0" w:line="260"/>
+            </w:pPr>
+            <w:r>
+              <w:rPr>
+                <w:rFonts w:ascii="Calibri" w:cs="Calibri" w:eastAsia="Calibri" w:hAnsi="Calibri"/>
+                <w:sz w:val="18"/>
+                <w:szCs w:val="18"/>
+              </w:rPr>
+              <w:t xml:space="preserve">repair</w:t>
+            </w:r>
+          </w:p>
+        </w:tc>
+        <w:tc>
+          <w:tcPr>
+            <w:tcW w:type="dxa" w:w="1264"/>
+            <w:tcBorders>
+              <w:top w:val="single" w:color="C9D1DC" w:sz="4"/>
+              <w:left w:val="single" w:color="C9D1DC" w:sz="4"/>
+              <w:bottom w:val="single" w:color="C9D1DC" w:sz="4"/>
+              <w:right w:val="single" w:color="C9D1DC" w:sz="4"/>
+            </w:tcBorders>
+            <w:tcMar>
+              <w:top w:type="dxa" w:w="60"/>
+              <w:left w:type="dxa" w:w="100"/>
+              <w:bottom w:type="dxa" w:w="60"/>
+              <w:right w:type="dxa" w:w="100"/>
+            </w:tcMar>
+          </w:tcPr>
+          <w:p>
+            <w:pPr>
+              <w:spacing w:after="0" w:line="260"/>
+            </w:pPr>
+          </w:p>
+        </w:tc>
+        <w:tc>
+          <w:tcPr>
+            <w:tcW w:type="dxa" w:w="5215"/>
+            <w:tcBorders>
+              <w:top w:val="single" w:color="C9D1DC" w:sz="4"/>
+              <w:left w:val="single" w:color="C9D1DC" w:sz="4"/>
+              <w:bottom w:val="single" w:color="C9D1DC" w:sz="4"/>
+              <w:right w:val="single" w:color="C9D1DC" w:sz="4"/>
+            </w:tcBorders>
+            <w:tcMar>
+              <w:top w:type="dxa" w:w="60"/>
+              <w:left w:type="dxa" w:w="100"/>
+              <w:bottom w:type="dxa" w:w="60"/>
+              <w:right w:type="dxa" w:w="100"/>
+            </w:tcMar>
+          </w:tcPr>
+          <w:p>
+            <w:pPr>
+              <w:spacing w:after="0" w:line="260"/>
+            </w:pPr>
+            <w:r>
+              <w:rPr>
+                <w:rFonts w:ascii="Calibri" w:cs="Calibri" w:eastAsia="Calibri" w:hAnsi="Calibri"/>
+                <w:sz w:val="18"/>
+                <w:szCs w:val="18"/>
+              </w:rPr>
+              <w:t xml:space="preserve">An entry missed a required field. It was filled only when the value is unambiguous (for example a name taken from the purl); otherwise the entry was removed or reported.</w:t>
+            </w:r>
+          </w:p>
+        </w:tc>
+      </w:tr>
+      <w:tr>
+        <w:trPr>
+          <w:cantSplit/>
+        </w:trPr>
+        <w:tc>
+          <w:tcPr>
+            <w:tcW w:type="dxa" w:w="1264"/>
+            <w:tcBorders>
+              <w:top w:val="single" w:color="C9D1DC" w:sz="4"/>
+              <w:left w:val="single" w:color="C9D1DC" w:sz="4"/>
+              <w:bottom w:val="single" w:color="C9D1DC" w:sz="4"/>
+              <w:right w:val="single" w:color="C9D1DC" w:sz="4"/>
+            </w:tcBorders>
+            <w:tcMar>
+              <w:top w:type="dxa" w:w="60"/>
+              <w:left w:type="dxa" w:w="100"/>
+              <w:bottom w:type="dxa" w:w="60"/>
+              <w:right w:type="dxa" w:w="100"/>
+            </w:tcMar>
+          </w:tcPr>
+          <w:p>
+            <w:pPr>
+              <w:spacing w:after="0" w:line="260"/>
+            </w:pPr>
+            <w:r>
+              <w:rPr>
+                <w:rFonts w:ascii="Calibri" w:cs="Calibri" w:eastAsia="Calibri" w:hAnsi="Calibri"/>
+                <w:sz w:val="18"/>
+                <w:szCs w:val="18"/>
+              </w:rPr>
+              <w:t xml:space="preserve">REP-007</w:t>
+            </w:r>
+          </w:p>
+        </w:tc>
+        <w:tc>
+          <w:tcPr>
+            <w:tcW w:type="dxa" w:w="789"/>
+            <w:tcBorders>
+              <w:top w:val="single" w:color="C9D1DC" w:sz="4"/>
+              <w:left w:val="single" w:color="C9D1DC" w:sz="4"/>
+              <w:bottom w:val="single" w:color="C9D1DC" w:sz="4"/>
+              <w:right w:val="single" w:color="C9D1DC" w:sz="4"/>
+            </w:tcBorders>
+            <w:tcMar>
+              <w:top w:type="dxa" w:w="60"/>
+              <w:left w:type="dxa" w:w="100"/>
+              <w:bottom w:type="dxa" w:w="60"/>
+              <w:right w:type="dxa" w:w="100"/>
+            </w:tcMar>
+          </w:tcPr>
+          <w:p>
+            <w:pPr>
+              <w:spacing w:after="0" w:line="260"/>
+            </w:pPr>
+            <w:r>
+              <w:rPr>
+                <w:rFonts w:ascii="Calibri" w:cs="Calibri" w:eastAsia="Calibri" w:hAnsi="Calibri"/>
+                <w:sz w:val="18"/>
+                <w:szCs w:val="18"/>
+              </w:rPr>
+              <w:t xml:space="preserve">A</w:t>
+            </w:r>
+          </w:p>
+        </w:tc>
+        <w:tc>
+          <w:tcPr>
+            <w:tcW w:type="dxa" w:w="1106"/>
+            <w:tcBorders>
+              <w:top w:val="single" w:color="C9D1DC" w:sz="4"/>
+              <w:left w:val="single" w:color="C9D1DC" w:sz="4"/>
+              <w:bottom w:val="single" w:color="C9D1DC" w:sz="4"/>
+              <w:right w:val="single" w:color="C9D1DC" w:sz="4"/>
+            </w:tcBorders>
+            <w:tcMar>
+              <w:top w:type="dxa" w:w="60"/>
+              <w:left w:type="dxa" w:w="100"/>
+              <w:bottom w:type="dxa" w:w="60"/>
+              <w:right w:type="dxa" w:w="100"/>
+            </w:tcMar>
+          </w:tcPr>
+          <w:p>
+            <w:pPr>
+              <w:spacing w:after="0" w:line="260"/>
+            </w:pPr>
+            <w:r>
+              <w:rPr>
+                <w:rFonts w:ascii="Calibri" w:cs="Calibri" w:eastAsia="Calibri" w:hAnsi="Calibri"/>
+                <w:sz w:val="18"/>
+                <w:szCs w:val="18"/>
+              </w:rPr>
+              <w:t xml:space="preserve">repair</w:t>
+            </w:r>
+          </w:p>
+        </w:tc>
+        <w:tc>
+          <w:tcPr>
+            <w:tcW w:type="dxa" w:w="1264"/>
+            <w:tcBorders>
+              <w:top w:val="single" w:color="C9D1DC" w:sz="4"/>
+              <w:left w:val="single" w:color="C9D1DC" w:sz="4"/>
+              <w:bottom w:val="single" w:color="C9D1DC" w:sz="4"/>
+              <w:right w:val="single" w:color="C9D1DC" w:sz="4"/>
+            </w:tcBorders>
+            <w:tcMar>
+              <w:top w:type="dxa" w:w="60"/>
+              <w:left w:type="dxa" w:w="100"/>
+              <w:bottom w:type="dxa" w:w="60"/>
+              <w:right w:type="dxa" w:w="100"/>
+            </w:tcMar>
+          </w:tcPr>
+          <w:p>
+            <w:pPr>
+              <w:spacing w:after="0" w:line="260"/>
+            </w:pPr>
+          </w:p>
+        </w:tc>
+        <w:tc>
+          <w:tcPr>
+            <w:tcW w:type="dxa" w:w="5215"/>
+            <w:tcBorders>
+              <w:top w:val="single" w:color="C9D1DC" w:sz="4"/>
+              <w:left w:val="single" w:color="C9D1DC" w:sz="4"/>
+              <w:bottom w:val="single" w:color="C9D1DC" w:sz="4"/>
+              <w:right w:val="single" w:color="C9D1DC" w:sz="4"/>
+            </w:tcBorders>
+            <w:tcMar>
+              <w:top w:type="dxa" w:w="60"/>
+              <w:left w:type="dxa" w:w="100"/>
+              <w:bottom w:type="dxa" w:w="60"/>
+              <w:right w:type="dxa" w:w="100"/>
+            </w:tcMar>
+          </w:tcPr>
+          <w:p>
+            <w:pPr>
+              <w:spacing w:after="0" w:line="260"/>
+            </w:pPr>
+            <w:r>
+              <w:rPr>
+                <w:rFonts w:ascii="Calibri" w:cs="Calibri" w:eastAsia="Calibri" w:hAnsi="Calibri"/>
+                <w:sz w:val="18"/>
+                <w:szCs w:val="18"/>
+              </w:rPr>
+              <w:t xml:space="preserve">serialNumber was not in urn:uuid form; a deterministic UUID was written and the old value kept in metadata.properties.</w:t>
+            </w:r>
+          </w:p>
+        </w:tc>
+      </w:tr>
+      <w:tr>
+        <w:trPr>
+          <w:cantSplit/>
+        </w:trPr>
+        <w:tc>
+          <w:tcPr>
+            <w:tcW w:type="dxa" w:w="1264"/>
+            <w:tcBorders>
+              <w:top w:val="single" w:color="C9D1DC" w:sz="4"/>
+              <w:left w:val="single" w:color="C9D1DC" w:sz="4"/>
+              <w:bottom w:val="single" w:color="C9D1DC" w:sz="4"/>
+              <w:right w:val="single" w:color="C9D1DC" w:sz="4"/>
+            </w:tcBorders>
+            <w:tcMar>
+              <w:top w:type="dxa" w:w="60"/>
+              <w:left w:type="dxa" w:w="100"/>
+              <w:bottom w:type="dxa" w:w="60"/>
+              <w:right w:type="dxa" w:w="100"/>
+            </w:tcMar>
+          </w:tcPr>
+          <w:p>
+            <w:pPr>
+              <w:spacing w:after="0" w:line="260"/>
+            </w:pPr>
+            <w:r>
+              <w:rPr>
+                <w:rFonts w:ascii="Calibri" w:cs="Calibri" w:eastAsia="Calibri" w:hAnsi="Calibri"/>
+                <w:sz w:val="18"/>
+                <w:szCs w:val="18"/>
+              </w:rPr>
+              <w:t xml:space="preserve">REP-008</w:t>
+            </w:r>
+          </w:p>
+        </w:tc>
+        <w:tc>
+          <w:tcPr>
+            <w:tcW w:type="dxa" w:w="789"/>
+            <w:tcBorders>
+              <w:top w:val="single" w:color="C9D1DC" w:sz="4"/>
+              <w:left w:val="single" w:color="C9D1DC" w:sz="4"/>
+              <w:bottom w:val="single" w:color="C9D1DC" w:sz="4"/>
+              <w:right w:val="single" w:color="C9D1DC" w:sz="4"/>
+            </w:tcBorders>
+            <w:tcMar>
+              <w:top w:type="dxa" w:w="60"/>
+              <w:left w:type="dxa" w:w="100"/>
+              <w:bottom w:type="dxa" w:w="60"/>
+              <w:right w:type="dxa" w:w="100"/>
+            </w:tcMar>
+          </w:tcPr>
+          <w:p>
+            <w:pPr>
+              <w:spacing w:after="0" w:line="260"/>
+            </w:pPr>
+            <w:r>
+              <w:rPr>
+                <w:rFonts w:ascii="Calibri" w:cs="Calibri" w:eastAsia="Calibri" w:hAnsi="Calibri"/>
+                <w:sz w:val="18"/>
+                <w:szCs w:val="18"/>
+              </w:rPr>
+              <w:t xml:space="preserve">A</w:t>
+            </w:r>
+          </w:p>
+        </w:tc>
+        <w:tc>
+          <w:tcPr>
+            <w:tcW w:type="dxa" w:w="1106"/>
+            <w:tcBorders>
+              <w:top w:val="single" w:color="C9D1DC" w:sz="4"/>
+              <w:left w:val="single" w:color="C9D1DC" w:sz="4"/>
+              <w:bottom w:val="single" w:color="C9D1DC" w:sz="4"/>
+              <w:right w:val="single" w:color="C9D1DC" w:sz="4"/>
+            </w:tcBorders>
+            <w:tcMar>
+              <w:top w:type="dxa" w:w="60"/>
+              <w:left w:type="dxa" w:w="100"/>
+              <w:bottom w:type="dxa" w:w="60"/>
+              <w:right w:type="dxa" w:w="100"/>
+            </w:tcMar>
+          </w:tcPr>
+          <w:p>
+            <w:pPr>
+              <w:spacing w:after="0" w:line="260"/>
+            </w:pPr>
+            <w:r>
+              <w:rPr>
+                <w:rFonts w:ascii="Calibri" w:cs="Calibri" w:eastAsia="Calibri" w:hAnsi="Calibri"/>
+                <w:sz w:val="18"/>
+                <w:szCs w:val="18"/>
+              </w:rPr>
+              <w:t xml:space="preserve">repair</w:t>
+            </w:r>
+          </w:p>
+        </w:tc>
+        <w:tc>
+          <w:tcPr>
+            <w:tcW w:type="dxa" w:w="1264"/>
+            <w:tcBorders>
+              <w:top w:val="single" w:color="C9D1DC" w:sz="4"/>
+              <w:left w:val="single" w:color="C9D1DC" w:sz="4"/>
+              <w:bottom w:val="single" w:color="C9D1DC" w:sz="4"/>
+              <w:right w:val="single" w:color="C9D1DC" w:sz="4"/>
+            </w:tcBorders>
+            <w:tcMar>
+              <w:top w:type="dxa" w:w="60"/>
+              <w:left w:type="dxa" w:w="100"/>
+              <w:bottom w:type="dxa" w:w="60"/>
+              <w:right w:type="dxa" w:w="100"/>
+            </w:tcMar>
+          </w:tcPr>
+          <w:p>
+            <w:pPr>
+              <w:spacing w:after="0" w:line="260"/>
+            </w:pPr>
+          </w:p>
+        </w:tc>
+        <w:tc>
+          <w:tcPr>
+            <w:tcW w:type="dxa" w:w="5215"/>
+            <w:tcBorders>
+              <w:top w:val="single" w:color="C9D1DC" w:sz="4"/>
+              <w:left w:val="single" w:color="C9D1DC" w:sz="4"/>
+              <w:bottom w:val="single" w:color="C9D1DC" w:sz="4"/>
+              <w:right w:val="single" w:color="C9D1DC" w:sz="4"/>
+            </w:tcBorders>
+            <w:tcMar>
+              <w:top w:type="dxa" w:w="60"/>
+              <w:left w:type="dxa" w:w="100"/>
+              <w:bottom w:type="dxa" w:w="60"/>
+              <w:right w:type="dxa" w:w="100"/>
+            </w:tcMar>
+          </w:tcPr>
+          <w:p>
+            <w:pPr>
+              <w:spacing w:after="0" w:line="260"/>
+            </w:pPr>
+            <w:r>
+              <w:rPr>
+                <w:rFonts w:ascii="Calibri" w:cs="Calibri" w:eastAsia="Calibri" w:hAnsi="Calibri"/>
+                <w:sz w:val="18"/>
+                <w:szCs w:val="18"/>
+              </w:rPr>
+              <w:t xml:space="preserve">A timestamp was not a valid ISO 8601 date-time; it was rewritten in UTC (a missing timezone is assumed to be UTC and reported).</w:t>
+            </w:r>
+          </w:p>
+        </w:tc>
+      </w:tr>
+      <w:tr>
+        <w:trPr>
+          <w:cantSplit/>
+        </w:trPr>
+        <w:tc>
+          <w:tcPr>
+            <w:tcW w:type="dxa" w:w="1264"/>
+            <w:tcBorders>
+              <w:top w:val="single" w:color="C9D1DC" w:sz="4"/>
+              <w:left w:val="single" w:color="C9D1DC" w:sz="4"/>
+              <w:bottom w:val="single" w:color="C9D1DC" w:sz="4"/>
+              <w:right w:val="single" w:color="C9D1DC" w:sz="4"/>
+            </w:tcBorders>
+            <w:tcMar>
+              <w:top w:type="dxa" w:w="60"/>
+              <w:left w:type="dxa" w:w="100"/>
+              <w:bottom w:type="dxa" w:w="60"/>
+              <w:right w:type="dxa" w:w="100"/>
+            </w:tcMar>
+          </w:tcPr>
+          <w:p>
+            <w:pPr>
+              <w:spacing w:after="0" w:line="260"/>
+            </w:pPr>
+            <w:r>
+              <w:rPr>
+                <w:rFonts w:ascii="Calibri" w:cs="Calibri" w:eastAsia="Calibri" w:hAnsi="Calibri"/>
+                <w:sz w:val="18"/>
+                <w:szCs w:val="18"/>
+              </w:rPr>
+              <w:t xml:space="preserve">REP-009</w:t>
+            </w:r>
+          </w:p>
+        </w:tc>
+        <w:tc>
+          <w:tcPr>
+            <w:tcW w:type="dxa" w:w="789"/>
+            <w:tcBorders>
+              <w:top w:val="single" w:color="C9D1DC" w:sz="4"/>
+              <w:left w:val="single" w:color="C9D1DC" w:sz="4"/>
+              <w:bottom w:val="single" w:color="C9D1DC" w:sz="4"/>
+              <w:right w:val="single" w:color="C9D1DC" w:sz="4"/>
+            </w:tcBorders>
+            <w:tcMar>
+              <w:top w:type="dxa" w:w="60"/>
+              <w:left w:type="dxa" w:w="100"/>
+              <w:bottom w:type="dxa" w:w="60"/>
+              <w:right w:type="dxa" w:w="100"/>
+            </w:tcMar>
+          </w:tcPr>
+          <w:p>
+            <w:pPr>
+              <w:spacing w:after="0" w:line="260"/>
+            </w:pPr>
+            <w:r>
+              <w:rPr>
+                <w:rFonts w:ascii="Calibri" w:cs="Calibri" w:eastAsia="Calibri" w:hAnsi="Calibri"/>
+                <w:sz w:val="18"/>
+                <w:szCs w:val="18"/>
+              </w:rPr>
+              <w:t xml:space="preserve">A</w:t>
+            </w:r>
+          </w:p>
+        </w:tc>
+        <w:tc>
+          <w:tcPr>
+            <w:tcW w:type="dxa" w:w="1106"/>
+            <w:tcBorders>
+              <w:top w:val="single" w:color="C9D1DC" w:sz="4"/>
+              <w:left w:val="single" w:color="C9D1DC" w:sz="4"/>
+              <w:bottom w:val="single" w:color="C9D1DC" w:sz="4"/>
+              <w:right w:val="single" w:color="C9D1DC" w:sz="4"/>
+            </w:tcBorders>
+            <w:tcMar>
+              <w:top w:type="dxa" w:w="60"/>
+              <w:left w:type="dxa" w:w="100"/>
+              <w:bottom w:type="dxa" w:w="60"/>
+              <w:right w:type="dxa" w:w="100"/>
+            </w:tcMar>
+          </w:tcPr>
+          <w:p>
+            <w:pPr>
+              <w:spacing w:after="0" w:line="260"/>
+            </w:pPr>
+            <w:r>
+              <w:rPr>
+                <w:rFonts w:ascii="Calibri" w:cs="Calibri" w:eastAsia="Calibri" w:hAnsi="Calibri"/>
+                <w:sz w:val="18"/>
+                <w:szCs w:val="18"/>
+              </w:rPr>
+              <w:t xml:space="preserve">repair</w:t>
+            </w:r>
+          </w:p>
+        </w:tc>
+        <w:tc>
+          <w:tcPr>
+            <w:tcW w:type="dxa" w:w="1264"/>
+            <w:tcBorders>
+              <w:top w:val="single" w:color="C9D1DC" w:sz="4"/>
+              <w:left w:val="single" w:color="C9D1DC" w:sz="4"/>
+              <w:bottom w:val="single" w:color="C9D1DC" w:sz="4"/>
+              <w:right w:val="single" w:color="C9D1DC" w:sz="4"/>
+            </w:tcBorders>
+            <w:tcMar>
+              <w:top w:type="dxa" w:w="60"/>
+              <w:left w:type="dxa" w:w="100"/>
+              <w:bottom w:type="dxa" w:w="60"/>
+              <w:right w:type="dxa" w:w="100"/>
+            </w:tcMar>
+          </w:tcPr>
+          <w:p>
+            <w:pPr>
+              <w:spacing w:after="0" w:line="260"/>
+            </w:pPr>
+          </w:p>
+        </w:tc>
+        <w:tc>
+          <w:tcPr>
+            <w:tcW w:type="dxa" w:w="5215"/>
+            <w:tcBorders>
+              <w:top w:val="single" w:color="C9D1DC" w:sz="4"/>
+              <w:left w:val="single" w:color="C9D1DC" w:sz="4"/>
+              <w:bottom w:val="single" w:color="C9D1DC" w:sz="4"/>
+              <w:right w:val="single" w:color="C9D1DC" w:sz="4"/>
+            </w:tcBorders>
+            <w:tcMar>
+              <w:top w:type="dxa" w:w="60"/>
+              <w:left w:type="dxa" w:w="100"/>
+              <w:bottom w:type="dxa" w:w="60"/>
+              <w:right w:type="dxa" w:w="100"/>
+            </w:tcMar>
+          </w:tcPr>
+          <w:p>
+            <w:pPr>
+              <w:spacing w:after="0" w:line="260"/>
+            </w:pPr>
+            <w:r>
+              <w:rPr>
+                <w:rFonts w:ascii="Calibri" w:cs="Calibri" w:eastAsia="Calibri" w:hAnsi="Calibri"/>
+                <w:sz w:val="18"/>
+                <w:szCs w:val="18"/>
+              </w:rPr>
+              <w:t xml:space="preserve">A URL contained characters that are not allowed (for example spaces); they were percent-encoded. External references whose URL could not be repaired were removed.</w:t>
+            </w:r>
+          </w:p>
+        </w:tc>
+      </w:tr>
+      <w:tr>
+        <w:trPr>
+          <w:cantSplit/>
+        </w:trPr>
+        <w:tc>
+          <w:tcPr>
+            <w:tcW w:type="dxa" w:w="1264"/>
+            <w:tcBorders>
+              <w:top w:val="single" w:color="C9D1DC" w:sz="4"/>
+              <w:left w:val="single" w:color="C9D1DC" w:sz="4"/>
+              <w:bottom w:val="single" w:color="C9D1DC" w:sz="4"/>
+              <w:right w:val="single" w:color="C9D1DC" w:sz="4"/>
+            </w:tcBorders>
+            <w:tcMar>
+              <w:top w:type="dxa" w:w="60"/>
+              <w:left w:type="dxa" w:w="100"/>
+              <w:bottom w:type="dxa" w:w="60"/>
+              <w:right w:type="dxa" w:w="100"/>
+            </w:tcMar>
+          </w:tcPr>
+          <w:p>
+            <w:pPr>
+              <w:spacing w:after="0" w:line="260"/>
+            </w:pPr>
+            <w:r>
+              <w:rPr>
+                <w:rFonts w:ascii="Calibri" w:cs="Calibri" w:eastAsia="Calibri" w:hAnsi="Calibri"/>
+                <w:sz w:val="18"/>
+                <w:szCs w:val="18"/>
+              </w:rPr>
+              <w:t xml:space="preserve">REP-010</w:t>
+            </w:r>
+          </w:p>
+        </w:tc>
+        <w:tc>
+          <w:tcPr>
+            <w:tcW w:type="dxa" w:w="789"/>
+            <w:tcBorders>
+              <w:top w:val="single" w:color="C9D1DC" w:sz="4"/>
+              <w:left w:val="single" w:color="C9D1DC" w:sz="4"/>
+              <w:bottom w:val="single" w:color="C9D1DC" w:sz="4"/>
+              <w:right w:val="single" w:color="C9D1DC" w:sz="4"/>
+            </w:tcBorders>
+            <w:tcMar>
+              <w:top w:type="dxa" w:w="60"/>
+              <w:left w:type="dxa" w:w="100"/>
+              <w:bottom w:type="dxa" w:w="60"/>
+              <w:right w:type="dxa" w:w="100"/>
+            </w:tcMar>
+          </w:tcPr>
+          <w:p>
+            <w:pPr>
+              <w:spacing w:after="0" w:line="260"/>
+            </w:pPr>
+            <w:r>
+              <w:rPr>
+                <w:rFonts w:ascii="Calibri" w:cs="Calibri" w:eastAsia="Calibri" w:hAnsi="Calibri"/>
+                <w:sz w:val="18"/>
+                <w:szCs w:val="18"/>
+              </w:rPr>
+              <w:t xml:space="preserve">A</w:t>
+            </w:r>
+          </w:p>
+        </w:tc>
+        <w:tc>
+          <w:tcPr>
+            <w:tcW w:type="dxa" w:w="1106"/>
+            <w:tcBorders>
+              <w:top w:val="single" w:color="C9D1DC" w:sz="4"/>
+              <w:left w:val="single" w:color="C9D1DC" w:sz="4"/>
+              <w:bottom w:val="single" w:color="C9D1DC" w:sz="4"/>
+              <w:right w:val="single" w:color="C9D1DC" w:sz="4"/>
+            </w:tcBorders>
+            <w:tcMar>
+              <w:top w:type="dxa" w:w="60"/>
+              <w:left w:type="dxa" w:w="100"/>
+              <w:bottom w:type="dxa" w:w="60"/>
+              <w:right w:type="dxa" w:w="100"/>
+            </w:tcMar>
+          </w:tcPr>
+          <w:p>
+            <w:pPr>
+              <w:spacing w:after="0" w:line="260"/>
+            </w:pPr>
+            <w:r>
+              <w:rPr>
+                <w:rFonts w:ascii="Calibri" w:cs="Calibri" w:eastAsia="Calibri" w:hAnsi="Calibri"/>
+                <w:sz w:val="18"/>
+                <w:szCs w:val="18"/>
+              </w:rPr>
+              <w:t xml:space="preserve">repair</w:t>
+            </w:r>
+          </w:p>
+        </w:tc>
+        <w:tc>
+          <w:tcPr>
+            <w:tcW w:type="dxa" w:w="1264"/>
+            <w:tcBorders>
+              <w:top w:val="single" w:color="C9D1DC" w:sz="4"/>
+              <w:left w:val="single" w:color="C9D1DC" w:sz="4"/>
+              <w:bottom w:val="single" w:color="C9D1DC" w:sz="4"/>
+              <w:right w:val="single" w:color="C9D1DC" w:sz="4"/>
+            </w:tcBorders>
+            <w:tcMar>
+              <w:top w:type="dxa" w:w="60"/>
+              <w:left w:type="dxa" w:w="100"/>
+              <w:bottom w:type="dxa" w:w="60"/>
+              <w:right w:type="dxa" w:w="100"/>
+            </w:tcMar>
+          </w:tcPr>
+          <w:p>
+            <w:pPr>
+              <w:spacing w:after="0" w:line="260"/>
+            </w:pPr>
+          </w:p>
+        </w:tc>
+        <w:tc>
+          <w:tcPr>
+            <w:tcW w:type="dxa" w:w="5215"/>
+            <w:tcBorders>
+              <w:top w:val="single" w:color="C9D1DC" w:sz="4"/>
+              <w:left w:val="single" w:color="C9D1DC" w:sz="4"/>
+              <w:bottom w:val="single" w:color="C9D1DC" w:sz="4"/>
+              <w:right w:val="single" w:color="C9D1DC" w:sz="4"/>
+            </w:tcBorders>
+            <w:tcMar>
+              <w:top w:type="dxa" w:w="60"/>
+              <w:left w:type="dxa" w:w="100"/>
+              <w:bottom w:type="dxa" w:w="60"/>
+              <w:right w:type="dxa" w:w="100"/>
+            </w:tcMar>
+          </w:tcPr>
+          <w:p>
+            <w:pPr>
+              <w:spacing w:after="0" w:line="260"/>
+            </w:pPr>
+            <w:r>
+              <w:rPr>
+                <w:rFonts w:ascii="Calibri" w:cs="Calibri" w:eastAsia="Calibri" w:hAnsi="Calibri"/>
+                <w:sz w:val="18"/>
+                <w:szCs w:val="18"/>
+              </w:rPr>
+              <w:t xml:space="preserve">A licenses array was malformed (plain strings, unwrapped objects, id and name together, non-SPDX IDs, or expressions mixed with license objects); it was restructured without dropping license text.</w:t>
+            </w:r>
+          </w:p>
+        </w:tc>
+      </w:tr>
+      <w:tr>
+        <w:trPr>
+          <w:cantSplit/>
+        </w:trPr>
+        <w:tc>
+          <w:tcPr>
+            <w:tcW w:type="dxa" w:w="1264"/>
+            <w:tcBorders>
+              <w:top w:val="single" w:color="C9D1DC" w:sz="4"/>
+              <w:left w:val="single" w:color="C9D1DC" w:sz="4"/>
+              <w:bottom w:val="single" w:color="C9D1DC" w:sz="4"/>
+              <w:right w:val="single" w:color="C9D1DC" w:sz="4"/>
+            </w:tcBorders>
+            <w:tcMar>
+              <w:top w:type="dxa" w:w="60"/>
+              <w:left w:type="dxa" w:w="100"/>
+              <w:bottom w:type="dxa" w:w="60"/>
+              <w:right w:type="dxa" w:w="100"/>
+            </w:tcMar>
+          </w:tcPr>
+          <w:p>
+            <w:pPr>
+              <w:spacing w:after="0" w:line="260"/>
+            </w:pPr>
+            <w:r>
+              <w:rPr>
+                <w:rFonts w:ascii="Calibri" w:cs="Calibri" w:eastAsia="Calibri" w:hAnsi="Calibri"/>
+                <w:sz w:val="18"/>
+                <w:szCs w:val="18"/>
+              </w:rPr>
+              <w:t xml:space="preserve">REP-011</w:t>
+            </w:r>
+          </w:p>
+        </w:tc>
+        <w:tc>
+          <w:tcPr>
+            <w:tcW w:type="dxa" w:w="789"/>
+            <w:tcBorders>
+              <w:top w:val="single" w:color="C9D1DC" w:sz="4"/>
+              <w:left w:val="single" w:color="C9D1DC" w:sz="4"/>
+              <w:bottom w:val="single" w:color="C9D1DC" w:sz="4"/>
+              <w:right w:val="single" w:color="C9D1DC" w:sz="4"/>
+            </w:tcBorders>
+            <w:tcMar>
+              <w:top w:type="dxa" w:w="60"/>
+              <w:left w:type="dxa" w:w="100"/>
+              <w:bottom w:type="dxa" w:w="60"/>
+              <w:right w:type="dxa" w:w="100"/>
+            </w:tcMar>
+          </w:tcPr>
+          <w:p>
+            <w:pPr>
+              <w:spacing w:after="0" w:line="260"/>
+            </w:pPr>
+            <w:r>
+              <w:rPr>
+                <w:rFonts w:ascii="Calibri" w:cs="Calibri" w:eastAsia="Calibri" w:hAnsi="Calibri"/>
+                <w:sz w:val="18"/>
+                <w:szCs w:val="18"/>
+              </w:rPr>
+              <w:t xml:space="preserve">A</w:t>
+            </w:r>
+          </w:p>
+        </w:tc>
+        <w:tc>
+          <w:tcPr>
+            <w:tcW w:type="dxa" w:w="1106"/>
+            <w:tcBorders>
+              <w:top w:val="single" w:color="C9D1DC" w:sz="4"/>
+              <w:left w:val="single" w:color="C9D1DC" w:sz="4"/>
+              <w:bottom w:val="single" w:color="C9D1DC" w:sz="4"/>
+              <w:right w:val="single" w:color="C9D1DC" w:sz="4"/>
+            </w:tcBorders>
+            <w:tcMar>
+              <w:top w:type="dxa" w:w="60"/>
+              <w:left w:type="dxa" w:w="100"/>
+              <w:bottom w:type="dxa" w:w="60"/>
+              <w:right w:type="dxa" w:w="100"/>
+            </w:tcMar>
+          </w:tcPr>
+          <w:p>
+            <w:pPr>
+              <w:spacing w:after="0" w:line="260"/>
+            </w:pPr>
+            <w:r>
+              <w:rPr>
+                <w:rFonts w:ascii="Calibri" w:cs="Calibri" w:eastAsia="Calibri" w:hAnsi="Calibri"/>
+                <w:sz w:val="18"/>
+                <w:szCs w:val="18"/>
+              </w:rPr>
+              <w:t xml:space="preserve">repair</w:t>
+            </w:r>
+          </w:p>
+        </w:tc>
+        <w:tc>
+          <w:tcPr>
+            <w:tcW w:type="dxa" w:w="1264"/>
+            <w:tcBorders>
+              <w:top w:val="single" w:color="C9D1DC" w:sz="4"/>
+              <w:left w:val="single" w:color="C9D1DC" w:sz="4"/>
+              <w:bottom w:val="single" w:color="C9D1DC" w:sz="4"/>
+              <w:right w:val="single" w:color="C9D1DC" w:sz="4"/>
+            </w:tcBorders>
+            <w:tcMar>
+              <w:top w:type="dxa" w:w="60"/>
+              <w:left w:type="dxa" w:w="100"/>
+              <w:bottom w:type="dxa" w:w="60"/>
+              <w:right w:type="dxa" w:w="100"/>
+            </w:tcMar>
+          </w:tcPr>
+          <w:p>
+            <w:pPr>
+              <w:spacing w:after="0" w:line="260"/>
+            </w:pPr>
+          </w:p>
+        </w:tc>
+        <w:tc>
+          <w:tcPr>
+            <w:tcW w:type="dxa" w:w="5215"/>
+            <w:tcBorders>
+              <w:top w:val="single" w:color="C9D1DC" w:sz="4"/>
+              <w:left w:val="single" w:color="C9D1DC" w:sz="4"/>
+              <w:bottom w:val="single" w:color="C9D1DC" w:sz="4"/>
+              <w:right w:val="single" w:color="C9D1DC" w:sz="4"/>
+            </w:tcBorders>
+            <w:tcMar>
+              <w:top w:type="dxa" w:w="60"/>
+              <w:left w:type="dxa" w:w="100"/>
+              <w:bottom w:type="dxa" w:w="60"/>
+              <w:right w:type="dxa" w:w="100"/>
+            </w:tcMar>
+          </w:tcPr>
+          <w:p>
+            <w:pPr>
+              <w:spacing w:after="0" w:line="260"/>
+            </w:pPr>
+            <w:r>
+              <w:rPr>
+                <w:rFonts w:ascii="Calibri" w:cs="Calibri" w:eastAsia="Calibri" w:hAnsi="Calibri"/>
+                <w:sz w:val="18"/>
+                <w:szCs w:val="18"/>
+              </w:rPr>
+              <w:t xml:space="preserve">A hash value did not match its algorithm (wrong length or characters) or used an unknown algorithm; that hash was removed.</w:t>
+            </w:r>
+          </w:p>
+        </w:tc>
+      </w:tr>
+      <w:tr>
+        <w:trPr>
+          <w:cantSplit/>
+        </w:trPr>
+        <w:tc>
+          <w:tcPr>
+            <w:tcW w:type="dxa" w:w="1264"/>
+            <w:tcBorders>
+              <w:top w:val="single" w:color="C9D1DC" w:sz="4"/>
+              <w:left w:val="single" w:color="C9D1DC" w:sz="4"/>
+              <w:bottom w:val="single" w:color="C9D1DC" w:sz="4"/>
+              <w:right w:val="single" w:color="C9D1DC" w:sz="4"/>
+            </w:tcBorders>
+            <w:tcMar>
+              <w:top w:type="dxa" w:w="60"/>
+              <w:left w:type="dxa" w:w="100"/>
+              <w:bottom w:type="dxa" w:w="60"/>
+              <w:right w:type="dxa" w:w="100"/>
+            </w:tcMar>
+          </w:tcPr>
+          <w:p>
+            <w:pPr>
+              <w:spacing w:after="0" w:line="260"/>
+            </w:pPr>
+            <w:r>
+              <w:rPr>
+                <w:rFonts w:ascii="Calibri" w:cs="Calibri" w:eastAsia="Calibri" w:hAnsi="Calibri"/>
+                <w:sz w:val="18"/>
+                <w:szCs w:val="18"/>
+              </w:rPr>
+              <w:t xml:space="preserve">REP-012</w:t>
+            </w:r>
+          </w:p>
+        </w:tc>
+        <w:tc>
+          <w:tcPr>
+            <w:tcW w:type="dxa" w:w="789"/>
+            <w:tcBorders>
+              <w:top w:val="single" w:color="C9D1DC" w:sz="4"/>
+              <w:left w:val="single" w:color="C9D1DC" w:sz="4"/>
+              <w:bottom w:val="single" w:color="C9D1DC" w:sz="4"/>
+              <w:right w:val="single" w:color="C9D1DC" w:sz="4"/>
+            </w:tcBorders>
+            <w:tcMar>
+              <w:top w:type="dxa" w:w="60"/>
+              <w:left w:type="dxa" w:w="100"/>
+              <w:bottom w:type="dxa" w:w="60"/>
+              <w:right w:type="dxa" w:w="100"/>
+            </w:tcMar>
+          </w:tcPr>
+          <w:p>
+            <w:pPr>
+              <w:spacing w:after="0" w:line="260"/>
+            </w:pPr>
+            <w:r>
+              <w:rPr>
+                <w:rFonts w:ascii="Calibri" w:cs="Calibri" w:eastAsia="Calibri" w:hAnsi="Calibri"/>
+                <w:sz w:val="18"/>
+                <w:szCs w:val="18"/>
+              </w:rPr>
+              <w:t xml:space="preserve">A</w:t>
+            </w:r>
+          </w:p>
+        </w:tc>
+        <w:tc>
+          <w:tcPr>
+            <w:tcW w:type="dxa" w:w="1106"/>
+            <w:tcBorders>
+              <w:top w:val="single" w:color="C9D1DC" w:sz="4"/>
+              <w:left w:val="single" w:color="C9D1DC" w:sz="4"/>
+              <w:bottom w:val="single" w:color="C9D1DC" w:sz="4"/>
+              <w:right w:val="single" w:color="C9D1DC" w:sz="4"/>
+            </w:tcBorders>
+            <w:tcMar>
+              <w:top w:type="dxa" w:w="60"/>
+              <w:left w:type="dxa" w:w="100"/>
+              <w:bottom w:type="dxa" w:w="60"/>
+              <w:right w:type="dxa" w:w="100"/>
+            </w:tcMar>
+          </w:tcPr>
+          <w:p>
+            <w:pPr>
+              <w:spacing w:after="0" w:line="260"/>
+            </w:pPr>
+            <w:r>
+              <w:rPr>
+                <w:rFonts w:ascii="Calibri" w:cs="Calibri" w:eastAsia="Calibri" w:hAnsi="Calibri"/>
+                <w:sz w:val="18"/>
+                <w:szCs w:val="18"/>
+              </w:rPr>
+              <w:t xml:space="preserve">repair</w:t>
+            </w:r>
+          </w:p>
+        </w:tc>
+        <w:tc>
+          <w:tcPr>
+            <w:tcW w:type="dxa" w:w="1264"/>
+            <w:tcBorders>
+              <w:top w:val="single" w:color="C9D1DC" w:sz="4"/>
+              <w:left w:val="single" w:color="C9D1DC" w:sz="4"/>
+              <w:bottom w:val="single" w:color="C9D1DC" w:sz="4"/>
+              <w:right w:val="single" w:color="C9D1DC" w:sz="4"/>
+            </w:tcBorders>
+            <w:tcMar>
+              <w:top w:type="dxa" w:w="60"/>
+              <w:left w:type="dxa" w:w="100"/>
+              <w:bottom w:type="dxa" w:w="60"/>
+              <w:right w:type="dxa" w:w="100"/>
+            </w:tcMar>
+          </w:tcPr>
+          <w:p>
+            <w:pPr>
+              <w:spacing w:after="0" w:line="260"/>
+            </w:pPr>
+          </w:p>
+        </w:tc>
+        <w:tc>
+          <w:tcPr>
+            <w:tcW w:type="dxa" w:w="5215"/>
+            <w:tcBorders>
+              <w:top w:val="single" w:color="C9D1DC" w:sz="4"/>
+              <w:left w:val="single" w:color="C9D1DC" w:sz="4"/>
+              <w:bottom w:val="single" w:color="C9D1DC" w:sz="4"/>
+              <w:right w:val="single" w:color="C9D1DC" w:sz="4"/>
+            </w:tcBorders>
+            <w:tcMar>
+              <w:top w:type="dxa" w:w="60"/>
+              <w:left w:type="dxa" w:w="100"/>
+              <w:bottom w:type="dxa" w:w="60"/>
+              <w:right w:type="dxa" w:w="100"/>
+            </w:tcMar>
+          </w:tcPr>
+          <w:p>
+            <w:pPr>
+              <w:spacing w:after="0" w:line="260"/>
+            </w:pPr>
+            <w:r>
+              <w:rPr>
+                <w:rFonts w:ascii="Calibri" w:cs="Calibri" w:eastAsia="Calibri" w:hAnsi="Calibri"/>
+                <w:sz w:val="18"/>
+                <w:szCs w:val="18"/>
+              </w:rPr>
+              <w:t xml:space="preserve">A single value was written where the schema expects an array; it was wrapped in an array.</w:t>
+            </w:r>
+          </w:p>
+        </w:tc>
+      </w:tr>
+      <w:tr>
+        <w:trPr>
+          <w:cantSplit/>
+        </w:trPr>
+        <w:tc>
+          <w:tcPr>
+            <w:tcW w:type="dxa" w:w="1264"/>
+            <w:tcBorders>
+              <w:top w:val="single" w:color="C9D1DC" w:sz="4"/>
+              <w:left w:val="single" w:color="C9D1DC" w:sz="4"/>
+              <w:bottom w:val="single" w:color="C9D1DC" w:sz="4"/>
+              <w:right w:val="single" w:color="C9D1DC" w:sz="4"/>
+            </w:tcBorders>
+            <w:tcMar>
+              <w:top w:type="dxa" w:w="60"/>
+              <w:left w:type="dxa" w:w="100"/>
+              <w:bottom w:type="dxa" w:w="60"/>
+              <w:right w:type="dxa" w:w="100"/>
+            </w:tcMar>
+          </w:tcPr>
+          <w:p>
+            <w:pPr>
+              <w:spacing w:after="0" w:line="260"/>
+            </w:pPr>
+            <w:r>
+              <w:rPr>
+                <w:rFonts w:ascii="Calibri" w:cs="Calibri" w:eastAsia="Calibri" w:hAnsi="Calibri"/>
+                <w:sz w:val="18"/>
+                <w:szCs w:val="18"/>
+              </w:rPr>
+              <w:t xml:space="preserve">SAN-001</w:t>
+            </w:r>
+          </w:p>
+        </w:tc>
+        <w:tc>
+          <w:tcPr>
+            <w:tcW w:type="dxa" w:w="789"/>
+            <w:tcBorders>
+              <w:top w:val="single" w:color="C9D1DC" w:sz="4"/>
+              <w:left w:val="single" w:color="C9D1DC" w:sz="4"/>
+              <w:bottom w:val="single" w:color="C9D1DC" w:sz="4"/>
+              <w:right w:val="single" w:color="C9D1DC" w:sz="4"/>
+            </w:tcBorders>
+            <w:tcMar>
+              <w:top w:type="dxa" w:w="60"/>
+              <w:left w:type="dxa" w:w="100"/>
+              <w:bottom w:type="dxa" w:w="60"/>
+              <w:right w:type="dxa" w:w="100"/>
+            </w:tcMar>
+          </w:tcPr>
+          <w:p>
+            <w:pPr>
+              <w:spacing w:after="0" w:line="260"/>
+            </w:pPr>
+            <w:r>
+              <w:rPr>
+                <w:rFonts w:ascii="Calibri" w:cs="Calibri" w:eastAsia="Calibri" w:hAnsi="Calibri"/>
+                <w:sz w:val="18"/>
+                <w:szCs w:val="18"/>
+              </w:rPr>
+              <w:t xml:space="preserve">C</w:t>
+            </w:r>
+          </w:p>
+        </w:tc>
+        <w:tc>
+          <w:tcPr>
+            <w:tcW w:type="dxa" w:w="1106"/>
+            <w:tcBorders>
+              <w:top w:val="single" w:color="C9D1DC" w:sz="4"/>
+              <w:left w:val="single" w:color="C9D1DC" w:sz="4"/>
+              <w:bottom w:val="single" w:color="C9D1DC" w:sz="4"/>
+              <w:right w:val="single" w:color="C9D1DC" w:sz="4"/>
+            </w:tcBorders>
+            <w:tcMar>
+              <w:top w:type="dxa" w:w="60"/>
+              <w:left w:type="dxa" w:w="100"/>
+              <w:bottom w:type="dxa" w:w="60"/>
+              <w:right w:type="dxa" w:w="100"/>
+            </w:tcMar>
+          </w:tcPr>
+          <w:p>
+            <w:pPr>
+              <w:spacing w:after="0" w:line="260"/>
+            </w:pPr>
+            <w:r>
+              <w:rPr>
+                <w:rFonts w:ascii="Calibri" w:cs="Calibri" w:eastAsia="Calibri" w:hAnsi="Calibri"/>
+                <w:sz w:val="18"/>
+                <w:szCs w:val="18"/>
+              </w:rPr>
+              <w:t xml:space="preserve">sanitize</w:t>
+            </w:r>
+          </w:p>
+        </w:tc>
+        <w:tc>
+          <w:tcPr>
+            <w:tcW w:type="dxa" w:w="1264"/>
+            <w:tcBorders>
+              <w:top w:val="single" w:color="C9D1DC" w:sz="4"/>
+              <w:left w:val="single" w:color="C9D1DC" w:sz="4"/>
+              <w:bottom w:val="single" w:color="C9D1DC" w:sz="4"/>
+              <w:right w:val="single" w:color="C9D1DC" w:sz="4"/>
+            </w:tcBorders>
+            <w:tcMar>
+              <w:top w:type="dxa" w:w="60"/>
+              <w:left w:type="dxa" w:w="100"/>
+              <w:bottom w:type="dxa" w:w="60"/>
+              <w:right w:type="dxa" w:w="100"/>
+            </w:tcMar>
+          </w:tcPr>
+          <w:p>
+            <w:pPr>
+              <w:spacing w:after="0" w:line="260"/>
+            </w:pPr>
+          </w:p>
+        </w:tc>
+        <w:tc>
+          <w:tcPr>
+            <w:tcW w:type="dxa" w:w="5215"/>
+            <w:tcBorders>
+              <w:top w:val="single" w:color="C9D1DC" w:sz="4"/>
+              <w:left w:val="single" w:color="C9D1DC" w:sz="4"/>
+              <w:bottom w:val="single" w:color="C9D1DC" w:sz="4"/>
+              <w:right w:val="single" w:color="C9D1DC" w:sz="4"/>
+            </w:tcBorders>
+            <w:tcMar>
+              <w:top w:type="dxa" w:w="60"/>
+              <w:left w:type="dxa" w:w="100"/>
+              <w:bottom w:type="dxa" w:w="60"/>
+              <w:right w:type="dxa" w:w="100"/>
+            </w:tcMar>
+          </w:tcPr>
+          <w:p>
+            <w:pPr>
+              <w:spacing w:after="0" w:line="260"/>
+            </w:pPr>
+            <w:r>
+              <w:rPr>
+                <w:rFonts w:ascii="Calibri" w:cs="Calibri" w:eastAsia="Calibri" w:hAnsi="Calibri"/>
+                <w:sz w:val="18"/>
+                <w:szCs w:val="18"/>
+              </w:rPr>
+              <w:t xml:space="preserve">null values are invalid in every SBOM schema; they were removed.</w:t>
+            </w:r>
+          </w:p>
+        </w:tc>
+      </w:tr>
+      <w:tr>
+        <w:trPr>
+          <w:cantSplit/>
+        </w:trPr>
+        <w:tc>
+          <w:tcPr>
+            <w:tcW w:type="dxa" w:w="1264"/>
+            <w:tcBorders>
+              <w:top w:val="single" w:color="C9D1DC" w:sz="4"/>
+              <w:left w:val="single" w:color="C9D1DC" w:sz="4"/>
+              <w:bottom w:val="single" w:color="C9D1DC" w:sz="4"/>
+              <w:right w:val="single" w:color="C9D1DC" w:sz="4"/>
+            </w:tcBorders>
+            <w:tcMar>
+              <w:top w:type="dxa" w:w="60"/>
+              <w:left w:type="dxa" w:w="100"/>
+              <w:bottom w:type="dxa" w:w="60"/>
+              <w:right w:type="dxa" w:w="100"/>
+            </w:tcMar>
+          </w:tcPr>
+          <w:p>
+            <w:pPr>
+              <w:spacing w:after="0" w:line="260"/>
+            </w:pPr>
+            <w:r>
+              <w:rPr>
+                <w:rFonts w:ascii="Calibri" w:cs="Calibri" w:eastAsia="Calibri" w:hAnsi="Calibri"/>
+                <w:sz w:val="18"/>
+                <w:szCs w:val="18"/>
+              </w:rPr>
+              <w:t xml:space="preserve">SAN-002</w:t>
+            </w:r>
+          </w:p>
+        </w:tc>
+        <w:tc>
+          <w:tcPr>
+            <w:tcW w:type="dxa" w:w="789"/>
+            <w:tcBorders>
+              <w:top w:val="single" w:color="C9D1DC" w:sz="4"/>
+              <w:left w:val="single" w:color="C9D1DC" w:sz="4"/>
+              <w:bottom w:val="single" w:color="C9D1DC" w:sz="4"/>
+              <w:right w:val="single" w:color="C9D1DC" w:sz="4"/>
+            </w:tcBorders>
+            <w:tcMar>
+              <w:top w:type="dxa" w:w="60"/>
+              <w:left w:type="dxa" w:w="100"/>
+              <w:bottom w:type="dxa" w:w="60"/>
+              <w:right w:type="dxa" w:w="100"/>
+            </w:tcMar>
+          </w:tcPr>
+          <w:p>
+            <w:pPr>
+              <w:spacing w:after="0" w:line="260"/>
+            </w:pPr>
+            <w:r>
+              <w:rPr>
+                <w:rFonts w:ascii="Calibri" w:cs="Calibri" w:eastAsia="Calibri" w:hAnsi="Calibri"/>
+                <w:sz w:val="18"/>
+                <w:szCs w:val="18"/>
+              </w:rPr>
+              <w:t xml:space="preserve">C</w:t>
+            </w:r>
+          </w:p>
+        </w:tc>
+        <w:tc>
+          <w:tcPr>
+            <w:tcW w:type="dxa" w:w="1106"/>
+            <w:tcBorders>
+              <w:top w:val="single" w:color="C9D1DC" w:sz="4"/>
+              <w:left w:val="single" w:color="C9D1DC" w:sz="4"/>
+              <w:bottom w:val="single" w:color="C9D1DC" w:sz="4"/>
+              <w:right w:val="single" w:color="C9D1DC" w:sz="4"/>
+            </w:tcBorders>
+            <w:tcMar>
+              <w:top w:type="dxa" w:w="60"/>
+              <w:left w:type="dxa" w:w="100"/>
+              <w:bottom w:type="dxa" w:w="60"/>
+              <w:right w:type="dxa" w:w="100"/>
+            </w:tcMar>
+          </w:tcPr>
+          <w:p>
+            <w:pPr>
+              <w:spacing w:after="0" w:line="260"/>
+            </w:pPr>
+            <w:r>
+              <w:rPr>
+                <w:rFonts w:ascii="Calibri" w:cs="Calibri" w:eastAsia="Calibri" w:hAnsi="Calibri"/>
+                <w:sz w:val="18"/>
+                <w:szCs w:val="18"/>
+              </w:rPr>
+              <w:t xml:space="preserve">sanitize</w:t>
+            </w:r>
+          </w:p>
+        </w:tc>
+        <w:tc>
+          <w:tcPr>
+            <w:tcW w:type="dxa" w:w="1264"/>
+            <w:tcBorders>
+              <w:top w:val="single" w:color="C9D1DC" w:sz="4"/>
+              <w:left w:val="single" w:color="C9D1DC" w:sz="4"/>
+              <w:bottom w:val="single" w:color="C9D1DC" w:sz="4"/>
+              <w:right w:val="single" w:color="C9D1DC" w:sz="4"/>
+            </w:tcBorders>
+            <w:tcMar>
+              <w:top w:type="dxa" w:w="60"/>
+              <w:left w:type="dxa" w:w="100"/>
+              <w:bottom w:type="dxa" w:w="60"/>
+              <w:right w:type="dxa" w:w="100"/>
+            </w:tcMar>
+          </w:tcPr>
+          <w:p>
+            <w:pPr>
+              <w:spacing w:after="0" w:line="260"/>
+            </w:pPr>
+          </w:p>
+        </w:tc>
+        <w:tc>
+          <w:tcPr>
+            <w:tcW w:type="dxa" w:w="5215"/>
+            <w:tcBorders>
+              <w:top w:val="single" w:color="C9D1DC" w:sz="4"/>
+              <w:left w:val="single" w:color="C9D1DC" w:sz="4"/>
+              <w:bottom w:val="single" w:color="C9D1DC" w:sz="4"/>
+              <w:right w:val="single" w:color="C9D1DC" w:sz="4"/>
+            </w:tcBorders>
+            <w:tcMar>
+              <w:top w:type="dxa" w:w="60"/>
+              <w:left w:type="dxa" w:w="100"/>
+              <w:bottom w:type="dxa" w:w="60"/>
+              <w:right w:type="dxa" w:w="100"/>
+            </w:tcMar>
+          </w:tcPr>
+          <w:p>
+            <w:pPr>
+              <w:spacing w:after="0" w:line="260"/>
+            </w:pPr>
+            <w:r>
+              <w:rPr>
+                <w:rFonts w:ascii="Calibri" w:cs="Calibri" w:eastAsia="Calibri" w:hAnsi="Calibri"/>
+                <w:sz w:val="18"/>
+                <w:szCs w:val="18"/>
+              </w:rPr>
+              <w:t xml:space="preserve">Empty arrays and objects in optional fields were removed (dependsOn is kept, because an empty dependsOn means 'no dependencies').</w:t>
+            </w:r>
+          </w:p>
+        </w:tc>
+      </w:tr>
+      <w:tr>
+        <w:trPr>
+          <w:cantSplit/>
+        </w:trPr>
+        <w:tc>
+          <w:tcPr>
+            <w:tcW w:type="dxa" w:w="1264"/>
+            <w:tcBorders>
+              <w:top w:val="single" w:color="C9D1DC" w:sz="4"/>
+              <w:left w:val="single" w:color="C9D1DC" w:sz="4"/>
+              <w:bottom w:val="single" w:color="C9D1DC" w:sz="4"/>
+              <w:right w:val="single" w:color="C9D1DC" w:sz="4"/>
+            </w:tcBorders>
+            <w:tcMar>
+              <w:top w:type="dxa" w:w="60"/>
+              <w:left w:type="dxa" w:w="100"/>
+              <w:bottom w:type="dxa" w:w="60"/>
+              <w:right w:type="dxa" w:w="100"/>
+            </w:tcMar>
+          </w:tcPr>
+          <w:p>
+            <w:pPr>
+              <w:spacing w:after="0" w:line="260"/>
+            </w:pPr>
+            <w:r>
+              <w:rPr>
+                <w:rFonts w:ascii="Calibri" w:cs="Calibri" w:eastAsia="Calibri" w:hAnsi="Calibri"/>
+                <w:sz w:val="18"/>
+                <w:szCs w:val="18"/>
+              </w:rPr>
+              <w:t xml:space="preserve">SAN-003</w:t>
+            </w:r>
+          </w:p>
+        </w:tc>
+        <w:tc>
+          <w:tcPr>
+            <w:tcW w:type="dxa" w:w="789"/>
+            <w:tcBorders>
+              <w:top w:val="single" w:color="C9D1DC" w:sz="4"/>
+              <w:left w:val="single" w:color="C9D1DC" w:sz="4"/>
+              <w:bottom w:val="single" w:color="C9D1DC" w:sz="4"/>
+              <w:right w:val="single" w:color="C9D1DC" w:sz="4"/>
+            </w:tcBorders>
+            <w:tcMar>
+              <w:top w:type="dxa" w:w="60"/>
+              <w:left w:type="dxa" w:w="100"/>
+              <w:bottom w:type="dxa" w:w="60"/>
+              <w:right w:type="dxa" w:w="100"/>
+            </w:tcMar>
+          </w:tcPr>
+          <w:p>
+            <w:pPr>
+              <w:spacing w:after="0" w:line="260"/>
+            </w:pPr>
+            <w:r>
+              <w:rPr>
+                <w:rFonts w:ascii="Calibri" w:cs="Calibri" w:eastAsia="Calibri" w:hAnsi="Calibri"/>
+                <w:sz w:val="18"/>
+                <w:szCs w:val="18"/>
+              </w:rPr>
+              <w:t xml:space="preserve">C</w:t>
+            </w:r>
+          </w:p>
+        </w:tc>
+        <w:tc>
+          <w:tcPr>
+            <w:tcW w:type="dxa" w:w="1106"/>
+            <w:tcBorders>
+              <w:top w:val="single" w:color="C9D1DC" w:sz="4"/>
+              <w:left w:val="single" w:color="C9D1DC" w:sz="4"/>
+              <w:bottom w:val="single" w:color="C9D1DC" w:sz="4"/>
+              <w:right w:val="single" w:color="C9D1DC" w:sz="4"/>
+            </w:tcBorders>
+            <w:tcMar>
+              <w:top w:type="dxa" w:w="60"/>
+              <w:left w:type="dxa" w:w="100"/>
+              <w:bottom w:type="dxa" w:w="60"/>
+              <w:right w:type="dxa" w:w="100"/>
+            </w:tcMar>
+          </w:tcPr>
+          <w:p>
+            <w:pPr>
+              <w:spacing w:after="0" w:line="260"/>
+            </w:pPr>
+            <w:r>
+              <w:rPr>
+                <w:rFonts w:ascii="Calibri" w:cs="Calibri" w:eastAsia="Calibri" w:hAnsi="Calibri"/>
+                <w:sz w:val="18"/>
+                <w:szCs w:val="18"/>
+              </w:rPr>
+              <w:t xml:space="preserve">sanitize</w:t>
+            </w:r>
+          </w:p>
+        </w:tc>
+        <w:tc>
+          <w:tcPr>
+            <w:tcW w:type="dxa" w:w="1264"/>
+            <w:tcBorders>
+              <w:top w:val="single" w:color="C9D1DC" w:sz="4"/>
+              <w:left w:val="single" w:color="C9D1DC" w:sz="4"/>
+              <w:bottom w:val="single" w:color="C9D1DC" w:sz="4"/>
+              <w:right w:val="single" w:color="C9D1DC" w:sz="4"/>
+            </w:tcBorders>
+            <w:tcMar>
+              <w:top w:type="dxa" w:w="60"/>
+              <w:left w:type="dxa" w:w="100"/>
+              <w:bottom w:type="dxa" w:w="60"/>
+              <w:right w:type="dxa" w:w="100"/>
+            </w:tcMar>
+          </w:tcPr>
+          <w:p>
+            <w:pPr>
+              <w:spacing w:after="0" w:line="260"/>
+            </w:pPr>
+          </w:p>
+        </w:tc>
+        <w:tc>
+          <w:tcPr>
+            <w:tcW w:type="dxa" w:w="5215"/>
+            <w:tcBorders>
+              <w:top w:val="single" w:color="C9D1DC" w:sz="4"/>
+              <w:left w:val="single" w:color="C9D1DC" w:sz="4"/>
+              <w:bottom w:val="single" w:color="C9D1DC" w:sz="4"/>
+              <w:right w:val="single" w:color="C9D1DC" w:sz="4"/>
+            </w:tcBorders>
+            <w:tcMar>
+              <w:top w:type="dxa" w:w="60"/>
+              <w:left w:type="dxa" w:w="100"/>
+              <w:bottom w:type="dxa" w:w="60"/>
+              <w:right w:type="dxa" w:w="100"/>
+            </w:tcMar>
+          </w:tcPr>
+          <w:p>
+            <w:pPr>
+              <w:spacing w:after="0" w:line="260"/>
+            </w:pPr>
+            <w:r>
+              <w:rPr>
+                <w:rFonts w:ascii="Calibri" w:cs="Calibri" w:eastAsia="Calibri" w:hAnsi="Calibri"/>
+                <w:sz w:val="18"/>
+                <w:szCs w:val="18"/>
+              </w:rPr>
+              <w:t xml:space="preserve">The BOM had no serialNumber; a deterministic urn:uuid derived from the input was added.</w:t>
+            </w:r>
+          </w:p>
+        </w:tc>
+      </w:tr>
+      <w:tr>
+        <w:trPr>
+          <w:cantSplit/>
+        </w:trPr>
+        <w:tc>
+          <w:tcPr>
+            <w:tcW w:type="dxa" w:w="1264"/>
+            <w:tcBorders>
+              <w:top w:val="single" w:color="C9D1DC" w:sz="4"/>
+              <w:left w:val="single" w:color="C9D1DC" w:sz="4"/>
+              <w:bottom w:val="single" w:color="C9D1DC" w:sz="4"/>
+              <w:right w:val="single" w:color="C9D1DC" w:sz="4"/>
+            </w:tcBorders>
+            <w:tcMar>
+              <w:top w:type="dxa" w:w="60"/>
+              <w:left w:type="dxa" w:w="100"/>
+              <w:bottom w:type="dxa" w:w="60"/>
+              <w:right w:type="dxa" w:w="100"/>
+            </w:tcMar>
+          </w:tcPr>
+          <w:p>
+            <w:pPr>
+              <w:spacing w:after="0" w:line="260"/>
+            </w:pPr>
+            <w:r>
+              <w:rPr>
+                <w:rFonts w:ascii="Calibri" w:cs="Calibri" w:eastAsia="Calibri" w:hAnsi="Calibri"/>
+                <w:sz w:val="18"/>
+                <w:szCs w:val="18"/>
+              </w:rPr>
+              <w:t xml:space="preserve">SAN-004</w:t>
+            </w:r>
+          </w:p>
+        </w:tc>
+        <w:tc>
+          <w:tcPr>
+            <w:tcW w:type="dxa" w:w="789"/>
+            <w:tcBorders>
+              <w:top w:val="single" w:color="C9D1DC" w:sz="4"/>
+              <w:left w:val="single" w:color="C9D1DC" w:sz="4"/>
+              <w:bottom w:val="single" w:color="C9D1DC" w:sz="4"/>
+              <w:right w:val="single" w:color="C9D1DC" w:sz="4"/>
+            </w:tcBorders>
+            <w:tcMar>
+              <w:top w:type="dxa" w:w="60"/>
+              <w:left w:type="dxa" w:w="100"/>
+              <w:bottom w:type="dxa" w:w="60"/>
+              <w:right w:type="dxa" w:w="100"/>
+            </w:tcMar>
+          </w:tcPr>
+          <w:p>
+            <w:pPr>
+              <w:spacing w:after="0" w:line="260"/>
+            </w:pPr>
+            <w:r>
+              <w:rPr>
+                <w:rFonts w:ascii="Calibri" w:cs="Calibri" w:eastAsia="Calibri" w:hAnsi="Calibri"/>
+                <w:sz w:val="18"/>
+                <w:szCs w:val="18"/>
+              </w:rPr>
+              <w:t xml:space="preserve">C</w:t>
+            </w:r>
+          </w:p>
+        </w:tc>
+        <w:tc>
+          <w:tcPr>
+            <w:tcW w:type="dxa" w:w="1106"/>
+            <w:tcBorders>
+              <w:top w:val="single" w:color="C9D1DC" w:sz="4"/>
+              <w:left w:val="single" w:color="C9D1DC" w:sz="4"/>
+              <w:bottom w:val="single" w:color="C9D1DC" w:sz="4"/>
+              <w:right w:val="single" w:color="C9D1DC" w:sz="4"/>
+            </w:tcBorders>
+            <w:tcMar>
+              <w:top w:type="dxa" w:w="60"/>
+              <w:left w:type="dxa" w:w="100"/>
+              <w:bottom w:type="dxa" w:w="60"/>
+              <w:right w:type="dxa" w:w="100"/>
+            </w:tcMar>
+          </w:tcPr>
+          <w:p>
+            <w:pPr>
+              <w:spacing w:after="0" w:line="260"/>
+            </w:pPr>
+            <w:r>
+              <w:rPr>
+                <w:rFonts w:ascii="Calibri" w:cs="Calibri" w:eastAsia="Calibri" w:hAnsi="Calibri"/>
+                <w:sz w:val="18"/>
+                <w:szCs w:val="18"/>
+              </w:rPr>
+              <w:t xml:space="preserve">sanitize</w:t>
+            </w:r>
+          </w:p>
+        </w:tc>
+        <w:tc>
+          <w:tcPr>
+            <w:tcW w:type="dxa" w:w="1264"/>
+            <w:tcBorders>
+              <w:top w:val="single" w:color="C9D1DC" w:sz="4"/>
+              <w:left w:val="single" w:color="C9D1DC" w:sz="4"/>
+              <w:bottom w:val="single" w:color="C9D1DC" w:sz="4"/>
+              <w:right w:val="single" w:color="C9D1DC" w:sz="4"/>
+            </w:tcBorders>
+            <w:tcMar>
+              <w:top w:type="dxa" w:w="60"/>
+              <w:left w:type="dxa" w:w="100"/>
+              <w:bottom w:type="dxa" w:w="60"/>
+              <w:right w:type="dxa" w:w="100"/>
+            </w:tcMar>
+          </w:tcPr>
+          <w:p>
+            <w:pPr>
+              <w:spacing w:after="0" w:line="260"/>
+            </w:pPr>
+          </w:p>
+        </w:tc>
+        <w:tc>
+          <w:tcPr>
+            <w:tcW w:type="dxa" w:w="5215"/>
+            <w:tcBorders>
+              <w:top w:val="single" w:color="C9D1DC" w:sz="4"/>
+              <w:left w:val="single" w:color="C9D1DC" w:sz="4"/>
+              <w:bottom w:val="single" w:color="C9D1DC" w:sz="4"/>
+              <w:right w:val="single" w:color="C9D1DC" w:sz="4"/>
+            </w:tcBorders>
+            <w:tcMar>
+              <w:top w:type="dxa" w:w="60"/>
+              <w:left w:type="dxa" w:w="100"/>
+              <w:bottom w:type="dxa" w:w="60"/>
+              <w:right w:type="dxa" w:w="100"/>
+            </w:tcMar>
+          </w:tcPr>
+          <w:p>
+            <w:pPr>
+              <w:spacing w:after="0" w:line="260"/>
+            </w:pPr>
+            <w:r>
+              <w:rPr>
+                <w:rFonts w:ascii="Calibri" w:cs="Calibri" w:eastAsia="Calibri" w:hAnsi="Calibri"/>
+                <w:sz w:val="18"/>
+                <w:szCs w:val="18"/>
+              </w:rPr>
+              <w:t xml:space="preserve">metadata.timestamp had a timezone offset; it was normalized to UTC 'Z' form. A missing timestamp is reported, never invented.</w:t>
+            </w:r>
+          </w:p>
+        </w:tc>
+      </w:tr>
+      <w:tr>
+        <w:trPr>
+          <w:cantSplit/>
+        </w:trPr>
+        <w:tc>
+          <w:tcPr>
+            <w:tcW w:type="dxa" w:w="1264"/>
+            <w:tcBorders>
+              <w:top w:val="single" w:color="C9D1DC" w:sz="4"/>
+              <w:left w:val="single" w:color="C9D1DC" w:sz="4"/>
+              <w:bottom w:val="single" w:color="C9D1DC" w:sz="4"/>
+              <w:right w:val="single" w:color="C9D1DC" w:sz="4"/>
+            </w:tcBorders>
+            <w:tcMar>
+              <w:top w:type="dxa" w:w="60"/>
+              <w:left w:type="dxa" w:w="100"/>
+              <w:bottom w:type="dxa" w:w="60"/>
+              <w:right w:type="dxa" w:w="100"/>
+            </w:tcMar>
+          </w:tcPr>
+          <w:p>
+            <w:pPr>
+              <w:spacing w:after="0" w:line="260"/>
+            </w:pPr>
+            <w:r>
+              <w:rPr>
+                <w:rFonts w:ascii="Calibri" w:cs="Calibri" w:eastAsia="Calibri" w:hAnsi="Calibri"/>
+                <w:sz w:val="18"/>
+                <w:szCs w:val="18"/>
+              </w:rPr>
+              <w:t xml:space="preserve">SAN-009</w:t>
+            </w:r>
+          </w:p>
+        </w:tc>
+        <w:tc>
+          <w:tcPr>
+            <w:tcW w:type="dxa" w:w="789"/>
+            <w:tcBorders>
+              <w:top w:val="single" w:color="C9D1DC" w:sz="4"/>
+              <w:left w:val="single" w:color="C9D1DC" w:sz="4"/>
+              <w:bottom w:val="single" w:color="C9D1DC" w:sz="4"/>
+              <w:right w:val="single" w:color="C9D1DC" w:sz="4"/>
+            </w:tcBorders>
+            <w:tcMar>
+              <w:top w:type="dxa" w:w="60"/>
+              <w:left w:type="dxa" w:w="100"/>
+              <w:bottom w:type="dxa" w:w="60"/>
+              <w:right w:type="dxa" w:w="100"/>
+            </w:tcMar>
+          </w:tcPr>
+          <w:p>
+            <w:pPr>
+              <w:spacing w:after="0" w:line="260"/>
+            </w:pPr>
+            <w:r>
+              <w:rPr>
+                <w:rFonts w:ascii="Calibri" w:cs="Calibri" w:eastAsia="Calibri" w:hAnsi="Calibri"/>
+                <w:sz w:val="18"/>
+                <w:szCs w:val="18"/>
+              </w:rPr>
+              <w:t xml:space="preserve">C</w:t>
+            </w:r>
+          </w:p>
+        </w:tc>
+        <w:tc>
+          <w:tcPr>
+            <w:tcW w:type="dxa" w:w="1106"/>
+            <w:tcBorders>
+              <w:top w:val="single" w:color="C9D1DC" w:sz="4"/>
+              <w:left w:val="single" w:color="C9D1DC" w:sz="4"/>
+              <w:bottom w:val="single" w:color="C9D1DC" w:sz="4"/>
+              <w:right w:val="single" w:color="C9D1DC" w:sz="4"/>
+            </w:tcBorders>
+            <w:tcMar>
+              <w:top w:type="dxa" w:w="60"/>
+              <w:left w:type="dxa" w:w="100"/>
+              <w:bottom w:type="dxa" w:w="60"/>
+              <w:right w:type="dxa" w:w="100"/>
+            </w:tcMar>
+          </w:tcPr>
+          <w:p>
+            <w:pPr>
+              <w:spacing w:after="0" w:line="260"/>
+            </w:pPr>
+            <w:r>
+              <w:rPr>
+                <w:rFonts w:ascii="Calibri" w:cs="Calibri" w:eastAsia="Calibri" w:hAnsi="Calibri"/>
+                <w:sz w:val="18"/>
+                <w:szCs w:val="18"/>
+              </w:rPr>
+              <w:t xml:space="preserve">sanitize</w:t>
+            </w:r>
+          </w:p>
+        </w:tc>
+        <w:tc>
+          <w:tcPr>
+            <w:tcW w:type="dxa" w:w="1264"/>
+            <w:tcBorders>
+              <w:top w:val="single" w:color="C9D1DC" w:sz="4"/>
+              <w:left w:val="single" w:color="C9D1DC" w:sz="4"/>
+              <w:bottom w:val="single" w:color="C9D1DC" w:sz="4"/>
+              <w:right w:val="single" w:color="C9D1DC" w:sz="4"/>
+            </w:tcBorders>
+            <w:tcMar>
+              <w:top w:type="dxa" w:w="60"/>
+              <w:left w:type="dxa" w:w="100"/>
+              <w:bottom w:type="dxa" w:w="60"/>
+              <w:right w:type="dxa" w:w="100"/>
+            </w:tcMar>
+          </w:tcPr>
+          <w:p>
+            <w:pPr>
+              <w:spacing w:after="0" w:line="260"/>
+            </w:pPr>
+          </w:p>
+        </w:tc>
+        <w:tc>
+          <w:tcPr>
+            <w:tcW w:type="dxa" w:w="5215"/>
+            <w:tcBorders>
+              <w:top w:val="single" w:color="C9D1DC" w:sz="4"/>
+              <w:left w:val="single" w:color="C9D1DC" w:sz="4"/>
+              <w:bottom w:val="single" w:color="C9D1DC" w:sz="4"/>
+              <w:right w:val="single" w:color="C9D1DC" w:sz="4"/>
+            </w:tcBorders>
+            <w:tcMar>
+              <w:top w:type="dxa" w:w="60"/>
+              <w:left w:type="dxa" w:w="100"/>
+              <w:bottom w:type="dxa" w:w="60"/>
+              <w:right w:type="dxa" w:w="100"/>
+            </w:tcMar>
+          </w:tcPr>
+          <w:p>
+            <w:pPr>
+              <w:spacing w:after="0" w:line="260"/>
+            </w:pPr>
+            <w:r>
+              <w:rPr>
+                <w:rFonts w:ascii="Calibri" w:cs="Calibri" w:eastAsia="Calibri" w:hAnsi="Calibri"/>
+                <w:sz w:val="18"/>
+                <w:szCs w:val="18"/>
+              </w:rPr>
+              <w:t xml:space="preserve">The purl field held a web URL (https://...), which is not a purl. A registry URL was converted to the exact purl; any other URL was moved to externalReferences and the component reported as not scannable.</w:t>
+            </w:r>
+          </w:p>
+        </w:tc>
+      </w:tr>
+      <w:tr>
+        <w:trPr>
+          <w:cantSplit/>
+        </w:trPr>
+        <w:tc>
+          <w:tcPr>
+            <w:tcW w:type="dxa" w:w="1264"/>
+            <w:tcBorders>
+              <w:top w:val="single" w:color="C9D1DC" w:sz="4"/>
+              <w:left w:val="single" w:color="C9D1DC" w:sz="4"/>
+              <w:bottom w:val="single" w:color="C9D1DC" w:sz="4"/>
+              <w:right w:val="single" w:color="C9D1DC" w:sz="4"/>
+            </w:tcBorders>
+            <w:tcMar>
+              <w:top w:type="dxa" w:w="60"/>
+              <w:left w:type="dxa" w:w="100"/>
+              <w:bottom w:type="dxa" w:w="60"/>
+              <w:right w:type="dxa" w:w="100"/>
+            </w:tcMar>
+          </w:tcPr>
+          <w:p>
+            <w:pPr>
+              <w:spacing w:after="0" w:line="260"/>
+            </w:pPr>
+            <w:r>
+              <w:rPr>
+                <w:rFonts w:ascii="Calibri" w:cs="Calibri" w:eastAsia="Calibri" w:hAnsi="Calibri"/>
+                <w:sz w:val="18"/>
+                <w:szCs w:val="18"/>
+              </w:rPr>
+              <w:t xml:space="preserve">SAN-010</w:t>
+            </w:r>
+          </w:p>
+        </w:tc>
+        <w:tc>
+          <w:tcPr>
+            <w:tcW w:type="dxa" w:w="789"/>
+            <w:tcBorders>
+              <w:top w:val="single" w:color="C9D1DC" w:sz="4"/>
+              <w:left w:val="single" w:color="C9D1DC" w:sz="4"/>
+              <w:bottom w:val="single" w:color="C9D1DC" w:sz="4"/>
+              <w:right w:val="single" w:color="C9D1DC" w:sz="4"/>
+            </w:tcBorders>
+            <w:tcMar>
+              <w:top w:type="dxa" w:w="60"/>
+              <w:left w:type="dxa" w:w="100"/>
+              <w:bottom w:type="dxa" w:w="60"/>
+              <w:right w:type="dxa" w:w="100"/>
+            </w:tcMar>
+          </w:tcPr>
+          <w:p>
+            <w:pPr>
+              <w:spacing w:after="0" w:line="260"/>
+            </w:pPr>
+            <w:r>
+              <w:rPr>
+                <w:rFonts w:ascii="Calibri" w:cs="Calibri" w:eastAsia="Calibri" w:hAnsi="Calibri"/>
+                <w:sz w:val="18"/>
+                <w:szCs w:val="18"/>
+              </w:rPr>
+              <w:t xml:space="preserve">C</w:t>
+            </w:r>
+          </w:p>
+        </w:tc>
+        <w:tc>
+          <w:tcPr>
+            <w:tcW w:type="dxa" w:w="1106"/>
+            <w:tcBorders>
+              <w:top w:val="single" w:color="C9D1DC" w:sz="4"/>
+              <w:left w:val="single" w:color="C9D1DC" w:sz="4"/>
+              <w:bottom w:val="single" w:color="C9D1DC" w:sz="4"/>
+              <w:right w:val="single" w:color="C9D1DC" w:sz="4"/>
+            </w:tcBorders>
+            <w:tcMar>
+              <w:top w:type="dxa" w:w="60"/>
+              <w:left w:type="dxa" w:w="100"/>
+              <w:bottom w:type="dxa" w:w="60"/>
+              <w:right w:type="dxa" w:w="100"/>
+            </w:tcMar>
+          </w:tcPr>
+          <w:p>
+            <w:pPr>
+              <w:spacing w:after="0" w:line="260"/>
+            </w:pPr>
+            <w:r>
+              <w:rPr>
+                <w:rFonts w:ascii="Calibri" w:cs="Calibri" w:eastAsia="Calibri" w:hAnsi="Calibri"/>
+                <w:sz w:val="18"/>
+                <w:szCs w:val="18"/>
+              </w:rPr>
+              <w:t xml:space="preserve">sanitize</w:t>
+            </w:r>
+          </w:p>
+        </w:tc>
+        <w:tc>
+          <w:tcPr>
+            <w:tcW w:type="dxa" w:w="1264"/>
+            <w:tcBorders>
+              <w:top w:val="single" w:color="C9D1DC" w:sz="4"/>
+              <w:left w:val="single" w:color="C9D1DC" w:sz="4"/>
+              <w:bottom w:val="single" w:color="C9D1DC" w:sz="4"/>
+              <w:right w:val="single" w:color="C9D1DC" w:sz="4"/>
+            </w:tcBorders>
+            <w:tcMar>
+              <w:top w:type="dxa" w:w="60"/>
+              <w:left w:type="dxa" w:w="100"/>
+              <w:bottom w:type="dxa" w:w="60"/>
+              <w:right w:type="dxa" w:w="100"/>
+            </w:tcMar>
+          </w:tcPr>
+          <w:p>
+            <w:pPr>
+              <w:spacing w:after="0" w:line="260"/>
+            </w:pPr>
+          </w:p>
+        </w:tc>
+        <w:tc>
+          <w:tcPr>
+            <w:tcW w:type="dxa" w:w="5215"/>
+            <w:tcBorders>
+              <w:top w:val="single" w:color="C9D1DC" w:sz="4"/>
+              <w:left w:val="single" w:color="C9D1DC" w:sz="4"/>
+              <w:bottom w:val="single" w:color="C9D1DC" w:sz="4"/>
+              <w:right w:val="single" w:color="C9D1DC" w:sz="4"/>
+            </w:tcBorders>
+            <w:tcMar>
+              <w:top w:type="dxa" w:w="60"/>
+              <w:left w:type="dxa" w:w="100"/>
+              <w:bottom w:type="dxa" w:w="60"/>
+              <w:right w:type="dxa" w:w="100"/>
+            </w:tcMar>
+          </w:tcPr>
+          <w:p>
+            <w:pPr>
+              <w:spacing w:after="0" w:line="260"/>
+            </w:pPr>
+            <w:r>
+              <w:rPr>
+                <w:rFonts w:ascii="Calibri" w:cs="Calibri" w:eastAsia="Calibri" w:hAnsi="Calibri"/>
+                <w:sz w:val="18"/>
+                <w:szCs w:val="18"/>
+              </w:rPr>
+              <w:t xml:space="preserve">A purl did not parse; characters were percent-encoded where that made it valid, otherwise the purl was removed and the component reported as not scannable.</w:t>
+            </w:r>
+          </w:p>
+        </w:tc>
+      </w:tr>
+      <w:tr>
+        <w:trPr>
+          <w:cantSplit/>
+        </w:trPr>
+        <w:tc>
+          <w:tcPr>
+            <w:tcW w:type="dxa" w:w="1264"/>
+            <w:tcBorders>
+              <w:top w:val="single" w:color="C9D1DC" w:sz="4"/>
+              <w:left w:val="single" w:color="C9D1DC" w:sz="4"/>
+              <w:bottom w:val="single" w:color="C9D1DC" w:sz="4"/>
+              <w:right w:val="single" w:color="C9D1DC" w:sz="4"/>
+            </w:tcBorders>
+            <w:tcMar>
+              <w:top w:type="dxa" w:w="60"/>
+              <w:left w:type="dxa" w:w="100"/>
+              <w:bottom w:type="dxa" w:w="60"/>
+              <w:right w:type="dxa" w:w="100"/>
+            </w:tcMar>
+          </w:tcPr>
+          <w:p>
+            <w:pPr>
+              <w:spacing w:after="0" w:line="260"/>
+            </w:pPr>
+            <w:r>
+              <w:rPr>
+                <w:rFonts w:ascii="Calibri" w:cs="Calibri" w:eastAsia="Calibri" w:hAnsi="Calibri"/>
+                <w:sz w:val="18"/>
+                <w:szCs w:val="18"/>
+              </w:rPr>
+              <w:t xml:space="preserve">SAN-011</w:t>
+            </w:r>
+          </w:p>
+        </w:tc>
+        <w:tc>
+          <w:tcPr>
+            <w:tcW w:type="dxa" w:w="789"/>
+            <w:tcBorders>
+              <w:top w:val="single" w:color="C9D1DC" w:sz="4"/>
+              <w:left w:val="single" w:color="C9D1DC" w:sz="4"/>
+              <w:bottom w:val="single" w:color="C9D1DC" w:sz="4"/>
+              <w:right w:val="single" w:color="C9D1DC" w:sz="4"/>
+            </w:tcBorders>
+            <w:tcMar>
+              <w:top w:type="dxa" w:w="60"/>
+              <w:left w:type="dxa" w:w="100"/>
+              <w:bottom w:type="dxa" w:w="60"/>
+              <w:right w:type="dxa" w:w="100"/>
+            </w:tcMar>
+          </w:tcPr>
+          <w:p>
+            <w:pPr>
+              <w:spacing w:after="0" w:line="260"/>
+            </w:pPr>
+            <w:r>
+              <w:rPr>
+                <w:rFonts w:ascii="Calibri" w:cs="Calibri" w:eastAsia="Calibri" w:hAnsi="Calibri"/>
+                <w:sz w:val="18"/>
+                <w:szCs w:val="18"/>
+              </w:rPr>
+              <w:t xml:space="preserve">C</w:t>
+            </w:r>
+          </w:p>
+        </w:tc>
+        <w:tc>
+          <w:tcPr>
+            <w:tcW w:type="dxa" w:w="1106"/>
+            <w:tcBorders>
+              <w:top w:val="single" w:color="C9D1DC" w:sz="4"/>
+              <w:left w:val="single" w:color="C9D1DC" w:sz="4"/>
+              <w:bottom w:val="single" w:color="C9D1DC" w:sz="4"/>
+              <w:right w:val="single" w:color="C9D1DC" w:sz="4"/>
+            </w:tcBorders>
+            <w:tcMar>
+              <w:top w:type="dxa" w:w="60"/>
+              <w:left w:type="dxa" w:w="100"/>
+              <w:bottom w:type="dxa" w:w="60"/>
+              <w:right w:type="dxa" w:w="100"/>
+            </w:tcMar>
+          </w:tcPr>
+          <w:p>
+            <w:pPr>
+              <w:spacing w:after="0" w:line="260"/>
+            </w:pPr>
+            <w:r>
+              <w:rPr>
+                <w:rFonts w:ascii="Calibri" w:cs="Calibri" w:eastAsia="Calibri" w:hAnsi="Calibri"/>
+                <w:sz w:val="18"/>
+                <w:szCs w:val="18"/>
+              </w:rPr>
+              <w:t xml:space="preserve">sanitize</w:t>
+            </w:r>
+          </w:p>
+        </w:tc>
+        <w:tc>
+          <w:tcPr>
+            <w:tcW w:type="dxa" w:w="1264"/>
+            <w:tcBorders>
+              <w:top w:val="single" w:color="C9D1DC" w:sz="4"/>
+              <w:left w:val="single" w:color="C9D1DC" w:sz="4"/>
+              <w:bottom w:val="single" w:color="C9D1DC" w:sz="4"/>
+              <w:right w:val="single" w:color="C9D1DC" w:sz="4"/>
+            </w:tcBorders>
+            <w:tcMar>
+              <w:top w:type="dxa" w:w="60"/>
+              <w:left w:type="dxa" w:w="100"/>
+              <w:bottom w:type="dxa" w:w="60"/>
+              <w:right w:type="dxa" w:w="100"/>
+            </w:tcMar>
+          </w:tcPr>
+          <w:p>
+            <w:pPr>
+              <w:spacing w:after="0" w:line="260"/>
+            </w:pPr>
+          </w:p>
+        </w:tc>
+        <w:tc>
+          <w:tcPr>
+            <w:tcW w:type="dxa" w:w="5215"/>
+            <w:tcBorders>
+              <w:top w:val="single" w:color="C9D1DC" w:sz="4"/>
+              <w:left w:val="single" w:color="C9D1DC" w:sz="4"/>
+              <w:bottom w:val="single" w:color="C9D1DC" w:sz="4"/>
+              <w:right w:val="single" w:color="C9D1DC" w:sz="4"/>
+            </w:tcBorders>
+            <w:tcMar>
+              <w:top w:type="dxa" w:w="60"/>
+              <w:left w:type="dxa" w:w="100"/>
+              <w:bottom w:type="dxa" w:w="60"/>
+              <w:right w:type="dxa" w:w="100"/>
+            </w:tcMar>
+          </w:tcPr>
+          <w:p>
+            <w:pPr>
+              <w:spacing w:after="0" w:line="260"/>
+            </w:pPr>
+            <w:r>
+              <w:rPr>
+                <w:rFonts w:ascii="Calibri" w:cs="Calibri" w:eastAsia="Calibri" w:hAnsi="Calibri"/>
+                <w:sz w:val="18"/>
+                <w:szCs w:val="18"/>
+              </w:rPr>
+              <w:t xml:space="preserve">A component had no purl. One was built when the ecosystem was certain (bom-ref is a purl, or a generator property names the package type); otherwise the component is reported as not scannable.</w:t>
+            </w:r>
+          </w:p>
+        </w:tc>
+      </w:tr>
+      <w:tr>
+        <w:trPr>
+          <w:cantSplit/>
+        </w:trPr>
+        <w:tc>
+          <w:tcPr>
+            <w:tcW w:type="dxa" w:w="1264"/>
+            <w:tcBorders>
+              <w:top w:val="single" w:color="C9D1DC" w:sz="4"/>
+              <w:left w:val="single" w:color="C9D1DC" w:sz="4"/>
+              <w:bottom w:val="single" w:color="C9D1DC" w:sz="4"/>
+              <w:right w:val="single" w:color="C9D1DC" w:sz="4"/>
+            </w:tcBorders>
+            <w:tcMar>
+              <w:top w:type="dxa" w:w="60"/>
+              <w:left w:type="dxa" w:w="100"/>
+              <w:bottom w:type="dxa" w:w="60"/>
+              <w:right w:type="dxa" w:w="100"/>
+            </w:tcMar>
+          </w:tcPr>
+          <w:p>
+            <w:pPr>
+              <w:spacing w:after="0" w:line="260"/>
+            </w:pPr>
+            <w:r>
+              <w:rPr>
+                <w:rFonts w:ascii="Calibri" w:cs="Calibri" w:eastAsia="Calibri" w:hAnsi="Calibri"/>
+                <w:sz w:val="18"/>
+                <w:szCs w:val="18"/>
+              </w:rPr>
               <w:t xml:space="preserve">SAN-012</w:t>
             </w:r>
           </w:p>
@@ -20572,6 +26593,153 @@
                 <w:szCs w:val="18"/>
               </w:rPr>
               <w:t xml:space="preserve">Components with purl types such as generic or github are kept but counted separately, because SCA scanners usually do not match them.</w:t>
+            </w:r>
+          </w:p>
+        </w:tc>
+      </w:tr>
+      <w:tr>
+        <w:trPr>
+          <w:cantSplit/>
+        </w:trPr>
+        <w:tc>
+          <w:tcPr>
+            <w:tcW w:type="dxa" w:w="1264"/>
+            <w:tcBorders>
+              <w:top w:val="single" w:color="C9D1DC" w:sz="4"/>
+              <w:left w:val="single" w:color="C9D1DC" w:sz="4"/>
+              <w:bottom w:val="single" w:color="C9D1DC" w:sz="4"/>
+              <w:right w:val="single" w:color="C9D1DC" w:sz="4"/>
+            </w:tcBorders>
+            <w:tcMar>
+              <w:top w:type="dxa" w:w="60"/>
+              <w:left w:type="dxa" w:w="100"/>
+              <w:bottom w:type="dxa" w:w="60"/>
+              <w:right w:type="dxa" w:w="100"/>
+            </w:tcMar>
+          </w:tcPr>
+          <w:p>
+            <w:pPr>
+              <w:spacing w:after="0" w:line="260"/>
+            </w:pPr>
+            <w:r>
+              <w:rPr>
+                <w:rFonts w:ascii="Calibri" w:cs="Calibri" w:eastAsia="Calibri" w:hAnsi="Calibri"/>
+                <w:sz w:val="18"/>
+                <w:szCs w:val="18"/>
+              </w:rPr>
+              <w:t xml:space="preserve">SAN-013</w:t>
+            </w:r>
+          </w:p>
+        </w:tc>
+        <w:tc>
+          <w:tcPr>
+            <w:tcW w:type="dxa" w:w="789"/>
+            <w:tcBorders>
+              <w:top w:val="single" w:color="C9D1DC" w:sz="4"/>
+              <w:left w:val="single" w:color="C9D1DC" w:sz="4"/>
+              <w:bottom w:val="single" w:color="C9D1DC" w:sz="4"/>
+              <w:right w:val="single" w:color="C9D1DC" w:sz="4"/>
+            </w:tcBorders>
+            <w:tcMar>
+              <w:top w:type="dxa" w:w="60"/>
+              <w:left w:type="dxa" w:w="100"/>
+              <w:bottom w:type="dxa" w:w="60"/>
+              <w:right w:type="dxa" w:w="100"/>
+            </w:tcMar>
+          </w:tcPr>
+          <w:p>
+            <w:pPr>
+              <w:spacing w:after="0" w:line="260"/>
+            </w:pPr>
+            <w:r>
+              <w:rPr>
+                <w:rFonts w:ascii="Calibri" w:cs="Calibri" w:eastAsia="Calibri" w:hAnsi="Calibri"/>
+                <w:sz w:val="18"/>
+                <w:szCs w:val="18"/>
+              </w:rPr>
+              <w:t xml:space="preserve">C</w:t>
+            </w:r>
+          </w:p>
+        </w:tc>
+        <w:tc>
+          <w:tcPr>
+            <w:tcW w:type="dxa" w:w="1106"/>
+            <w:tcBorders>
+              <w:top w:val="single" w:color="C9D1DC" w:sz="4"/>
+              <w:left w:val="single" w:color="C9D1DC" w:sz="4"/>
+              <w:bottom w:val="single" w:color="C9D1DC" w:sz="4"/>
+              <w:right w:val="single" w:color="C9D1DC" w:sz="4"/>
+            </w:tcBorders>
+            <w:tcMar>
+              <w:top w:type="dxa" w:w="60"/>
+              <w:left w:type="dxa" w:w="100"/>
+              <w:bottom w:type="dxa" w:w="60"/>
+              <w:right w:type="dxa" w:w="100"/>
+            </w:tcMar>
+          </w:tcPr>
+          <w:p>
+            <w:pPr>
+              <w:spacing w:after="0" w:line="260"/>
+            </w:pPr>
+            <w:r>
+              <w:rPr>
+                <w:rFonts w:ascii="Calibri" w:cs="Calibri" w:eastAsia="Calibri" w:hAnsi="Calibri"/>
+                <w:sz w:val="18"/>
+                <w:szCs w:val="18"/>
+              </w:rPr>
+              <w:t xml:space="preserve">sanitize</w:t>
+            </w:r>
+          </w:p>
+        </w:tc>
+        <w:tc>
+          <w:tcPr>
+            <w:tcW w:type="dxa" w:w="1264"/>
+            <w:tcBorders>
+              <w:top w:val="single" w:color="C9D1DC" w:sz="4"/>
+              <w:left w:val="single" w:color="C9D1DC" w:sz="4"/>
+              <w:bottom w:val="single" w:color="C9D1DC" w:sz="4"/>
+              <w:right w:val="single" w:color="C9D1DC" w:sz="4"/>
+            </w:tcBorders>
+            <w:tcMar>
+              <w:top w:type="dxa" w:w="60"/>
+              <w:left w:type="dxa" w:w="100"/>
+              <w:bottom w:type="dxa" w:w="60"/>
+              <w:right w:type="dxa" w:w="100"/>
+            </w:tcMar>
+          </w:tcPr>
+          <w:p>
+            <w:pPr>
+              <w:spacing w:after="0" w:line="260"/>
+            </w:pPr>
+          </w:p>
+        </w:tc>
+        <w:tc>
+          <w:tcPr>
+            <w:tcW w:type="dxa" w:w="5215"/>
+            <w:tcBorders>
+              <w:top w:val="single" w:color="C9D1DC" w:sz="4"/>
+              <w:left w:val="single" w:color="C9D1DC" w:sz="4"/>
+              <w:bottom w:val="single" w:color="C9D1DC" w:sz="4"/>
+              <w:right w:val="single" w:color="C9D1DC" w:sz="4"/>
+            </w:tcBorders>
+            <w:tcMar>
+              <w:top w:type="dxa" w:w="60"/>
+              <w:left w:type="dxa" w:w="100"/>
+              <w:bottom w:type="dxa" w:w="60"/>
+              <w:right w:type="dxa" w:w="100"/>
+            </w:tcMar>
+          </w:tcPr>
+          <w:p>
+            <w:pPr>
+              <w:spacing w:after="0" w:line="260"/>
+            </w:pPr>
+            <w:r>
+              <w:rPr>
+                <w:rFonts w:ascii="Calibri" w:cs="Calibri" w:eastAsia="Calibri" w:hAnsi="Calibri"/>
+                <w:sz w:val="18"/>
+                <w:szCs w:val="18"/>
+              </w:rPr>
+              <w:t xml:space="preserve">The SBOM named no generating tool (CycloneDX metadata.tools, SPDX creationInfo creators 'Tool:'); sbom-fixer was added as the default tool, because some importers expect at least one.</w:t>
             </w:r>
           </w:p>
         </w:tc>
@@ -23374,7 +29542,7 @@
                 <w:sz w:val="18"/>
                 <w:szCs w:val="18"/>
               </w:rPr>
-              <w:t xml:space="preserve">sbomqs not installed</w:t>
+              <w:t xml:space="preserve">sbomqs not found, or it cannot read the original</w:t>
             </w:r>
           </w:p>
         </w:tc>
@@ -23404,8 +29572,130 @@
                 <w:sz w:val="18"/>
                 <w:szCs w:val="18"/>
               </w:rPr>
-              <w:t xml:space="preserve">Install sbomqs or set </w:t>
-            </w:r>
+              <w:t xml:space="preserve">See Step 13.6</w:t>
+            </w:r>
+          </w:p>
+        </w:tc>
+      </w:tr>
+      <w:tr>
+        <w:trPr>
+          <w:cantSplit/>
+        </w:trPr>
+        <w:tc>
+          <w:tcPr>
+            <w:tcW w:type="dxa" w:w="2896"/>
+            <w:tcBorders>
+              <w:top w:val="single" w:color="C9D1DC" w:sz="4"/>
+              <w:left w:val="single" w:color="C9D1DC" w:sz="4"/>
+              <w:bottom w:val="single" w:color="C9D1DC" w:sz="4"/>
+              <w:right w:val="single" w:color="C9D1DC" w:sz="4"/>
+            </w:tcBorders>
+            <w:tcMar>
+              <w:top w:type="dxa" w:w="60"/>
+              <w:left w:type="dxa" w:w="100"/>
+              <w:bottom w:type="dxa" w:w="60"/>
+              <w:right w:type="dxa" w:w="100"/>
+            </w:tcMar>
+          </w:tcPr>
+          <w:p>
+            <w:pPr>
+              <w:spacing w:after="0" w:line="260"/>
+            </w:pPr>
+            <w:r>
+              <w:rPr>
+                <w:rFonts w:ascii="Calibri" w:cs="Calibri" w:eastAsia="Calibri" w:hAnsi="Calibri"/>
+                <w:sz w:val="18"/>
+                <w:szCs w:val="18"/>
+              </w:rPr>
+              <w:t xml:space="preserve">Exit 7</w:t>
+            </w:r>
+          </w:p>
+        </w:tc>
+        <w:tc>
+          <w:tcPr>
+            <w:tcW w:type="dxa" w:w="3265"/>
+            <w:tcBorders>
+              <w:top w:val="single" w:color="C9D1DC" w:sz="4"/>
+              <w:left w:val="single" w:color="C9D1DC" w:sz="4"/>
+              <w:bottom w:val="single" w:color="C9D1DC" w:sz="4"/>
+              <w:right w:val="single" w:color="C9D1DC" w:sz="4"/>
+            </w:tcBorders>
+            <w:tcMar>
+              <w:top w:type="dxa" w:w="60"/>
+              <w:left w:type="dxa" w:w="100"/>
+              <w:bottom w:type="dxa" w:w="60"/>
+              <w:right w:type="dxa" w:w="100"/>
+            </w:tcMar>
+          </w:tcPr>
+          <w:p>
+            <w:pPr>
+              <w:spacing w:after="0" w:line="260"/>
+            </w:pPr>
+            <w:r>
+              <w:rPr>
+                <w:rFonts w:ascii="Calibri" w:cs="Calibri" w:eastAsia="Calibri" w:hAnsi="Calibri"/>
+                <w:sz w:val="18"/>
+                <w:szCs w:val="18"/>
+              </w:rPr>
+              <w:t xml:space="preserve">No component has a purl type Checkmarx supports</w:t>
+            </w:r>
+          </w:p>
+        </w:tc>
+        <w:tc>
+          <w:tcPr>
+            <w:tcW w:type="dxa" w:w="3477"/>
+            <w:tcBorders>
+              <w:top w:val="single" w:color="C9D1DC" w:sz="4"/>
+              <w:left w:val="single" w:color="C9D1DC" w:sz="4"/>
+              <w:bottom w:val="single" w:color="C9D1DC" w:sz="4"/>
+              <w:right w:val="single" w:color="C9D1DC" w:sz="4"/>
+            </w:tcBorders>
+            <w:tcMar>
+              <w:top w:type="dxa" w:w="60"/>
+              <w:left w:type="dxa" w:w="100"/>
+              <w:bottom w:type="dxa" w:w="60"/>
+              <w:right w:type="dxa" w:w="100"/>
+            </w:tcMar>
+          </w:tcPr>
+          <w:p>
+            <w:pPr>
+              <w:spacing w:after="0" w:line="260"/>
+            </w:pPr>
+            <w:r>
+              <w:rPr>
+                <w:rFonts w:ascii="Calibri" w:cs="Calibri" w:eastAsia="Calibri" w:hAnsi="Calibri"/>
+                <w:sz w:val="18"/>
+                <w:szCs w:val="18"/>
+              </w:rPr>
+              <w:t xml:space="preserve">Do not upload; regenerate the SBOM with ecosystem purls (Step 10)</w:t>
+            </w:r>
+          </w:p>
+        </w:tc>
+      </w:tr>
+      <w:tr>
+        <w:trPr>
+          <w:cantSplit/>
+        </w:trPr>
+        <w:tc>
+          <w:tcPr>
+            <w:tcW w:type="dxa" w:w="2896"/>
+            <w:tcBorders>
+              <w:top w:val="single" w:color="C9D1DC" w:sz="4"/>
+              <w:left w:val="single" w:color="C9D1DC" w:sz="4"/>
+              <w:bottom w:val="single" w:color="C9D1DC" w:sz="4"/>
+              <w:right w:val="single" w:color="C9D1DC" w:sz="4"/>
+            </w:tcBorders>
+            <w:tcMar>
+              <w:top w:type="dxa" w:w="60"/>
+              <w:left w:type="dxa" w:w="100"/>
+              <w:bottom w:type="dxa" w:w="60"/>
+              <w:right w:type="dxa" w:w="100"/>
+            </w:tcMar>
+          </w:tcPr>
+          <w:p>
+            <w:pPr>
+              <w:spacing w:after="0" w:line="260"/>
+            </w:pPr>
             <w:r>
               <w:rPr>
                 <w:rFonts w:ascii="Consolas" w:cs="Consolas" w:eastAsia="Consolas" w:hAnsi="Consolas"/>
@@ -23413,15 +29703,101 @@
                 <w:sz w:val="16"/>
                 <w:szCs w:val="16"/>
               </w:rPr>
-              <w:t xml:space="preserve">SBOMQS_BIN</w:t>
-            </w:r>
-            <w:r>
-              <w:rPr>
-                <w:rFonts w:ascii="Calibri" w:cs="Calibri" w:eastAsia="Calibri" w:hAnsi="Calibri"/>
-                <w:sz w:val="18"/>
-                <w:szCs w:val="18"/>
-              </w:rPr>
-              <w:t xml:space="preserve"> (Step 13)</w:t>
+              <w:t xml:space="preserve">sha256sum -c SHA256SUMS</w:t>
+            </w:r>
+            <w:r>
+              <w:rPr>
+                <w:rFonts w:ascii="Calibri" w:cs="Calibri" w:eastAsia="Calibri" w:hAnsi="Calibri"/>
+                <w:sz w:val="18"/>
+                <w:szCs w:val="18"/>
+              </w:rPr>
+              <w:t xml:space="preserve"> fails in tools\sbomqs</w:t>
+            </w:r>
+          </w:p>
+        </w:tc>
+        <w:tc>
+          <w:tcPr>
+            <w:tcW w:type="dxa" w:w="3265"/>
+            <w:tcBorders>
+              <w:top w:val="single" w:color="C9D1DC" w:sz="4"/>
+              <w:left w:val="single" w:color="C9D1DC" w:sz="4"/>
+              <w:bottom w:val="single" w:color="C9D1DC" w:sz="4"/>
+              <w:right w:val="single" w:color="C9D1DC" w:sz="4"/>
+            </w:tcBorders>
+            <w:tcMar>
+              <w:top w:type="dxa" w:w="60"/>
+              <w:left w:type="dxa" w:w="100"/>
+              <w:bottom w:type="dxa" w:w="60"/>
+              <w:right w:type="dxa" w:w="100"/>
+            </w:tcMar>
+          </w:tcPr>
+          <w:p>
+            <w:pPr>
+              <w:spacing w:after="0" w:line="260"/>
+            </w:pPr>
+            <w:r>
+              <w:rPr>
+                <w:rFonts w:ascii="Calibri" w:cs="Calibri" w:eastAsia="Calibri" w:hAnsi="Calibri"/>
+                <w:sz w:val="18"/>
+                <w:szCs w:val="18"/>
+              </w:rPr>
+              <w:t xml:space="preserve">A file was changed, or line endings were converted by a copy without .gitattributes</w:t>
+            </w:r>
+          </w:p>
+        </w:tc>
+        <w:tc>
+          <w:tcPr>
+            <w:tcW w:type="dxa" w:w="3477"/>
+            <w:tcBorders>
+              <w:top w:val="single" w:color="C9D1DC" w:sz="4"/>
+              <w:left w:val="single" w:color="C9D1DC" w:sz="4"/>
+              <w:bottom w:val="single" w:color="C9D1DC" w:sz="4"/>
+              <w:right w:val="single" w:color="C9D1DC" w:sz="4"/>
+            </w:tcBorders>
+            <w:tcMar>
+              <w:top w:type="dxa" w:w="60"/>
+              <w:left w:type="dxa" w:w="100"/>
+              <w:bottom w:type="dxa" w:w="60"/>
+              <w:right w:type="dxa" w:w="100"/>
+            </w:tcMar>
+          </w:tcPr>
+          <w:p>
+            <w:pPr>
+              <w:spacing w:after="0" w:line="260"/>
+            </w:pPr>
+            <w:r>
+              <w:rPr>
+                <w:rFonts w:ascii="Calibri" w:cs="Calibri" w:eastAsia="Calibri" w:hAnsi="Calibri"/>
+                <w:sz w:val="18"/>
+                <w:szCs w:val="18"/>
+              </w:rPr>
+              <w:t xml:space="preserve">Run </w:t>
+            </w:r>
+            <w:r>
+              <w:rPr>
+                <w:rFonts w:ascii="Consolas" w:cs="Consolas" w:eastAsia="Consolas" w:hAnsi="Consolas"/>
+                <w:color w:val="7A2E2E"/>
+                <w:sz w:val="16"/>
+                <w:szCs w:val="16"/>
+              </w:rPr>
+              <w:t xml:space="preserve">git checkout -- tools/sbomqs</w:t>
+            </w:r>
+            <w:r>
+              <w:rPr>
+                <w:rFonts w:ascii="Calibri" w:cs="Calibri" w:eastAsia="Calibri" w:hAnsi="Calibri"/>
+                <w:sz w:val="18"/>
+                <w:szCs w:val="18"/>
+              </w:rPr>
+              <w:t xml:space="preserve">, or </w:t>
+            </w:r>
+            <w:r>
+              <w:rPr>
+                <w:rFonts w:ascii="Consolas" w:cs="Consolas" w:eastAsia="Consolas" w:hAnsi="Consolas"/>
+                <w:color w:val="7A2E2E"/>
+                <w:sz w:val="16"/>
+                <w:szCs w:val="16"/>
+              </w:rPr>
+              <w:t xml:space="preserve">python tools\vendor_sbomqs.py 2.1.2</w:t>
             </w:r>
           </w:p>
         </w:tc>
@@ -23854,18 +30230,9 @@
       </w:pPr>
       <w:r>
         <w:rPr>
-          <w:rFonts w:ascii="Consolas" w:cs="Consolas" w:eastAsia="Consolas" w:hAnsi="Consolas"/>
-          <w:color w:val="7A2E2E"/>
-          <w:sz w:val="19"/>
-          <w:szCs w:val="19"/>
-        </w:rPr>
-        <w:t xml:space="preserve">sbom-fixer schema-diff 1.7 1.8</w:t>
-      </w:r>
-      <w:r>
-        <w:rPr>
           <w:rFonts w:ascii="Calibri" w:cs="Calibri" w:eastAsia="Calibri" w:hAnsi="Calibri"/>
         </w:rPr>
-        <w:t xml:space="preserve"> shows what changed.</w:t>
+        <w:t xml:space="preserve">Until the hop rules exist, the checkmarx profiles already bring the new version down to 1.7 with the generic future hop (rules CDX-FWD-001 to 003) and report every field they move or remove.</w:t>
       </w:r>
     </w:p>
     <w:p>
@@ -23879,6 +30246,31 @@
       </w:pPr>
       <w:r>
         <w:rPr>
+          <w:rFonts w:ascii="Consolas" w:cs="Consolas" w:eastAsia="Consolas" w:hAnsi="Consolas"/>
+          <w:color w:val="7A2E2E"/>
+          <w:sz w:val="19"/>
+          <w:szCs w:val="19"/>
+        </w:rPr>
+        <w:t xml:space="preserve">sbom-fixer schema-diff 1.7 1.8</w:t>
+      </w:r>
+      <w:r>
+        <w:rPr>
+          <w:rFonts w:ascii="Calibri" w:cs="Calibri" w:eastAsia="Calibri" w:hAnsi="Calibri"/>
+        </w:rPr>
+        <w:t xml:space="preserve"> shows what changed.</w:t>
+      </w:r>
+    </w:p>
+    <w:p>
+      <w:pPr>
+        <w:pStyle w:val="ListParagraph"/>
+        <w:numPr>
+          <w:ilvl w:val="0"/>
+          <w:numId w:val="8"/>
+        </w:numPr>
+        <w:spacing w:after="80" w:line="276"/>
+      </w:pPr>
+      <w:r>
+        <w:rPr>
           <w:rFonts w:ascii="Calibri" w:cs="Calibri" w:eastAsia="Calibri" w:hAnsi="Calibri"/>
         </w:rPr>
         <w:t xml:space="preserve">Write the hop rules for the new version and add sample files to </w:t>
@@ -23955,6 +30347,215 @@
         </w:rPr>
         <w:t xml:space="preserve"> profile. Files at that version then stop stepping down. No code change is needed.</w:t>
       </w:r>
+    </w:p>
+    <w:p>
+      <w:pPr>
+        <w:pStyle w:val="Heading2"/>
+      </w:pPr>
+      <w:r>
+        <w:rPr>
+          <w:rFonts w:ascii="Calibri" w:cs="Calibri" w:eastAsia="Calibri" w:hAnsi="Calibri"/>
+        </w:rPr>
+        <w:t xml:space="preserve">17.5 When a new sbomqs is released</w:t>
+      </w:r>
+    </w:p>
+    <w:p>
+      <w:pPr>
+        <w:pStyle w:val="ListParagraph"/>
+        <w:numPr>
+          <w:ilvl w:val="0"/>
+          <w:numId w:val="10"/>
+        </w:numPr>
+        <w:spacing w:after="80" w:line="276"/>
+      </w:pPr>
+      <w:r>
+        <w:rPr>
+          <w:rFonts w:ascii="Consolas" w:cs="Consolas" w:eastAsia="Consolas" w:hAnsi="Consolas"/>
+          <w:color w:val="7A2E2E"/>
+          <w:sz w:val="19"/>
+          <w:szCs w:val="19"/>
+        </w:rPr>
+        <w:t xml:space="preserve">python tools\vendor_sbomqs.py 2.2.0</w:t>
+      </w:r>
+      <w:r>
+        <w:rPr>
+          <w:rFonts w:ascii="Calibri" w:cs="Calibri" w:eastAsia="Calibri" w:hAnsi="Calibri"/>
+        </w:rPr>
+        <w:t xml:space="preserve"> (example version) downloads the release, checks it against the published checksums and replaces the files in </w:t>
+      </w:r>
+      <w:r>
+        <w:rPr>
+          <w:rFonts w:ascii="Consolas" w:cs="Consolas" w:eastAsia="Consolas" w:hAnsi="Consolas"/>
+          <w:color w:val="7A2E2E"/>
+          <w:sz w:val="19"/>
+          <w:szCs w:val="19"/>
+        </w:rPr>
+        <w:t xml:space="preserve">tools\sbomqs\</w:t>
+      </w:r>
+      <w:r>
+        <w:rPr>
+          <w:rFonts w:ascii="Calibri" w:cs="Calibri" w:eastAsia="Calibri" w:hAnsi="Calibri"/>
+        </w:rPr>
+        <w:t xml:space="preserve">.</w:t>
+      </w:r>
+    </w:p>
+    <w:p>
+      <w:pPr>
+        <w:pStyle w:val="ListParagraph"/>
+        <w:numPr>
+          <w:ilvl w:val="0"/>
+          <w:numId w:val="10"/>
+        </w:numPr>
+        <w:spacing w:after="80" w:line="276"/>
+      </w:pPr>
+      <w:r>
+        <w:rPr>
+          <w:rFonts w:ascii="Calibri" w:cs="Calibri" w:eastAsia="Calibri" w:hAnsi="Calibri"/>
+        </w:rPr>
+        <w:t xml:space="preserve">Set </w:t>
+      </w:r>
+      <w:r>
+        <w:rPr>
+          <w:rFonts w:ascii="Consolas" w:cs="Consolas" w:eastAsia="Consolas" w:hAnsi="Consolas"/>
+          <w:color w:val="7A2E2E"/>
+          <w:sz w:val="19"/>
+          <w:szCs w:val="19"/>
+        </w:rPr>
+        <w:t xml:space="preserve">ARG SBOMQS_VERSION</w:t>
+      </w:r>
+      <w:r>
+        <w:rPr>
+          <w:rFonts w:ascii="Calibri" w:cs="Calibri" w:eastAsia="Calibri" w:hAnsi="Calibri"/>
+        </w:rPr>
+        <w:t xml:space="preserve"> in the </w:t>
+      </w:r>
+      <w:r>
+        <w:rPr>
+          <w:rFonts w:ascii="Consolas" w:cs="Consolas" w:eastAsia="Consolas" w:hAnsi="Consolas"/>
+          <w:color w:val="7A2E2E"/>
+          <w:sz w:val="19"/>
+          <w:szCs w:val="19"/>
+        </w:rPr>
+        <w:t xml:space="preserve">Dockerfile</w:t>
+      </w:r>
+      <w:r>
+        <w:rPr>
+          <w:rFonts w:ascii="Calibri" w:cs="Calibri" w:eastAsia="Calibri" w:hAnsi="Calibri"/>
+        </w:rPr>
+        <w:t xml:space="preserve"> to the same version.</w:t>
+      </w:r>
+    </w:p>
+    <w:p>
+      <w:pPr>
+        <w:pStyle w:val="ListParagraph"/>
+        <w:numPr>
+          <w:ilvl w:val="0"/>
+          <w:numId w:val="10"/>
+        </w:numPr>
+        <w:spacing w:after="80" w:line="276"/>
+      </w:pPr>
+      <w:r>
+        <w:rPr>
+          <w:rFonts w:ascii="Calibri" w:cs="Calibri" w:eastAsia="Calibri" w:hAnsi="Calibri"/>
+        </w:rPr>
+        <w:t xml:space="preserve">Run </w:t>
+      </w:r>
+      <w:r>
+        <w:rPr>
+          <w:rFonts w:ascii="Consolas" w:cs="Consolas" w:eastAsia="Consolas" w:hAnsi="Consolas"/>
+          <w:color w:val="7A2E2E"/>
+          <w:sz w:val="19"/>
+          <w:szCs w:val="19"/>
+        </w:rPr>
+        <w:t xml:space="preserve">pytest</w:t>
+      </w:r>
+      <w:r>
+        <w:rPr>
+          <w:rFonts w:ascii="Calibri" w:cs="Calibri" w:eastAsia="Calibri" w:hAnsi="Calibri"/>
+        </w:rPr>
+        <w:t xml:space="preserve">. The score JSON can change between sbomqs releases; </w:t>
+      </w:r>
+      <w:r>
+        <w:rPr>
+          <w:rFonts w:ascii="Consolas" w:cs="Consolas" w:eastAsia="Consolas" w:hAnsi="Consolas"/>
+          <w:color w:val="7A2E2E"/>
+          <w:sz w:val="19"/>
+          <w:szCs w:val="19"/>
+        </w:rPr>
+        <w:t xml:space="preserve">sbom_fixer\audit\sbomqs.py</w:t>
+      </w:r>
+      <w:r>
+        <w:rPr>
+          <w:rFonts w:ascii="Calibri" w:cs="Calibri" w:eastAsia="Calibri" w:hAnsi="Calibri"/>
+        </w:rPr>
+        <w:t xml:space="preserve"> reads </w:t>
+      </w:r>
+      <w:r>
+        <w:rPr>
+          <w:rFonts w:ascii="Consolas" w:cs="Consolas" w:eastAsia="Consolas" w:hAnsi="Consolas"/>
+          <w:color w:val="7A2E2E"/>
+          <w:sz w:val="19"/>
+          <w:szCs w:val="19"/>
+        </w:rPr>
+        <w:t xml:space="preserve">sbom_quality_score</w:t>
+      </w:r>
+      <w:r>
+        <w:rPr>
+          <w:rFonts w:ascii="Calibri" w:cs="Calibri" w:eastAsia="Calibri" w:hAnsi="Calibri"/>
+        </w:rPr>
+        <w:t xml:space="preserve"> (2.x) and </w:t>
+      </w:r>
+      <w:r>
+        <w:rPr>
+          <w:rFonts w:ascii="Consolas" w:cs="Consolas" w:eastAsia="Consolas" w:hAnsi="Consolas"/>
+          <w:color w:val="7A2E2E"/>
+          <w:sz w:val="19"/>
+          <w:szCs w:val="19"/>
+        </w:rPr>
+        <w:t xml:space="preserve">avg_score</w:t>
+      </w:r>
+      <w:r>
+        <w:rPr>
+          <w:rFonts w:ascii="Calibri" w:cs="Calibri" w:eastAsia="Calibri" w:hAnsi="Calibri"/>
+        </w:rPr>
+        <w:t xml:space="preserve"> (1.x).</w:t>
+      </w:r>
+    </w:p>
+    <w:p>
+      <w:pPr>
+        <w:pStyle w:val="ListParagraph"/>
+        <w:numPr>
+          <w:ilvl w:val="0"/>
+          <w:numId w:val="10"/>
+        </w:numPr>
+        <w:spacing w:after="80" w:line="276"/>
+      </w:pPr>
+      <w:r>
+        <w:rPr>
+          <w:rFonts w:ascii="Calibri" w:cs="Calibri" w:eastAsia="Calibri" w:hAnsi="Calibri"/>
+        </w:rPr>
+        <w:t xml:space="preserve">Add a line to </w:t>
+      </w:r>
+      <w:r>
+        <w:rPr>
+          <w:rFonts w:ascii="Consolas" w:cs="Consolas" w:eastAsia="Consolas" w:hAnsi="Consolas"/>
+          <w:color w:val="7A2E2E"/>
+          <w:sz w:val="19"/>
+          <w:szCs w:val="19"/>
+        </w:rPr>
+        <w:t xml:space="preserve">CHANGELOG.md</w:t>
+      </w:r>
+      <w:r>
+        <w:rPr>
+          <w:rFonts w:ascii="Calibri" w:cs="Calibri" w:eastAsia="Calibri" w:hAnsi="Calibri"/>
+        </w:rPr>
+        <w:t xml:space="preserve">. Scores can differ between sbomqs versions, so compare scores only from the same version.</w:t>
+      </w:r>
+    </w:p>
+    <w:p>
+      <w:pPr>
+        <w:spacing w:after="120"/>
+      </w:pPr>
     </w:p>
     <w:p>
       <w:pPr>
@@ -24798,6 +31399,204 @@
                 <w:szCs w:val="16"/>
               </w:rPr>
               <w:t xml:space="preserve">sbom-fixer audit sbom.json</w:t>
+            </w:r>
+          </w:p>
+        </w:tc>
+      </w:tr>
+      <w:tr>
+        <w:trPr>
+          <w:cantSplit/>
+        </w:trPr>
+        <w:tc>
+          <w:tcPr>
+            <w:tcW w:type="dxa" w:w="3521"/>
+            <w:tcBorders>
+              <w:top w:val="single" w:color="C9D1DC" w:sz="4"/>
+              <w:left w:val="single" w:color="C9D1DC" w:sz="4"/>
+              <w:bottom w:val="single" w:color="C9D1DC" w:sz="4"/>
+              <w:right w:val="single" w:color="C9D1DC" w:sz="4"/>
+            </w:tcBorders>
+            <w:tcMar>
+              <w:top w:type="dxa" w:w="60"/>
+              <w:left w:type="dxa" w:w="100"/>
+              <w:bottom w:type="dxa" w:w="60"/>
+              <w:right w:type="dxa" w:w="100"/>
+            </w:tcMar>
+          </w:tcPr>
+          <w:p>
+            <w:pPr>
+              <w:spacing w:after="0" w:line="260"/>
+            </w:pPr>
+            <w:r>
+              <w:rPr>
+                <w:rFonts w:ascii="Calibri" w:cs="Calibri" w:eastAsia="Calibri" w:hAnsi="Calibri"/>
+                <w:sz w:val="18"/>
+                <w:szCs w:val="18"/>
+              </w:rPr>
+              <w:t xml:space="preserve">Fix for the cx CLI</w:t>
+            </w:r>
+          </w:p>
+        </w:tc>
+        <w:tc>
+          <w:tcPr>
+            <w:tcW w:type="dxa" w:w="6117"/>
+            <w:tcBorders>
+              <w:top w:val="single" w:color="C9D1DC" w:sz="4"/>
+              <w:left w:val="single" w:color="C9D1DC" w:sz="4"/>
+              <w:bottom w:val="single" w:color="C9D1DC" w:sz="4"/>
+              <w:right w:val="single" w:color="C9D1DC" w:sz="4"/>
+            </w:tcBorders>
+            <w:tcMar>
+              <w:top w:type="dxa" w:w="60"/>
+              <w:left w:type="dxa" w:w="100"/>
+              <w:bottom w:type="dxa" w:w="60"/>
+              <w:right w:type="dxa" w:w="100"/>
+            </w:tcMar>
+          </w:tcPr>
+          <w:p>
+            <w:pPr>
+              <w:spacing w:after="0" w:line="260"/>
+            </w:pPr>
+            <w:r>
+              <w:rPr>
+                <w:rFonts w:ascii="Consolas" w:cs="Consolas" w:eastAsia="Consolas" w:hAnsi="Consolas"/>
+                <w:color w:val="7A2E2E"/>
+                <w:sz w:val="16"/>
+                <w:szCs w:val="16"/>
+              </w:rPr>
+              <w:t xml:space="preserve">sbom-fixer fix sbom.json -p checkmarx-cli --out out</w:t>
+            </w:r>
+          </w:p>
+        </w:tc>
+      </w:tr>
+      <w:tr>
+        <w:trPr>
+          <w:cantSplit/>
+        </w:trPr>
+        <w:tc>
+          <w:tcPr>
+            <w:tcW w:type="dxa" w:w="3521"/>
+            <w:tcBorders>
+              <w:top w:val="single" w:color="C9D1DC" w:sz="4"/>
+              <w:left w:val="single" w:color="C9D1DC" w:sz="4"/>
+              <w:bottom w:val="single" w:color="C9D1DC" w:sz="4"/>
+              <w:right w:val="single" w:color="C9D1DC" w:sz="4"/>
+            </w:tcBorders>
+            <w:tcMar>
+              <w:top w:type="dxa" w:w="60"/>
+              <w:left w:type="dxa" w:w="100"/>
+              <w:bottom w:type="dxa" w:w="60"/>
+              <w:right w:type="dxa" w:w="100"/>
+            </w:tcMar>
+          </w:tcPr>
+          <w:p>
+            <w:pPr>
+              <w:spacing w:after="0" w:line="260"/>
+            </w:pPr>
+            <w:r>
+              <w:rPr>
+                <w:rFonts w:ascii="Calibri" w:cs="Calibri" w:eastAsia="Calibri" w:hAnsi="Calibri"/>
+                <w:sz w:val="18"/>
+                <w:szCs w:val="18"/>
+              </w:rPr>
+              <w:t xml:space="preserve">sbomqs score directly</w:t>
+            </w:r>
+          </w:p>
+        </w:tc>
+        <w:tc>
+          <w:tcPr>
+            <w:tcW w:type="dxa" w:w="6117"/>
+            <w:tcBorders>
+              <w:top w:val="single" w:color="C9D1DC" w:sz="4"/>
+              <w:left w:val="single" w:color="C9D1DC" w:sz="4"/>
+              <w:bottom w:val="single" w:color="C9D1DC" w:sz="4"/>
+              <w:right w:val="single" w:color="C9D1DC" w:sz="4"/>
+            </w:tcBorders>
+            <w:tcMar>
+              <w:top w:type="dxa" w:w="60"/>
+              <w:left w:type="dxa" w:w="100"/>
+              <w:bottom w:type="dxa" w:w="60"/>
+              <w:right w:type="dxa" w:w="100"/>
+            </w:tcMar>
+          </w:tcPr>
+          <w:p>
+            <w:pPr>
+              <w:spacing w:after="0" w:line="260"/>
+            </w:pPr>
+            <w:r>
+              <w:rPr>
+                <w:rFonts w:ascii="Consolas" w:cs="Consolas" w:eastAsia="Consolas" w:hAnsi="Consolas"/>
+                <w:color w:val="7A2E2E"/>
+                <w:sz w:val="16"/>
+                <w:szCs w:val="16"/>
+              </w:rPr>
+              <w:t xml:space="preserve">tools\sbomqs\windows-amd64\sbomqs.exe score sbom.json</w:t>
+            </w:r>
+          </w:p>
+        </w:tc>
+      </w:tr>
+      <w:tr>
+        <w:trPr>
+          <w:cantSplit/>
+        </w:trPr>
+        <w:tc>
+          <w:tcPr>
+            <w:tcW w:type="dxa" w:w="3521"/>
+            <w:tcBorders>
+              <w:top w:val="single" w:color="C9D1DC" w:sz="4"/>
+              <w:left w:val="single" w:color="C9D1DC" w:sz="4"/>
+              <w:bottom w:val="single" w:color="C9D1DC" w:sz="4"/>
+              <w:right w:val="single" w:color="C9D1DC" w:sz="4"/>
+            </w:tcBorders>
+            <w:tcMar>
+              <w:top w:type="dxa" w:w="60"/>
+              <w:left w:type="dxa" w:w="100"/>
+              <w:bottom w:type="dxa" w:w="60"/>
+              <w:right w:type="dxa" w:w="100"/>
+            </w:tcMar>
+          </w:tcPr>
+          <w:p>
+            <w:pPr>
+              <w:spacing w:after="0" w:line="260"/>
+            </w:pPr>
+            <w:r>
+              <w:rPr>
+                <w:rFonts w:ascii="Calibri" w:cs="Calibri" w:eastAsia="Calibri" w:hAnsi="Calibri"/>
+                <w:sz w:val="18"/>
+                <w:szCs w:val="18"/>
+              </w:rPr>
+              <w:t xml:space="preserve">Check the bundled sbomqs</w:t>
+            </w:r>
+          </w:p>
+        </w:tc>
+        <w:tc>
+          <w:tcPr>
+            <w:tcW w:type="dxa" w:w="6117"/>
+            <w:tcBorders>
+              <w:top w:val="single" w:color="C9D1DC" w:sz="4"/>
+              <w:left w:val="single" w:color="C9D1DC" w:sz="4"/>
+              <w:bottom w:val="single" w:color="C9D1DC" w:sz="4"/>
+              <w:right w:val="single" w:color="C9D1DC" w:sz="4"/>
+            </w:tcBorders>
+            <w:tcMar>
+              <w:top w:type="dxa" w:w="60"/>
+              <w:left w:type="dxa" w:w="100"/>
+              <w:bottom w:type="dxa" w:w="60"/>
+              <w:right w:type="dxa" w:w="100"/>
+            </w:tcMar>
+          </w:tcPr>
+          <w:p>
+            <w:pPr>
+              <w:spacing w:after="0" w:line="260"/>
+            </w:pPr>
+            <w:r>
+              <w:rPr>
+                <w:rFonts w:ascii="Consolas" w:cs="Consolas" w:eastAsia="Consolas" w:hAnsi="Consolas"/>
+                <w:color w:val="7A2E2E"/>
+                <w:sz w:val="16"/>
+                <w:szCs w:val="16"/>
+              </w:rPr>
+              <w:t xml:space="preserve">certutil -hashfile tools\sbomqs\windows-amd64\sbomqs.exe SHA256</w:t>
             </w:r>
           </w:p>
         </w:tc>
@@ -25445,6 +32244,12 @@
     </w:lvlOverride>
   </w:num>
   <w:num w:numId="9">
+    <w:abstractNumId w:val="4"/>
+    <w:lvlOverride w:ilvl="0">
+      <w:startOverride w:val="1"/>
+    </w:lvlOverride>
+  </w:num>
+  <w:num w:numId="10">
     <w:abstractNumId w:val="4"/>
     <w:lvlOverride w:ilvl="0">
       <w:startOverride w:val="1"/>

--- a/SBOM_Fixer_Rule_Book_And_Installation_guide.docx
+++ b/SBOM_Fixer_Rule_Book_And_Installation_guide.docx
@@ -823,7 +823,7 @@
                 <w:sz w:val="18"/>
                 <w:szCs w:val="18"/>
               </w:rPr>
-              <w:t xml:space="preserve">The file is valid, but the consumer does not read that version (for example CycloneDX 1.8, or 1.7 for the cx CLI)</w:t>
+              <w:t xml:space="preserve">The file is valid, but the consumer does not read that version (for example CycloneDX 1.8, newer than the tool knows)</w:t>
             </w:r>
           </w:p>
         </w:tc>
@@ -4269,7 +4269,7 @@
         <w:rPr>
           <w:rFonts w:ascii="Calibri" w:cs="Calibri" w:eastAsia="Calibri" w:hAnsi="Calibri"/>
         </w:rPr>
-        <w:t xml:space="preserve">Expected: 248 passed.</w:t>
+        <w:t xml:space="preserve">Expected: 308 passed.</w:t>
       </w:r>
     </w:p>
     <w:p>
@@ -5060,7 +5060,22 @@
         <w:rPr>
           <w:rFonts w:ascii="Calibri" w:cs="Calibri" w:eastAsia="Calibri" w:hAnsi="Calibri"/>
         </w:rPr>
-        <w:t xml:space="preserve">, because the CLI reads CycloneDX only up to 1.6. Use the SBOM flag your CLI version documents (</w:t>
+        <w:t xml:space="preserve">; it keeps CycloneDX 1.6 and 1.7 like the checkmarx profile. If your cx version rejects 1.7, add </w:t>
+      </w:r>
+      <w:r>
+        <w:rPr>
+          <w:rFonts w:ascii="Consolas" w:cs="Consolas" w:eastAsia="Consolas" w:hAnsi="Consolas"/>
+          <w:color w:val="7A2E2E"/>
+          <w:sz w:val="19"/>
+          <w:szCs w:val="19"/>
+        </w:rPr>
+        <w:t xml:space="preserve">--accepted 1.3,1.4,1.5,1.6</w:t>
+      </w:r>
+      <w:r>
+        <w:rPr>
+          <w:rFonts w:ascii="Calibri" w:cs="Calibri" w:eastAsia="Calibri" w:hAnsi="Calibri"/>
+        </w:rPr>
+        <w:t xml:space="preserve"> for that run. Use the SBOM flag your CLI version documents (</w:t>
       </w:r>
       <w:r>
         <w:rPr>
@@ -5109,6 +5124,1499 @@
           <w:rFonts w:ascii="Calibri" w:cs="Calibri" w:eastAsia="Calibri" w:hAnsi="Calibri"/>
         </w:rPr>
         <w:t xml:space="preserve">Keep the original SBOM and the compliance copy for audits. The Checkmarx copy is a derived file for scanning only.</w:t>
+      </w:r>
+    </w:p>
+    <w:p>
+      <w:pPr>
+        <w:pStyle w:val="Heading2"/>
+      </w:pPr>
+      <w:r>
+        <w:rPr>
+          <w:rFonts w:ascii="Calibri" w:cs="Calibri" w:eastAsia="Calibri" w:hAnsi="Calibri"/>
+        </w:rPr>
+        <w:t xml:space="preserve">8.8 Fill missing fields from any JSON (fill-required, fill-all)</w:t>
+      </w:r>
+    </w:p>
+    <w:p>
+      <w:pPr>
+        <w:spacing w:after="120" w:line="288"/>
+      </w:pPr>
+      <w:r>
+        <w:rPr>
+          <w:rFonts w:ascii="Calibri" w:cs="Calibri" w:eastAsia="Calibri" w:hAnsi="Calibri"/>
+        </w:rPr>
+        <w:t xml:space="preserve">Two commands take any JSON and return a schema-valid SBOM with more fields filled:</w:t>
+      </w:r>
+    </w:p>
+    <w:p>
+      <w:pPr>
+        <w:keepLines/>
+        <w:pBdr>
+          <w:top w:val="single" w:color="C9D1DC" w:sz="4" w:space="6"/>
+          <w:left w:val="single" w:color="C9D1DC" w:sz="4" w:space="6"/>
+          <w:right w:val="single" w:color="C9D1DC" w:sz="4" w:space="6"/>
+        </w:pBdr>
+        <w:shd w:fill="F1F4F8" w:color="auto" w:val="clear"/>
+        <w:spacing w:after="0" w:before="0" w:line="240"/>
+        <w:ind w:left="120" w:right="120"/>
+      </w:pPr>
+      <w:r>
+        <w:rPr>
+          <w:rFonts w:ascii="Consolas" w:cs="Consolas" w:eastAsia="Consolas" w:hAnsi="Consolas"/>
+          <w:color w:val="1B2230"/>
+          <w:sz w:val="17"/>
+          <w:szCs w:val="17"/>
+        </w:rPr>
+        <w:t xml:space="preserve">sbom-fixer fill-required build\sbom.json --out build\filled</w:t>
+      </w:r>
+    </w:p>
+    <w:p>
+      <w:pPr>
+        <w:keepLines/>
+        <w:pBdr>
+          <w:left w:val="single" w:color="C9D1DC" w:sz="4" w:space="6"/>
+          <w:right w:val="single" w:color="C9D1DC" w:sz="4" w:space="6"/>
+        </w:pBdr>
+        <w:shd w:fill="F1F4F8" w:color="auto" w:val="clear"/>
+        <w:spacing w:after="0" w:before="0" w:line="240"/>
+        <w:ind w:left="120" w:right="120"/>
+      </w:pPr>
+      <w:r>
+        <w:rPr>
+          <w:rFonts w:ascii="Consolas" w:cs="Consolas" w:eastAsia="Consolas" w:hAnsi="Consolas"/>
+          <w:color w:val="1B2230"/>
+          <w:sz w:val="17"/>
+          <w:szCs w:val="17"/>
+        </w:rPr>
+        <w:t xml:space="preserve">sbom-fixer fill-all build\sbom.json --out build\filled</w:t>
+      </w:r>
+    </w:p>
+    <w:p>
+      <w:pPr>
+        <w:keepLines/>
+        <w:pBdr>
+          <w:left w:val="single" w:color="C9D1DC" w:sz="4" w:space="6"/>
+          <w:right w:val="single" w:color="C9D1DC" w:sz="4" w:space="6"/>
+        </w:pBdr>
+        <w:shd w:fill="F1F4F8" w:color="auto" w:val="clear"/>
+        <w:spacing w:after="0" w:before="0" w:line="240"/>
+        <w:ind w:left="120" w:right="120"/>
+      </w:pPr>
+      <w:r>
+        <w:rPr>
+          <w:rFonts w:ascii="Consolas" w:cs="Consolas" w:eastAsia="Consolas" w:hAnsi="Consolas"/>
+          <w:color w:val="1B2230"/>
+          <w:sz w:val="17"/>
+          <w:szCs w:val="17"/>
+        </w:rPr>
+        <w:t xml:space="preserve">sbom-fixer fill-all build\sbom.json --include-sensitive</w:t>
+      </w:r>
+    </w:p>
+    <w:p>
+      <w:pPr>
+        <w:keepLines/>
+        <w:pBdr>
+          <w:left w:val="single" w:color="C9D1DC" w:sz="4" w:space="6"/>
+          <w:bottom w:val="single" w:color="C9D1DC" w:sz="4" w:space="6"/>
+          <w:right w:val="single" w:color="C9D1DC" w:sz="4" w:space="6"/>
+        </w:pBdr>
+        <w:shd w:fill="F1F4F8" w:color="auto" w:val="clear"/>
+        <w:spacing w:after="200" w:before="0" w:line="240"/>
+        <w:ind w:left="120" w:right="120"/>
+      </w:pPr>
+      <w:r>
+        <w:rPr>
+          <w:rFonts w:ascii="Consolas" w:cs="Consolas" w:eastAsia="Consolas" w:hAnsi="Consolas"/>
+          <w:color w:val="1B2230"/>
+          <w:sz w:val="17"/>
+          <w:szCs w:val="17"/>
+        </w:rPr>
+        <w:t xml:space="preserve">sbom-fixer fill-required components.json --spec cyclonedx --version 1.7</w:t>
+      </w:r>
+    </w:p>
+    <w:tbl>
+      <w:tblPr>
+        <w:tblW w:type="dxa" w:w="9638"/>
+        <w:tblBorders>
+          <w:top w:val="single" w:color="auto" w:sz="4"/>
+          <w:left w:val="single" w:color="auto" w:sz="4"/>
+          <w:bottom w:val="single" w:color="auto" w:sz="4"/>
+          <w:right w:val="single" w:color="auto" w:sz="4"/>
+          <w:insideH w:val="single" w:color="auto" w:sz="4"/>
+          <w:insideV w:val="single" w:color="auto" w:sz="4"/>
+        </w:tblBorders>
+      </w:tblPr>
+      <w:tblGrid>
+        <w:gridCol w:w="2400"/>
+        <w:gridCol w:w="7238"/>
+      </w:tblGrid>
+      <w:tr>
+        <w:trPr>
+          <w:tblHeader/>
+        </w:trPr>
+        <w:tc>
+          <w:tcPr>
+            <w:tcW w:type="dxa" w:w="2400"/>
+            <w:tcBorders>
+              <w:top w:val="single" w:color="C9D1DC" w:sz="4"/>
+              <w:left w:val="single" w:color="C9D1DC" w:sz="4"/>
+              <w:bottom w:val="single" w:color="C9D1DC" w:sz="4"/>
+              <w:right w:val="single" w:color="C9D1DC" w:sz="4"/>
+            </w:tcBorders>
+            <w:shd w:fill="E3EEF7" w:color="auto" w:val="clear"/>
+            <w:tcMar>
+              <w:top w:type="dxa" w:w="60"/>
+              <w:left w:type="dxa" w:w="100"/>
+              <w:bottom w:type="dxa" w:w="60"/>
+              <w:right w:type="dxa" w:w="100"/>
+            </w:tcMar>
+          </w:tcPr>
+          <w:p>
+            <w:pPr>
+              <w:spacing w:after="0" w:line="260"/>
+            </w:pPr>
+            <w:r>
+              <w:rPr>
+                <w:rFonts w:ascii="Calibri" w:cs="Calibri" w:eastAsia="Calibri" w:hAnsi="Calibri"/>
+                <w:b/>
+                <w:bCs/>
+                <w:color w:val="1F5D8A"/>
+                <w:sz w:val="18"/>
+                <w:szCs w:val="18"/>
+              </w:rPr>
+              <w:t xml:space="preserve">Command</w:t>
+            </w:r>
+          </w:p>
+        </w:tc>
+        <w:tc>
+          <w:tcPr>
+            <w:tcW w:type="dxa" w:w="7238"/>
+            <w:tcBorders>
+              <w:top w:val="single" w:color="C9D1DC" w:sz="4"/>
+              <w:left w:val="single" w:color="C9D1DC" w:sz="4"/>
+              <w:bottom w:val="single" w:color="C9D1DC" w:sz="4"/>
+              <w:right w:val="single" w:color="C9D1DC" w:sz="4"/>
+            </w:tcBorders>
+            <w:shd w:fill="E3EEF7" w:color="auto" w:val="clear"/>
+            <w:tcMar>
+              <w:top w:type="dxa" w:w="60"/>
+              <w:left w:type="dxa" w:w="100"/>
+              <w:bottom w:type="dxa" w:w="60"/>
+              <w:right w:type="dxa" w:w="100"/>
+            </w:tcMar>
+          </w:tcPr>
+          <w:p>
+            <w:pPr>
+              <w:spacing w:after="0" w:line="260"/>
+            </w:pPr>
+            <w:r>
+              <w:rPr>
+                <w:rFonts w:ascii="Calibri" w:cs="Calibri" w:eastAsia="Calibri" w:hAnsi="Calibri"/>
+                <w:b/>
+                <w:bCs/>
+                <w:color w:val="1F5D8A"/>
+                <w:sz w:val="18"/>
+                <w:szCs w:val="18"/>
+              </w:rPr>
+              <w:t xml:space="preserve">What it adds</w:t>
+            </w:r>
+          </w:p>
+        </w:tc>
+      </w:tr>
+      <w:tr>
+        <w:trPr>
+          <w:cantSplit/>
+        </w:trPr>
+        <w:tc>
+          <w:tcPr>
+            <w:tcW w:type="dxa" w:w="2400"/>
+            <w:tcBorders>
+              <w:top w:val="single" w:color="C9D1DC" w:sz="4"/>
+              <w:left w:val="single" w:color="C9D1DC" w:sz="4"/>
+              <w:bottom w:val="single" w:color="C9D1DC" w:sz="4"/>
+              <w:right w:val="single" w:color="C9D1DC" w:sz="4"/>
+            </w:tcBorders>
+            <w:tcMar>
+              <w:top w:type="dxa" w:w="60"/>
+              <w:left w:type="dxa" w:w="100"/>
+              <w:bottom w:type="dxa" w:w="60"/>
+              <w:right w:type="dxa" w:w="100"/>
+            </w:tcMar>
+          </w:tcPr>
+          <w:p>
+            <w:pPr>
+              <w:spacing w:after="0" w:line="260"/>
+            </w:pPr>
+            <w:r>
+              <w:rPr>
+                <w:rFonts w:ascii="Consolas" w:cs="Consolas" w:eastAsia="Consolas" w:hAnsi="Consolas"/>
+                <w:color w:val="7A2E2E"/>
+                <w:sz w:val="16"/>
+                <w:szCs w:val="16"/>
+              </w:rPr>
+              <w:t xml:space="preserve">fill-required</w:t>
+            </w:r>
+          </w:p>
+        </w:tc>
+        <w:tc>
+          <w:tcPr>
+            <w:tcW w:type="dxa" w:w="7238"/>
+            <w:tcBorders>
+              <w:top w:val="single" w:color="C9D1DC" w:sz="4"/>
+              <w:left w:val="single" w:color="C9D1DC" w:sz="4"/>
+              <w:bottom w:val="single" w:color="C9D1DC" w:sz="4"/>
+              <w:right w:val="single" w:color="C9D1DC" w:sz="4"/>
+            </w:tcBorders>
+            <w:tcMar>
+              <w:top w:type="dxa" w:w="60"/>
+              <w:left w:type="dxa" w:w="100"/>
+              <w:bottom w:type="dxa" w:w="60"/>
+              <w:right w:type="dxa" w:w="100"/>
+            </w:tcMar>
+          </w:tcPr>
+          <w:p>
+            <w:pPr>
+              <w:spacing w:after="0" w:line="260"/>
+            </w:pPr>
+            <w:r>
+              <w:rPr>
+                <w:rFonts w:ascii="Calibri" w:cs="Calibri" w:eastAsia="Calibri" w:hAnsi="Calibri"/>
+                <w:sz w:val="18"/>
+                <w:szCs w:val="18"/>
+              </w:rPr>
+              <w:t xml:space="preserve">Every field the schema makes mandatory</w:t>
+            </w:r>
+          </w:p>
+        </w:tc>
+      </w:tr>
+      <w:tr>
+        <w:trPr>
+          <w:cantSplit/>
+        </w:trPr>
+        <w:tc>
+          <w:tcPr>
+            <w:tcW w:type="dxa" w:w="2400"/>
+            <w:tcBorders>
+              <w:top w:val="single" w:color="C9D1DC" w:sz="4"/>
+              <w:left w:val="single" w:color="C9D1DC" w:sz="4"/>
+              <w:bottom w:val="single" w:color="C9D1DC" w:sz="4"/>
+              <w:right w:val="single" w:color="C9D1DC" w:sz="4"/>
+            </w:tcBorders>
+            <w:tcMar>
+              <w:top w:type="dxa" w:w="60"/>
+              <w:left w:type="dxa" w:w="100"/>
+              <w:bottom w:type="dxa" w:w="60"/>
+              <w:right w:type="dxa" w:w="100"/>
+            </w:tcMar>
+          </w:tcPr>
+          <w:p>
+            <w:pPr>
+              <w:spacing w:after="0" w:line="260"/>
+            </w:pPr>
+            <w:r>
+              <w:rPr>
+                <w:rFonts w:ascii="Consolas" w:cs="Consolas" w:eastAsia="Consolas" w:hAnsi="Consolas"/>
+                <w:color w:val="7A2E2E"/>
+                <w:sz w:val="16"/>
+                <w:szCs w:val="16"/>
+              </w:rPr>
+              <w:t xml:space="preserve">fill-all</w:t>
+            </w:r>
+          </w:p>
+        </w:tc>
+        <w:tc>
+          <w:tcPr>
+            <w:tcW w:type="dxa" w:w="7238"/>
+            <w:tcBorders>
+              <w:top w:val="single" w:color="C9D1DC" w:sz="4"/>
+              <w:left w:val="single" w:color="C9D1DC" w:sz="4"/>
+              <w:bottom w:val="single" w:color="C9D1DC" w:sz="4"/>
+              <w:right w:val="single" w:color="C9D1DC" w:sz="4"/>
+            </w:tcBorders>
+            <w:tcMar>
+              <w:top w:type="dxa" w:w="60"/>
+              <w:left w:type="dxa" w:w="100"/>
+              <w:bottom w:type="dxa" w:w="60"/>
+              <w:right w:type="dxa" w:w="100"/>
+            </w:tcMar>
+          </w:tcPr>
+          <w:p>
+            <w:pPr>
+              <w:spacing w:after="0" w:line="260"/>
+            </w:pPr>
+            <w:r>
+              <w:rPr>
+                <w:rFonts w:ascii="Calibri" w:cs="Calibri" w:eastAsia="Calibri" w:hAnsi="Calibri"/>
+                <w:sz w:val="18"/>
+                <w:szCs w:val="18"/>
+              </w:rPr>
+              <w:t xml:space="preserve">Every field the schema defines, required and optional (not deprecated fields, not recursive structures; objects deeper than 4 levels get only their required fields)</w:t>
+            </w:r>
+          </w:p>
+        </w:tc>
+      </w:tr>
+    </w:tbl>
+    <w:p>
+      <w:pPr>
+        <w:spacing w:after="120"/>
+      </w:pPr>
+    </w:p>
+    <w:p>
+      <w:pPr>
+        <w:spacing w:after="120" w:line="288"/>
+      </w:pPr>
+      <w:r>
+        <w:rPr>
+          <w:rFonts w:ascii="Calibri" w:cs="Calibri" w:eastAsia="Calibri" w:hAnsi="Calibri"/>
+          <w:b/>
+          <w:bCs/>
+        </w:rPr>
+        <w:t xml:space="preserve">What happens, in order:</w:t>
+      </w:r>
+    </w:p>
+    <w:p>
+      <w:pPr>
+        <w:pStyle w:val="ListParagraph"/>
+        <w:numPr>
+          <w:ilvl w:val="0"/>
+          <w:numId w:val="10"/>
+        </w:numPr>
+        <w:spacing w:after="80" w:line="276"/>
+      </w:pPr>
+      <w:r>
+        <w:rPr>
+          <w:rFonts w:ascii="Calibri" w:cs="Calibri" w:eastAsia="Calibri" w:hAnsi="Calibri"/>
+        </w:rPr>
+        <w:t xml:space="preserve">Any JSON is read: a JSON array becomes the components (SPDX: packages); an object without </w:t>
+      </w:r>
+      <w:r>
+        <w:rPr>
+          <w:rFonts w:ascii="Consolas" w:cs="Consolas" w:eastAsia="Consolas" w:hAnsi="Consolas"/>
+          <w:color w:val="7A2E2E"/>
+          <w:sz w:val="19"/>
+          <w:szCs w:val="19"/>
+        </w:rPr>
+        <w:t xml:space="preserve">bomFormat</w:t>
+      </w:r>
+      <w:r>
+        <w:rPr>
+          <w:rFonts w:ascii="Calibri" w:cs="Calibri" w:eastAsia="Calibri" w:hAnsi="Calibri"/>
+        </w:rPr>
+        <w:t xml:space="preserve"> / </w:t>
+      </w:r>
+      <w:r>
+        <w:rPr>
+          <w:rFonts w:ascii="Consolas" w:cs="Consolas" w:eastAsia="Consolas" w:hAnsi="Consolas"/>
+          <w:color w:val="7A2E2E"/>
+          <w:sz w:val="19"/>
+          <w:szCs w:val="19"/>
+        </w:rPr>
+        <w:t xml:space="preserve">spdxVersion</w:t>
+      </w:r>
+      <w:r>
+        <w:rPr>
+          <w:rFonts w:ascii="Calibri" w:cs="Calibri" w:eastAsia="Calibri" w:hAnsi="Calibri"/>
+        </w:rPr>
+        <w:t xml:space="preserve"> is CycloneDX (or </w:t>
+      </w:r>
+      <w:r>
+        <w:rPr>
+          <w:rFonts w:ascii="Consolas" w:cs="Consolas" w:eastAsia="Consolas" w:hAnsi="Consolas"/>
+          <w:color w:val="7A2E2E"/>
+          <w:sz w:val="19"/>
+          <w:szCs w:val="19"/>
+        </w:rPr>
+        <w:t xml:space="preserve">--spec</w:t>
+      </w:r>
+      <w:r>
+        <w:rPr>
+          <w:rFonts w:ascii="Calibri" w:cs="Calibri" w:eastAsia="Calibri" w:hAnsi="Calibri"/>
+        </w:rPr>
+        <w:t xml:space="preserve">); a missing or unknown version becomes 1.6 / 2.3 (or </w:t>
+      </w:r>
+      <w:r>
+        <w:rPr>
+          <w:rFonts w:ascii="Consolas" w:cs="Consolas" w:eastAsia="Consolas" w:hAnsi="Consolas"/>
+          <w:color w:val="7A2E2E"/>
+          <w:sz w:val="19"/>
+          <w:szCs w:val="19"/>
+        </w:rPr>
+        <w:t xml:space="preserve">--version</w:t>
+      </w:r>
+      <w:r>
+        <w:rPr>
+          <w:rFonts w:ascii="Calibri" w:cs="Calibri" w:eastAsia="Calibri" w:hAnsi="Calibri"/>
+        </w:rPr>
+        <w:t xml:space="preserve">); CycloneDX 1.8 and newer goes to 1.7. Only invalid JSON and SPDX 3.0 are refused (exit 2).</w:t>
+      </w:r>
+    </w:p>
+    <w:p>
+      <w:pPr>
+        <w:pStyle w:val="ListParagraph"/>
+        <w:numPr>
+          <w:ilvl w:val="0"/>
+          <w:numId w:val="10"/>
+        </w:numPr>
+        <w:spacing w:after="80" w:line="276"/>
+      </w:pPr>
+      <w:r>
+        <w:rPr>
+          <w:rFonts w:ascii="Calibri" w:cs="Calibri" w:eastAsia="Calibri" w:hAnsi="Calibri"/>
+        </w:rPr>
+        <w:t xml:space="preserve">Required fields are derived first, so nothing is dropped; then the repair and clean-up rules of </w:t>
+      </w:r>
+      <w:r>
+        <w:rPr>
+          <w:rFonts w:ascii="Consolas" w:cs="Consolas" w:eastAsia="Consolas" w:hAnsi="Consolas"/>
+          <w:color w:val="7A2E2E"/>
+          <w:sz w:val="19"/>
+          <w:szCs w:val="19"/>
+        </w:rPr>
+        <w:t xml:space="preserve">fix</w:t>
+      </w:r>
+      <w:r>
+        <w:rPr>
+          <w:rFonts w:ascii="Calibri" w:cs="Calibri" w:eastAsia="Calibri" w:hAnsi="Calibri"/>
+        </w:rPr>
+        <w:t xml:space="preserve"> run at that version (wrong case, wrong types, bad dates, licence shapes, bad hashes, unknown fields). The version never goes down.</w:t>
+      </w:r>
+    </w:p>
+    <w:p>
+      <w:pPr>
+        <w:pStyle w:val="ListParagraph"/>
+        <w:numPr>
+          <w:ilvl w:val="0"/>
+          <w:numId w:val="10"/>
+        </w:numPr>
+        <w:spacing w:after="80" w:line="276"/>
+      </w:pPr>
+      <w:r>
+        <w:rPr>
+          <w:rFonts w:ascii="Calibri" w:cs="Calibri" w:eastAsia="Calibri" w:hAnsi="Calibri"/>
+        </w:rPr>
+        <w:t xml:space="preserve">Each missing field is filled with, in this order: a value derived from the SBOM, a standard value (SPDX NOASSERTION), the schema default, an allowed enum value (unknown / other first), or an obvious placeholder: </w:t>
+      </w:r>
+      <w:r>
+        <w:rPr>
+          <w:rFonts w:ascii="Consolas" w:cs="Consolas" w:eastAsia="Consolas" w:hAnsi="Consolas"/>
+          <w:color w:val="7A2E2E"/>
+          <w:sz w:val="19"/>
+          <w:szCs w:val="19"/>
+        </w:rPr>
+        <w:t xml:space="preserve">PLACEHOLDER-&lt;field&gt;</w:t>
+      </w:r>
+      <w:r>
+        <w:rPr>
+          <w:rFonts w:ascii="Calibri" w:cs="Calibri" w:eastAsia="Calibri" w:hAnsi="Calibri"/>
+        </w:rPr>
+        <w:t xml:space="preserve">, </w:t>
+      </w:r>
+      <w:r>
+        <w:rPr>
+          <w:rFonts w:ascii="Consolas" w:cs="Consolas" w:eastAsia="Consolas" w:hAnsi="Consolas"/>
+          <w:color w:val="7A2E2E"/>
+          <w:sz w:val="19"/>
+          <w:szCs w:val="19"/>
+        </w:rPr>
+        <w:t xml:space="preserve">https://placeholder.invalid/</w:t>
+      </w:r>
+      <w:r>
+        <w:rPr>
+          <w:rFonts w:ascii="Calibri" w:cs="Calibri" w:eastAsia="Calibri" w:hAnsi="Calibri"/>
+        </w:rPr>
+        <w:t xml:space="preserve">, </w:t>
+      </w:r>
+      <w:r>
+        <w:rPr>
+          <w:rFonts w:ascii="Consolas" w:cs="Consolas" w:eastAsia="Consolas" w:hAnsi="Consolas"/>
+          <w:color w:val="7A2E2E"/>
+          <w:sz w:val="19"/>
+          <w:szCs w:val="19"/>
+        </w:rPr>
+        <w:t xml:space="preserve">placeholder@example.invalid</w:t>
+      </w:r>
+      <w:r>
+        <w:rPr>
+          <w:rFonts w:ascii="Calibri" w:cs="Calibri" w:eastAsia="Calibri" w:hAnsi="Calibri"/>
+        </w:rPr>
+        <w:t xml:space="preserve">, </w:t>
+      </w:r>
+      <w:r>
+        <w:rPr>
+          <w:rFonts w:ascii="Consolas" w:cs="Consolas" w:eastAsia="Consolas" w:hAnsi="Consolas"/>
+          <w:color w:val="7A2E2E"/>
+          <w:sz w:val="19"/>
+          <w:szCs w:val="19"/>
+        </w:rPr>
+        <w:t xml:space="preserve">0</w:t>
+      </w:r>
+      <w:r>
+        <w:rPr>
+          <w:rFonts w:ascii="Calibri" w:cs="Calibri" w:eastAsia="Calibri" w:hAnsi="Calibri"/>
+        </w:rPr>
+        <w:t xml:space="preserve">, </w:t>
+      </w:r>
+      <w:r>
+        <w:rPr>
+          <w:rFonts w:ascii="Consolas" w:cs="Consolas" w:eastAsia="Consolas" w:hAnsi="Consolas"/>
+          <w:color w:val="7A2E2E"/>
+          <w:sz w:val="19"/>
+          <w:szCs w:val="19"/>
+        </w:rPr>
+        <w:t xml:space="preserve">false</w:t>
+      </w:r>
+      <w:r>
+        <w:rPr>
+          <w:rFonts w:ascii="Calibri" w:cs="Calibri" w:eastAsia="Calibri" w:hAnsi="Calibri"/>
+        </w:rPr>
+        <w:t xml:space="preserve">.</w:t>
+      </w:r>
+    </w:p>
+    <w:p>
+      <w:pPr>
+        <w:pStyle w:val="ListParagraph"/>
+        <w:numPr>
+          <w:ilvl w:val="0"/>
+          <w:numId w:val="10"/>
+        </w:numPr>
+        <w:spacing w:after="80" w:line="276"/>
+      </w:pPr>
+      <w:r>
+        <w:rPr>
+          <w:rFonts w:ascii="Calibri" w:cs="Calibri" w:eastAsia="Calibri" w:hAnsi="Calibri"/>
+        </w:rPr>
+        <w:t xml:space="preserve">Values the schema still rejects are converted when the meaning is clear ("no" to false, "42" to 42, a bare name to an object with that name), otherwise removed and filled again. Additions that would break the schema are rolled back.</w:t>
+      </w:r>
+    </w:p>
+    <w:p>
+      <w:pPr>
+        <w:spacing w:after="120"/>
+      </w:pPr>
+    </w:p>
+    <w:tbl>
+      <w:tblPr>
+        <w:tblW w:type="dxa" w:w="9638"/>
+        <w:tblBorders>
+          <w:top w:val="single" w:color="auto" w:sz="4"/>
+          <w:left w:val="single" w:color="auto" w:sz="4"/>
+          <w:bottom w:val="single" w:color="auto" w:sz="4"/>
+          <w:right w:val="single" w:color="auto" w:sz="4"/>
+          <w:insideH w:val="single" w:color="auto" w:sz="4"/>
+          <w:insideV w:val="single" w:color="auto" w:sz="4"/>
+        </w:tblBorders>
+      </w:tblPr>
+      <w:tblGrid>
+        <w:gridCol w:w="3600"/>
+        <w:gridCol w:w="6038"/>
+      </w:tblGrid>
+      <w:tr>
+        <w:trPr>
+          <w:tblHeader/>
+        </w:trPr>
+        <w:tc>
+          <w:tcPr>
+            <w:tcW w:type="dxa" w:w="3600"/>
+            <w:tcBorders>
+              <w:top w:val="single" w:color="C9D1DC" w:sz="4"/>
+              <w:left w:val="single" w:color="C9D1DC" w:sz="4"/>
+              <w:bottom w:val="single" w:color="C9D1DC" w:sz="4"/>
+              <w:right w:val="single" w:color="C9D1DC" w:sz="4"/>
+            </w:tcBorders>
+            <w:shd w:fill="E3EEF7" w:color="auto" w:val="clear"/>
+            <w:tcMar>
+              <w:top w:type="dxa" w:w="60"/>
+              <w:left w:type="dxa" w:w="100"/>
+              <w:bottom w:type="dxa" w:w="60"/>
+              <w:right w:type="dxa" w:w="100"/>
+            </w:tcMar>
+          </w:tcPr>
+          <w:p>
+            <w:pPr>
+              <w:spacing w:after="0" w:line="260"/>
+            </w:pPr>
+            <w:r>
+              <w:rPr>
+                <w:rFonts w:ascii="Calibri" w:cs="Calibri" w:eastAsia="Calibri" w:hAnsi="Calibri"/>
+                <w:b/>
+                <w:bCs/>
+                <w:color w:val="1F5D8A"/>
+                <w:sz w:val="18"/>
+                <w:szCs w:val="18"/>
+              </w:rPr>
+              <w:t xml:space="preserve">Derived field</w:t>
+            </w:r>
+          </w:p>
+        </w:tc>
+        <w:tc>
+          <w:tcPr>
+            <w:tcW w:type="dxa" w:w="6038"/>
+            <w:tcBorders>
+              <w:top w:val="single" w:color="C9D1DC" w:sz="4"/>
+              <w:left w:val="single" w:color="C9D1DC" w:sz="4"/>
+              <w:bottom w:val="single" w:color="C9D1DC" w:sz="4"/>
+              <w:right w:val="single" w:color="C9D1DC" w:sz="4"/>
+            </w:tcBorders>
+            <w:shd w:fill="E3EEF7" w:color="auto" w:val="clear"/>
+            <w:tcMar>
+              <w:top w:type="dxa" w:w="60"/>
+              <w:left w:type="dxa" w:w="100"/>
+              <w:bottom w:type="dxa" w:w="60"/>
+              <w:right w:type="dxa" w:w="100"/>
+            </w:tcMar>
+          </w:tcPr>
+          <w:p>
+            <w:pPr>
+              <w:spacing w:after="0" w:line="260"/>
+            </w:pPr>
+            <w:r>
+              <w:rPr>
+                <w:rFonts w:ascii="Calibri" w:cs="Calibri" w:eastAsia="Calibri" w:hAnsi="Calibri"/>
+                <w:b/>
+                <w:bCs/>
+                <w:color w:val="1F5D8A"/>
+                <w:sz w:val="18"/>
+                <w:szCs w:val="18"/>
+              </w:rPr>
+              <w:t xml:space="preserve">From</w:t>
+            </w:r>
+          </w:p>
+        </w:tc>
+      </w:tr>
+      <w:tr>
+        <w:trPr>
+          <w:cantSplit/>
+        </w:trPr>
+        <w:tc>
+          <w:tcPr>
+            <w:tcW w:type="dxa" w:w="3600"/>
+            <w:tcBorders>
+              <w:top w:val="single" w:color="C9D1DC" w:sz="4"/>
+              <w:left w:val="single" w:color="C9D1DC" w:sz="4"/>
+              <w:bottom w:val="single" w:color="C9D1DC" w:sz="4"/>
+              <w:right w:val="single" w:color="C9D1DC" w:sz="4"/>
+            </w:tcBorders>
+            <w:tcMar>
+              <w:top w:type="dxa" w:w="60"/>
+              <w:left w:type="dxa" w:w="100"/>
+              <w:bottom w:type="dxa" w:w="60"/>
+              <w:right w:type="dxa" w:w="100"/>
+            </w:tcMar>
+          </w:tcPr>
+          <w:p>
+            <w:pPr>
+              <w:spacing w:after="0" w:line="260"/>
+            </w:pPr>
+            <w:r>
+              <w:rPr>
+                <w:rFonts w:ascii="Calibri" w:cs="Calibri" w:eastAsia="Calibri" w:hAnsi="Calibri"/>
+                <w:sz w:val="18"/>
+                <w:szCs w:val="18"/>
+              </w:rPr>
+              <w:t xml:space="preserve">component name, version, group</w:t>
+            </w:r>
+          </w:p>
+        </w:tc>
+        <w:tc>
+          <w:tcPr>
+            <w:tcW w:type="dxa" w:w="6038"/>
+            <w:tcBorders>
+              <w:top w:val="single" w:color="C9D1DC" w:sz="4"/>
+              <w:left w:val="single" w:color="C9D1DC" w:sz="4"/>
+              <w:bottom w:val="single" w:color="C9D1DC" w:sz="4"/>
+              <w:right w:val="single" w:color="C9D1DC" w:sz="4"/>
+            </w:tcBorders>
+            <w:tcMar>
+              <w:top w:type="dxa" w:w="60"/>
+              <w:left w:type="dxa" w:w="100"/>
+              <w:bottom w:type="dxa" w:w="60"/>
+              <w:right w:type="dxa" w:w="100"/>
+            </w:tcMar>
+          </w:tcPr>
+          <w:p>
+            <w:pPr>
+              <w:spacing w:after="0" w:line="260"/>
+            </w:pPr>
+            <w:r>
+              <w:rPr>
+                <w:rFonts w:ascii="Calibri" w:cs="Calibri" w:eastAsia="Calibri" w:hAnsi="Calibri"/>
+                <w:sz w:val="18"/>
+                <w:szCs w:val="18"/>
+              </w:rPr>
+              <w:t xml:space="preserve">purl (or a bom-ref that is a purl)</w:t>
+            </w:r>
+          </w:p>
+        </w:tc>
+      </w:tr>
+      <w:tr>
+        <w:trPr>
+          <w:cantSplit/>
+        </w:trPr>
+        <w:tc>
+          <w:tcPr>
+            <w:tcW w:type="dxa" w:w="3600"/>
+            <w:tcBorders>
+              <w:top w:val="single" w:color="C9D1DC" w:sz="4"/>
+              <w:left w:val="single" w:color="C9D1DC" w:sz="4"/>
+              <w:bottom w:val="single" w:color="C9D1DC" w:sz="4"/>
+              <w:right w:val="single" w:color="C9D1DC" w:sz="4"/>
+            </w:tcBorders>
+            <w:tcMar>
+              <w:top w:type="dxa" w:w="60"/>
+              <w:left w:type="dxa" w:w="100"/>
+              <w:bottom w:type="dxa" w:w="60"/>
+              <w:right w:type="dxa" w:w="100"/>
+            </w:tcMar>
+          </w:tcPr>
+          <w:p>
+            <w:pPr>
+              <w:spacing w:after="0" w:line="260"/>
+            </w:pPr>
+            <w:r>
+              <w:rPr>
+                <w:rFonts w:ascii="Calibri" w:cs="Calibri" w:eastAsia="Calibri" w:hAnsi="Calibri"/>
+                <w:sz w:val="18"/>
+                <w:szCs w:val="18"/>
+              </w:rPr>
+              <w:t xml:space="preserve">component purl</w:t>
+            </w:r>
+          </w:p>
+        </w:tc>
+        <w:tc>
+          <w:tcPr>
+            <w:tcW w:type="dxa" w:w="6038"/>
+            <w:tcBorders>
+              <w:top w:val="single" w:color="C9D1DC" w:sz="4"/>
+              <w:left w:val="single" w:color="C9D1DC" w:sz="4"/>
+              <w:bottom w:val="single" w:color="C9D1DC" w:sz="4"/>
+              <w:right w:val="single" w:color="C9D1DC" w:sz="4"/>
+            </w:tcBorders>
+            <w:tcMar>
+              <w:top w:type="dxa" w:w="60"/>
+              <w:left w:type="dxa" w:w="100"/>
+              <w:bottom w:type="dxa" w:w="60"/>
+              <w:right w:type="dxa" w:w="100"/>
+            </w:tcMar>
+          </w:tcPr>
+          <w:p>
+            <w:pPr>
+              <w:spacing w:after="0" w:line="260"/>
+            </w:pPr>
+            <w:r>
+              <w:rPr>
+                <w:rFonts w:ascii="Calibri" w:cs="Calibri" w:eastAsia="Calibri" w:hAnsi="Calibri"/>
+                <w:sz w:val="18"/>
+                <w:szCs w:val="18"/>
+              </w:rPr>
+              <w:t xml:space="preserve">bom-ref that is a purl, or the generator's package type with name and version (SAN-011)</w:t>
+            </w:r>
+          </w:p>
+        </w:tc>
+      </w:tr>
+      <w:tr>
+        <w:trPr>
+          <w:cantSplit/>
+        </w:trPr>
+        <w:tc>
+          <w:tcPr>
+            <w:tcW w:type="dxa" w:w="3600"/>
+            <w:tcBorders>
+              <w:top w:val="single" w:color="C9D1DC" w:sz="4"/>
+              <w:left w:val="single" w:color="C9D1DC" w:sz="4"/>
+              <w:bottom w:val="single" w:color="C9D1DC" w:sz="4"/>
+              <w:right w:val="single" w:color="C9D1DC" w:sz="4"/>
+            </w:tcBorders>
+            <w:tcMar>
+              <w:top w:type="dxa" w:w="60"/>
+              <w:left w:type="dxa" w:w="100"/>
+              <w:bottom w:type="dxa" w:w="60"/>
+              <w:right w:type="dxa" w:w="100"/>
+            </w:tcMar>
+          </w:tcPr>
+          <w:p>
+            <w:pPr>
+              <w:spacing w:after="0" w:line="260"/>
+            </w:pPr>
+            <w:r>
+              <w:rPr>
+                <w:rFonts w:ascii="Calibri" w:cs="Calibri" w:eastAsia="Calibri" w:hAnsi="Calibri"/>
+                <w:sz w:val="18"/>
+                <w:szCs w:val="18"/>
+              </w:rPr>
+              <w:t xml:space="preserve">supplier / publisher</w:t>
+            </w:r>
+          </w:p>
+        </w:tc>
+        <w:tc>
+          <w:tcPr>
+            <w:tcW w:type="dxa" w:w="6038"/>
+            <w:tcBorders>
+              <w:top w:val="single" w:color="C9D1DC" w:sz="4"/>
+              <w:left w:val="single" w:color="C9D1DC" w:sz="4"/>
+              <w:bottom w:val="single" w:color="C9D1DC" w:sz="4"/>
+              <w:right w:val="single" w:color="C9D1DC" w:sz="4"/>
+            </w:tcBorders>
+            <w:tcMar>
+              <w:top w:type="dxa" w:w="60"/>
+              <w:left w:type="dxa" w:w="100"/>
+              <w:bottom w:type="dxa" w:w="60"/>
+              <w:right w:type="dxa" w:w="100"/>
+            </w:tcMar>
+          </w:tcPr>
+          <w:p>
+            <w:pPr>
+              <w:spacing w:after="0" w:line="260"/>
+            </w:pPr>
+            <w:r>
+              <w:rPr>
+                <w:rFonts w:ascii="Calibri" w:cs="Calibri" w:eastAsia="Calibri" w:hAnsi="Calibri"/>
+                <w:sz w:val="18"/>
+                <w:szCs w:val="18"/>
+              </w:rPr>
+              <w:t xml:space="preserve">each other</w:t>
+            </w:r>
+          </w:p>
+        </w:tc>
+      </w:tr>
+      <w:tr>
+        <w:trPr>
+          <w:cantSplit/>
+        </w:trPr>
+        <w:tc>
+          <w:tcPr>
+            <w:tcW w:type="dxa" w:w="3600"/>
+            <w:tcBorders>
+              <w:top w:val="single" w:color="C9D1DC" w:sz="4"/>
+              <w:left w:val="single" w:color="C9D1DC" w:sz="4"/>
+              <w:bottom w:val="single" w:color="C9D1DC" w:sz="4"/>
+              <w:right w:val="single" w:color="C9D1DC" w:sz="4"/>
+            </w:tcBorders>
+            <w:tcMar>
+              <w:top w:type="dxa" w:w="60"/>
+              <w:left w:type="dxa" w:w="100"/>
+              <w:bottom w:type="dxa" w:w="60"/>
+              <w:right w:type="dxa" w:w="100"/>
+            </w:tcMar>
+          </w:tcPr>
+          <w:p>
+            <w:pPr>
+              <w:spacing w:after="0" w:line="260"/>
+            </w:pPr>
+            <w:r>
+              <w:rPr>
+                <w:rFonts w:ascii="Calibri" w:cs="Calibri" w:eastAsia="Calibri" w:hAnsi="Calibri"/>
+                <w:sz w:val="18"/>
+                <w:szCs w:val="18"/>
+              </w:rPr>
+              <w:t xml:space="preserve">hash alg</w:t>
+            </w:r>
+          </w:p>
+        </w:tc>
+        <w:tc>
+          <w:tcPr>
+            <w:tcW w:type="dxa" w:w="6038"/>
+            <w:tcBorders>
+              <w:top w:val="single" w:color="C9D1DC" w:sz="4"/>
+              <w:left w:val="single" w:color="C9D1DC" w:sz="4"/>
+              <w:bottom w:val="single" w:color="C9D1DC" w:sz="4"/>
+              <w:right w:val="single" w:color="C9D1DC" w:sz="4"/>
+            </w:tcBorders>
+            <w:tcMar>
+              <w:top w:type="dxa" w:w="60"/>
+              <w:left w:type="dxa" w:w="100"/>
+              <w:bottom w:type="dxa" w:w="60"/>
+              <w:right w:type="dxa" w:w="100"/>
+            </w:tcMar>
+          </w:tcPr>
+          <w:p>
+            <w:pPr>
+              <w:spacing w:after="0" w:line="260"/>
+            </w:pPr>
+            <w:r>
+              <w:rPr>
+                <w:rFonts w:ascii="Calibri" w:cs="Calibri" w:eastAsia="Calibri" w:hAnsi="Calibri"/>
+                <w:sz w:val="18"/>
+                <w:szCs w:val="18"/>
+              </w:rPr>
+              <w:t xml:space="preserve">length of the hash content (32 MD5, 40 SHA-1, 64 SHA-256, 96 SHA-384)</w:t>
+            </w:r>
+          </w:p>
+        </w:tc>
+      </w:tr>
+      <w:tr>
+        <w:trPr>
+          <w:cantSplit/>
+        </w:trPr>
+        <w:tc>
+          <w:tcPr>
+            <w:tcW w:type="dxa" w:w="3600"/>
+            <w:tcBorders>
+              <w:top w:val="single" w:color="C9D1DC" w:sz="4"/>
+              <w:left w:val="single" w:color="C9D1DC" w:sz="4"/>
+              <w:bottom w:val="single" w:color="C9D1DC" w:sz="4"/>
+              <w:right w:val="single" w:color="C9D1DC" w:sz="4"/>
+            </w:tcBorders>
+            <w:tcMar>
+              <w:top w:type="dxa" w:w="60"/>
+              <w:left w:type="dxa" w:w="100"/>
+              <w:bottom w:type="dxa" w:w="60"/>
+              <w:right w:type="dxa" w:w="100"/>
+            </w:tcMar>
+          </w:tcPr>
+          <w:p>
+            <w:pPr>
+              <w:spacing w:after="0" w:line="260"/>
+            </w:pPr>
+            <w:r>
+              <w:rPr>
+                <w:rFonts w:ascii="Calibri" w:cs="Calibri" w:eastAsia="Calibri" w:hAnsi="Calibri"/>
+                <w:sz w:val="18"/>
+                <w:szCs w:val="18"/>
+              </w:rPr>
+              <w:t xml:space="preserve">licenses, copyright</w:t>
+            </w:r>
+          </w:p>
+        </w:tc>
+        <w:tc>
+          <w:tcPr>
+            <w:tcW w:type="dxa" w:w="6038"/>
+            <w:tcBorders>
+              <w:top w:val="single" w:color="C9D1DC" w:sz="4"/>
+              <w:left w:val="single" w:color="C9D1DC" w:sz="4"/>
+              <w:bottom w:val="single" w:color="C9D1DC" w:sz="4"/>
+              <w:right w:val="single" w:color="C9D1DC" w:sz="4"/>
+            </w:tcBorders>
+            <w:tcMar>
+              <w:top w:type="dxa" w:w="60"/>
+              <w:left w:type="dxa" w:w="100"/>
+              <w:bottom w:type="dxa" w:w="60"/>
+              <w:right w:type="dxa" w:w="100"/>
+            </w:tcMar>
+          </w:tcPr>
+          <w:p>
+            <w:pPr>
+              <w:spacing w:after="0" w:line="260"/>
+            </w:pPr>
+            <w:r>
+              <w:rPr>
+                <w:rFonts w:ascii="Calibri" w:cs="Calibri" w:eastAsia="Calibri" w:hAnsi="Calibri"/>
+                <w:sz w:val="18"/>
+                <w:szCs w:val="18"/>
+              </w:rPr>
+              <w:t xml:space="preserve">component evidence</w:t>
+            </w:r>
+          </w:p>
+        </w:tc>
+      </w:tr>
+      <w:tr>
+        <w:trPr>
+          <w:cantSplit/>
+        </w:trPr>
+        <w:tc>
+          <w:tcPr>
+            <w:tcW w:type="dxa" w:w="3600"/>
+            <w:tcBorders>
+              <w:top w:val="single" w:color="C9D1DC" w:sz="4"/>
+              <w:left w:val="single" w:color="C9D1DC" w:sz="4"/>
+              <w:bottom w:val="single" w:color="C9D1DC" w:sz="4"/>
+              <w:right w:val="single" w:color="C9D1DC" w:sz="4"/>
+            </w:tcBorders>
+            <w:tcMar>
+              <w:top w:type="dxa" w:w="60"/>
+              <w:left w:type="dxa" w:w="100"/>
+              <w:bottom w:type="dxa" w:w="60"/>
+              <w:right w:type="dxa" w:w="100"/>
+            </w:tcMar>
+          </w:tcPr>
+          <w:p>
+            <w:pPr>
+              <w:spacing w:after="0" w:line="260"/>
+            </w:pPr>
+            <w:r>
+              <w:rPr>
+                <w:rFonts w:ascii="Calibri" w:cs="Calibri" w:eastAsia="Calibri" w:hAnsi="Calibri"/>
+                <w:sz w:val="18"/>
+                <w:szCs w:val="18"/>
+              </w:rPr>
+              <w:t xml:space="preserve">externalReferences</w:t>
+            </w:r>
+          </w:p>
+        </w:tc>
+        <w:tc>
+          <w:tcPr>
+            <w:tcW w:type="dxa" w:w="6038"/>
+            <w:tcBorders>
+              <w:top w:val="single" w:color="C9D1DC" w:sz="4"/>
+              <w:left w:val="single" w:color="C9D1DC" w:sz="4"/>
+              <w:bottom w:val="single" w:color="C9D1DC" w:sz="4"/>
+              <w:right w:val="single" w:color="C9D1DC" w:sz="4"/>
+            </w:tcBorders>
+            <w:tcMar>
+              <w:top w:type="dxa" w:w="60"/>
+              <w:left w:type="dxa" w:w="100"/>
+              <w:bottom w:type="dxa" w:w="60"/>
+              <w:right w:type="dxa" w:w="100"/>
+            </w:tcMar>
+          </w:tcPr>
+          <w:p>
+            <w:pPr>
+              <w:spacing w:after="0" w:line="260"/>
+            </w:pPr>
+            <w:r>
+              <w:rPr>
+                <w:rFonts w:ascii="Calibri" w:cs="Calibri" w:eastAsia="Calibri" w:hAnsi="Calibri"/>
+                <w:sz w:val="18"/>
+                <w:szCs w:val="18"/>
+              </w:rPr>
+              <w:t xml:space="preserve">purl qualifiers download_url, vcs_url, repository_url</w:t>
+            </w:r>
+          </w:p>
+        </w:tc>
+      </w:tr>
+      <w:tr>
+        <w:trPr>
+          <w:cantSplit/>
+        </w:trPr>
+        <w:tc>
+          <w:tcPr>
+            <w:tcW w:type="dxa" w:w="3600"/>
+            <w:tcBorders>
+              <w:top w:val="single" w:color="C9D1DC" w:sz="4"/>
+              <w:left w:val="single" w:color="C9D1DC" w:sz="4"/>
+              <w:bottom w:val="single" w:color="C9D1DC" w:sz="4"/>
+              <w:right w:val="single" w:color="C9D1DC" w:sz="4"/>
+            </w:tcBorders>
+            <w:tcMar>
+              <w:top w:type="dxa" w:w="60"/>
+              <w:left w:type="dxa" w:w="100"/>
+              <w:bottom w:type="dxa" w:w="60"/>
+              <w:right w:type="dxa" w:w="100"/>
+            </w:tcMar>
+          </w:tcPr>
+          <w:p>
+            <w:pPr>
+              <w:spacing w:after="0" w:line="260"/>
+            </w:pPr>
+            <w:r>
+              <w:rPr>
+                <w:rFonts w:ascii="Calibri" w:cs="Calibri" w:eastAsia="Calibri" w:hAnsi="Calibri"/>
+                <w:sz w:val="18"/>
+                <w:szCs w:val="18"/>
+              </w:rPr>
+              <w:t xml:space="preserve">metadata.component, SPDX document name</w:t>
+            </w:r>
+          </w:p>
+        </w:tc>
+        <w:tc>
+          <w:tcPr>
+            <w:tcW w:type="dxa" w:w="6038"/>
+            <w:tcBorders>
+              <w:top w:val="single" w:color="C9D1DC" w:sz="4"/>
+              <w:left w:val="single" w:color="C9D1DC" w:sz="4"/>
+              <w:bottom w:val="single" w:color="C9D1DC" w:sz="4"/>
+              <w:right w:val="single" w:color="C9D1DC" w:sz="4"/>
+            </w:tcBorders>
+            <w:tcMar>
+              <w:top w:type="dxa" w:w="60"/>
+              <w:left w:type="dxa" w:w="100"/>
+              <w:bottom w:type="dxa" w:w="60"/>
+              <w:right w:type="dxa" w:w="100"/>
+            </w:tcMar>
+          </w:tcPr>
+          <w:p>
+            <w:pPr>
+              <w:spacing w:after="0" w:line="260"/>
+            </w:pPr>
+            <w:r>
+              <w:rPr>
+                <w:rFonts w:ascii="Calibri" w:cs="Calibri" w:eastAsia="Calibri" w:hAnsi="Calibri"/>
+                <w:sz w:val="18"/>
+                <w:szCs w:val="18"/>
+              </w:rPr>
+              <w:t xml:space="preserve">file name</w:t>
+            </w:r>
+          </w:p>
+        </w:tc>
+      </w:tr>
+      <w:tr>
+        <w:trPr>
+          <w:cantSplit/>
+        </w:trPr>
+        <w:tc>
+          <w:tcPr>
+            <w:tcW w:type="dxa" w:w="3600"/>
+            <w:tcBorders>
+              <w:top w:val="single" w:color="C9D1DC" w:sz="4"/>
+              <w:left w:val="single" w:color="C9D1DC" w:sz="4"/>
+              <w:bottom w:val="single" w:color="C9D1DC" w:sz="4"/>
+              <w:right w:val="single" w:color="C9D1DC" w:sz="4"/>
+            </w:tcBorders>
+            <w:tcMar>
+              <w:top w:type="dxa" w:w="60"/>
+              <w:left w:type="dxa" w:w="100"/>
+              <w:bottom w:type="dxa" w:w="60"/>
+              <w:right w:type="dxa" w:w="100"/>
+            </w:tcMar>
+          </w:tcPr>
+          <w:p>
+            <w:pPr>
+              <w:spacing w:after="0" w:line="260"/>
+            </w:pPr>
+            <w:r>
+              <w:rPr>
+                <w:rFonts w:ascii="Calibri" w:cs="Calibri" w:eastAsia="Calibri" w:hAnsi="Calibri"/>
+                <w:sz w:val="18"/>
+                <w:szCs w:val="18"/>
+              </w:rPr>
+              <w:t xml:space="preserve">metadata.timestamp, creationInfo.created</w:t>
+            </w:r>
+          </w:p>
+        </w:tc>
+        <w:tc>
+          <w:tcPr>
+            <w:tcW w:type="dxa" w:w="6038"/>
+            <w:tcBorders>
+              <w:top w:val="single" w:color="C9D1DC" w:sz="4"/>
+              <w:left w:val="single" w:color="C9D1DC" w:sz="4"/>
+              <w:bottom w:val="single" w:color="C9D1DC" w:sz="4"/>
+              <w:right w:val="single" w:color="C9D1DC" w:sz="4"/>
+            </w:tcBorders>
+            <w:tcMar>
+              <w:top w:type="dxa" w:w="60"/>
+              <w:left w:type="dxa" w:w="100"/>
+              <w:bottom w:type="dxa" w:w="60"/>
+              <w:right w:type="dxa" w:w="100"/>
+            </w:tcMar>
+          </w:tcPr>
+          <w:p>
+            <w:pPr>
+              <w:spacing w:after="0" w:line="260"/>
+            </w:pPr>
+            <w:r>
+              <w:rPr>
+                <w:rFonts w:ascii="Calibri" w:cs="Calibri" w:eastAsia="Calibri" w:hAnsi="Calibri"/>
+                <w:sz w:val="18"/>
+                <w:szCs w:val="18"/>
+              </w:rPr>
+              <w:t xml:space="preserve">time of the run (UTC)</w:t>
+            </w:r>
+          </w:p>
+        </w:tc>
+      </w:tr>
+      <w:tr>
+        <w:trPr>
+          <w:cantSplit/>
+        </w:trPr>
+        <w:tc>
+          <w:tcPr>
+            <w:tcW w:type="dxa" w:w="3600"/>
+            <w:tcBorders>
+              <w:top w:val="single" w:color="C9D1DC" w:sz="4"/>
+              <w:left w:val="single" w:color="C9D1DC" w:sz="4"/>
+              <w:bottom w:val="single" w:color="C9D1DC" w:sz="4"/>
+              <w:right w:val="single" w:color="C9D1DC" w:sz="4"/>
+            </w:tcBorders>
+            <w:tcMar>
+              <w:top w:type="dxa" w:w="60"/>
+              <w:left w:type="dxa" w:w="100"/>
+              <w:bottom w:type="dxa" w:w="60"/>
+              <w:right w:type="dxa" w:w="100"/>
+            </w:tcMar>
+          </w:tcPr>
+          <w:p>
+            <w:pPr>
+              <w:spacing w:after="0" w:line="260"/>
+            </w:pPr>
+            <w:r>
+              <w:rPr>
+                <w:rFonts w:ascii="Calibri" w:cs="Calibri" w:eastAsia="Calibri" w:hAnsi="Calibri"/>
+                <w:sz w:val="18"/>
+                <w:szCs w:val="18"/>
+              </w:rPr>
+              <w:t xml:space="preserve">metadata.tools, SPDX creators</w:t>
+            </w:r>
+          </w:p>
+        </w:tc>
+        <w:tc>
+          <w:tcPr>
+            <w:tcW w:type="dxa" w:w="6038"/>
+            <w:tcBorders>
+              <w:top w:val="single" w:color="C9D1DC" w:sz="4"/>
+              <w:left w:val="single" w:color="C9D1DC" w:sz="4"/>
+              <w:bottom w:val="single" w:color="C9D1DC" w:sz="4"/>
+              <w:right w:val="single" w:color="C9D1DC" w:sz="4"/>
+            </w:tcBorders>
+            <w:tcMar>
+              <w:top w:type="dxa" w:w="60"/>
+              <w:left w:type="dxa" w:w="100"/>
+              <w:bottom w:type="dxa" w:w="60"/>
+              <w:right w:type="dxa" w:w="100"/>
+            </w:tcMar>
+          </w:tcPr>
+          <w:p>
+            <w:pPr>
+              <w:spacing w:after="0" w:line="260"/>
+            </w:pPr>
+            <w:r>
+              <w:rPr>
+                <w:rFonts w:ascii="Calibri" w:cs="Calibri" w:eastAsia="Calibri" w:hAnsi="Calibri"/>
+                <w:sz w:val="18"/>
+                <w:szCs w:val="18"/>
+              </w:rPr>
+              <w:t xml:space="preserve">sbom-fixer</w:t>
+            </w:r>
+          </w:p>
+        </w:tc>
+      </w:tr>
+      <w:tr>
+        <w:trPr>
+          <w:cantSplit/>
+        </w:trPr>
+        <w:tc>
+          <w:tcPr>
+            <w:tcW w:type="dxa" w:w="3600"/>
+            <w:tcBorders>
+              <w:top w:val="single" w:color="C9D1DC" w:sz="4"/>
+              <w:left w:val="single" w:color="C9D1DC" w:sz="4"/>
+              <w:bottom w:val="single" w:color="C9D1DC" w:sz="4"/>
+              <w:right w:val="single" w:color="C9D1DC" w:sz="4"/>
+            </w:tcBorders>
+            <w:tcMar>
+              <w:top w:type="dxa" w:w="60"/>
+              <w:left w:type="dxa" w:w="100"/>
+              <w:bottom w:type="dxa" w:w="60"/>
+              <w:right w:type="dxa" w:w="100"/>
+            </w:tcMar>
+          </w:tcPr>
+          <w:p>
+            <w:pPr>
+              <w:spacing w:after="0" w:line="260"/>
+            </w:pPr>
+            <w:r>
+              <w:rPr>
+                <w:rFonts w:ascii="Calibri" w:cs="Calibri" w:eastAsia="Calibri" w:hAnsi="Calibri"/>
+                <w:sz w:val="18"/>
+                <w:szCs w:val="18"/>
+              </w:rPr>
+              <w:t xml:space="preserve">dependencies</w:t>
+            </w:r>
+          </w:p>
+        </w:tc>
+        <w:tc>
+          <w:tcPr>
+            <w:tcW w:type="dxa" w:w="6038"/>
+            <w:tcBorders>
+              <w:top w:val="single" w:color="C9D1DC" w:sz="4"/>
+              <w:left w:val="single" w:color="C9D1DC" w:sz="4"/>
+              <w:bottom w:val="single" w:color="C9D1DC" w:sz="4"/>
+              <w:right w:val="single" w:color="C9D1DC" w:sz="4"/>
+            </w:tcBorders>
+            <w:tcMar>
+              <w:top w:type="dxa" w:w="60"/>
+              <w:left w:type="dxa" w:w="100"/>
+              <w:bottom w:type="dxa" w:w="60"/>
+              <w:right w:type="dxa" w:w="100"/>
+            </w:tcMar>
+          </w:tcPr>
+          <w:p>
+            <w:pPr>
+              <w:spacing w:after="0" w:line="260"/>
+            </w:pPr>
+            <w:r>
+              <w:rPr>
+                <w:rFonts w:ascii="Calibri" w:cs="Calibri" w:eastAsia="Calibri" w:hAnsi="Calibri"/>
+                <w:sz w:val="18"/>
+                <w:szCs w:val="18"/>
+              </w:rPr>
+              <w:t xml:space="preserve">one entry per component bom-ref, without dependsOn (dependencies unknown)</w:t>
+            </w:r>
+          </w:p>
+        </w:tc>
+      </w:tr>
+      <w:tr>
+        <w:trPr>
+          <w:cantSplit/>
+        </w:trPr>
+        <w:tc>
+          <w:tcPr>
+            <w:tcW w:type="dxa" w:w="3600"/>
+            <w:tcBorders>
+              <w:top w:val="single" w:color="C9D1DC" w:sz="4"/>
+              <w:left w:val="single" w:color="C9D1DC" w:sz="4"/>
+              <w:bottom w:val="single" w:color="C9D1DC" w:sz="4"/>
+              <w:right w:val="single" w:color="C9D1DC" w:sz="4"/>
+            </w:tcBorders>
+            <w:tcMar>
+              <w:top w:type="dxa" w:w="60"/>
+              <w:left w:type="dxa" w:w="100"/>
+              <w:bottom w:type="dxa" w:w="60"/>
+              <w:right w:type="dxa" w:w="100"/>
+            </w:tcMar>
+          </w:tcPr>
+          <w:p>
+            <w:pPr>
+              <w:spacing w:after="0" w:line="260"/>
+            </w:pPr>
+            <w:r>
+              <w:rPr>
+                <w:rFonts w:ascii="Calibri" w:cs="Calibri" w:eastAsia="Calibri" w:hAnsi="Calibri"/>
+                <w:sz w:val="18"/>
+                <w:szCs w:val="18"/>
+              </w:rPr>
+              <w:t xml:space="preserve">serialNumber, documentNamespace</w:t>
+            </w:r>
+          </w:p>
+        </w:tc>
+        <w:tc>
+          <w:tcPr>
+            <w:tcW w:type="dxa" w:w="6038"/>
+            <w:tcBorders>
+              <w:top w:val="single" w:color="C9D1DC" w:sz="4"/>
+              <w:left w:val="single" w:color="C9D1DC" w:sz="4"/>
+              <w:bottom w:val="single" w:color="C9D1DC" w:sz="4"/>
+              <w:right w:val="single" w:color="C9D1DC" w:sz="4"/>
+            </w:tcBorders>
+            <w:tcMar>
+              <w:top w:type="dxa" w:w="60"/>
+              <w:left w:type="dxa" w:w="100"/>
+              <w:bottom w:type="dxa" w:w="60"/>
+              <w:right w:type="dxa" w:w="100"/>
+            </w:tcMar>
+          </w:tcPr>
+          <w:p>
+            <w:pPr>
+              <w:spacing w:after="0" w:line="260"/>
+            </w:pPr>
+            <w:r>
+              <w:rPr>
+                <w:rFonts w:ascii="Calibri" w:cs="Calibri" w:eastAsia="Calibri" w:hAnsi="Calibri"/>
+                <w:sz w:val="18"/>
+                <w:szCs w:val="18"/>
+              </w:rPr>
+              <w:t xml:space="preserve">deterministic UUID from the input</w:t>
+            </w:r>
+          </w:p>
+        </w:tc>
+      </w:tr>
+    </w:tbl>
+    <w:p>
+      <w:pPr>
+        <w:spacing w:after="120"/>
+      </w:pPr>
+    </w:p>
+    <w:p>
+      <w:pPr>
+        <w:pBdr>
+          <w:left w:val="single" w:color="1F5D8A" w:sz="24" w:space="8"/>
+        </w:pBdr>
+        <w:shd w:fill="F4F8FB" w:color="auto" w:val="clear"/>
+        <w:spacing w:after="200" w:before="120" w:line="276"/>
+        <w:ind w:left="200" w:right="120"/>
+      </w:pPr>
+      <w:r>
+        <w:rPr>
+          <w:rFonts w:ascii="Calibri" w:cs="Calibri" w:eastAsia="Calibri" w:hAnsi="Calibri"/>
+          <w:b/>
+          <w:bCs/>
+          <w:sz w:val="20"/>
+          <w:szCs w:val="20"/>
+        </w:rPr>
+        <w:t xml:space="preserve">Never invented:</w:t>
+      </w:r>
+      <w:r>
+        <w:rPr>
+          <w:rFonts w:ascii="Calibri" w:cs="Calibri" w:eastAsia="Calibri" w:hAnsi="Calibri"/>
+          <w:sz w:val="20"/>
+          <w:szCs w:val="20"/>
+        </w:rPr>
+        <w:t xml:space="preserve"> identity fields (purl, cpe, swid, omniborId, swhid, SPDX externalRefs) and references to other elements (ref, dependsOn, assemblies, relationships) are only derived. A placeholder purl would be scanned as a real package. Hashes, signatures, vulnerabilities, attestations and crypto are added only with </w:t>
+      </w:r>
+      <w:r>
+        <w:rPr>
+          <w:rFonts w:ascii="Consolas" w:cs="Consolas" w:eastAsia="Consolas" w:hAnsi="Consolas"/>
+          <w:color w:val="7A2E2E"/>
+          <w:sz w:val="18"/>
+          <w:szCs w:val="18"/>
+        </w:rPr>
+        <w:t xml:space="preserve">--include-sensitive</w:t>
+      </w:r>
+      <w:r>
+        <w:rPr>
+          <w:rFonts w:ascii="Calibri" w:cs="Calibri" w:eastAsia="Calibri" w:hAnsi="Calibri"/>
+          <w:sz w:val="20"/>
+          <w:szCs w:val="20"/>
+        </w:rPr>
+        <w:t xml:space="preserve">.</w:t>
+      </w:r>
+    </w:p>
+    <w:p>
+      <w:pPr>
+        <w:spacing w:after="120" w:line="288"/>
+      </w:pPr>
+      <w:r>
+        <w:rPr>
+          <w:rFonts w:ascii="Calibri" w:cs="Calibri" w:eastAsia="Calibri" w:hAnsi="Calibri"/>
+        </w:rPr>
+        <w:t xml:space="preserve">Outputs: </w:t>
+      </w:r>
+      <w:r>
+        <w:rPr>
+          <w:rFonts w:ascii="Consolas" w:cs="Consolas" w:eastAsia="Consolas" w:hAnsi="Consolas"/>
+          <w:color w:val="7A2E2E"/>
+          <w:sz w:val="19"/>
+          <w:szCs w:val="19"/>
+        </w:rPr>
+        <w:t xml:space="preserve">&lt;name&gt;.fill-required.cdx.json</w:t>
+      </w:r>
+      <w:r>
+        <w:rPr>
+          <w:rFonts w:ascii="Calibri" w:cs="Calibri" w:eastAsia="Calibri" w:hAnsi="Calibri"/>
+        </w:rPr>
+        <w:t xml:space="preserve"> (or </w:t>
+      </w:r>
+      <w:r>
+        <w:rPr>
+          <w:rFonts w:ascii="Consolas" w:cs="Consolas" w:eastAsia="Consolas" w:hAnsi="Consolas"/>
+          <w:color w:val="7A2E2E"/>
+          <w:sz w:val="19"/>
+          <w:szCs w:val="19"/>
+        </w:rPr>
+        <w:t xml:space="preserve">.fill-all</w:t>
+      </w:r>
+      <w:r>
+        <w:rPr>
+          <w:rFonts w:ascii="Calibri" w:cs="Calibri" w:eastAsia="Calibri" w:hAnsi="Calibri"/>
+        </w:rPr>
+        <w:t xml:space="preserve">, </w:t>
+      </w:r>
+      <w:r>
+        <w:rPr>
+          <w:rFonts w:ascii="Consolas" w:cs="Consolas" w:eastAsia="Consolas" w:hAnsi="Consolas"/>
+          <w:color w:val="7A2E2E"/>
+          <w:sz w:val="19"/>
+          <w:szCs w:val="19"/>
+        </w:rPr>
+        <w:t xml:space="preserve">.spdx</w:t>
+      </w:r>
+      <w:r>
+        <w:rPr>
+          <w:rFonts w:ascii="Calibri" w:cs="Calibri" w:eastAsia="Calibri" w:hAnsi="Calibri"/>
+        </w:rPr>
+        <w:t xml:space="preserve">) and a report </w:t>
+      </w:r>
+      <w:r>
+        <w:rPr>
+          <w:rFonts w:ascii="Consolas" w:cs="Consolas" w:eastAsia="Consolas" w:hAnsi="Consolas"/>
+          <w:color w:val="7A2E2E"/>
+          <w:sz w:val="19"/>
+          <w:szCs w:val="19"/>
+        </w:rPr>
+        <w:t xml:space="preserve">&lt;name&gt;.fill-required.cdx.report.json</w:t>
+      </w:r>
+      <w:r>
+        <w:rPr>
+          <w:rFonts w:ascii="Calibri" w:cs="Calibri" w:eastAsia="Calibri" w:hAnsi="Calibri"/>
+        </w:rPr>
+        <w:t xml:space="preserve"> that lists how the input was read, every repair, every converted or removed value, every added field with its source (derived, standard, default, enum, dummy) and everything skipped. Exit 0 means the output is schema-valid.</w:t>
       </w:r>
     </w:p>
     <w:p>
@@ -8463,7 +9971,7 @@
                 <w:sz w:val="18"/>
                 <w:szCs w:val="18"/>
               </w:rPr>
-              <w:t xml:space="preserve">Same as checkmarx, but CycloneDX 1.7 goes down to 1.6</w:t>
+              <w:t xml:space="preserve">Same versions as checkmarx (1.6 and 1.7 kept); used by the Jenkins stage</w:t>
             </w:r>
           </w:p>
         </w:tc>
@@ -14568,7 +16076,7 @@
         <w:rPr>
           <w:rFonts w:ascii="Calibri" w:cs="Calibri" w:eastAsia="Calibri" w:hAnsi="Calibri"/>
         </w:rPr>
-        <w:t xml:space="preserve"> profiles and uploads </w:t>
+        <w:t xml:space="preserve"> profiles (CycloneDX 1.6 and 1.7 are kept) and uploads </w:t>
       </w:r>
       <w:r>
         <w:rPr>
@@ -14583,7 +16091,7 @@
         <w:rPr>
           <w:rFonts w:ascii="Calibri" w:cs="Calibri" w:eastAsia="Calibri" w:hAnsi="Calibri"/>
         </w:rPr>
-        <w:t xml:space="preserve"> with the cx CLI (which reads CycloneDX up to 1.6). The quality score comes from the sbomqs in the Docker image.</w:t>
+        <w:t xml:space="preserve"> with the cx CLI. The quality score comes from the sbomqs in the Docker image.</w:t>
       </w:r>
     </w:p>
     <w:p>
@@ -30364,7 +31872,7 @@
         <w:pStyle w:val="ListParagraph"/>
         <w:numPr>
           <w:ilvl w:val="0"/>
-          <w:numId w:val="10"/>
+          <w:numId w:val="11"/>
         </w:numPr>
         <w:spacing w:after="80" w:line="276"/>
       </w:pPr>
@@ -30404,7 +31912,7 @@
         <w:pStyle w:val="ListParagraph"/>
         <w:numPr>
           <w:ilvl w:val="0"/>
-          <w:numId w:val="10"/>
+          <w:numId w:val="11"/>
         </w:numPr>
         <w:spacing w:after="80" w:line="276"/>
       </w:pPr>
@@ -30450,7 +31958,7 @@
         <w:pStyle w:val="ListParagraph"/>
         <w:numPr>
           <w:ilvl w:val="0"/>
-          <w:numId w:val="10"/>
+          <w:numId w:val="11"/>
         </w:numPr>
         <w:spacing w:after="80" w:line="276"/>
       </w:pPr>
@@ -30526,7 +32034,7 @@
         <w:pStyle w:val="ListParagraph"/>
         <w:numPr>
           <w:ilvl w:val="0"/>
-          <w:numId w:val="10"/>
+          <w:numId w:val="11"/>
         </w:numPr>
         <w:spacing w:after="80" w:line="276"/>
       </w:pPr>
@@ -31465,6 +32973,138 @@
                 <w:szCs w:val="16"/>
               </w:rPr>
               <w:t xml:space="preserve">sbom-fixer fix sbom.json -p checkmarx-cli --out out</w:t>
+            </w:r>
+          </w:p>
+        </w:tc>
+      </w:tr>
+      <w:tr>
+        <w:trPr>
+          <w:cantSplit/>
+        </w:trPr>
+        <w:tc>
+          <w:tcPr>
+            <w:tcW w:type="dxa" w:w="3521"/>
+            <w:tcBorders>
+              <w:top w:val="single" w:color="C9D1DC" w:sz="4"/>
+              <w:left w:val="single" w:color="C9D1DC" w:sz="4"/>
+              <w:bottom w:val="single" w:color="C9D1DC" w:sz="4"/>
+              <w:right w:val="single" w:color="C9D1DC" w:sz="4"/>
+            </w:tcBorders>
+            <w:tcMar>
+              <w:top w:type="dxa" w:w="60"/>
+              <w:left w:type="dxa" w:w="100"/>
+              <w:bottom w:type="dxa" w:w="60"/>
+              <w:right w:type="dxa" w:w="100"/>
+            </w:tcMar>
+          </w:tcPr>
+          <w:p>
+            <w:pPr>
+              <w:spacing w:after="0" w:line="260"/>
+            </w:pPr>
+            <w:r>
+              <w:rPr>
+                <w:rFonts w:ascii="Calibri" w:cs="Calibri" w:eastAsia="Calibri" w:hAnsi="Calibri"/>
+                <w:sz w:val="18"/>
+                <w:szCs w:val="18"/>
+              </w:rPr>
+              <w:t xml:space="preserve">Every mandatory field, any JSON</w:t>
+            </w:r>
+          </w:p>
+        </w:tc>
+        <w:tc>
+          <w:tcPr>
+            <w:tcW w:type="dxa" w:w="6117"/>
+            <w:tcBorders>
+              <w:top w:val="single" w:color="C9D1DC" w:sz="4"/>
+              <w:left w:val="single" w:color="C9D1DC" w:sz="4"/>
+              <w:bottom w:val="single" w:color="C9D1DC" w:sz="4"/>
+              <w:right w:val="single" w:color="C9D1DC" w:sz="4"/>
+            </w:tcBorders>
+            <w:tcMar>
+              <w:top w:type="dxa" w:w="60"/>
+              <w:left w:type="dxa" w:w="100"/>
+              <w:bottom w:type="dxa" w:w="60"/>
+              <w:right w:type="dxa" w:w="100"/>
+            </w:tcMar>
+          </w:tcPr>
+          <w:p>
+            <w:pPr>
+              <w:spacing w:after="0" w:line="260"/>
+            </w:pPr>
+            <w:r>
+              <w:rPr>
+                <w:rFonts w:ascii="Consolas" w:cs="Consolas" w:eastAsia="Consolas" w:hAnsi="Consolas"/>
+                <w:color w:val="7A2E2E"/>
+                <w:sz w:val="16"/>
+                <w:szCs w:val="16"/>
+              </w:rPr>
+              <w:t xml:space="preserve">sbom-fixer fill-required any.json --out out</w:t>
+            </w:r>
+          </w:p>
+        </w:tc>
+      </w:tr>
+      <w:tr>
+        <w:trPr>
+          <w:cantSplit/>
+        </w:trPr>
+        <w:tc>
+          <w:tcPr>
+            <w:tcW w:type="dxa" w:w="3521"/>
+            <w:tcBorders>
+              <w:top w:val="single" w:color="C9D1DC" w:sz="4"/>
+              <w:left w:val="single" w:color="C9D1DC" w:sz="4"/>
+              <w:bottom w:val="single" w:color="C9D1DC" w:sz="4"/>
+              <w:right w:val="single" w:color="C9D1DC" w:sz="4"/>
+            </w:tcBorders>
+            <w:tcMar>
+              <w:top w:type="dxa" w:w="60"/>
+              <w:left w:type="dxa" w:w="100"/>
+              <w:bottom w:type="dxa" w:w="60"/>
+              <w:right w:type="dxa" w:w="100"/>
+            </w:tcMar>
+          </w:tcPr>
+          <w:p>
+            <w:pPr>
+              <w:spacing w:after="0" w:line="260"/>
+            </w:pPr>
+            <w:r>
+              <w:rPr>
+                <w:rFonts w:ascii="Calibri" w:cs="Calibri" w:eastAsia="Calibri" w:hAnsi="Calibri"/>
+                <w:sz w:val="18"/>
+                <w:szCs w:val="18"/>
+              </w:rPr>
+              <w:t xml:space="preserve">Every schema field, any JSON</w:t>
+            </w:r>
+          </w:p>
+        </w:tc>
+        <w:tc>
+          <w:tcPr>
+            <w:tcW w:type="dxa" w:w="6117"/>
+            <w:tcBorders>
+              <w:top w:val="single" w:color="C9D1DC" w:sz="4"/>
+              <w:left w:val="single" w:color="C9D1DC" w:sz="4"/>
+              <w:bottom w:val="single" w:color="C9D1DC" w:sz="4"/>
+              <w:right w:val="single" w:color="C9D1DC" w:sz="4"/>
+            </w:tcBorders>
+            <w:tcMar>
+              <w:top w:type="dxa" w:w="60"/>
+              <w:left w:type="dxa" w:w="100"/>
+              <w:bottom w:type="dxa" w:w="60"/>
+              <w:right w:type="dxa" w:w="100"/>
+            </w:tcMar>
+          </w:tcPr>
+          <w:p>
+            <w:pPr>
+              <w:spacing w:after="0" w:line="260"/>
+            </w:pPr>
+            <w:r>
+              <w:rPr>
+                <w:rFonts w:ascii="Consolas" w:cs="Consolas" w:eastAsia="Consolas" w:hAnsi="Consolas"/>
+                <w:color w:val="7A2E2E"/>
+                <w:sz w:val="16"/>
+                <w:szCs w:val="16"/>
+              </w:rPr>
+              <w:t xml:space="preserve">sbom-fixer fill-all any.json --out out</w:t>
             </w:r>
           </w:p>
         </w:tc>
@@ -32250,6 +33890,12 @@
     </w:lvlOverride>
   </w:num>
   <w:num w:numId="10">
+    <w:abstractNumId w:val="4"/>
+    <w:lvlOverride w:ilvl="0">
+      <w:startOverride w:val="1"/>
+    </w:lvlOverride>
+  </w:num>
+  <w:num w:numId="11">
     <w:abstractNumId w:val="4"/>
     <w:lvlOverride w:ilvl="0">
       <w:startOverride w:val="1"/>

--- a/SBOM_Fixer_Rule_Book_And_Installation_guide.docx
+++ b/SBOM_Fixer_Rule_Book_And_Installation_guide.docx
@@ -253,7 +253,7 @@
                 <w:sz w:val="18"/>
                 <w:szCs w:val="18"/>
               </w:rPr>
-              <w:t xml:space="preserve">Repairs SBOMs at their declared version, steps down one version only when needed, and explains every change</w:t>
+              <w:t xml:space="preserve">Repairs SBOMs on their own schema version (never a downgrade unless --allow-downgrade), fills missing fields, and explains every change</w:t>
             </w:r>
           </w:p>
         </w:tc>
@@ -823,7 +823,7 @@
                 <w:sz w:val="18"/>
                 <w:szCs w:val="18"/>
               </w:rPr>
-              <w:t xml:space="preserve">The file is valid, but the consumer does not read that version (for example CycloneDX 1.8, newer than the tool knows)</w:t>
+              <w:t xml:space="preserve">The file declares a version the tool has no schema for (CycloneDX 1.8+)</w:t>
             </w:r>
           </w:p>
         </w:tc>
@@ -853,7 +853,7 @@
                 <w:sz w:val="18"/>
                 <w:szCs w:val="18"/>
               </w:rPr>
-              <w:t xml:space="preserve">Steps down one version at a time until a version is accepted</w:t>
+              <w:t xml:space="preserve">Brings it to 1.7, the newest known schema. Other versions are never changed (stepping down only with --allow-downgrade)</w:t>
             </w:r>
           </w:p>
         </w:tc>
@@ -1031,7 +1031,7 @@
         <w:rPr>
           <w:rFonts w:ascii="Calibri" w:cs="Calibri" w:eastAsia="Calibri" w:hAnsi="Calibri"/>
         </w:rPr>
-        <w:t xml:space="preserve">If not, go one version lower (for example 1.7 to 1.6), convert the fields that changed between those versions, and go back to step 2.</w:t>
+        <w:t xml:space="preserve">If errors remain that no rule can repair, resolve them on the same schema: convert a value of the wrong type when the meaning is clear (COERCE-001), otherwise remove the rejected value and report it as DATA_LOSS (COERCE-002). The version never changes (going one version lower needs --allow-downgrade).</w:t>
       </w:r>
     </w:p>
     <w:p>
@@ -1047,7 +1047,7 @@
         <w:rPr>
           <w:rFonts w:ascii="Calibri" w:cs="Calibri" w:eastAsia="Calibri" w:hAnsi="Calibri"/>
         </w:rPr>
-        <w:t xml:space="preserve">If even the lowest allowed version (the floor) is not OK, stop with exit code 2 and report every attempt.</w:t>
+        <w:t xml:space="preserve">If the file is still not valid, stop with exit code 2 and report the remaining errors. A version the profile does not list is kept with a warning (VER-KEEP).</w:t>
       </w:r>
     </w:p>
     <w:p>
@@ -4269,7 +4269,7 @@
         <w:rPr>
           <w:rFonts w:ascii="Calibri" w:cs="Calibri" w:eastAsia="Calibri" w:hAnsi="Calibri"/>
         </w:rPr>
-        <w:t xml:space="preserve">Expected: 308 passed.</w:t>
+        <w:t xml:space="preserve">Expected: 328 passed.</w:t>
       </w:r>
     </w:p>
     <w:p>
@@ -5069,7 +5069,7 @@
           <w:sz w:val="19"/>
           <w:szCs w:val="19"/>
         </w:rPr>
-        <w:t xml:space="preserve">--accepted 1.3,1.4,1.5,1.6</w:t>
+        <w:t xml:space="preserve">--allow-downgrade --accepted 1.3,1.4,1.5,1.6</w:t>
       </w:r>
       <w:r>
         <w:rPr>
@@ -9113,7 +9113,7 @@
                 <w:sz w:val="18"/>
                 <w:szCs w:val="18"/>
               </w:rPr>
-              <w:t xml:space="preserve">Read the notes header: unsupported format (XML, SPDX 3.0, tag-value), version below the floor, CycloneDX 2.x, or no version down to the floor was OK</w:t>
+              <w:t xml:space="preserve">Read the notes header: unsupported format (XML, SPDX 3.0, tag-value), a version with no schema (CycloneDX 1.0/1.1, 2.x), or schema errors that even the same-version coercion could not resolve</w:t>
             </w:r>
           </w:p>
         </w:tc>
@@ -10505,7 +10505,16 @@
                 <w:sz w:val="18"/>
                 <w:szCs w:val="18"/>
               </w:rPr>
-              <w:t xml:space="preserve">Lowest version the tool may step down to</w:t>
+              <w:t xml:space="preserve">Lowest version for </w:t>
+            </w:r>
+            <w:r>
+              <w:rPr>
+                <w:rFonts w:ascii="Consolas" w:cs="Consolas" w:eastAsia="Consolas" w:hAnsi="Consolas"/>
+                <w:color w:val="7A2E2E"/>
+                <w:sz w:val="16"/>
+                <w:szCs w:val="16"/>
+              </w:rPr>
+              <w:t xml:space="preserve">--allow-downgrade</w:t>
             </w:r>
           </w:p>
         </w:tc>
@@ -12028,6 +12037,163 @@
                 <w:szCs w:val="18"/>
               </w:rPr>
               <w:t xml:space="preserve"> gives exit 3 on any DATA_LOSS change</w:t>
+            </w:r>
+          </w:p>
+        </w:tc>
+      </w:tr>
+      <w:tr>
+        <w:trPr>
+          <w:cantSplit/>
+        </w:trPr>
+        <w:tc>
+          <w:tcPr>
+            <w:tcW w:type="dxa" w:w="3043"/>
+            <w:tcBorders>
+              <w:top w:val="single" w:color="C9D1DC" w:sz="4"/>
+              <w:left w:val="single" w:color="C9D1DC" w:sz="4"/>
+              <w:bottom w:val="single" w:color="C9D1DC" w:sz="4"/>
+              <w:right w:val="single" w:color="C9D1DC" w:sz="4"/>
+            </w:tcBorders>
+            <w:tcMar>
+              <w:top w:type="dxa" w:w="60"/>
+              <w:left w:type="dxa" w:w="100"/>
+              <w:bottom w:type="dxa" w:w="60"/>
+              <w:right w:type="dxa" w:w="100"/>
+            </w:tcMar>
+          </w:tcPr>
+          <w:p>
+            <w:pPr>
+              <w:spacing w:after="0" w:line="260"/>
+            </w:pPr>
+            <w:r>
+              <w:rPr>
+                <w:rFonts w:ascii="Consolas" w:cs="Consolas" w:eastAsia="Consolas" w:hAnsi="Consolas"/>
+                <w:color w:val="7A2E2E"/>
+                <w:sz w:val="16"/>
+                <w:szCs w:val="16"/>
+              </w:rPr>
+              <w:t xml:space="preserve">allow_downgrade</w:t>
+            </w:r>
+          </w:p>
+        </w:tc>
+        <w:tc>
+          <w:tcPr>
+            <w:tcW w:type="dxa" w:w="2409"/>
+            <w:tcBorders>
+              <w:top w:val="single" w:color="C9D1DC" w:sz="4"/>
+              <w:left w:val="single" w:color="C9D1DC" w:sz="4"/>
+              <w:bottom w:val="single" w:color="C9D1DC" w:sz="4"/>
+              <w:right w:val="single" w:color="C9D1DC" w:sz="4"/>
+            </w:tcBorders>
+            <w:tcMar>
+              <w:top w:type="dxa" w:w="60"/>
+              <w:left w:type="dxa" w:w="100"/>
+              <w:bottom w:type="dxa" w:w="60"/>
+              <w:right w:type="dxa" w:w="100"/>
+            </w:tcMar>
+          </w:tcPr>
+          <w:p>
+            <w:pPr>
+              <w:spacing w:after="0" w:line="260"/>
+            </w:pPr>
+            <w:r>
+              <w:rPr>
+                <w:rFonts w:ascii="Consolas" w:cs="Consolas" w:eastAsia="Consolas" w:hAnsi="Consolas"/>
+                <w:color w:val="7A2E2E"/>
+                <w:sz w:val="16"/>
+                <w:szCs w:val="16"/>
+              </w:rPr>
+              <w:t xml:space="preserve">true</w:t>
+            </w:r>
+            <w:r>
+              <w:rPr>
+                <w:rFonts w:ascii="Calibri" w:cs="Calibri" w:eastAsia="Calibri" w:hAnsi="Calibri"/>
+                <w:sz w:val="18"/>
+                <w:szCs w:val="18"/>
+              </w:rPr>
+              <w:t xml:space="preserve"> / </w:t>
+            </w:r>
+            <w:r>
+              <w:rPr>
+                <w:rFonts w:ascii="Consolas" w:cs="Consolas" w:eastAsia="Consolas" w:hAnsi="Consolas"/>
+                <w:color w:val="7A2E2E"/>
+                <w:sz w:val="16"/>
+                <w:szCs w:val="16"/>
+              </w:rPr>
+              <w:t xml:space="preserve">false</w:t>
+            </w:r>
+            <w:r>
+              <w:rPr>
+                <w:rFonts w:ascii="Calibri" w:cs="Calibri" w:eastAsia="Calibri" w:hAnsi="Calibri"/>
+                <w:sz w:val="18"/>
+                <w:szCs w:val="18"/>
+              </w:rPr>
+              <w:t xml:space="preserve"> (default </w:t>
+            </w:r>
+            <w:r>
+              <w:rPr>
+                <w:rFonts w:ascii="Consolas" w:cs="Consolas" w:eastAsia="Consolas" w:hAnsi="Consolas"/>
+                <w:color w:val="7A2E2E"/>
+                <w:sz w:val="16"/>
+                <w:szCs w:val="16"/>
+              </w:rPr>
+              <w:t xml:space="preserve">false</w:t>
+            </w:r>
+            <w:r>
+              <w:rPr>
+                <w:rFonts w:ascii="Calibri" w:cs="Calibri" w:eastAsia="Calibri" w:hAnsi="Calibri"/>
+                <w:sz w:val="18"/>
+                <w:szCs w:val="18"/>
+              </w:rPr>
+              <w:t xml:space="preserve">)</w:t>
+            </w:r>
+          </w:p>
+        </w:tc>
+        <w:tc>
+          <w:tcPr>
+            <w:tcW w:type="dxa" w:w="4186"/>
+            <w:tcBorders>
+              <w:top w:val="single" w:color="C9D1DC" w:sz="4"/>
+              <w:left w:val="single" w:color="C9D1DC" w:sz="4"/>
+              <w:bottom w:val="single" w:color="C9D1DC" w:sz="4"/>
+              <w:right w:val="single" w:color="C9D1DC" w:sz="4"/>
+            </w:tcBorders>
+            <w:tcMar>
+              <w:top w:type="dxa" w:w="60"/>
+              <w:left w:type="dxa" w:w="100"/>
+              <w:bottom w:type="dxa" w:w="60"/>
+              <w:right w:type="dxa" w:w="100"/>
+            </w:tcMar>
+          </w:tcPr>
+          <w:p>
+            <w:pPr>
+              <w:spacing w:after="0" w:line="260"/>
+            </w:pPr>
+            <w:r>
+              <w:rPr>
+                <w:rFonts w:ascii="Consolas" w:cs="Consolas" w:eastAsia="Consolas" w:hAnsi="Consolas"/>
+                <w:color w:val="7A2E2E"/>
+                <w:sz w:val="16"/>
+                <w:szCs w:val="16"/>
+              </w:rPr>
+              <w:t xml:space="preserve">true</w:t>
+            </w:r>
+            <w:r>
+              <w:rPr>
+                <w:rFonts w:ascii="Calibri" w:cs="Calibri" w:eastAsia="Calibri" w:hAnsi="Calibri"/>
+                <w:sz w:val="18"/>
+                <w:szCs w:val="18"/>
+              </w:rPr>
+              <w:t xml:space="preserve"> steps down one version when the file is not accepted; same as </w:t>
+            </w:r>
+            <w:r>
+              <w:rPr>
+                <w:rFonts w:ascii="Consolas" w:cs="Consolas" w:eastAsia="Consolas" w:hAnsi="Consolas"/>
+                <w:color w:val="7A2E2E"/>
+                <w:sz w:val="16"/>
+                <w:szCs w:val="16"/>
+              </w:rPr>
+              <w:t xml:space="preserve">--allow-downgrade</w:t>
             </w:r>
           </w:p>
         </w:tc>
@@ -16518,80 +16684,11 @@
             </w:pPr>
             <w:r>
               <w:rPr>
-                <w:rFonts w:ascii="Consolas" w:cs="Consolas" w:eastAsia="Consolas" w:hAnsi="Consolas"/>
-                <w:color w:val="7A2E2E"/>
-                <w:sz w:val="16"/>
-                <w:szCs w:val="16"/>
-              </w:rPr>
-              <w:t xml:space="preserve">CDX17-</w:t>
-            </w:r>
-            <w:r>
-              <w:rPr>
-                <w:rFonts w:ascii="Calibri" w:cs="Calibri" w:eastAsia="Calibri" w:hAnsi="Calibri"/>
-                <w:sz w:val="18"/>
-                <w:szCs w:val="18"/>
-              </w:rPr>
-              <w:t xml:space="preserve">, </w:t>
-            </w:r>
-            <w:r>
-              <w:rPr>
-                <w:rFonts w:ascii="Consolas" w:cs="Consolas" w:eastAsia="Consolas" w:hAnsi="Consolas"/>
-                <w:color w:val="7A2E2E"/>
-                <w:sz w:val="16"/>
-                <w:szCs w:val="16"/>
-              </w:rPr>
-              <w:t xml:space="preserve">CDX16-</w:t>
-            </w:r>
-            <w:r>
-              <w:rPr>
-                <w:rFonts w:ascii="Calibri" w:cs="Calibri" w:eastAsia="Calibri" w:hAnsi="Calibri"/>
-                <w:sz w:val="18"/>
-                <w:szCs w:val="18"/>
-              </w:rPr>
-              <w:t xml:space="preserve">, </w:t>
-            </w:r>
-            <w:r>
-              <w:rPr>
-                <w:rFonts w:ascii="Consolas" w:cs="Consolas" w:eastAsia="Consolas" w:hAnsi="Consolas"/>
-                <w:color w:val="7A2E2E"/>
-                <w:sz w:val="16"/>
-                <w:szCs w:val="16"/>
-              </w:rPr>
-              <w:t xml:space="preserve">CDX15-</w:t>
-            </w:r>
-            <w:r>
-              <w:rPr>
-                <w:rFonts w:ascii="Calibri" w:cs="Calibri" w:eastAsia="Calibri" w:hAnsi="Calibri"/>
-                <w:sz w:val="18"/>
-                <w:szCs w:val="18"/>
-              </w:rPr>
-              <w:t xml:space="preserve">, </w:t>
-            </w:r>
-            <w:r>
-              <w:rPr>
-                <w:rFonts w:ascii="Consolas" w:cs="Consolas" w:eastAsia="Consolas" w:hAnsi="Consolas"/>
-                <w:color w:val="7A2E2E"/>
-                <w:sz w:val="16"/>
-                <w:szCs w:val="16"/>
-              </w:rPr>
-              <w:t xml:space="preserve">CDX14-</w:t>
-            </w:r>
-            <w:r>
-              <w:rPr>
-                <w:rFonts w:ascii="Calibri" w:cs="Calibri" w:eastAsia="Calibri" w:hAnsi="Calibri"/>
-                <w:sz w:val="18"/>
-                <w:szCs w:val="18"/>
-              </w:rPr>
-              <w:t xml:space="preserve">, </w:t>
-            </w:r>
-            <w:r>
-              <w:rPr>
-                <w:rFonts w:ascii="Consolas" w:cs="Consolas" w:eastAsia="Consolas" w:hAnsi="Consolas"/>
-                <w:color w:val="7A2E2E"/>
-                <w:sz w:val="16"/>
-                <w:szCs w:val="16"/>
-              </w:rPr>
-              <w:t xml:space="preserve">SPDX23-</w:t>
+                <w:rFonts w:ascii="Calibri" w:cs="Calibri" w:eastAsia="Calibri" w:hAnsi="Calibri"/>
+                <w:sz w:val="18"/>
+                <w:szCs w:val="18"/>
+              </w:rPr>
+              <w:t xml:space="preserve">CDX17-, CDX16-, CDX15-, CDX14-, SPDX23-</w:t>
             </w:r>
           </w:p>
         </w:tc>
@@ -16651,7 +16748,7 @@
                 <w:sz w:val="18"/>
                 <w:szCs w:val="18"/>
               </w:rPr>
-              <w:t xml:space="preserve">Once, when stepping down from that version</w:t>
+              <w:t xml:space="preserve">Once, when stepping down from that version (only with --allow-downgrade)</w:t>
             </w:r>
           </w:p>
         </w:tc>
@@ -17339,29 +17436,11 @@
             </w:pPr>
             <w:r>
               <w:rPr>
-                <w:rFonts w:ascii="Consolas" w:cs="Consolas" w:eastAsia="Consolas" w:hAnsi="Consolas"/>
-                <w:color w:val="7A2E2E"/>
-                <w:sz w:val="16"/>
-                <w:szCs w:val="16"/>
-              </w:rPr>
-              <w:t xml:space="preserve">CDX-VER</w:t>
-            </w:r>
-            <w:r>
-              <w:rPr>
-                <w:rFonts w:ascii="Calibri" w:cs="Calibri" w:eastAsia="Calibri" w:hAnsi="Calibri"/>
-                <w:sz w:val="18"/>
-                <w:szCs w:val="18"/>
-              </w:rPr>
-              <w:t xml:space="preserve">, </w:t>
-            </w:r>
-            <w:r>
-              <w:rPr>
-                <w:rFonts w:ascii="Consolas" w:cs="Consolas" w:eastAsia="Consolas" w:hAnsi="Consolas"/>
-                <w:color w:val="7A2E2E"/>
-                <w:sz w:val="16"/>
-                <w:szCs w:val="16"/>
-              </w:rPr>
-              <w:t xml:space="preserve">SPDX-VER</w:t>
+                <w:rFonts w:ascii="Calibri" w:cs="Calibri" w:eastAsia="Calibri" w:hAnsi="Calibri"/>
+                <w:sz w:val="18"/>
+                <w:szCs w:val="18"/>
+              </w:rPr>
+              <w:t xml:space="preserve">CDX-VER, SPDX-VER</w:t>
             </w:r>
           </w:p>
         </w:tc>
@@ -17421,7 +17500,7 @@
                 <w:sz w:val="18"/>
                 <w:szCs w:val="18"/>
               </w:rPr>
-              <w:t xml:space="preserve">At each step down</w:t>
+              <w:t xml:space="preserve">At each step down (only with --allow-downgrade)</w:t>
             </w:r>
           </w:p>
         </w:tc>
@@ -17452,6 +17531,131 @@
                 <w:szCs w:val="18"/>
               </w:rPr>
               <w:t xml:space="preserve">The declared version was changed</w:t>
+            </w:r>
+          </w:p>
+        </w:tc>
+      </w:tr>
+      <w:tr>
+        <w:trPr>
+          <w:cantSplit/>
+        </w:trPr>
+        <w:tc>
+          <w:tcPr>
+            <w:tcW w:type="dxa" w:w="2319"/>
+            <w:tcBorders>
+              <w:top w:val="single" w:color="C9D1DC" w:sz="4"/>
+              <w:left w:val="single" w:color="C9D1DC" w:sz="4"/>
+              <w:bottom w:val="single" w:color="C9D1DC" w:sz="4"/>
+              <w:right w:val="single" w:color="C9D1DC" w:sz="4"/>
+            </w:tcBorders>
+            <w:tcMar>
+              <w:top w:type="dxa" w:w="60"/>
+              <w:left w:type="dxa" w:w="100"/>
+              <w:bottom w:type="dxa" w:w="60"/>
+              <w:right w:type="dxa" w:w="100"/>
+            </w:tcMar>
+          </w:tcPr>
+          <w:p>
+            <w:pPr>
+              <w:spacing w:after="0" w:line="260"/>
+            </w:pPr>
+            <w:r>
+              <w:rPr>
+                <w:rFonts w:ascii="Calibri" w:cs="Calibri" w:eastAsia="Calibri" w:hAnsi="Calibri"/>
+                <w:sz w:val="18"/>
+                <w:szCs w:val="18"/>
+              </w:rPr>
+              <w:t xml:space="preserve">COERCE-001/002, VER-KEEP</w:t>
+            </w:r>
+          </w:p>
+        </w:tc>
+        <w:tc>
+          <w:tcPr>
+            <w:tcW w:type="dxa" w:w="515"/>
+            <w:tcBorders>
+              <w:top w:val="single" w:color="C9D1DC" w:sz="4"/>
+              <w:left w:val="single" w:color="C9D1DC" w:sz="4"/>
+              <w:bottom w:val="single" w:color="C9D1DC" w:sz="4"/>
+              <w:right w:val="single" w:color="C9D1DC" w:sz="4"/>
+            </w:tcBorders>
+            <w:tcMar>
+              <w:top w:type="dxa" w:w="60"/>
+              <w:left w:type="dxa" w:w="100"/>
+              <w:bottom w:type="dxa" w:w="60"/>
+              <w:right w:type="dxa" w:w="100"/>
+            </w:tcMar>
+          </w:tcPr>
+          <w:p>
+            <w:pPr>
+              <w:spacing w:after="0" w:line="260"/>
+            </w:pPr>
+            <w:r>
+              <w:rPr>
+                <w:rFonts w:ascii="Calibri" w:cs="Calibri" w:eastAsia="Calibri" w:hAnsi="Calibri"/>
+                <w:sz w:val="18"/>
+                <w:szCs w:val="18"/>
+              </w:rPr>
+              <w:t xml:space="preserve">A</w:t>
+            </w:r>
+          </w:p>
+        </w:tc>
+        <w:tc>
+          <w:tcPr>
+            <w:tcW w:type="dxa" w:w="3401"/>
+            <w:tcBorders>
+              <w:top w:val="single" w:color="C9D1DC" w:sz="4"/>
+              <w:left w:val="single" w:color="C9D1DC" w:sz="4"/>
+              <w:bottom w:val="single" w:color="C9D1DC" w:sz="4"/>
+              <w:right w:val="single" w:color="C9D1DC" w:sz="4"/>
+            </w:tcBorders>
+            <w:tcMar>
+              <w:top w:type="dxa" w:w="60"/>
+              <w:left w:type="dxa" w:w="100"/>
+              <w:bottom w:type="dxa" w:w="60"/>
+              <w:right w:type="dxa" w:w="100"/>
+            </w:tcMar>
+          </w:tcPr>
+          <w:p>
+            <w:pPr>
+              <w:spacing w:after="0" w:line="260"/>
+            </w:pPr>
+            <w:r>
+              <w:rPr>
+                <w:rFonts w:ascii="Calibri" w:cs="Calibri" w:eastAsia="Calibri" w:hAnsi="Calibri"/>
+                <w:sz w:val="18"/>
+                <w:szCs w:val="18"/>
+              </w:rPr>
+              <w:t xml:space="preserve">At the declared version, after the repair rules</w:t>
+            </w:r>
+          </w:p>
+        </w:tc>
+        <w:tc>
+          <w:tcPr>
+            <w:tcW w:type="dxa" w:w="3403"/>
+            <w:tcBorders>
+              <w:top w:val="single" w:color="C9D1DC" w:sz="4"/>
+              <w:left w:val="single" w:color="C9D1DC" w:sz="4"/>
+              <w:bottom w:val="single" w:color="C9D1DC" w:sz="4"/>
+              <w:right w:val="single" w:color="C9D1DC" w:sz="4"/>
+            </w:tcBorders>
+            <w:tcMar>
+              <w:top w:type="dxa" w:w="60"/>
+              <w:left w:type="dxa" w:w="100"/>
+              <w:bottom w:type="dxa" w:w="60"/>
+              <w:right w:type="dxa" w:w="100"/>
+            </w:tcMar>
+          </w:tcPr>
+          <w:p>
+            <w:pPr>
+              <w:spacing w:after="0" w:line="260"/>
+            </w:pPr>
+            <w:r>
+              <w:rPr>
+                <w:rFonts w:ascii="Calibri" w:cs="Calibri" w:eastAsia="Calibri" w:hAnsi="Calibri"/>
+                <w:sz w:val="18"/>
+                <w:szCs w:val="18"/>
+              </w:rPr>
+              <w:t xml:space="preserve">Convert a wrong JSON type / remove a value the schema rejects; keep a version the profile does not list</w:t>
             </w:r>
           </w:p>
         </w:tc>
@@ -30718,7 +30922,7 @@
                 <w:sz w:val="18"/>
                 <w:szCs w:val="18"/>
               </w:rPr>
-              <w:t xml:space="preserve">Exit 2 with "below the floor"</w:t>
+              <w:t xml:space="preserve">Exit 2 with "has no vendored schema"</w:t>
             </w:r>
           </w:p>
         </w:tc>
@@ -30748,7 +30952,7 @@
                 <w:sz w:val="18"/>
                 <w:szCs w:val="18"/>
               </w:rPr>
-              <w:t xml:space="preserve">Very old version such as 1.2</w:t>
+              <w:t xml:space="preserve">CycloneDX 1.0 / 1.1 (XML-only versions) or 2.x</w:t>
             </w:r>
           </w:p>
         </w:tc>
@@ -30778,7 +30982,7 @@
                 <w:sz w:val="18"/>
                 <w:szCs w:val="18"/>
               </w:rPr>
-              <w:t xml:space="preserve">Regenerate with a newer generator version</w:t>
+              <w:t xml:space="preserve">Regenerate as CycloneDX JSON 1.2 or newer</w:t>
             </w:r>
           </w:p>
         </w:tc>
@@ -31853,7 +32057,7 @@
         <w:rPr>
           <w:rFonts w:ascii="Calibri" w:cs="Calibri" w:eastAsia="Calibri" w:hAnsi="Calibri"/>
         </w:rPr>
-        <w:t xml:space="preserve"> profile. Files at that version then stop stepping down. No code change is needed.</w:t>
+        <w:t xml:space="preserve"> profile so files at that version no longer get the VER-KEEP warning. No code change is needed (fix never changes the version anyway).</w:t>
       </w:r>
     </w:p>
     <w:p>
